--- a/oposicion/temario/tercer-ejercicio/3A14.docx
+++ b/oposicion/temario/tercer-ejercicio/3A14.docx
@@ -1758,6 +1758,7 @@
     <w:p>
       <w:pPr>
         <w:pStyle w:val="Esquema"/>
+        <w:keepLines/>
       </w:pPr>
       <w:r>
         <w:rPr>
@@ -2017,6 +2018,8 @@
     <w:p>
       <w:pPr>
         <w:pStyle w:val="Notaalopositor"/>
+        <w:keepNext/>
+        <w:keepLines/>
       </w:pPr>
       <w:r>
         <w:rPr>
@@ -2032,6 +2035,8 @@
     <w:p>
       <w:pPr>
         <w:pStyle w:val="Notaalopositor"/>
+        <w:keepNext/>
+        <w:keepLines/>
         <w:numPr>
           <w:ilvl w:val="0"/>
           <w:numId w:val="1009"/>
@@ -2231,6 +2236,8 @@
     <w:p>
       <w:pPr>
         <w:pStyle w:val="Notaalopositor"/>
+        <w:keepNext/>
+        <w:keepLines/>
         <w:numPr>
           <w:ilvl w:val="0"/>
           <w:numId w:val="1009"/>
@@ -2276,6 +2283,8 @@
     <w:p>
       <w:pPr>
         <w:pStyle w:val="Notaalopositor"/>
+        <w:keepNext/>
+        <w:keepLines/>
         <w:numPr>
           <w:ilvl w:val="0"/>
           <w:numId w:val="1009"/>
@@ -2298,6 +2307,7 @@
     <w:p>
       <w:pPr>
         <w:pStyle w:val="Notaalopositor"/>
+        <w:keepLines/>
         <w:numPr>
           <w:ilvl w:val="0"/>
           <w:numId w:val="1009"/>
@@ -2381,6 +2391,8 @@
     <w:p>
       <w:pPr>
         <w:pStyle w:val="Notaalopositor"/>
+        <w:keepNext/>
+        <w:keepLines/>
       </w:pPr>
       <w:r>
         <w:rPr>
@@ -2396,6 +2408,8 @@
     <w:p>
       <w:pPr>
         <w:pStyle w:val="Notaalopositor"/>
+        <w:keepNext/>
+        <w:keepLines/>
         <w:numPr>
           <w:ilvl w:val="0"/>
           <w:numId w:val="1010"/>
@@ -2418,6 +2432,8 @@
     <w:p>
       <w:pPr>
         <w:pStyle w:val="Notaalopositor"/>
+        <w:keepNext/>
+        <w:keepLines/>
         <w:numPr>
           <w:ilvl w:val="0"/>
           <w:numId w:val="1010"/>
@@ -2474,6 +2490,8 @@
     <w:p>
       <w:pPr>
         <w:pStyle w:val="Notaalopositor"/>
+        <w:keepNext/>
+        <w:keepLines/>
         <w:numPr>
           <w:ilvl w:val="0"/>
           <w:numId w:val="1010"/>
@@ -2521,6 +2539,8 @@
     <w:p>
       <w:pPr>
         <w:pStyle w:val="Notaalopositor"/>
+        <w:keepNext/>
+        <w:keepLines/>
         <w:numPr>
           <w:ilvl w:val="0"/>
           <w:numId w:val="1010"/>
@@ -2597,6 +2617,7 @@
     <w:p>
       <w:pPr>
         <w:pStyle w:val="Notaalopositor"/>
+        <w:keepLines/>
       </w:pPr>
       <w:r>
         <w:t xml:space="preserve">Son de profundización el juego sin estrategias dominadas, el recuadro sobre los nombres «estático» y «dinámico», el ciempiés, los refinamientos de la reputación y las notas al pie.</w:t>
@@ -4113,6 +4134,7 @@
       </w:tblGrid>
       <w:tr>
         <w:trPr>
+          <w:cantSplit/>
           <w:tblHeader w:val="on"/>
         </w:trPr>
         <w:tc>
@@ -4123,6 +4145,7 @@
         </w:tc>
         <w:tc>
           <w:tcPr>
+            <w:shd w:val="clear" w:color="auto" w:fill="DDEBF7"/>
             <w:vAlign w:val="center"/>
           </w:tcPr>
           <w:p>
@@ -4147,6 +4170,7 @@
         </w:tc>
         <w:tc>
           <w:tcPr>
+            <w:shd w:val="clear" w:color="auto" w:fill="DDEBF7"/>
             <w:vAlign w:val="center"/>
           </w:tcPr>
           <w:p>
@@ -4171,6 +4195,9 @@
         </w:tc>
       </w:tr>
       <w:tr>
+        <w:trPr>
+          <w:cantSplit/>
+        </w:trPr>
         <w:tc>
           <w:tcPr>
             <w:vAlign w:val="center"/>
@@ -4191,6 +4218,7 @@
         </w:tc>
         <w:tc>
           <w:tcPr>
+            <w:shd w:val="clear" w:color="auto" w:fill="E2EFD9"/>
             <w:vAlign w:val="center"/>
           </w:tcPr>
           <w:p>
@@ -4256,6 +4284,7 @@
         </w:tc>
         <w:tc>
           <w:tcPr>
+            <w:shd w:val="clear" w:color="auto" w:fill="E2EFD9"/>
             <w:vAlign w:val="center"/>
           </w:tcPr>
           <w:p>
@@ -4337,6 +4366,9 @@
         </w:tc>
       </w:tr>
       <w:tr>
+        <w:trPr>
+          <w:cantSplit/>
+        </w:trPr>
         <w:tc>
           <w:tcPr>
             <w:vAlign w:val="center"/>
@@ -4357,6 +4389,7 @@
         </w:tc>
         <w:tc>
           <w:tcPr>
+            <w:shd w:val="clear" w:color="auto" w:fill="E2EFD9"/>
             <w:vAlign w:val="center"/>
           </w:tcPr>
           <w:p>
@@ -4422,6 +4455,7 @@
         </w:tc>
         <w:tc>
           <w:tcPr>
+            <w:shd w:val="clear" w:color="auto" w:fill="E2EFD9"/>
             <w:vAlign w:val="center"/>
           </w:tcPr>
           <w:p>
@@ -4470,8 +4504,12 @@
         </w:tc>
       </w:tr>
       <w:tr>
+        <w:trPr>
+          <w:cantSplit/>
+        </w:trPr>
         <w:tc>
           <w:tcPr>
+            <w:shd w:val="clear" w:color="auto" w:fill="FBE4D5"/>
             <w:vAlign w:val="center"/>
           </w:tcPr>
           <w:p>
@@ -4491,6 +4529,7 @@
         <w:tc>
           <w:tcPr>
             <w:gridSpan w:val="2"/>
+            <w:shd w:val="clear" w:color="auto" w:fill="FBE4D5"/>
             <w:vAlign w:val="center"/>
           </w:tcPr>
           <w:p>
@@ -5938,6 +5977,9 @@
         <w:gridCol w:w="2640"/>
       </w:tblGrid>
       <w:tr>
+        <w:trPr>
+          <w:cantSplit/>
+        </w:trPr>
         <w:tc>
           <w:tcPr>
             <w:vAlign w:val="center"/>
@@ -5986,6 +6028,9 @@
         </w:tc>
       </w:tr>
       <w:tr>
+        <w:trPr>
+          <w:cantSplit/>
+        </w:trPr>
         <w:tc>
           <w:tcPr>
             <w:vAlign w:val="center"/>
@@ -6083,6 +6128,9 @@
         </w:tc>
       </w:tr>
       <w:tr>
+        <w:trPr>
+          <w:cantSplit/>
+        </w:trPr>
         <w:tc>
           <w:tcPr>
             <w:vAlign w:val="center"/>
@@ -6145,6 +6193,7 @@
         </w:tc>
         <w:tc>
           <w:tcPr>
+            <w:shd w:val="clear" w:color="auto" w:fill="E2EFD9"/>
             <w:vAlign w:val="center"/>
           </w:tcPr>
           <w:p>
@@ -7002,6 +7051,7 @@
     <w:p>
       <w:pPr>
         <w:pStyle w:val="Funcionclave"/>
+        <w:keepLines/>
       </w:pPr>
       <m:oMathPara>
         <m:oMathParaPr>
@@ -8059,6 +8109,9 @@
         <w:gridCol w:w="1980"/>
       </w:tblGrid>
       <w:tr>
+        <w:trPr>
+          <w:cantSplit/>
+        </w:trPr>
         <w:tc>
           <w:tcPr>
             <w:vAlign w:val="center"/>
@@ -8125,6 +8178,9 @@
         </w:tc>
       </w:tr>
       <w:tr>
+        <w:trPr>
+          <w:cantSplit/>
+        </w:trPr>
         <w:tc>
           <w:tcPr>
             <w:vAlign w:val="center"/>
@@ -8264,6 +8320,9 @@
         </w:tc>
       </w:tr>
       <w:tr>
+        <w:trPr>
+          <w:cantSplit/>
+        </w:trPr>
         <w:tc>
           <w:tcPr>
             <w:vAlign w:val="center"/>
@@ -8403,6 +8462,9 @@
         </w:tc>
       </w:tr>
       <w:tr>
+        <w:trPr>
+          <w:cantSplit/>
+        </w:trPr>
         <w:tc>
           <w:tcPr>
             <w:vAlign w:val="center"/>
@@ -8493,6 +8555,7 @@
         </w:tc>
         <w:tc>
           <w:tcPr>
+            <w:shd w:val="clear" w:color="auto" w:fill="E2EFD9"/>
             <w:vAlign w:val="center"/>
           </w:tcPr>
           <w:p>
@@ -11218,6 +11281,8 @@
     <w:p>
       <w:pPr>
         <w:pStyle w:val="Cajadeanotaciones"/>
+        <w:keepNext/>
+        <w:keepLines/>
       </w:pPr>
       <w:r>
         <w:rPr>
@@ -11262,6 +11327,8 @@
     <w:p>
       <w:pPr>
         <w:pStyle w:val="Cajadeanotaciones"/>
+        <w:keepNext/>
+        <w:keepLines/>
         <w:numPr>
           <w:ilvl w:val="0"/>
           <w:numId w:val="1039"/>
@@ -11521,6 +11588,8 @@
     <w:p>
       <w:pPr>
         <w:pStyle w:val="Cajadeanotaciones"/>
+        <w:keepNext/>
+        <w:keepLines/>
       </w:pPr>
       <m:oMathPara>
         <m:oMathParaPr>
@@ -11687,6 +11756,8 @@
     <w:p>
       <w:pPr>
         <w:pStyle w:val="Cajadeanotaciones"/>
+        <w:keepNext/>
+        <w:keepLines/>
         <w:numPr>
           <w:ilvl w:val="0"/>
           <w:numId w:val="1000"/>
@@ -11743,6 +11814,8 @@
     <w:p>
       <w:pPr>
         <w:pStyle w:val="Cajadeanotaciones"/>
+        <w:keepNext/>
+        <w:keepLines/>
         <w:numPr>
           <w:ilvl w:val="0"/>
           <w:numId w:val="1039"/>
@@ -11789,6 +11862,7 @@
     <w:p>
       <w:pPr>
         <w:pStyle w:val="Cajadeanotaciones"/>
+        <w:keepLines/>
         <w:numPr>
           <w:ilvl w:val="0"/>
           <w:numId w:val="1039"/>
@@ -12728,6 +12802,7 @@
     <w:p>
       <w:pPr>
         <w:pStyle w:val="Funcionclave"/>
+        <w:keepLines/>
       </w:pPr>
       <m:oMathPara>
         <m:oMathParaPr>
@@ -13101,10 +13176,12 @@
       </w:tblGrid>
       <w:tr>
         <w:trPr>
+          <w:cantSplit/>
           <w:tblHeader w:val="on"/>
         </w:trPr>
         <w:tc>
           <w:tcPr>
+            <w:shd w:val="clear" w:color="auto" w:fill="DDEBF7"/>
             <w:vAlign w:val="center"/>
           </w:tcPr>
           <w:p>
@@ -13123,6 +13200,7 @@
         </w:tc>
         <w:tc>
           <w:tcPr>
+            <w:shd w:val="clear" w:color="auto" w:fill="DDEBF7"/>
             <w:vAlign w:val="center"/>
           </w:tcPr>
           <w:p>
@@ -13141,6 +13219,7 @@
         </w:tc>
         <w:tc>
           <w:tcPr>
+            <w:shd w:val="clear" w:color="auto" w:fill="DDEBF7"/>
             <w:vAlign w:val="center"/>
           </w:tcPr>
           <w:p>
@@ -13159,6 +13238,9 @@
         </w:tc>
       </w:tr>
       <w:tr>
+        <w:trPr>
+          <w:cantSplit/>
+        </w:trPr>
         <w:tc>
           <w:tcPr>
             <w:vAlign w:val="center"/>
@@ -13203,6 +13285,9 @@
         </w:tc>
       </w:tr>
       <w:tr>
+        <w:trPr>
+          <w:cantSplit/>
+        </w:trPr>
         <w:tc>
           <w:tcPr>
             <w:vAlign w:val="center"/>
@@ -13300,6 +13385,9 @@
         </w:tc>
       </w:tr>
       <w:tr>
+        <w:trPr>
+          <w:cantSplit/>
+        </w:trPr>
         <w:tc>
           <w:tcPr>
             <w:vAlign w:val="center"/>
@@ -13400,6 +13488,9 @@
         </w:tc>
       </w:tr>
       <w:tr>
+        <w:trPr>
+          <w:cantSplit/>
+        </w:trPr>
         <w:tc>
           <w:tcPr>
             <w:vAlign w:val="center"/>
@@ -13454,6 +13545,9 @@
         </w:tc>
       </w:tr>
       <w:tr>
+        <w:trPr>
+          <w:cantSplit/>
+        </w:trPr>
         <w:tc>
           <w:tcPr>
             <w:vAlign w:val="center"/>
@@ -14659,6 +14753,8 @@
     <w:p>
       <w:pPr>
         <w:pStyle w:val="Notaalopositor"/>
+        <w:keepNext/>
+        <w:keepLines/>
       </w:pPr>
       <w:r>
         <w:rPr>
@@ -14674,6 +14770,8 @@
     <w:p>
       <w:pPr>
         <w:pStyle w:val="Notaalopositor"/>
+        <w:keepNext/>
+        <w:keepLines/>
         <w:numPr>
           <w:ilvl w:val="0"/>
           <w:numId w:val="1053"/>
@@ -14765,6 +14863,8 @@
     <w:p>
       <w:pPr>
         <w:pStyle w:val="Notaalopositor"/>
+        <w:keepNext/>
+        <w:keepLines/>
         <w:numPr>
           <w:ilvl w:val="0"/>
           <w:numId w:val="1053"/>
@@ -14814,6 +14914,8 @@
     <w:p>
       <w:pPr>
         <w:pStyle w:val="Notaalopositor"/>
+        <w:keepNext/>
+        <w:keepLines/>
         <w:numPr>
           <w:ilvl w:val="0"/>
           <w:numId w:val="1053"/>
@@ -14924,6 +15026,7 @@
     <w:p>
       <w:pPr>
         <w:pStyle w:val="Notaalopositor"/>
+        <w:keepLines/>
       </w:pPr>
       <w:r>
         <w:t xml:space="preserve">Son de profundización los refinamientos de las creencias, el juego de mayoría sin núcleo, los axiomas del valor de</w:t>
@@ -20141,6 +20244,7 @@
     <w:p>
       <w:pPr>
         <w:pStyle w:val="Funcionclave"/>
+        <w:keepLines/>
       </w:pPr>
       <m:oMathPara>
         <m:oMathParaPr>
@@ -24549,6 +24653,8 @@
     <w:p>
       <w:pPr>
         <w:pStyle w:val="Notaalopositor"/>
+        <w:keepNext/>
+        <w:keepLines/>
       </w:pPr>
       <w:r>
         <w:rPr>
@@ -24586,6 +24692,8 @@
     <w:p>
       <w:pPr>
         <w:pStyle w:val="Notaalopositor"/>
+        <w:keepNext/>
+        <w:keepLines/>
         <w:numPr>
           <w:ilvl w:val="0"/>
           <w:numId w:val="1081"/>
@@ -24675,6 +24783,8 @@
     <w:p>
       <w:pPr>
         <w:pStyle w:val="Notaalopositor"/>
+        <w:keepNext/>
+        <w:keepLines/>
         <w:numPr>
           <w:ilvl w:val="0"/>
           <w:numId w:val="1081"/>
@@ -24697,6 +24807,8 @@
     <w:p>
       <w:pPr>
         <w:pStyle w:val="Notaalopositor"/>
+        <w:keepNext/>
+        <w:keepLines/>
         <w:numPr>
           <w:ilvl w:val="0"/>
           <w:numId w:val="1081"/>
@@ -24833,6 +24945,7 @@
       <w:pPr>
         <w:pStyle w:val="Notaalopositor"/>
         <w:keepNext/>
+        <w:keepLines/>
         <w:numPr>
           <w:ilvl w:val="0"/>
           <w:numId w:val="1081"/>
@@ -24855,6 +24968,8 @@
     <w:p>
       <w:pPr>
         <w:pStyle w:val="Notaalopositor"/>
+        <w:keepNext/>
+        <w:keepLines/>
         <w:numPr>
           <w:ilvl w:val="1"/>
           <w:numId w:val="1082"/>
@@ -24867,6 +24982,8 @@
     <w:p>
       <w:pPr>
         <w:pStyle w:val="Notaalopositor"/>
+        <w:keepNext/>
+        <w:keepLines/>
         <w:numPr>
           <w:ilvl w:val="1"/>
           <w:numId w:val="1082"/>
@@ -24995,6 +25112,8 @@
     <w:p>
       <w:pPr>
         <w:pStyle w:val="Notaalopositor"/>
+        <w:keepNext/>
+        <w:keepLines/>
         <w:numPr>
           <w:ilvl w:val="1"/>
           <w:numId w:val="1082"/>
@@ -25029,6 +25148,8 @@
     <w:p>
       <w:pPr>
         <w:pStyle w:val="Notaalopositor"/>
+        <w:keepNext/>
+        <w:keepLines/>
         <w:numPr>
           <w:ilvl w:val="1"/>
           <w:numId w:val="1082"/>
@@ -25052,6 +25173,8 @@
     <w:p>
       <w:pPr>
         <w:pStyle w:val="Notaalopositor"/>
+        <w:keepNext/>
+        <w:keepLines/>
         <w:numPr>
           <w:ilvl w:val="1"/>
           <w:numId w:val="1082"/>
@@ -25064,6 +25187,8 @@
     <w:p>
       <w:pPr>
         <w:pStyle w:val="Notaalopositor"/>
+        <w:keepNext/>
+        <w:keepLines/>
         <w:numPr>
           <w:ilvl w:val="1"/>
           <w:numId w:val="1082"/>
@@ -25076,6 +25201,8 @@
     <w:p>
       <w:pPr>
         <w:pStyle w:val="Notaalopositor"/>
+        <w:keepNext/>
+        <w:keepLines/>
         <w:numPr>
           <w:ilvl w:val="1"/>
           <w:numId w:val="1082"/>
@@ -25099,6 +25226,7 @@
     <w:p>
       <w:pPr>
         <w:pStyle w:val="Notaalopositor"/>
+        <w:keepLines/>
       </w:pPr>
       <w:r>
         <w:t xml:space="preserve">Son de profundización la subasta óptima en detalle, la aversión al riesgo, la asimetría, los valores afiliados, la evidencia, los nuevos formatos, los datos de España y la UE, las derivaciones del anexo </w:t>
@@ -27699,10 +27827,12 @@
       </w:tblGrid>
       <w:tr>
         <w:trPr>
+          <w:cantSplit/>
           <w:tblHeader w:val="on"/>
         </w:trPr>
         <w:tc>
           <w:tcPr>
+            <w:shd w:val="clear" w:color="auto" w:fill="DDEBF7"/>
             <w:vAlign w:val="center"/>
           </w:tcPr>
           <w:p>
@@ -27721,6 +27851,7 @@
         </w:tc>
         <w:tc>
           <w:tcPr>
+            <w:shd w:val="clear" w:color="auto" w:fill="DDEBF7"/>
             <w:vAlign w:val="center"/>
           </w:tcPr>
           <w:p>
@@ -27739,6 +27870,7 @@
         </w:tc>
         <w:tc>
           <w:tcPr>
+            <w:shd w:val="clear" w:color="auto" w:fill="DDEBF7"/>
             <w:vAlign w:val="center"/>
           </w:tcPr>
           <w:p>
@@ -27757,6 +27889,7 @@
         </w:tc>
         <w:tc>
           <w:tcPr>
+            <w:shd w:val="clear" w:color="auto" w:fill="DDEBF7"/>
             <w:vAlign w:val="center"/>
           </w:tcPr>
           <w:p>
@@ -27775,6 +27908,9 @@
         </w:tc>
       </w:tr>
       <w:tr>
+        <w:trPr>
+          <w:cantSplit/>
+        </w:trPr>
         <w:tc>
           <w:tcPr>
             <w:vAlign w:val="center"/>
@@ -27882,6 +28018,9 @@
         </w:tc>
       </w:tr>
       <w:tr>
+        <w:trPr>
+          <w:cantSplit/>
+        </w:trPr>
         <w:tc>
           <w:tcPr>
             <w:vAlign w:val="center"/>
@@ -28014,6 +28153,9 @@
         </w:tc>
       </w:tr>
       <w:tr>
+        <w:trPr>
+          <w:cantSplit/>
+        </w:trPr>
         <w:tc>
           <w:tcPr>
             <w:vAlign w:val="center"/>
@@ -28229,6 +28371,9 @@
         </w:tc>
       </w:tr>
       <w:tr>
+        <w:trPr>
+          <w:cantSplit/>
+        </w:trPr>
         <w:tc>
           <w:tcPr>
             <w:vAlign w:val="center"/>
@@ -28310,9 +28455,13 @@
         </w:tc>
       </w:tr>
       <w:tr>
+        <w:trPr>
+          <w:cantSplit/>
+        </w:trPr>
         <w:tc>
           <w:tcPr>
             <w:gridSpan w:val="4"/>
+            <w:shd w:val="clear" w:color="auto" w:fill="E2EFD9"/>
             <w:vAlign w:val="center"/>
           </w:tcPr>
           <w:p>
@@ -29727,6 +29876,7 @@
     <w:p>
       <w:pPr>
         <w:pStyle w:val="Funcionclave"/>
+        <w:keepLines/>
       </w:pPr>
       <m:oMathPara>
         <m:oMathParaPr>
@@ -37448,6 +37598,9 @@
         <w:gridCol w:w="2640"/>
       </w:tblGrid>
       <w:tr>
+        <w:trPr>
+          <w:cantSplit/>
+        </w:trPr>
         <w:tc>
           <w:tcPr>
             <w:vAlign w:val="center"/>
@@ -37519,6 +37672,9 @@
         </w:tc>
       </w:tr>
       <w:tr>
+        <w:trPr>
+          <w:cantSplit/>
+        </w:trPr>
         <w:tc>
           <w:tcPr>
             <w:vAlign w:val="center"/>
@@ -37646,6 +37802,9 @@
         </w:tc>
       </w:tr>
       <w:tr>
+        <w:trPr>
+          <w:cantSplit/>
+        </w:trPr>
         <w:tc>
           <w:tcPr>
             <w:vAlign w:val="center"/>
@@ -41174,10 +41333,12 @@
       </w:tblGrid>
       <w:tr>
         <w:trPr>
+          <w:cantSplit/>
           <w:tblHeader w:val="on"/>
         </w:trPr>
         <w:tc>
           <w:tcPr>
+            <w:shd w:val="clear" w:color="auto" w:fill="DDEBF7"/>
             <w:vAlign w:val="center"/>
           </w:tcPr>
           <w:p>
@@ -41199,6 +41360,7 @@
         </w:tc>
         <w:tc>
           <w:tcPr>
+            <w:shd w:val="clear" w:color="auto" w:fill="DDEBF7"/>
             <w:vAlign w:val="center"/>
           </w:tcPr>
           <w:p>
@@ -41217,6 +41379,7 @@
         </w:tc>
         <w:tc>
           <w:tcPr>
+            <w:shd w:val="clear" w:color="auto" w:fill="DDEBF7"/>
             <w:vAlign w:val="center"/>
           </w:tcPr>
           <w:p>
@@ -41235,6 +41398,7 @@
         </w:tc>
         <w:tc>
           <w:tcPr>
+            <w:shd w:val="clear" w:color="auto" w:fill="DDEBF7"/>
             <w:vAlign w:val="center"/>
           </w:tcPr>
           <w:p>
@@ -41253,6 +41417,9 @@
         </w:tc>
       </w:tr>
       <w:tr>
+        <w:trPr>
+          <w:cantSplit/>
+        </w:trPr>
         <w:tc>
           <w:tcPr>
             <w:vAlign w:val="center"/>
@@ -41311,6 +41478,9 @@
         </w:tc>
       </w:tr>
       <w:tr>
+        <w:trPr>
+          <w:cantSplit/>
+        </w:trPr>
         <w:tc>
           <w:tcPr>
             <w:vAlign w:val="center"/>
@@ -41369,6 +41539,9 @@
         </w:tc>
       </w:tr>
       <w:tr>
+        <w:trPr>
+          <w:cantSplit/>
+        </w:trPr>
         <w:tc>
           <w:tcPr>
             <w:vAlign w:val="center"/>
@@ -41427,6 +41600,9 @@
         </w:tc>
       </w:tr>
       <w:tr>
+        <w:trPr>
+          <w:cantSplit/>
+        </w:trPr>
         <w:tc>
           <w:tcPr>
             <w:vAlign w:val="center"/>
@@ -41485,6 +41661,9 @@
         </w:tc>
       </w:tr>
       <w:tr>
+        <w:trPr>
+          <w:cantSplit/>
+        </w:trPr>
         <w:tc>
           <w:tcPr>
             <w:vAlign w:val="center"/>
@@ -41543,6 +41722,9 @@
         </w:tc>
       </w:tr>
       <w:tr>
+        <w:trPr>
+          <w:cantSplit/>
+        </w:trPr>
         <w:tc>
           <w:tcPr>
             <w:vAlign w:val="center"/>
@@ -41601,8 +41783,12 @@
         </w:tc>
       </w:tr>
       <w:tr>
+        <w:trPr>
+          <w:cantSplit/>
+        </w:trPr>
         <w:tc>
           <w:tcPr>
+            <w:shd w:val="clear" w:color="auto" w:fill="E2EFD9"/>
             <w:vAlign w:val="center"/>
           </w:tcPr>
           <w:p>
@@ -41624,6 +41810,7 @@
         </w:tc>
         <w:tc>
           <w:tcPr>
+            <w:shd w:val="clear" w:color="auto" w:fill="E2EFD9"/>
             <w:vAlign w:val="center"/>
           </w:tcPr>
           <w:p>
@@ -41655,6 +41842,7 @@
         </w:tc>
         <w:tc>
           <w:tcPr>
+            <w:shd w:val="clear" w:color="auto" w:fill="E2EFD9"/>
             <w:vAlign w:val="center"/>
           </w:tcPr>
           <w:p>
@@ -41686,6 +41874,7 @@
         </w:tc>
         <w:tc>
           <w:tcPr>
+            <w:shd w:val="clear" w:color="auto" w:fill="E2EFD9"/>
             <w:vAlign w:val="center"/>
           </w:tcPr>
           <w:p>
@@ -44977,6 +45166,9 @@
         <w:gridCol w:w="2640"/>
       </w:tblGrid>
       <w:tr>
+        <w:trPr>
+          <w:cantSplit/>
+        </w:trPr>
         <w:tc>
           <w:tcPr>
             <w:vAlign w:val="center"/>
@@ -45025,6 +45217,9 @@
         </w:tc>
       </w:tr>
       <w:tr>
+        <w:trPr>
+          <w:cantSplit/>
+        </w:trPr>
         <w:tc>
           <w:tcPr>
             <w:vAlign w:val="center"/>
@@ -45140,6 +45335,9 @@
         </w:tc>
       </w:tr>
       <w:tr>
+        <w:trPr>
+          <w:cantSplit/>
+        </w:trPr>
         <w:tc>
           <w:tcPr>
             <w:vAlign w:val="center"/>
@@ -45208,6 +45406,7 @@
         </w:tc>
         <w:tc>
           <w:tcPr>
+            <w:shd w:val="clear" w:color="auto" w:fill="E2EFD9"/>
             <w:vAlign w:val="center"/>
           </w:tcPr>
           <w:p>
@@ -45685,6 +45884,9 @@
         <w:gridCol w:w="2640"/>
       </w:tblGrid>
       <w:tr>
+        <w:trPr>
+          <w:cantSplit/>
+        </w:trPr>
         <w:tc>
           <w:tcPr>
             <w:vAlign w:val="center"/>
@@ -45733,6 +45935,9 @@
         </w:tc>
       </w:tr>
       <w:tr>
+        <w:trPr>
+          <w:cantSplit/>
+        </w:trPr>
         <w:tc>
           <w:tcPr>
             <w:vAlign w:val="center"/>
@@ -45753,6 +45958,7 @@
         </w:tc>
         <w:tc>
           <w:tcPr>
+            <w:shd w:val="clear" w:color="auto" w:fill="E2EFD9"/>
             <w:vAlign w:val="center"/>
           </w:tcPr>
           <w:p>
@@ -45837,6 +46043,9 @@
         </w:tc>
       </w:tr>
       <w:tr>
+        <w:trPr>
+          <w:cantSplit/>
+        </w:trPr>
         <w:tc>
           <w:tcPr>
             <w:vAlign w:val="center"/>
@@ -45892,6 +46101,7 @@
         </w:tc>
         <w:tc>
           <w:tcPr>
+            <w:shd w:val="clear" w:color="auto" w:fill="E2EFD9"/>
             <w:vAlign w:val="center"/>
           </w:tcPr>
           <w:p>
@@ -46490,6 +46700,9 @@
         <w:gridCol w:w="2640"/>
       </w:tblGrid>
       <w:tr>
+        <w:trPr>
+          <w:cantSplit/>
+        </w:trPr>
         <w:tc>
           <w:tcPr>
             <w:vAlign w:val="center"/>
@@ -46538,6 +46751,9 @@
         </w:tc>
       </w:tr>
       <w:tr>
+        <w:trPr>
+          <w:cantSplit/>
+        </w:trPr>
         <w:tc>
           <w:tcPr>
             <w:vAlign w:val="center"/>
@@ -46593,6 +46809,7 @@
         </w:tc>
         <w:tc>
           <w:tcPr>
+            <w:shd w:val="clear" w:color="auto" w:fill="E2EFD9"/>
             <w:vAlign w:val="center"/>
           </w:tcPr>
           <w:p>
@@ -46648,6 +46865,9 @@
         </w:tc>
       </w:tr>
       <w:tr>
+        <w:trPr>
+          <w:cantSplit/>
+        </w:trPr>
         <w:tc>
           <w:tcPr>
             <w:vAlign w:val="center"/>
@@ -46668,6 +46888,7 @@
         </w:tc>
         <w:tc>
           <w:tcPr>
+            <w:shd w:val="clear" w:color="auto" w:fill="E2EFD9"/>
             <w:vAlign w:val="center"/>
           </w:tcPr>
           <w:p>
@@ -54911,8 +55132,8 @@
       </w:rPr>
     </w:lvl>
   </w:abstractNum>
-  <w:abstractNum w:abstractNumId="99201">
-    <w:nsid w:val="00A99201"/>
+  <w:abstractNum w:abstractNumId="99411">
+    <w:nsid w:val="00A99411"/>
     <w:multiLevelType w:val="multilevel"/>
     <w:lvl w:ilvl="0">
       <w:start w:val="1"/>
@@ -54925,7 +55146,7 @@
     </w:lvl>
     <w:lvl w:ilvl="1">
       <w:start w:val="1"/>
-      <w:numFmt w:val="lowerLetter"/>
+      <w:numFmt w:val="decimal"/>
       <w:lvlText w:val="%2."/>
       <w:lvlJc w:val="left"/>
       <w:pPr>
@@ -54934,7 +55155,7 @@
     </w:lvl>
     <w:lvl w:ilvl="2">
       <w:start w:val="1"/>
-      <w:numFmt w:val="lowerRoman"/>
+      <w:numFmt w:val="decimal"/>
       <w:lvlText w:val="%3."/>
       <w:lvlJc w:val="left"/>
       <w:pPr>
@@ -54952,7 +55173,7 @@
     </w:lvl>
     <w:lvl w:ilvl="4">
       <w:start w:val="1"/>
-      <w:numFmt w:val="lowerLetter"/>
+      <w:numFmt w:val="decimal"/>
       <w:lvlText w:val="%5."/>
       <w:lvlJc w:val="left"/>
       <w:pPr>
@@ -54961,7 +55182,7 @@
     </w:lvl>
     <w:lvl w:ilvl="5">
       <w:start w:val="1"/>
-      <w:numFmt w:val="lowerRoman"/>
+      <w:numFmt w:val="decimal"/>
       <w:lvlText w:val="%6."/>
       <w:lvlJc w:val="left"/>
       <w:pPr>
@@ -54979,7 +55200,7 @@
     </w:lvl>
     <w:lvl w:ilvl="7">
       <w:start w:val="1"/>
-      <w:numFmt w:val="lowerLetter"/>
+      <w:numFmt w:val="decimal"/>
       <w:lvlText w:val="%8."/>
       <w:lvlJc w:val="left"/>
       <w:pPr>
@@ -54988,7 +55209,7 @@
     </w:lvl>
     <w:lvl w:ilvl="8">
       <w:start w:val="1"/>
-      <w:numFmt w:val="lowerRoman"/>
+      <w:numFmt w:val="decimal"/>
       <w:lvlText w:val="%9."/>
       <w:lvlJc w:val="left"/>
       <w:pPr>
@@ -55192,7 +55413,7 @@
     <w:abstractNumId w:val="991"/>
   </w:num>
   <w:num w:numId="1065">
-    <w:abstractNumId w:val="99201"/>
+    <w:abstractNumId w:val="99411"/>
     <w:lvlOverride w:ilvl="0">
       <w:startOverride w:val="1"/>
     </w:lvlOverride>
@@ -55261,7 +55482,7 @@
     <w:abstractNumId w:val="991"/>
   </w:num>
   <w:num w:numId="1079">
-    <w:abstractNumId w:val="99201"/>
+    <w:abstractNumId w:val="99411"/>
     <w:lvlOverride w:ilvl="0">
       <w:startOverride w:val="1"/>
     </w:lvlOverride>
@@ -55719,6 +55940,7 @@
       <w:keepNext/>
       <w:keepLines/>
       <w:spacing w:after="120" w:before="280"/>
+      <w:jc w:val="left"/>
       <w:outlineLvl w:val="0"/>
       <w:shd w:color="auto" w:fill="5F2987" w:val="clear"/>
     </w:pPr>
@@ -55745,6 +55967,7 @@
       <w:keepNext/>
       <w:keepLines/>
       <w:spacing w:after="80" w:before="240"/>
+      <w:jc w:val="left"/>
       <w:outlineLvl w:val="1"/>
       <w:pBdr>
         <w:bottom w:color="5F2987" w:space="1" w:sz="4" w:val="single"/>
@@ -55774,6 +55997,7 @@
       <w:keepLines/>
       <w:spacing w:after="80" w:before="160"/>
       <w:ind w:left="283"/>
+      <w:jc w:val="left"/>
       <w:outlineLvl w:val="2"/>
     </w:pPr>
     <w:rPr>
@@ -55800,6 +56024,7 @@
       <w:keepLines/>
       <w:spacing w:after="40" w:before="80"/>
       <w:ind w:left="567"/>
+      <w:jc w:val="left"/>
       <w:outlineLvl w:val="3"/>
     </w:pPr>
     <w:rPr>
@@ -55826,6 +56051,7 @@
       <w:keepLines/>
       <w:spacing w:after="40" w:before="80"/>
       <w:ind w:left="567"/>
+      <w:jc w:val="left"/>
       <w:outlineLvl w:val="4"/>
     </w:pPr>
     <w:rPr>
@@ -55851,6 +56077,7 @@
       <w:keepLines/>
       <w:spacing w:after="0" w:before="40"/>
       <w:ind w:left="567"/>
+      <w:jc w:val="left"/>
       <w:outlineLvl w:val="5"/>
     </w:pPr>
     <w:rPr>
@@ -56264,6 +56491,7 @@
         <w:left w:color="5F2987" w:space="8" w:sz="24" w:val="single"/>
       </w:pBdr>
       <w:shd w:color="auto" w:fill="F3EEF7" w:val="clear"/>
+      <w:jc w:val="left"/>
     </w:pPr>
     <w:rPr>
       <w:rFonts w:ascii="TeX Gyre Pagella" w:cs="TeX Gyre Pagella" w:eastAsia="TeX Gyre Pagella" w:hAnsi="TeX Gyre Pagella"/>
@@ -56282,6 +56510,7 @@
         <w:right w:color="767171" w:space="4" w:sz="4" w:val="single"/>
       </w:pBdr>
       <w:shd w:color="auto" w:fill="E7E6E6" w:val="clear"/>
+      <w:jc w:val="left"/>
     </w:pPr>
     <w:rPr>
       <w:rFonts w:ascii="TeX Gyre Pagella" w:cs="TeX Gyre Pagella" w:eastAsia="TeX Gyre Pagella" w:hAnsi="TeX Gyre Pagella"/>
@@ -56300,6 +56529,7 @@
         <w:right w:color="C8D8C0" w:space="4" w:sz="4" w:val="single"/>
       </w:pBdr>
       <w:shd w:color="auto" w:fill="E2EFD9" w:val="clear"/>
+      <w:jc w:val="left"/>
     </w:pPr>
     <w:rPr>
       <w:rFonts w:ascii="TeX Gyre Pagella" w:cs="TeX Gyre Pagella" w:eastAsia="TeX Gyre Pagella" w:hAnsi="TeX Gyre Pagella"/>
@@ -56319,6 +56549,7 @@
         <w:right w:color="5F2987" w:space="4" w:sz="4" w:val="single"/>
       </w:pBdr>
       <w:shd w:color="auto" w:fill="FAF9F6" w:val="clear"/>
+      <w:jc w:val="left"/>
     </w:pPr>
     <w:rPr>
       <w:rFonts w:ascii="TeX Gyre Pagella" w:cs="TeX Gyre Pagella" w:eastAsia="TeX Gyre Pagella" w:hAnsi="TeX Gyre Pagella"/>

--- a/oposicion/temario/tercer-ejercicio/3A14.docx
+++ b/oposicion/temario/tercer-ejercicio/3A14.docx
@@ -37,7 +37,7 @@
         <w:pStyle w:val="Paginasdeltema"/>
       </w:pPr>
       <w:r>
-        <w:t xml:space="preserve">Tema: 45 págs. · Anexos: 10 · Bibliografía: 7 (PDF)</w:t>
+        <w:t xml:space="preserve">Tema: 45 págs. · Anexos: 16 · Bibliografía: 7 (PDF)</w:t>
       </w:r>
     </w:p>
     <w:bookmarkStart w:id="29" w:name="introducci__n"/>
@@ -51755,7 +51755,7 @@
       </w:r>
     </w:p>
     <w:bookmarkEnd w:id="194"/>
-    <w:bookmarkStart w:id="214" w:name="anexo_clasicos"/>
+    <w:bookmarkStart w:id="247" w:name="anexo_clasicos"/>
     <w:p>
       <w:pPr>
         <w:pStyle w:val="Heading1"/>
@@ -54090,7 +54090,7 @@
       </w:r>
     </w:p>
     <w:bookmarkEnd w:id="202"/>
-    <w:bookmarkStart w:id="203" w:name="pares_o_nones_y_la_inspecci__n_est_30174"/>
+    <w:bookmarkStart w:id="208" w:name="pares_o_nones_y_la_inspecci__n_est_30174"/>
     <w:p>
       <w:pPr>
         <w:pStyle w:val="Heading2"/>
@@ -54114,7 +54114,18 @@
         <w:t xml:space="preserve">Juego</w:t>
       </w:r>
       <w:r>
-        <w:t xml:space="preserve">: cada jugador saca a la vez 1 o 2 dedos; si la suma es par gana el 1 y, si es impar, el 2, que paga 1 al otro. Es de suma cero.</w:t>
+        <w:t xml:space="preserve">: cada jugador saca a la vez 1 o 2 dedos; si la suma es par gana el 1 y, si es impar, el 2, que paga 1 al otro. Es de suma cero (tabla </w:t>
+      </w:r>
+      <w:hyperlink w:anchor="tab_pares_nones">
+        <w:r>
+          <w:rPr>
+            <w:rStyle w:val="Hyperlink"/>
+          </w:rPr>
+          <w:t xml:space="preserve">15</w:t>
+        </w:r>
+      </w:hyperlink>
+      <w:r>
+        <w:t xml:space="preserve">).</w:t>
       </w:r>
     </w:p>
     <w:p>
@@ -54132,7 +54143,7 @@
         <w:t xml:space="preserve">Equilibrio</w:t>
       </w:r>
       <w:r>
-        <w:t xml:space="preserve">: no hay EN en puras (el que pierde siempre quiere cambiar); en el único EN, cada uno juega cada opción al 50 %, y el valor del juego es 0</w:t>
+        <w:t xml:space="preserve">: no hay EN en puras (el que pierde siempre quiere cambiar: en ninguna casilla están subrayados los 2 pagos); en el único EN, cada uno juega cada opción al 50 %, y el valor del juego es 0</w:t>
       </w:r>
       <w:r>
         <w:t xml:space="preserve"> </w:t>
@@ -54172,7 +54183,153 @@
         <w:t xml:space="preserve">)</w:t>
       </w:r>
       <w:r>
-        <w:t xml:space="preserve">.</w:t>
+        <w:t xml:space="preserve">. Las mejores respuestas,</w:t>
+      </w:r>
+      <w:r>
+        <w:t xml:space="preserve"> </w:t>
+      </w:r>
+      <m:oMath>
+        <m:sSub>
+          <m:e>
+            <m:r>
+              <m:t>R</m:t>
+            </m:r>
+          </m:e>
+          <m:sub>
+            <m:r>
+              <m:t>1</m:t>
+            </m:r>
+          </m:sub>
+        </m:sSub>
+      </m:oMath>
+      <w:r>
+        <w:t xml:space="preserve"> </w:t>
+      </w:r>
+      <w:r>
+        <w:t xml:space="preserve">y</w:t>
+      </w:r>
+      <w:r>
+        <w:t xml:space="preserve"> </w:t>
+      </w:r>
+      <m:oMath>
+        <m:sSub>
+          <m:e>
+            <m:r>
+              <m:t>R</m:t>
+            </m:r>
+          </m:e>
+          <m:sub>
+            <m:r>
+              <m:t>2</m:t>
+            </m:r>
+          </m:sub>
+        </m:sSub>
+      </m:oMath>
+      <w:r>
+        <w:t xml:space="preserve">, solo se cortan en</w:t>
+      </w:r>
+      <w:r>
+        <w:t xml:space="preserve"> </w:t>
+      </w:r>
+      <m:oMath>
+        <m:d>
+          <m:dPr>
+            <m:begChr m:val="("/>
+            <m:sepChr m:val=""/>
+            <m:endChr m:val=")"/>
+            <m:grow/>
+          </m:dPr>
+          <m:e>
+            <m:r>
+              <m:t>1</m:t>
+            </m:r>
+            <m:r>
+              <m:rPr>
+                <m:sty m:val="p"/>
+              </m:rPr>
+              <m:t>/</m:t>
+            </m:r>
+            <m:r>
+              <m:t>2</m:t>
+            </m:r>
+            <m:r>
+              <m:rPr>
+                <m:sty m:val="p"/>
+              </m:rPr>
+              <m:t>,</m:t>
+            </m:r>
+            <m:r>
+              <m:t> </m:t>
+            </m:r>
+            <m:r>
+              <m:t>1</m:t>
+            </m:r>
+            <m:r>
+              <m:rPr>
+                <m:sty m:val="p"/>
+              </m:rPr>
+              <m:t>/</m:t>
+            </m:r>
+            <m:r>
+              <m:t>2</m:t>
+            </m:r>
+          </m:e>
+        </m:d>
+      </m:oMath>
+      <w:r>
+        <w:t xml:space="preserve"> </w:t>
+      </w:r>
+      <w:r>
+        <w:t xml:space="preserve">(gráfico </w:t>
+      </w:r>
+      <w:hyperlink w:anchor="fig_pares_nones">
+        <w:r>
+          <w:rPr>
+            <w:rStyle w:val="Hyperlink"/>
+          </w:rPr>
+          <w:t xml:space="preserve">9</w:t>
+        </w:r>
+      </w:hyperlink>
+      <w:r>
+        <w:t xml:space="preserve">): con</w:t>
+      </w:r>
+      <w:r>
+        <w:t xml:space="preserve"> </w:t>
+      </w:r>
+      <m:oMath>
+        <m:sSub>
+          <m:e>
+            <m:r>
+              <m:t>π</m:t>
+            </m:r>
+          </m:e>
+          <m:sub>
+            <m:r>
+              <m:t>2</m:t>
+            </m:r>
+          </m:sub>
+        </m:sSub>
+        <m:r>
+          <m:rPr>
+            <m:sty m:val="p"/>
+          </m:rPr>
+          <m:t>&gt;</m:t>
+        </m:r>
+        <m:r>
+          <m:t>1</m:t>
+        </m:r>
+        <m:r>
+          <m:rPr>
+            <m:sty m:val="p"/>
+          </m:rPr>
+          <m:t>/</m:t>
+        </m:r>
+        <m:r>
+          <m:t>2</m:t>
+        </m:r>
+      </m:oMath>
+      <w:r>
+        <w:t xml:space="preserve">, al 1 le conviene sacar 1 dedo siempre, y al 2, que quiere no coincidir, le conviene entonces sacar 2.</w:t>
       </w:r>
     </w:p>
     <w:p>
@@ -54200,6 +54357,71 @@
           <w:t xml:space="preserve">10</w:t>
         </w:r>
       </w:hyperlink>
+      <w:r>
+        <w:t xml:space="preserve"> </w:t>
+      </w:r>
+      <w:r>
+        <w:t xml:space="preserve">y gráfico </w:t>
+      </w:r>
+      <w:hyperlink w:anchor="fig_inspeccion">
+        <w:r>
+          <w:rPr>
+            <w:rStyle w:val="Hyperlink"/>
+          </w:rPr>
+          <w:t xml:space="preserve">8</w:t>
+        </w:r>
+      </w:hyperlink>
+      <w:r>
+        <w:t xml:space="preserve">, con el EN en</w:t>
+      </w:r>
+      <w:r>
+        <w:t xml:space="preserve"> </w:t>
+      </w:r>
+      <m:oMath>
+        <m:d>
+          <m:dPr>
+            <m:begChr m:val="("/>
+            <m:sepChr m:val=""/>
+            <m:endChr m:val=")"/>
+            <m:grow/>
+          </m:dPr>
+          <m:e>
+            <m:r>
+              <m:t>1</m:t>
+            </m:r>
+            <m:r>
+              <m:rPr>
+                <m:sty m:val="p"/>
+              </m:rPr>
+              <m:t>/</m:t>
+            </m:r>
+            <m:r>
+              <m:t>2</m:t>
+            </m:r>
+            <m:r>
+              <m:rPr>
+                <m:sty m:val="p"/>
+              </m:rPr>
+              <m:t>,</m:t>
+            </m:r>
+            <m:r>
+              <m:t> </m:t>
+            </m:r>
+            <m:r>
+              <m:t>3</m:t>
+            </m:r>
+            <m:r>
+              <m:rPr>
+                <m:sty m:val="p"/>
+              </m:rPr>
+              <m:t>/</m:t>
+            </m:r>
+            <m:r>
+              <m:t>4</m:t>
+            </m:r>
+          </m:e>
+        </m:d>
+      </m:oMath>
       <w:r>
         <w:t xml:space="preserve">), encarecer la vigilancia no cambia cuánto vigila la empresa, sino cuánto se escaquea el trabajador.</w:t>
       </w:r>
@@ -54314,8 +54536,626 @@
         <w:t xml:space="preserve">la inspección tributaria y la evasión.</w:t>
       </w:r>
     </w:p>
+    <w:bookmarkStart w:id="203" w:name="tab_pares_nones"/>
+    <w:p>
+      <w:pPr>
+        <w:pStyle w:val="TableCaption"/>
+      </w:pPr>
+      <w:r>
+        <w:t xml:space="preserve">Tabla 15.–</w:t>
+      </w:r>
+      <w:r>
+        <w:t xml:space="preserve"> </w:t>
+      </w:r>
+      <w:r>
+        <w:t xml:space="preserve">Pares o nones (jugador 1, filas, gana si la suma es par; jugador 2, columnas, si es impar)</w:t>
+      </w:r>
+    </w:p>
+    <w:tbl>
+      <w:tblPr>
+        <w:tblStyle w:val="Table"/>
+        <w:tblW w:type="auto" w:w="0"/>
+        <w:tblLook w:firstRow="0" w:lastRow="0" w:firstColumn="0" w:lastColumn="0" w:noHBand="0" w:noVBand="0" w:val="0000"/>
+        <w:tblCaption w:val="Tabla 15.– Pares o nones (jugador 1, filas, gana si la suma es par; jugador 2, columnas, si es impar)"/>
+      </w:tblPr>
+      <w:tblGrid>
+        <w:gridCol w:w="2640"/>
+        <w:gridCol w:w="2640"/>
+        <w:gridCol w:w="2640"/>
+      </w:tblGrid>
+      <w:tr>
+        <w:trPr>
+          <w:cantSplit/>
+        </w:trPr>
+        <w:tc>
+          <w:tcPr>
+            <w:vAlign w:val="center"/>
+          </w:tcPr>
+          <w:p>
+            <w:pPr>
+              <w:pStyle w:val="Compact"/>
+            </w:pPr>
+          </w:p>
+        </w:tc>
+        <w:tc>
+          <w:tcPr>
+            <w:vAlign w:val="center"/>
+          </w:tcPr>
+          <w:p>
+            <w:pPr>
+              <w:pStyle w:val="Compact"/>
+              <w:jc w:val="center"/>
+            </w:pPr>
+            <w:r>
+              <w:rPr>
+                <w:b/>
+                <w:bCs/>
+              </w:rPr>
+              <w:t xml:space="preserve">1 dedo</w:t>
+            </w:r>
+            <w:r>
+              <w:t xml:space="preserve"> </w:t>
+            </w:r>
+            <w:r>
+              <w:t xml:space="preserve">(</w:t>
+            </w:r>
+            <m:oMath>
+              <m:sSub>
+                <m:e>
+                  <m:r>
+                    <m:t>π</m:t>
+                  </m:r>
+                </m:e>
+                <m:sub>
+                  <m:r>
+                    <m:t>2</m:t>
+                  </m:r>
+                </m:sub>
+              </m:sSub>
+            </m:oMath>
+            <w:r>
+              <w:t xml:space="preserve">)</w:t>
+            </w:r>
+          </w:p>
+        </w:tc>
+        <w:tc>
+          <w:tcPr>
+            <w:vAlign w:val="center"/>
+          </w:tcPr>
+          <w:p>
+            <w:pPr>
+              <w:pStyle w:val="Compact"/>
+              <w:jc w:val="center"/>
+            </w:pPr>
+            <w:r>
+              <w:rPr>
+                <w:b/>
+                <w:bCs/>
+              </w:rPr>
+              <w:t xml:space="preserve">2 dedos</w:t>
+            </w:r>
+          </w:p>
+        </w:tc>
+      </w:tr>
+      <w:tr>
+        <w:trPr>
+          <w:cantSplit/>
+        </w:trPr>
+        <w:tc>
+          <w:tcPr>
+            <w:vAlign w:val="center"/>
+          </w:tcPr>
+          <w:p>
+            <w:pPr>
+              <w:pStyle w:val="Compact"/>
+              <w:jc w:val="center"/>
+            </w:pPr>
+            <w:r>
+              <w:rPr>
+                <w:b/>
+                <w:bCs/>
+              </w:rPr>
+              <w:t xml:space="preserve">1 dedo</w:t>
+            </w:r>
+            <w:r>
+              <w:t xml:space="preserve"> </w:t>
+            </w:r>
+            <w:r>
+              <w:t xml:space="preserve">(</w:t>
+            </w:r>
+            <m:oMath>
+              <m:sSub>
+                <m:e>
+                  <m:r>
+                    <m:t>π</m:t>
+                  </m:r>
+                </m:e>
+                <m:sub>
+                  <m:r>
+                    <m:t>1</m:t>
+                  </m:r>
+                </m:sub>
+              </m:sSub>
+            </m:oMath>
+            <w:r>
+              <w:t xml:space="preserve">)</w:t>
+            </w:r>
+          </w:p>
+        </w:tc>
+        <w:tc>
+          <w:tcPr>
+            <w:vAlign w:val="center"/>
+          </w:tcPr>
+          <w:p>
+            <w:pPr>
+              <w:pStyle w:val="Compact"/>
+              <w:jc w:val="center"/>
+            </w:pPr>
+            <m:oMath>
+              <m:d>
+                <m:dPr>
+                  <m:begChr m:val="("/>
+                  <m:sepChr m:val=""/>
+                  <m:endChr m:val=")"/>
+                  <m:grow/>
+                </m:dPr>
+                <m:e>
+                  <m:bar>
+                    <m:barPr>
+                      <m:pos m:val="bot"/>
+                    </m:barPr>
+                    <m:e>
+                      <m:r>
+                        <m:t>1</m:t>
+                      </m:r>
+                    </m:e>
+                  </m:bar>
+                  <m:r>
+                    <m:rPr>
+                      <m:sty m:val="p"/>
+                    </m:rPr>
+                    <m:t>,</m:t>
+                  </m:r>
+                  <m:r>
+                    <m:rPr>
+                      <m:sty m:val="p"/>
+                    </m:rPr>
+                    <m:t>−</m:t>
+                  </m:r>
+                  <m:r>
+                    <m:t>1</m:t>
+                  </m:r>
+                </m:e>
+              </m:d>
+            </m:oMath>
+          </w:p>
+        </w:tc>
+        <w:tc>
+          <w:tcPr>
+            <w:vAlign w:val="center"/>
+          </w:tcPr>
+          <w:p>
+            <w:pPr>
+              <w:pStyle w:val="Compact"/>
+              <w:jc w:val="center"/>
+            </w:pPr>
+            <m:oMath>
+              <m:d>
+                <m:dPr>
+                  <m:begChr m:val="("/>
+                  <m:sepChr m:val=""/>
+                  <m:endChr m:val=")"/>
+                  <m:grow/>
+                </m:dPr>
+                <m:e>
+                  <m:r>
+                    <m:rPr>
+                      <m:sty m:val="p"/>
+                    </m:rPr>
+                    <m:t>−</m:t>
+                  </m:r>
+                  <m:r>
+                    <m:t>1</m:t>
+                  </m:r>
+                  <m:r>
+                    <m:rPr>
+                      <m:sty m:val="p"/>
+                    </m:rPr>
+                    <m:t>,</m:t>
+                  </m:r>
+                  <m:bar>
+                    <m:barPr>
+                      <m:pos m:val="bot"/>
+                    </m:barPr>
+                    <m:e>
+                      <m:r>
+                        <m:t>1</m:t>
+                      </m:r>
+                    </m:e>
+                  </m:bar>
+                </m:e>
+              </m:d>
+            </m:oMath>
+          </w:p>
+        </w:tc>
+      </w:tr>
+      <w:tr>
+        <w:trPr>
+          <w:cantSplit/>
+        </w:trPr>
+        <w:tc>
+          <w:tcPr>
+            <w:vAlign w:val="center"/>
+          </w:tcPr>
+          <w:p>
+            <w:pPr>
+              <w:pStyle w:val="Compact"/>
+              <w:jc w:val="center"/>
+            </w:pPr>
+            <w:r>
+              <w:rPr>
+                <w:b/>
+                <w:bCs/>
+              </w:rPr>
+              <w:t xml:space="preserve">2 dedos</w:t>
+            </w:r>
+          </w:p>
+        </w:tc>
+        <w:tc>
+          <w:tcPr>
+            <w:vAlign w:val="center"/>
+          </w:tcPr>
+          <w:p>
+            <w:pPr>
+              <w:pStyle w:val="Compact"/>
+              <w:jc w:val="center"/>
+            </w:pPr>
+            <m:oMath>
+              <m:d>
+                <m:dPr>
+                  <m:begChr m:val="("/>
+                  <m:sepChr m:val=""/>
+                  <m:endChr m:val=")"/>
+                  <m:grow/>
+                </m:dPr>
+                <m:e>
+                  <m:r>
+                    <m:rPr>
+                      <m:sty m:val="p"/>
+                    </m:rPr>
+                    <m:t>−</m:t>
+                  </m:r>
+                  <m:r>
+                    <m:t>1</m:t>
+                  </m:r>
+                  <m:r>
+                    <m:rPr>
+                      <m:sty m:val="p"/>
+                    </m:rPr>
+                    <m:t>,</m:t>
+                  </m:r>
+                  <m:bar>
+                    <m:barPr>
+                      <m:pos m:val="bot"/>
+                    </m:barPr>
+                    <m:e>
+                      <m:r>
+                        <m:t>1</m:t>
+                      </m:r>
+                    </m:e>
+                  </m:bar>
+                </m:e>
+              </m:d>
+            </m:oMath>
+          </w:p>
+        </w:tc>
+        <w:tc>
+          <w:tcPr>
+            <w:vAlign w:val="center"/>
+          </w:tcPr>
+          <w:p>
+            <w:pPr>
+              <w:pStyle w:val="Compact"/>
+              <w:jc w:val="center"/>
+            </w:pPr>
+            <m:oMath>
+              <m:d>
+                <m:dPr>
+                  <m:begChr m:val="("/>
+                  <m:sepChr m:val=""/>
+                  <m:endChr m:val=")"/>
+                  <m:grow/>
+                </m:dPr>
+                <m:e>
+                  <m:bar>
+                    <m:barPr>
+                      <m:pos m:val="bot"/>
+                    </m:barPr>
+                    <m:e>
+                      <m:r>
+                        <m:t>1</m:t>
+                      </m:r>
+                    </m:e>
+                  </m:bar>
+                  <m:r>
+                    <m:rPr>
+                      <m:sty m:val="p"/>
+                    </m:rPr>
+                    <m:t>,</m:t>
+                  </m:r>
+                  <m:r>
+                    <m:rPr>
+                      <m:sty m:val="p"/>
+                    </m:rPr>
+                    <m:t>−</m:t>
+                  </m:r>
+                  <m:r>
+                    <m:t>1</m:t>
+                  </m:r>
+                </m:e>
+              </m:d>
+            </m:oMath>
+          </w:p>
+        </w:tc>
+      </w:tr>
+    </w:tbl>
     <w:bookmarkEnd w:id="203"/>
-    <w:bookmarkStart w:id="204" w:name="hern__n_cort__s_quema_las_naves_co_29073"/>
+    <w:p>
+      <w:pPr>
+        <w:pStyle w:val="BodyText"/>
+      </w:pPr>
+      <w:r>
+        <w:rPr>
+          <w:i/>
+          <w:iCs/>
+        </w:rPr>
+        <w:t xml:space="preserve">Fuente: elaboración propia a partir de</w:t>
+      </w:r>
+      <w:r>
+        <w:rPr>
+          <w:i/>
+          <w:iCs/>
+        </w:rPr>
+        <w:t xml:space="preserve"> </w:t>
+      </w:r>
+      <w:r>
+        <w:rPr>
+          <w:i/>
+          <w:iCs/>
+          <w:smallCaps/>
+        </w:rPr>
+        <w:t xml:space="preserve">von</w:t>
+      </w:r>
+      <w:r>
+        <w:rPr>
+          <w:i/>
+          <w:iCs/>
+        </w:rPr>
+        <w:t xml:space="preserve"> </w:t>
+      </w:r>
+      <w:r>
+        <w:rPr>
+          <w:i/>
+          <w:iCs/>
+          <w:smallCaps/>
+        </w:rPr>
+        <w:t xml:space="preserve">Neumann</w:t>
+      </w:r>
+      <w:r>
+        <w:rPr>
+          <w:i/>
+          <w:iCs/>
+        </w:rPr>
+        <w:t xml:space="preserve"> </w:t>
+      </w:r>
+      <w:r>
+        <w:rPr>
+          <w:i/>
+          <w:iCs/>
+        </w:rPr>
+        <w:t xml:space="preserve">(</w:t>
+      </w:r>
+      <w:hyperlink w:anchor="ref_VonNeumann1928Theorie">
+        <w:r>
+          <w:rPr>
+            <w:rStyle w:val="Hyperlink"/>
+            <w:i/>
+            <w:iCs/>
+          </w:rPr>
+          <w:t xml:space="preserve">1928</w:t>
+        </w:r>
+      </w:hyperlink>
+      <w:r>
+        <w:rPr>
+          <w:i/>
+          <w:iCs/>
+        </w:rPr>
+        <w:t xml:space="preserve">)</w:t>
+      </w:r>
+      <w:r>
+        <w:rPr>
+          <w:i/>
+          <w:iCs/>
+        </w:rPr>
+        <w:t xml:space="preserve"> </w:t>
+      </w:r>
+      <w:r>
+        <w:rPr>
+          <w:i/>
+          <w:iCs/>
+        </w:rPr>
+        <w:t xml:space="preserve">y</w:t>
+      </w:r>
+      <w:r>
+        <w:rPr>
+          <w:i/>
+          <w:iCs/>
+        </w:rPr>
+        <w:t xml:space="preserve"> </w:t>
+      </w:r>
+      <w:r>
+        <w:rPr>
+          <w:i/>
+          <w:iCs/>
+          <w:smallCaps/>
+        </w:rPr>
+        <w:t xml:space="preserve">Gibbons</w:t>
+      </w:r>
+      <w:r>
+        <w:rPr>
+          <w:i/>
+          <w:iCs/>
+        </w:rPr>
+        <w:t xml:space="preserve"> </w:t>
+      </w:r>
+      <w:r>
+        <w:rPr>
+          <w:i/>
+          <w:iCs/>
+        </w:rPr>
+        <w:t xml:space="preserve">(</w:t>
+      </w:r>
+      <w:hyperlink w:anchor="ref_Gibbons1992Game">
+        <w:r>
+          <w:rPr>
+            <w:rStyle w:val="Hyperlink"/>
+            <w:i/>
+            <w:iCs/>
+          </w:rPr>
+          <w:t xml:space="preserve">1992, cap. 1</w:t>
+        </w:r>
+      </w:hyperlink>
+      <w:r>
+        <w:rPr>
+          <w:i/>
+          <w:iCs/>
+        </w:rPr>
+        <w:t xml:space="preserve">)</w:t>
+      </w:r>
+      <w:r>
+        <w:rPr>
+          <w:i/>
+          <w:iCs/>
+        </w:rPr>
+        <w:t xml:space="preserve">. Subrayadas, las mejores respuestas; ninguna casilla tiene las 2, así que no hay equilibrio en puras.</w:t>
+      </w:r>
+    </w:p>
+    <w:bookmarkStart w:id="207" w:name="fig_pares_nones"/>
+    <w:p>
+      <w:pPr>
+        <w:pStyle w:val="ImageCaption"/>
+      </w:pPr>
+      <w:r>
+        <w:t xml:space="preserve">Gráfico 9.–</w:t>
+      </w:r>
+      <w:r>
+        <w:t xml:space="preserve"> </w:t>
+      </w:r>
+      <w:r>
+        <w:t xml:space="preserve">Mejores respuestas en pares o nones y equilibrio en mixtas</w:t>
+      </w:r>
+    </w:p>
+    <w:p>
+      <w:pPr>
+        <w:pStyle w:val="CaptionedFigure"/>
+      </w:pPr>
+      <w:r>
+        <w:drawing>
+          <wp:inline>
+            <wp:extent cx="2776840" cy="2434322"/>
+            <wp:effectExtent b="0" l="0" r="0" t="0"/>
+            <wp:docPr descr="Gráfico 9.– Mejores respuestas en pares o nones y equilibrio en mixtas" title="" id="205" name="Picture"/>
+            <a:graphic>
+              <a:graphicData uri="http://schemas.openxmlformats.org/drawingml/2006/picture">
+                <pic:pic>
+                  <pic:nvPicPr>
+                    <pic:cNvPr descr="C:\Users\vgutierrez\Documents\src\victorgutierrezmarcos.github.io-revision\oposicion\temario\fuentes\3A14\graficos/pares-nones.png" id="206" name="Picture"/>
+                    <pic:cNvPicPr>
+                      <a:picLocks noChangeArrowheads="1" noChangeAspect="1"/>
+                    </pic:cNvPicPr>
+                  </pic:nvPicPr>
+                  <pic:blipFill>
+                    <a:blip r:embed="rId204"/>
+                    <a:stretch>
+                      <a:fillRect/>
+                    </a:stretch>
+                  </pic:blipFill>
+                  <pic:spPr bwMode="auto">
+                    <a:xfrm>
+                      <a:off x="0" y="0"/>
+                      <a:ext cx="2776840" cy="2434322"/>
+                    </a:xfrm>
+                    <a:prstGeom prst="rect">
+                      <a:avLst/>
+                    </a:prstGeom>
+                    <a:noFill/>
+                    <a:ln w="9525">
+                      <a:noFill/>
+                      <a:headEnd/>
+                      <a:tailEnd/>
+                    </a:ln>
+                  </pic:spPr>
+                </pic:pic>
+              </a:graphicData>
+            </a:graphic>
+          </wp:inline>
+        </w:drawing>
+      </w:r>
+    </w:p>
+    <w:bookmarkEnd w:id="207"/>
+    <w:p>
+      <w:pPr>
+        <w:pStyle w:val="Piedeimagen"/>
+      </w:pPr>
+      <w:r>
+        <w:t xml:space="preserve">Fuente: elaboración propia.</w:t>
+      </w:r>
+      <w:r>
+        <w:t xml:space="preserve"> </w:t>
+      </w:r>
+      <m:oMath>
+        <m:sSub>
+          <m:e>
+            <m:r>
+              <m:t>π</m:t>
+            </m:r>
+          </m:e>
+          <m:sub>
+            <m:r>
+              <m:t>1</m:t>
+            </m:r>
+          </m:sub>
+        </m:sSub>
+      </m:oMath>
+      <w:r>
+        <w:t xml:space="preserve"> </w:t>
+      </w:r>
+      <w:r>
+        <w:t xml:space="preserve">y</w:t>
+      </w:r>
+      <w:r>
+        <w:t xml:space="preserve"> </w:t>
+      </w:r>
+      <m:oMath>
+        <m:sSub>
+          <m:e>
+            <m:r>
+              <m:t>π</m:t>
+            </m:r>
+          </m:e>
+          <m:sub>
+            <m:r>
+              <m:t>2</m:t>
+            </m:r>
+          </m:sub>
+        </m:sSub>
+      </m:oMath>
+      <w:r>
+        <w:t xml:space="preserve">, probabilidades de que cada jugador saque 1 dedo.</w:t>
+      </w:r>
+    </w:p>
+    <w:bookmarkEnd w:id="208"/>
+    <w:bookmarkStart w:id="213" w:name="hern__n_cort__s_quema_las_naves_co_29073"/>
     <w:p>
       <w:pPr>
         <w:pStyle w:val="Heading2"/>
@@ -54372,7 +55212,101 @@
         <w:t xml:space="preserve">Equilibrio</w:t>
       </w:r>
       <w:r>
-        <w:t xml:space="preserve">: el ENPS empieza por destruir los barcos: tener menos opciones da un pago mayor</w:t>
+        <w:t xml:space="preserve"> </w:t>
+      </w:r>
+      <w:r>
+        <w:t xml:space="preserve">(gráfico </w:t>
+      </w:r>
+      <w:hyperlink w:anchor="fig_quemar_naves">
+        <w:r>
+          <w:rPr>
+            <w:rStyle w:val="Hyperlink"/>
+          </w:rPr>
+          <w:t xml:space="preserve">10</w:t>
+        </w:r>
+      </w:hyperlink>
+      <w:r>
+        <w:t xml:space="preserve">, con pagos ilustrativos): con barcos, ante el ataque, Cortés se retira (</w:t>
+      </w:r>
+      <m:oMath>
+        <m:r>
+          <m:t>0</m:t>
+        </m:r>
+        <m:r>
+          <m:rPr>
+            <m:sty m:val="p"/>
+          </m:rPr>
+          <m:t>&gt;</m:t>
+        </m:r>
+        <m:r>
+          <m:rPr>
+            <m:sty m:val="p"/>
+          </m:rPr>
+          <m:t>−</m:t>
+        </m:r>
+        <m:r>
+          <m:t>1</m:t>
+        </m:r>
+      </m:oMath>
+      <w:r>
+        <w:t xml:space="preserve">), y el rival ataca (</w:t>
+      </w:r>
+      <m:oMath>
+        <m:r>
+          <m:t>1</m:t>
+        </m:r>
+        <m:r>
+          <m:rPr>
+            <m:sty m:val="p"/>
+          </m:rPr>
+          <m:t>&gt;</m:t>
+        </m:r>
+        <m:r>
+          <m:t>0</m:t>
+        </m:r>
+      </m:oMath>
+      <w:r>
+        <w:t xml:space="preserve">); sin barcos, el rival no ataca (</w:t>
+      </w:r>
+      <m:oMath>
+        <m:r>
+          <m:t>0</m:t>
+        </m:r>
+        <m:r>
+          <m:rPr>
+            <m:sty m:val="p"/>
+          </m:rPr>
+          <m:t>&gt;</m:t>
+        </m:r>
+        <m:r>
+          <m:rPr>
+            <m:sty m:val="p"/>
+          </m:rPr>
+          <m:t>−</m:t>
+        </m:r>
+        <m:r>
+          <m:t>1</m:t>
+        </m:r>
+      </m:oMath>
+      <w:r>
+        <w:t xml:space="preserve">). El ENPS empieza por destruir los barcos (</w:t>
+      </w:r>
+      <m:oMath>
+        <m:r>
+          <m:t>2</m:t>
+        </m:r>
+        <m:r>
+          <m:rPr>
+            <m:sty m:val="p"/>
+          </m:rPr>
+          <m:t>&gt;</m:t>
+        </m:r>
+        <m:r>
+          <m:t>0</m:t>
+        </m:r>
+      </m:oMath>
+      <w:r>
+        <w:t xml:space="preserve">): tener menos opciones da un pago mayor</w:t>
       </w:r>
       <w:r>
         <w:t xml:space="preserve"> </w:t>
@@ -54529,8 +55463,123 @@
         <w:t xml:space="preserve">.</w:t>
       </w:r>
     </w:p>
-    <w:bookmarkEnd w:id="204"/>
-    <w:bookmarkStart w:id="205" w:name="la_paradoja_de_la_cadena_de_tienda_30762"/>
+    <w:bookmarkStart w:id="212" w:name="fig_quemar_naves"/>
+    <w:p>
+      <w:pPr>
+        <w:pStyle w:val="ImageCaption"/>
+      </w:pPr>
+      <w:r>
+        <w:t xml:space="preserve">Gráfico 10.–</w:t>
+      </w:r>
+      <w:r>
+        <w:t xml:space="preserve"> </w:t>
+      </w:r>
+      <w:r>
+        <w:t xml:space="preserve">Hernán</w:t>
+      </w:r>
+      <w:r>
+        <w:t xml:space="preserve"> </w:t>
+      </w:r>
+      <w:r>
+        <w:rPr>
+          <w:smallCaps/>
+        </w:rPr>
+        <w:t xml:space="preserve">Cortés</w:t>
+      </w:r>
+      <w:r>
+        <w:t xml:space="preserve"> </w:t>
+      </w:r>
+      <w:r>
+        <w:t xml:space="preserve">quema las naves: renunciar a la retirada disuade el ataque</w:t>
+      </w:r>
+    </w:p>
+    <w:p>
+      <w:pPr>
+        <w:pStyle w:val="CaptionedFigure"/>
+      </w:pPr>
+      <w:r>
+        <w:drawing>
+          <wp:inline>
+            <wp:extent cx="4775200" cy="2456078"/>
+            <wp:effectExtent b="0" l="0" r="0" t="0"/>
+            <wp:docPr descr="Gráfico 10.– Hernán Cortés quema las naves: renunciar a la retirada disuade el ataque" title="" id="210" name="Picture"/>
+            <a:graphic>
+              <a:graphicData uri="http://schemas.openxmlformats.org/drawingml/2006/picture">
+                <pic:pic>
+                  <pic:nvPicPr>
+                    <pic:cNvPr descr="C:\Users\vgutierrez\Documents\src\victorgutierrezmarcos.github.io-revision\oposicion\temario\fuentes\3A14\graficos/quemar-naves.png" id="211" name="Picture"/>
+                    <pic:cNvPicPr>
+                      <a:picLocks noChangeArrowheads="1" noChangeAspect="1"/>
+                    </pic:cNvPicPr>
+                  </pic:nvPicPr>
+                  <pic:blipFill>
+                    <a:blip r:embed="rId209"/>
+                    <a:stretch>
+                      <a:fillRect/>
+                    </a:stretch>
+                  </pic:blipFill>
+                  <pic:spPr bwMode="auto">
+                    <a:xfrm>
+                      <a:off x="0" y="0"/>
+                      <a:ext cx="4775200" cy="2456078"/>
+                    </a:xfrm>
+                    <a:prstGeom prst="rect">
+                      <a:avLst/>
+                    </a:prstGeom>
+                    <a:noFill/>
+                    <a:ln w="9525">
+                      <a:noFill/>
+                      <a:headEnd/>
+                      <a:tailEnd/>
+                    </a:ln>
+                  </pic:spPr>
+                </pic:pic>
+              </a:graphicData>
+            </a:graphic>
+          </wp:inline>
+        </w:drawing>
+      </w:r>
+    </w:p>
+    <w:bookmarkEnd w:id="212"/>
+    <w:p>
+      <w:pPr>
+        <w:pStyle w:val="Piedeimagen"/>
+      </w:pPr>
+      <w:r>
+        <w:t xml:space="preserve">Fuente: elaboración propia a partir de</w:t>
+      </w:r>
+      <w:r>
+        <w:t xml:space="preserve"> </w:t>
+      </w:r>
+      <w:r>
+        <w:rPr>
+          <w:smallCaps/>
+        </w:rPr>
+        <w:t xml:space="preserve">Schelling</w:t>
+      </w:r>
+      <w:r>
+        <w:t xml:space="preserve"> </w:t>
+      </w:r>
+      <w:r>
+        <w:t xml:space="preserve">(</w:t>
+      </w:r>
+      <w:hyperlink w:anchor="ref_Schelling1960Strategy">
+        <w:r>
+          <w:rPr>
+            <w:rStyle w:val="Hyperlink"/>
+          </w:rPr>
+          <w:t xml:space="preserve">1960</w:t>
+        </w:r>
+      </w:hyperlink>
+      <w:r>
+        <w:t xml:space="preserve">)</w:t>
+      </w:r>
+      <w:r>
+        <w:t xml:space="preserve">; pagos ilustrativos, (Cortés; rival). En rojo, las ramas elegidas por inducción hacia atrás.</w:t>
+      </w:r>
+    </w:p>
+    <w:bookmarkEnd w:id="213"/>
+    <w:bookmarkStart w:id="222" w:name="la_paradoja_de_la_cadena_de_tienda_30762"/>
     <w:p>
       <w:pPr>
         <w:pStyle w:val="Heading2"/>
@@ -54589,11 +55638,55 @@
         </w:r>
       </w:hyperlink>
       <w:r>
-        <w:t xml:space="preserve">).</w:t>
-      </w:r>
-    </w:p>
-    <w:p>
-      <w:pPr>
+        <w:t xml:space="preserve">), con los pagos de</w:t>
+      </w:r>
+      <w:r>
+        <w:t xml:space="preserve"> </w:t>
+      </w:r>
+      <w:r>
+        <w:rPr>
+          <w:smallCaps/>
+        </w:rPr>
+        <w:t xml:space="preserve">Selten</w:t>
+      </w:r>
+      <w:r>
+        <w:t xml:space="preserve"> </w:t>
+      </w:r>
+      <w:r>
+        <w:t xml:space="preserve">(</w:t>
+      </w:r>
+      <w:hyperlink w:anchor="ref_Selten1978Chain">
+        <w:r>
+          <w:rPr>
+            <w:rStyle w:val="Hyperlink"/>
+          </w:rPr>
+          <w:t xml:space="preserve">1978</w:t>
+        </w:r>
+      </w:hyperlink>
+      <w:r>
+        <w:t xml:space="preserve">)</w:t>
+      </w:r>
+      <w:r>
+        <w:t xml:space="preserve"> </w:t>
+      </w:r>
+      <w:r>
+        <w:t xml:space="preserve">(gráfico </w:t>
+      </w:r>
+      <w:hyperlink w:anchor="fig_cadena_tiendas">
+        <w:r>
+          <w:rPr>
+            <w:rStyle w:val="Hyperlink"/>
+          </w:rPr>
+          <w:t xml:space="preserve">11</w:t>
+        </w:r>
+      </w:hyperlink>
+      <w:r>
+        <w:t xml:space="preserve">): si el entrante no entra, gana 1 y la cadena 5; si entra, la cadena puede acomodar (2 cada uno) o luchar (0 cada uno).</w:t>
+      </w:r>
+    </w:p>
+    <w:p>
+      <w:pPr>
+        <w:keepNext/>
         <w:numPr>
           <w:ilvl w:val="0"/>
           <w:numId w:val="1232"/>
@@ -54607,7 +55700,88 @@
         <w:t xml:space="preserve">Equilibrio</w:t>
       </w:r>
       <w:r>
-        <w:t xml:space="preserve">: en la ciudad 20 la cadena acomoda, porque ya no hay futuro que proteger; sabiéndolo, en la 19 tampoco le sirve luchar, y así hasta la primera. En el único ENPS, todos entran y la cadena acomoda siempre.</w:t>
+        <w:t xml:space="preserve"> </w:t>
+      </w:r>
+      <w:r>
+        <w:t xml:space="preserve">(gráfico </w:t>
+      </w:r>
+      <w:hyperlink w:anchor="fig_cadena_induccion">
+        <w:r>
+          <w:rPr>
+            <w:rStyle w:val="Hyperlink"/>
+          </w:rPr>
+          <w:t xml:space="preserve">12</w:t>
+        </w:r>
+      </w:hyperlink>
+      <w:r>
+        <w:t xml:space="preserve">):</w:t>
+      </w:r>
+    </w:p>
+    <w:p>
+      <w:pPr>
+        <w:numPr>
+          <w:ilvl w:val="1"/>
+          <w:numId w:val="1233"/>
+        </w:numPr>
+      </w:pPr>
+      <w:r>
+        <w:t xml:space="preserve">en la ciudad 20 la cadena acomoda (</w:t>
+      </w:r>
+      <m:oMath>
+        <m:r>
+          <m:t>2</m:t>
+        </m:r>
+        <m:r>
+          <m:rPr>
+            <m:sty m:val="p"/>
+          </m:rPr>
+          <m:t>&gt;</m:t>
+        </m:r>
+        <m:r>
+          <m:t>0</m:t>
+        </m:r>
+      </m:oMath>
+      <w:r>
+        <w:t xml:space="preserve">), porque ya no hay futuro que proteger, y el entrante entra (</w:t>
+      </w:r>
+      <m:oMath>
+        <m:r>
+          <m:t>2</m:t>
+        </m:r>
+        <m:r>
+          <m:rPr>
+            <m:sty m:val="p"/>
+          </m:rPr>
+          <m:t>&gt;</m:t>
+        </m:r>
+        <m:r>
+          <m:t>1</m:t>
+        </m:r>
+      </m:oMath>
+      <w:r>
+        <w:t xml:space="preserve">);</w:t>
+      </w:r>
+    </w:p>
+    <w:p>
+      <w:pPr>
+        <w:numPr>
+          <w:ilvl w:val="1"/>
+          <w:numId w:val="1233"/>
+        </w:numPr>
+      </w:pPr>
+      <w:r>
+        <w:t xml:space="preserve">sabiéndolo, en la 19 tampoco le sirve luchar: lo que pase en la 20 ya está decidido, y luchar no compra reputación;</w:t>
+      </w:r>
+    </w:p>
+    <w:p>
+      <w:pPr>
+        <w:numPr>
+          <w:ilvl w:val="1"/>
+          <w:numId w:val="1233"/>
+        </w:numPr>
+      </w:pPr>
+      <w:r>
+        <w:t xml:space="preserve">y así hasta la primera. En el único ENPS, todos entran y la cadena acomoda siempre.</w:t>
       </w:r>
     </w:p>
     <w:p>
@@ -54789,229 +55963,214 @@
         <w:t xml:space="preserve">.</w:t>
       </w:r>
     </w:p>
-    <w:bookmarkEnd w:id="205"/>
-    <w:bookmarkStart w:id="207" w:name="el_juego_del_ultim__tum_negociaci__07282"/>
+    <w:bookmarkStart w:id="217" w:name="fig_cadena_tiendas"/>
+    <w:p>
+      <w:pPr>
+        <w:pStyle w:val="ImageCaption"/>
+      </w:pPr>
+      <w:r>
+        <w:t xml:space="preserve">Gráfico 11.–</w:t>
+      </w:r>
+      <w:r>
+        <w:t xml:space="preserve"> </w:t>
+      </w:r>
+      <w:r>
+        <w:t xml:space="preserve">La cadena de tiendas: el juego de cada ciudad</w:t>
+      </w:r>
+    </w:p>
+    <w:p>
+      <w:pPr>
+        <w:pStyle w:val="CaptionedFigure"/>
+      </w:pPr>
+      <w:r>
+        <w:drawing>
+          <wp:inline>
+            <wp:extent cx="3244743" cy="1871614"/>
+            <wp:effectExtent b="0" l="0" r="0" t="0"/>
+            <wp:docPr descr="Gráfico 11.– La cadena de tiendas: el juego de cada ciudad" title="" id="215" name="Picture"/>
+            <a:graphic>
+              <a:graphicData uri="http://schemas.openxmlformats.org/drawingml/2006/picture">
+                <pic:pic>
+                  <pic:nvPicPr>
+                    <pic:cNvPr descr="C:\Users\vgutierrez\Documents\src\victorgutierrezmarcos.github.io-revision\oposicion\temario\fuentes\3A14\graficos/cadena-tiendas.png" id="216" name="Picture"/>
+                    <pic:cNvPicPr>
+                      <a:picLocks noChangeArrowheads="1" noChangeAspect="1"/>
+                    </pic:cNvPicPr>
+                  </pic:nvPicPr>
+                  <pic:blipFill>
+                    <a:blip r:embed="rId214"/>
+                    <a:stretch>
+                      <a:fillRect/>
+                    </a:stretch>
+                  </pic:blipFill>
+                  <pic:spPr bwMode="auto">
+                    <a:xfrm>
+                      <a:off x="0" y="0"/>
+                      <a:ext cx="3244743" cy="1871614"/>
+                    </a:xfrm>
+                    <a:prstGeom prst="rect">
+                      <a:avLst/>
+                    </a:prstGeom>
+                    <a:noFill/>
+                    <a:ln w="9525">
+                      <a:noFill/>
+                      <a:headEnd/>
+                      <a:tailEnd/>
+                    </a:ln>
+                  </pic:spPr>
+                </pic:pic>
+              </a:graphicData>
+            </a:graphic>
+          </wp:inline>
+        </w:drawing>
+      </w:r>
+    </w:p>
+    <w:bookmarkEnd w:id="217"/>
+    <w:p>
+      <w:pPr>
+        <w:pStyle w:val="Piedeimagen"/>
+      </w:pPr>
+      <w:r>
+        <w:t xml:space="preserve">Fuente: elaboración propia con los pagos de</w:t>
+      </w:r>
+      <w:r>
+        <w:t xml:space="preserve"> </w:t>
+      </w:r>
+      <w:r>
+        <w:rPr>
+          <w:smallCaps/>
+        </w:rPr>
+        <w:t xml:space="preserve">Selten</w:t>
+      </w:r>
+      <w:r>
+        <w:t xml:space="preserve"> </w:t>
+      </w:r>
+      <w:r>
+        <w:t xml:space="preserve">(</w:t>
+      </w:r>
+      <w:hyperlink w:anchor="ref_Selten1978Chain">
+        <w:r>
+          <w:rPr>
+            <w:rStyle w:val="Hyperlink"/>
+          </w:rPr>
+          <w:t xml:space="preserve">1978</w:t>
+        </w:r>
+      </w:hyperlink>
+      <w:r>
+        <w:t xml:space="preserve">)</w:t>
+      </w:r>
+      <w:r>
+        <w:t xml:space="preserve">, (entrante; cadena).</w:t>
+      </w:r>
+    </w:p>
+    <w:bookmarkStart w:id="221" w:name="fig_cadena_induccion"/>
+    <w:p>
+      <w:pPr>
+        <w:pStyle w:val="ImageCaption"/>
+      </w:pPr>
+      <w:r>
+        <w:t xml:space="preserve">Gráfico 12.–</w:t>
+      </w:r>
+      <w:r>
+        <w:t xml:space="preserve"> </w:t>
+      </w:r>
+      <w:r>
+        <w:t xml:space="preserve">La cadena de tiendas: inducción hacia atrás de la ciudad 20 a la 1</w:t>
+      </w:r>
+    </w:p>
+    <w:p>
+      <w:pPr>
+        <w:pStyle w:val="CaptionedFigure"/>
+      </w:pPr>
+      <w:r>
+        <w:drawing>
+          <wp:inline>
+            <wp:extent cx="5372100" cy="1904490"/>
+            <wp:effectExtent b="0" l="0" r="0" t="0"/>
+            <wp:docPr descr="Gráfico 12.– La cadena de tiendas: inducción hacia atrás de la ciudad 20 a la 1" title="" id="219" name="Picture"/>
+            <a:graphic>
+              <a:graphicData uri="http://schemas.openxmlformats.org/drawingml/2006/picture">
+                <pic:pic>
+                  <pic:nvPicPr>
+                    <pic:cNvPr descr="C:\Users\vgutierrez\Documents\src\victorgutierrezmarcos.github.io-revision\oposicion\temario\fuentes\3A14\graficos/cadena-tiendas-induccion.png" id="220" name="Picture"/>
+                    <pic:cNvPicPr>
+                      <a:picLocks noChangeArrowheads="1" noChangeAspect="1"/>
+                    </pic:cNvPicPr>
+                  </pic:nvPicPr>
+                  <pic:blipFill>
+                    <a:blip r:embed="rId218"/>
+                    <a:stretch>
+                      <a:fillRect/>
+                    </a:stretch>
+                  </pic:blipFill>
+                  <pic:spPr bwMode="auto">
+                    <a:xfrm>
+                      <a:off x="0" y="0"/>
+                      <a:ext cx="5372100" cy="1904490"/>
+                    </a:xfrm>
+                    <a:prstGeom prst="rect">
+                      <a:avLst/>
+                    </a:prstGeom>
+                    <a:noFill/>
+                    <a:ln w="9525">
+                      <a:noFill/>
+                      <a:headEnd/>
+                      <a:tailEnd/>
+                    </a:ln>
+                  </pic:spPr>
+                </pic:pic>
+              </a:graphicData>
+            </a:graphic>
+          </wp:inline>
+        </w:drawing>
+      </w:r>
+    </w:p>
+    <w:bookmarkEnd w:id="221"/>
+    <w:p>
+      <w:pPr>
+        <w:pStyle w:val="Piedeimagen"/>
+      </w:pPr>
+      <w:r>
+        <w:t xml:space="preserve">Fuente: elaboración propia a partir de</w:t>
+      </w:r>
+      <w:r>
+        <w:t xml:space="preserve"> </w:t>
+      </w:r>
+      <w:r>
+        <w:rPr>
+          <w:smallCaps/>
+        </w:rPr>
+        <w:t xml:space="preserve">Selten</w:t>
+      </w:r>
+      <w:r>
+        <w:t xml:space="preserve"> </w:t>
+      </w:r>
+      <w:r>
+        <w:t xml:space="preserve">(</w:t>
+      </w:r>
+      <w:hyperlink w:anchor="ref_Selten1978Chain">
+        <w:r>
+          <w:rPr>
+            <w:rStyle w:val="Hyperlink"/>
+          </w:rPr>
+          <w:t xml:space="preserve">1978</w:t>
+        </w:r>
+      </w:hyperlink>
+      <w:r>
+        <w:t xml:space="preserve">)</w:t>
+      </w:r>
+      <w:r>
+        <w:t xml:space="preserve">.</w:t>
+      </w:r>
+    </w:p>
+    <w:bookmarkEnd w:id="222"/>
+    <w:bookmarkStart w:id="228" w:name="el_juego_del_ultim__tum_negociaci__07282"/>
     <w:p>
       <w:pPr>
         <w:pStyle w:val="Heading2"/>
       </w:pPr>
       <w:r>
         <w:t xml:space="preserve">El juego del ultimátum: negociación y equidad</w:t>
-      </w:r>
-    </w:p>
-    <w:p>
-      <w:pPr>
-        <w:numPr>
-          <w:ilvl w:val="0"/>
-          <w:numId w:val="1233"/>
-        </w:numPr>
-      </w:pPr>
-      <w:r>
-        <w:rPr>
-          <w:i/>
-          <w:iCs/>
-        </w:rPr>
-        <w:t xml:space="preserve">Juego</w:t>
-      </w:r>
-      <w:r>
-        <w:t xml:space="preserve"> </w:t>
-      </w:r>
-      <w:r>
-        <w:t xml:space="preserve">(</w:t>
-      </w:r>
-      <w:hyperlink w:anchor="ref_GuthSchmittbergerSchwarze1982U_53756">
-        <w:r>
-          <w:rPr>
-            <w:rStyle w:val="Hyperlink"/>
-            <w:smallCaps/>
-          </w:rPr>
-          <w:t xml:space="preserve">Güth</w:t>
-        </w:r>
-        <w:r>
-          <w:rPr>
-            <w:rStyle w:val="Hyperlink"/>
-          </w:rPr>
-          <w:t xml:space="preserve">,</w:t>
-        </w:r>
-        <w:r>
-          <w:rPr>
-            <w:rStyle w:val="Hyperlink"/>
-          </w:rPr>
-          <w:t xml:space="preserve"> </w:t>
-        </w:r>
-        <w:r>
-          <w:rPr>
-            <w:rStyle w:val="Hyperlink"/>
-            <w:smallCaps/>
-          </w:rPr>
-          <w:t xml:space="preserve">Schmittberger</w:t>
-        </w:r>
-        <w:r>
-          <w:rPr>
-            <w:rStyle w:val="Hyperlink"/>
-          </w:rPr>
-          <w:t xml:space="preserve"> </w:t>
-        </w:r>
-        <w:r>
-          <w:rPr>
-            <w:rStyle w:val="Hyperlink"/>
-          </w:rPr>
-          <w:t xml:space="preserve">y</w:t>
-        </w:r>
-        <w:r>
-          <w:rPr>
-            <w:rStyle w:val="Hyperlink"/>
-          </w:rPr>
-          <w:t xml:space="preserve"> </w:t>
-        </w:r>
-        <w:r>
-          <w:rPr>
-            <w:rStyle w:val="Hyperlink"/>
-            <w:smallCaps/>
-          </w:rPr>
-          <w:t xml:space="preserve">Schwarze</w:t>
-        </w:r>
-        <w:r>
-          <w:rPr>
-            <w:rStyle w:val="Hyperlink"/>
-          </w:rPr>
-          <w:t xml:space="preserve">, 1982</w:t>
-        </w:r>
-      </w:hyperlink>
-      <w:r>
-        <w:t xml:space="preserve">)</w:t>
-      </w:r>
-      <w:r>
-        <w:t xml:space="preserve">: el jugador 1 propone cómo repartir una cantidad; el 2 acepta, y se reparte así, o rechaza, y ninguno cobra nada.</w:t>
-      </w:r>
-    </w:p>
-    <w:p>
-      <w:pPr>
-        <w:numPr>
-          <w:ilvl w:val="0"/>
-          <w:numId w:val="1233"/>
-        </w:numPr>
-      </w:pPr>
-      <w:r>
-        <w:rPr>
-          <w:i/>
-          <w:iCs/>
-        </w:rPr>
-        <w:t xml:space="preserve">Equilibrio</w:t>
-      </w:r>
-      <w:r>
-        <w:t xml:space="preserve">: con jugadores que solo se preocupan por su dinero, el 2 acepta cualquier cantidad positiva y el ENPS es ofrecerle lo mínimo. En el laboratorio, muchas propuestas se acercan a la mitad y las ofertas muy bajas se rechazan con frecuencia, aunque rechazar cueste dinero.</w:t>
-      </w:r>
-    </w:p>
-    <w:p>
-      <w:pPr>
-        <w:numPr>
-          <w:ilvl w:val="0"/>
-          <w:numId w:val="1233"/>
-        </w:numPr>
-      </w:pPr>
-      <w:r>
-        <w:rPr>
-          <w:i/>
-          <w:iCs/>
-        </w:rPr>
-        <w:t xml:space="preserve">Moraleja</w:t>
-      </w:r>
-      <w:r>
-        <w:t xml:space="preserve">: las preferencias por la equidad y la reciprocidad pesan; el poder de negociación no es solo cuestión de quién propone (</w:t>
-      </w:r>
-      <w:hyperlink w:anchor="sec_negociacion">
-        <w:r>
-          <w:rPr>
-            <w:rStyle w:val="Hyperlink"/>
-          </w:rPr>
-          <w:t xml:space="preserve">II.3.1</w:t>
-        </w:r>
-      </w:hyperlink>
-      <w:r>
-        <w:t xml:space="preserve">).</w:t>
-      </w:r>
-    </w:p>
-    <w:p>
-      <w:pPr>
-        <w:numPr>
-          <w:ilvl w:val="0"/>
-          <w:numId w:val="1233"/>
-        </w:numPr>
-      </w:pPr>
-      <w:r>
-        <w:rPr>
-          <w:i/>
-          <w:iCs/>
-        </w:rPr>
-        <w:t xml:space="preserve">En el temario</w:t>
-      </w:r>
-      <w:r>
-        <w:t xml:space="preserve">: la economía conductual</w:t>
-      </w:r>
-      <w:r>
-        <w:t xml:space="preserve"> </w:t>
-      </w:r>
-      <w:hyperlink r:id="rId114">
-        <w:r>
-          <w:rPr>
-            <w:rStyle w:val="Referenciaatema"/>
-          </w:rPr>
-          <w:t xml:space="preserve">[ver tema 3.A.1]</w:t>
-        </w:r>
-      </w:hyperlink>
-      <w:r>
-        <w:t xml:space="preserve">, la negociación salarial</w:t>
-      </w:r>
-      <w:r>
-        <w:t xml:space="preserve"> </w:t>
-      </w:r>
-      <w:hyperlink r:id="rId22">
-        <w:r>
-          <w:rPr>
-            <w:rStyle w:val="Referenciaatema"/>
-          </w:rPr>
-          <w:t xml:space="preserve">[ver tema 3.A.27]</w:t>
-        </w:r>
-      </w:hyperlink>
-      <w:r>
-        <w:t xml:space="preserve"> </w:t>
-      </w:r>
-      <w:r>
-        <w:t xml:space="preserve">y la crítica distributiva del criterio de</w:t>
-      </w:r>
-      <w:r>
-        <w:t xml:space="preserve"> </w:t>
-      </w:r>
-      <w:r>
-        <w:rPr>
-          <w:smallCaps/>
-        </w:rPr>
-        <w:t xml:space="preserve">Pareto</w:t>
-      </w:r>
-      <w:r>
-        <w:t xml:space="preserve"> </w:t>
-      </w:r>
-      <w:hyperlink r:id="rId206">
-        <w:r>
-          <w:rPr>
-            <w:rStyle w:val="Referenciaatema"/>
-          </w:rPr>
-          <w:t xml:space="preserve">[ver tema 3.A.22]</w:t>
-        </w:r>
-      </w:hyperlink>
-      <w:r>
-        <w:t xml:space="preserve">.</w:t>
-      </w:r>
-    </w:p>
-    <w:bookmarkEnd w:id="207"/>
-    <w:bookmarkStart w:id="208" w:name="cerveza_o_quiche_se__alizaci__n_y__76658"/>
-    <w:p>
-      <w:pPr>
-        <w:pStyle w:val="Heading2"/>
-      </w:pPr>
-      <w:r>
-        <w:t xml:space="preserve">Cerveza o quiche: señalización y criterio intuitivo</w:t>
       </w:r>
     </w:p>
     <w:p>
@@ -55034,6 +56193,432 @@
       <w:r>
         <w:t xml:space="preserve">(</w:t>
       </w:r>
+      <w:hyperlink w:anchor="ref_GuthSchmittbergerSchwarze1982U_53756">
+        <w:r>
+          <w:rPr>
+            <w:rStyle w:val="Hyperlink"/>
+            <w:smallCaps/>
+          </w:rPr>
+          <w:t xml:space="preserve">Güth</w:t>
+        </w:r>
+        <w:r>
+          <w:rPr>
+            <w:rStyle w:val="Hyperlink"/>
+          </w:rPr>
+          <w:t xml:space="preserve">,</w:t>
+        </w:r>
+        <w:r>
+          <w:rPr>
+            <w:rStyle w:val="Hyperlink"/>
+          </w:rPr>
+          <w:t xml:space="preserve"> </w:t>
+        </w:r>
+        <w:r>
+          <w:rPr>
+            <w:rStyle w:val="Hyperlink"/>
+            <w:smallCaps/>
+          </w:rPr>
+          <w:t xml:space="preserve">Schmittberger</w:t>
+        </w:r>
+        <w:r>
+          <w:rPr>
+            <w:rStyle w:val="Hyperlink"/>
+          </w:rPr>
+          <w:t xml:space="preserve"> </w:t>
+        </w:r>
+        <w:r>
+          <w:rPr>
+            <w:rStyle w:val="Hyperlink"/>
+          </w:rPr>
+          <w:t xml:space="preserve">y</w:t>
+        </w:r>
+        <w:r>
+          <w:rPr>
+            <w:rStyle w:val="Hyperlink"/>
+          </w:rPr>
+          <w:t xml:space="preserve"> </w:t>
+        </w:r>
+        <w:r>
+          <w:rPr>
+            <w:rStyle w:val="Hyperlink"/>
+            <w:smallCaps/>
+          </w:rPr>
+          <w:t xml:space="preserve">Schwarze</w:t>
+        </w:r>
+        <w:r>
+          <w:rPr>
+            <w:rStyle w:val="Hyperlink"/>
+          </w:rPr>
+          <w:t xml:space="preserve">, 1982</w:t>
+        </w:r>
+      </w:hyperlink>
+      <w:r>
+        <w:t xml:space="preserve">)</w:t>
+      </w:r>
+      <w:r>
+        <w:t xml:space="preserve">: el jugador 1 propone cómo repartir una cantidad, por ejemplo 10 euros, y ofrece</w:t>
+      </w:r>
+      <w:r>
+        <w:t xml:space="preserve"> </w:t>
+      </w:r>
+      <m:oMath>
+        <m:r>
+          <m:t>x</m:t>
+        </m:r>
+      </m:oMath>
+      <w:r>
+        <w:t xml:space="preserve"> </w:t>
+      </w:r>
+      <w:r>
+        <w:t xml:space="preserve">al 2; el 2 acepta, y se reparte así,</w:t>
+      </w:r>
+      <w:r>
+        <w:t xml:space="preserve"> </w:t>
+      </w:r>
+      <m:oMath>
+        <m:d>
+          <m:dPr>
+            <m:begChr m:val="("/>
+            <m:sepChr m:val=""/>
+            <m:endChr m:val=")"/>
+            <m:grow/>
+          </m:dPr>
+          <m:e>
+            <m:r>
+              <m:t>10</m:t>
+            </m:r>
+            <m:r>
+              <m:rPr>
+                <m:sty m:val="p"/>
+              </m:rPr>
+              <m:t>−</m:t>
+            </m:r>
+            <m:r>
+              <m:t>x</m:t>
+            </m:r>
+            <m:r>
+              <m:rPr>
+                <m:sty m:val="p"/>
+              </m:rPr>
+              <m:t>,</m:t>
+            </m:r>
+            <m:r>
+              <m:t> </m:t>
+            </m:r>
+            <m:r>
+              <m:t>x</m:t>
+            </m:r>
+          </m:e>
+        </m:d>
+      </m:oMath>
+      <w:r>
+        <w:t xml:space="preserve">, o rechaza, y ninguno cobra nada (gráfico </w:t>
+      </w:r>
+      <w:hyperlink w:anchor="fig_ultimatum">
+        <w:r>
+          <w:rPr>
+            <w:rStyle w:val="Hyperlink"/>
+          </w:rPr>
+          <w:t xml:space="preserve">13</w:t>
+        </w:r>
+      </w:hyperlink>
+      <w:r>
+        <w:t xml:space="preserve">; el abanico recoge todas las ofertas posibles).</w:t>
+      </w:r>
+    </w:p>
+    <w:p>
+      <w:pPr>
+        <w:numPr>
+          <w:ilvl w:val="0"/>
+          <w:numId w:val="1234"/>
+        </w:numPr>
+      </w:pPr>
+      <w:r>
+        <w:rPr>
+          <w:i/>
+          <w:iCs/>
+        </w:rPr>
+        <w:t xml:space="preserve">Equilibrio</w:t>
+      </w:r>
+      <w:r>
+        <w:t xml:space="preserve">: con jugadores que solo se preocupan por su dinero, el 2 acepta cualquier cantidad positiva (</w:t>
+      </w:r>
+      <m:oMath>
+        <m:r>
+          <m:t>x</m:t>
+        </m:r>
+        <m:r>
+          <m:rPr>
+            <m:sty m:val="p"/>
+          </m:rPr>
+          <m:t>&gt;</m:t>
+        </m:r>
+        <m:r>
+          <m:t>0</m:t>
+        </m:r>
+      </m:oMath>
+      <w:r>
+        <w:t xml:space="preserve">) y el ENPS es ofrecerle lo mínimo. En el laboratorio, muchas propuestas se acercan a la mitad y las ofertas muy bajas se rechazan con frecuencia, aunque rechazar cueste dinero.</w:t>
+      </w:r>
+    </w:p>
+    <w:p>
+      <w:pPr>
+        <w:numPr>
+          <w:ilvl w:val="0"/>
+          <w:numId w:val="1234"/>
+        </w:numPr>
+      </w:pPr>
+      <w:r>
+        <w:rPr>
+          <w:i/>
+          <w:iCs/>
+        </w:rPr>
+        <w:t xml:space="preserve">Moraleja</w:t>
+      </w:r>
+      <w:r>
+        <w:t xml:space="preserve">: las preferencias por la equidad y la reciprocidad pesan; el poder de negociación no es solo cuestión de quién propone (</w:t>
+      </w:r>
+      <w:hyperlink w:anchor="sec_negociacion">
+        <w:r>
+          <w:rPr>
+            <w:rStyle w:val="Hyperlink"/>
+          </w:rPr>
+          <w:t xml:space="preserve">II.3.1</w:t>
+        </w:r>
+      </w:hyperlink>
+      <w:r>
+        <w:t xml:space="preserve">).</w:t>
+      </w:r>
+    </w:p>
+    <w:p>
+      <w:pPr>
+        <w:numPr>
+          <w:ilvl w:val="0"/>
+          <w:numId w:val="1234"/>
+        </w:numPr>
+      </w:pPr>
+      <w:r>
+        <w:rPr>
+          <w:i/>
+          <w:iCs/>
+        </w:rPr>
+        <w:t xml:space="preserve">En el temario</w:t>
+      </w:r>
+      <w:r>
+        <w:t xml:space="preserve">: la economía conductual</w:t>
+      </w:r>
+      <w:r>
+        <w:t xml:space="preserve"> </w:t>
+      </w:r>
+      <w:hyperlink r:id="rId114">
+        <w:r>
+          <w:rPr>
+            <w:rStyle w:val="Referenciaatema"/>
+          </w:rPr>
+          <w:t xml:space="preserve">[ver tema 3.A.1]</w:t>
+        </w:r>
+      </w:hyperlink>
+      <w:r>
+        <w:t xml:space="preserve">, la negociación salarial</w:t>
+      </w:r>
+      <w:r>
+        <w:t xml:space="preserve"> </w:t>
+      </w:r>
+      <w:hyperlink r:id="rId22">
+        <w:r>
+          <w:rPr>
+            <w:rStyle w:val="Referenciaatema"/>
+          </w:rPr>
+          <w:t xml:space="preserve">[ver tema 3.A.27]</w:t>
+        </w:r>
+      </w:hyperlink>
+      <w:r>
+        <w:t xml:space="preserve"> </w:t>
+      </w:r>
+      <w:r>
+        <w:t xml:space="preserve">y la crítica distributiva del criterio de</w:t>
+      </w:r>
+      <w:r>
+        <w:t xml:space="preserve"> </w:t>
+      </w:r>
+      <w:r>
+        <w:rPr>
+          <w:smallCaps/>
+        </w:rPr>
+        <w:t xml:space="preserve">Pareto</w:t>
+      </w:r>
+      <w:r>
+        <w:t xml:space="preserve"> </w:t>
+      </w:r>
+      <w:hyperlink r:id="rId223">
+        <w:r>
+          <w:rPr>
+            <w:rStyle w:val="Referenciaatema"/>
+          </w:rPr>
+          <w:t xml:space="preserve">[ver tema 3.A.22]</w:t>
+        </w:r>
+      </w:hyperlink>
+      <w:r>
+        <w:t xml:space="preserve">.</w:t>
+      </w:r>
+    </w:p>
+    <w:bookmarkStart w:id="227" w:name="fig_ultimatum"/>
+    <w:p>
+      <w:pPr>
+        <w:pStyle w:val="ImageCaption"/>
+      </w:pPr>
+      <w:r>
+        <w:t xml:space="preserve">Gráfico 13.–</w:t>
+      </w:r>
+      <w:r>
+        <w:t xml:space="preserve"> </w:t>
+      </w:r>
+      <w:r>
+        <w:t xml:space="preserve">El juego del ultimátum: el equilibrio frente al laboratorio</w:t>
+      </w:r>
+    </w:p>
+    <w:p>
+      <w:pPr>
+        <w:pStyle w:val="CaptionedFigure"/>
+      </w:pPr>
+      <w:r>
+        <w:drawing>
+          <wp:inline>
+            <wp:extent cx="3535272" cy="1871614"/>
+            <wp:effectExtent b="0" l="0" r="0" t="0"/>
+            <wp:docPr descr="Gráfico 13.– El juego del ultimátum: el equilibrio frente al laboratorio" title="" id="225" name="Picture"/>
+            <a:graphic>
+              <a:graphicData uri="http://schemas.openxmlformats.org/drawingml/2006/picture">
+                <pic:pic>
+                  <pic:nvPicPr>
+                    <pic:cNvPr descr="C:\Users\vgutierrez\Documents\src\victorgutierrezmarcos.github.io-revision\oposicion\temario\fuentes\3A14\graficos/ultimatum.png" id="226" name="Picture"/>
+                    <pic:cNvPicPr>
+                      <a:picLocks noChangeArrowheads="1" noChangeAspect="1"/>
+                    </pic:cNvPicPr>
+                  </pic:nvPicPr>
+                  <pic:blipFill>
+                    <a:blip r:embed="rId224"/>
+                    <a:stretch>
+                      <a:fillRect/>
+                    </a:stretch>
+                  </pic:blipFill>
+                  <pic:spPr bwMode="auto">
+                    <a:xfrm>
+                      <a:off x="0" y="0"/>
+                      <a:ext cx="3535272" cy="1871614"/>
+                    </a:xfrm>
+                    <a:prstGeom prst="rect">
+                      <a:avLst/>
+                    </a:prstGeom>
+                    <a:noFill/>
+                    <a:ln w="9525">
+                      <a:noFill/>
+                      <a:headEnd/>
+                      <a:tailEnd/>
+                    </a:ln>
+                  </pic:spPr>
+                </pic:pic>
+              </a:graphicData>
+            </a:graphic>
+          </wp:inline>
+        </w:drawing>
+      </w:r>
+    </w:p>
+    <w:bookmarkEnd w:id="227"/>
+    <w:p>
+      <w:pPr>
+        <w:pStyle w:val="Piedeimagen"/>
+      </w:pPr>
+      <w:r>
+        <w:t xml:space="preserve">Fuente: elaboración propia a partir de</w:t>
+      </w:r>
+      <w:r>
+        <w:t xml:space="preserve"> </w:t>
+      </w:r>
+      <w:r>
+        <w:rPr>
+          <w:smallCaps/>
+        </w:rPr>
+        <w:t xml:space="preserve">Güth</w:t>
+      </w:r>
+      <w:r>
+        <w:t xml:space="preserve">,</w:t>
+      </w:r>
+      <w:r>
+        <w:t xml:space="preserve"> </w:t>
+      </w:r>
+      <w:r>
+        <w:rPr>
+          <w:smallCaps/>
+        </w:rPr>
+        <w:t xml:space="preserve">Schmittberger</w:t>
+      </w:r>
+      <w:r>
+        <w:t xml:space="preserve"> </w:t>
+      </w:r>
+      <w:r>
+        <w:t xml:space="preserve">y</w:t>
+      </w:r>
+      <w:r>
+        <w:t xml:space="preserve"> </w:t>
+      </w:r>
+      <w:r>
+        <w:rPr>
+          <w:smallCaps/>
+        </w:rPr>
+        <w:t xml:space="preserve">Schwarze</w:t>
+      </w:r>
+      <w:r>
+        <w:t xml:space="preserve"> </w:t>
+      </w:r>
+      <w:r>
+        <w:t xml:space="preserve">(</w:t>
+      </w:r>
+      <w:hyperlink w:anchor="ref_GuthSchmittbergerSchwarze1982U_53756">
+        <w:r>
+          <w:rPr>
+            <w:rStyle w:val="Hyperlink"/>
+          </w:rPr>
+          <w:t xml:space="preserve">1982</w:t>
+        </w:r>
+      </w:hyperlink>
+      <w:r>
+        <w:t xml:space="preserve">)</w:t>
+      </w:r>
+      <w:r>
+        <w:t xml:space="preserve">. Pagos (1, 2); en rojo, el ENPS, y en dorado, dónde se concentran las ofertas en el laboratorio.</w:t>
+      </w:r>
+    </w:p>
+    <w:bookmarkEnd w:id="228"/>
+    <w:bookmarkStart w:id="233" w:name="cerveza_o_quiche_se__alizaci__n_y__76658"/>
+    <w:p>
+      <w:pPr>
+        <w:pStyle w:val="Heading2"/>
+      </w:pPr>
+      <w:r>
+        <w:t xml:space="preserve">Cerveza o quiche: señalización y criterio intuitivo</w:t>
+      </w:r>
+    </w:p>
+    <w:p>
+      <w:pPr>
+        <w:numPr>
+          <w:ilvl w:val="0"/>
+          <w:numId w:val="1235"/>
+        </w:numPr>
+      </w:pPr>
+      <w:r>
+        <w:rPr>
+          <w:i/>
+          <w:iCs/>
+        </w:rPr>
+        <w:t xml:space="preserve">Juego</w:t>
+      </w:r>
+      <w:r>
+        <w:t xml:space="preserve"> </w:t>
+      </w:r>
+      <w:r>
+        <w:t xml:space="preserve">(</w:t>
+      </w:r>
       <w:hyperlink w:anchor="ref_ChoKreps1987Signaling">
         <w:r>
           <w:rPr>
@@ -55098,132 +56683,18 @@
         </m:r>
       </m:oMath>
       <w:r>
-        <w:t xml:space="preserve">) o débil. El forastero, que conoce su tipo, elige el desayuno: al fuerte le gusta la cerveza y al débil la quiche (1 de utilidad por desayunar lo que le gusta). Un matón, que ve el desayuno pero no el tipo, decide si le reta: solo quiere pelear con los débiles. Al forastero, que no le reten le vale 2.</w:t>
-      </w:r>
-    </w:p>
-    <w:p>
-      <w:pPr>
-        <w:numPr>
-          <w:ilvl w:val="0"/>
-          <w:numId w:val="1234"/>
-        </w:numPr>
-      </w:pPr>
-      <w:r>
-        <w:rPr>
-          <w:i/>
-          <w:iCs/>
-        </w:rPr>
-        <w:t xml:space="preserve">Equilibrio</w:t>
-      </w:r>
-      <w:r>
-        <w:t xml:space="preserve">: hay 2 EBP agrupadores. En el primero, los 2 tipos piden cerveza y el matón no reta; en el segundo, los 2 piden quiche y no reta, sostenido por la creencia de que quien pide cerveza es débil.</w:t>
-      </w:r>
-    </w:p>
-    <w:p>
-      <w:pPr>
-        <w:numPr>
-          <w:ilvl w:val="0"/>
-          <w:numId w:val="1234"/>
-        </w:numPr>
-      </w:pPr>
-      <w:r>
-        <w:rPr>
-          <w:i/>
-          <w:iCs/>
-        </w:rPr>
-        <w:t xml:space="preserve">Criterio intuitivo</w:t>
-      </w:r>
-      <w:r>
-        <w:t xml:space="preserve">: el segundo no lo supera. Al débil, pedir cerveza nunca le compensaría (ganaría como mucho 2, menos que los 3 que obtiene pidiendo quiche sin ser retado); al fuerte sí, si el matón le creyera fuerte (3 en lugar de 2). Así que quien pide cerveza debe ser tomado por fuerte, y el fuerte se desvía.</w:t>
-      </w:r>
-    </w:p>
-    <w:p>
-      <w:pPr>
-        <w:numPr>
-          <w:ilvl w:val="0"/>
-          <w:numId w:val="1234"/>
-        </w:numPr>
-      </w:pPr>
-      <w:r>
-        <w:rPr>
-          <w:i/>
-          <w:iCs/>
-        </w:rPr>
-        <w:t xml:space="preserve">Moraleja</w:t>
-      </w:r>
-      <w:r>
-        <w:t xml:space="preserve">: lo que uno hace revela lo que es, y las creencias razonables sobre lo que no ocurre en equilibrio deciden el resultado: «Cuando el río suena, agua lleva».</w:t>
-      </w:r>
-    </w:p>
-    <w:p>
-      <w:pPr>
-        <w:numPr>
-          <w:ilvl w:val="0"/>
-          <w:numId w:val="1234"/>
-        </w:numPr>
-      </w:pPr>
-      <w:r>
-        <w:rPr>
-          <w:i/>
-          <w:iCs/>
-        </w:rPr>
-        <w:t xml:space="preserve">En el temario</w:t>
-      </w:r>
-      <w:r>
-        <w:t xml:space="preserve">: la educación como señal</w:t>
-      </w:r>
-      <w:r>
-        <w:t xml:space="preserve"> </w:t>
-      </w:r>
-      <w:hyperlink r:id="rId31">
-        <w:r>
-          <w:rPr>
-            <w:rStyle w:val="Referenciaatema"/>
-          </w:rPr>
-          <w:t xml:space="preserve">[ver tema 3.A.13]</w:t>
+        <w:t xml:space="preserve">) o débil. El forastero, que conoce su tipo, elige el desayuno: al fuerte le gusta la cerveza y al débil la quiche (1 de utilidad por desayunar lo que le gusta). Un matón, que ve el desayuno pero no el tipo, decide si le reta: solo quiere pelear con los débiles. Al forastero, que no le reten le vale 2; al matón, acertar (retar a un débil o dejar en paz a un fuerte), 1 (gráfico </w:t>
+      </w:r>
+      <w:hyperlink w:anchor="fig_cerveza_quiche">
+        <w:r>
+          <w:rPr>
+            <w:rStyle w:val="Hyperlink"/>
+          </w:rPr>
+          <w:t xml:space="preserve">14</w:t>
         </w:r>
       </w:hyperlink>
       <w:r>
-        <w:t xml:space="preserve"> </w:t>
-      </w:r>
-      <w:r>
-        <w:t xml:space="preserve">y el precio límite como señal</w:t>
-      </w:r>
-      <w:r>
-        <w:t xml:space="preserve"> </w:t>
-      </w:r>
-      <w:hyperlink r:id="rId23">
-        <w:r>
-          <w:rPr>
-            <w:rStyle w:val="Referenciaatema"/>
-          </w:rPr>
-          <w:t xml:space="preserve">[ver tema 3.A.15]</w:t>
-        </w:r>
-      </w:hyperlink>
-      <w:r>
-        <w:t xml:space="preserve">.</w:t>
-      </w:r>
-    </w:p>
-    <w:bookmarkEnd w:id="208"/>
-    <w:bookmarkStart w:id="209" w:name="el_juicio_de_salom__n_dise__o_de_m_35839"/>
-    <w:p>
-      <w:pPr>
-        <w:pStyle w:val="Heading2"/>
-      </w:pPr>
-      <w:r>
-        <w:t xml:space="preserve">El juicio de</w:t>
-      </w:r>
-      <w:r>
-        <w:t xml:space="preserve"> </w:t>
-      </w:r>
-      <w:r>
-        <w:rPr>
-          <w:smallCaps/>
-        </w:rPr>
-        <w:t xml:space="preserve">Salomón</w:t>
-      </w:r>
-      <w:r>
-        <w:t xml:space="preserve">: diseño de mecanismos</w:t>
+        <w:t xml:space="preserve">).</w:t>
       </w:r>
     </w:p>
     <w:p>
@@ -55238,28 +56709,10 @@
           <w:i/>
           <w:iCs/>
         </w:rPr>
-        <w:t xml:space="preserve">Juego</w:t>
-      </w:r>
-      <w:r>
-        <w:t xml:space="preserve"> </w:t>
-      </w:r>
-      <w:r>
-        <w:t xml:space="preserve">(1 Reyes 3, 16-28): 2 mujeres se presentan ante el rey</w:t>
-      </w:r>
-      <w:r>
-        <w:t xml:space="preserve"> </w:t>
-      </w:r>
-      <w:r>
-        <w:rPr>
-          <w:smallCaps/>
-        </w:rPr>
-        <w:t xml:space="preserve">Salomón</w:t>
-      </w:r>
-      <w:r>
-        <w:t xml:space="preserve"> </w:t>
-      </w:r>
-      <w:r>
-        <w:t xml:space="preserve">con un niño y las 2 dicen ser su madre. El rey no puede saber cuál dice la verdad: el tipo de cada una es información privada. Ordena partir al niño por la mitad y dar una mitad a cada una.</w:t>
+        <w:t xml:space="preserve">Equilibrio</w:t>
+      </w:r>
+      <w:r>
+        <w:t xml:space="preserve">: hay 2 EBP agrupadores. En el primero, los 2 tipos piden cerveza y el matón no reta; en el segundo, los 2 piden quiche y no reta, sostenido por la creencia de que quien pide cerveza es débil.</w:t>
       </w:r>
     </w:p>
     <w:p>
@@ -55274,10 +56727,10 @@
           <w:i/>
           <w:iCs/>
         </w:rPr>
-        <w:t xml:space="preserve">Equilibrio</w:t>
-      </w:r>
-      <w:r>
-        <w:t xml:space="preserve">: la verdadera madre, que valora la vida del niño por encima de todo, renuncia a él para salvarlo; la otra acepta el reparto. Con lo que hace, cada una revela su tipo, y el rey entrega el niño a la que renunció.</w:t>
+        <w:t xml:space="preserve">Criterio intuitivo</w:t>
+      </w:r>
+      <w:r>
+        <w:t xml:space="preserve">: el segundo no lo supera. Al débil, pedir cerveza nunca le compensaría (ganaría como mucho 2, menos que los 3 que obtiene pidiendo quiche sin ser retado); al fuerte sí, si el matón le creyera fuerte (3 en lugar de 2). Así que quien pide cerveza debe ser tomado por fuerte, y el fuerte se desvía.</w:t>
       </w:r>
     </w:p>
     <w:p>
@@ -55295,6 +56748,275 @@
         <w:t xml:space="preserve">Moraleja</w:t>
       </w:r>
       <w:r>
+        <w:t xml:space="preserve">: lo que uno hace revela lo que es, y las creencias razonables sobre lo que no ocurre en equilibrio deciden el resultado: «Cuando el río suena, agua lleva».</w:t>
+      </w:r>
+    </w:p>
+    <w:p>
+      <w:pPr>
+        <w:numPr>
+          <w:ilvl w:val="0"/>
+          <w:numId w:val="1235"/>
+        </w:numPr>
+      </w:pPr>
+      <w:r>
+        <w:rPr>
+          <w:i/>
+          <w:iCs/>
+        </w:rPr>
+        <w:t xml:space="preserve">En el temario</w:t>
+      </w:r>
+      <w:r>
+        <w:t xml:space="preserve">: la educación como señal</w:t>
+      </w:r>
+      <w:r>
+        <w:t xml:space="preserve"> </w:t>
+      </w:r>
+      <w:hyperlink r:id="rId31">
+        <w:r>
+          <w:rPr>
+            <w:rStyle w:val="Referenciaatema"/>
+          </w:rPr>
+          <w:t xml:space="preserve">[ver tema 3.A.13]</w:t>
+        </w:r>
+      </w:hyperlink>
+      <w:r>
+        <w:t xml:space="preserve"> </w:t>
+      </w:r>
+      <w:r>
+        <w:t xml:space="preserve">y el precio límite como señal</w:t>
+      </w:r>
+      <w:r>
+        <w:t xml:space="preserve"> </w:t>
+      </w:r>
+      <w:hyperlink r:id="rId23">
+        <w:r>
+          <w:rPr>
+            <w:rStyle w:val="Referenciaatema"/>
+          </w:rPr>
+          <w:t xml:space="preserve">[ver tema 3.A.15]</w:t>
+        </w:r>
+      </w:hyperlink>
+      <w:r>
+        <w:t xml:space="preserve">.</w:t>
+      </w:r>
+    </w:p>
+    <w:bookmarkStart w:id="232" w:name="fig_cerveza_quiche"/>
+    <w:p>
+      <w:pPr>
+        <w:pStyle w:val="ImageCaption"/>
+      </w:pPr>
+      <w:r>
+        <w:t xml:space="preserve">Gráfico 14.–</w:t>
+      </w:r>
+      <w:r>
+        <w:t xml:space="preserve"> </w:t>
+      </w:r>
+      <w:r>
+        <w:t xml:space="preserve">Cerveza o quiche: el equilibrio agrupador que supera el criterio intuitivo</w:t>
+      </w:r>
+    </w:p>
+    <w:p>
+      <w:pPr>
+        <w:pStyle w:val="CaptionedFigure"/>
+      </w:pPr>
+      <w:r>
+        <w:drawing>
+          <wp:inline>
+            <wp:extent cx="5073650" cy="2655152"/>
+            <wp:effectExtent b="0" l="0" r="0" t="0"/>
+            <wp:docPr descr="Gráfico 14.– Cerveza o quiche: el equilibrio agrupador que supera el criterio intuitivo" title="" id="230" name="Picture"/>
+            <a:graphic>
+              <a:graphicData uri="http://schemas.openxmlformats.org/drawingml/2006/picture">
+                <pic:pic>
+                  <pic:nvPicPr>
+                    <pic:cNvPr descr="C:\Users\vgutierrez\Documents\src\victorgutierrezmarcos.github.io-revision\oposicion\temario\fuentes\3A14\graficos/cerveza-quiche.png" id="231" name="Picture"/>
+                    <pic:cNvPicPr>
+                      <a:picLocks noChangeArrowheads="1" noChangeAspect="1"/>
+                    </pic:cNvPicPr>
+                  </pic:nvPicPr>
+                  <pic:blipFill>
+                    <a:blip r:embed="rId229"/>
+                    <a:stretch>
+                      <a:fillRect/>
+                    </a:stretch>
+                  </pic:blipFill>
+                  <pic:spPr bwMode="auto">
+                    <a:xfrm>
+                      <a:off x="0" y="0"/>
+                      <a:ext cx="5073650" cy="2655152"/>
+                    </a:xfrm>
+                    <a:prstGeom prst="rect">
+                      <a:avLst/>
+                    </a:prstGeom>
+                    <a:noFill/>
+                    <a:ln w="9525">
+                      <a:noFill/>
+                      <a:headEnd/>
+                      <a:tailEnd/>
+                    </a:ln>
+                  </pic:spPr>
+                </pic:pic>
+              </a:graphicData>
+            </a:graphic>
+          </wp:inline>
+        </w:drawing>
+      </w:r>
+    </w:p>
+    <w:bookmarkEnd w:id="232"/>
+    <w:p>
+      <w:pPr>
+        <w:pStyle w:val="Piedeimagen"/>
+      </w:pPr>
+      <w:r>
+        <w:t xml:space="preserve">Fuente: elaboración propia a partir de</w:t>
+      </w:r>
+      <w:r>
+        <w:t xml:space="preserve"> </w:t>
+      </w:r>
+      <w:r>
+        <w:rPr>
+          <w:smallCaps/>
+        </w:rPr>
+        <w:t xml:space="preserve">Cho</w:t>
+      </w:r>
+      <w:r>
+        <w:t xml:space="preserve"> </w:t>
+      </w:r>
+      <w:r>
+        <w:t xml:space="preserve">y</w:t>
+      </w:r>
+      <w:r>
+        <w:t xml:space="preserve"> </w:t>
+      </w:r>
+      <w:r>
+        <w:rPr>
+          <w:smallCaps/>
+        </w:rPr>
+        <w:t xml:space="preserve">Kreps</w:t>
+      </w:r>
+      <w:r>
+        <w:t xml:space="preserve"> </w:t>
+      </w:r>
+      <w:r>
+        <w:t xml:space="preserve">(</w:t>
+      </w:r>
+      <w:hyperlink w:anchor="ref_ChoKreps1987Signaling">
+        <w:r>
+          <w:rPr>
+            <w:rStyle w:val="Hyperlink"/>
+          </w:rPr>
+          <w:t xml:space="preserve">1987</w:t>
+        </w:r>
+      </w:hyperlink>
+      <w:r>
+        <w:t xml:space="preserve">)</w:t>
+      </w:r>
+      <w:r>
+        <w:t xml:space="preserve">. Pagos (forastero; matón); las líneas discontinuas unen los nodos que el matón no distingue. En rojo, el EBP en el que los 2 tipos piden cerveza: tras la quiche, que no se ve en equilibrio, el matón cree que el forastero es débil y retaría.</w:t>
+      </w:r>
+    </w:p>
+    <w:bookmarkEnd w:id="233"/>
+    <w:bookmarkStart w:id="235" w:name="el_juicio_de_salom__n_dise__o_de_m_35839"/>
+    <w:p>
+      <w:pPr>
+        <w:pStyle w:val="Heading2"/>
+      </w:pPr>
+      <w:r>
+        <w:t xml:space="preserve">El juicio de</w:t>
+      </w:r>
+      <w:r>
+        <w:t xml:space="preserve"> </w:t>
+      </w:r>
+      <w:r>
+        <w:rPr>
+          <w:smallCaps/>
+        </w:rPr>
+        <w:t xml:space="preserve">Salomón</w:t>
+      </w:r>
+      <w:r>
+        <w:t xml:space="preserve">: diseño de mecanismos</w:t>
+      </w:r>
+    </w:p>
+    <w:p>
+      <w:pPr>
+        <w:numPr>
+          <w:ilvl w:val="0"/>
+          <w:numId w:val="1236"/>
+        </w:numPr>
+      </w:pPr>
+      <w:r>
+        <w:rPr>
+          <w:i/>
+          <w:iCs/>
+        </w:rPr>
+        <w:t xml:space="preserve">Juego</w:t>
+      </w:r>
+      <w:r>
+        <w:t xml:space="preserve"> </w:t>
+      </w:r>
+      <w:r>
+        <w:t xml:space="preserve">(1 Reyes 3, 16-28): 2 mujeres se presentan ante el rey</w:t>
+      </w:r>
+      <w:r>
+        <w:t xml:space="preserve"> </w:t>
+      </w:r>
+      <w:r>
+        <w:rPr>
+          <w:smallCaps/>
+        </w:rPr>
+        <w:t xml:space="preserve">Salomón</w:t>
+      </w:r>
+      <w:r>
+        <w:t xml:space="preserve"> </w:t>
+      </w:r>
+      <w:r>
+        <w:t xml:space="preserve">con un niño y las 2 dicen ser su madre. El rey no puede saber cuál dice la verdad: el tipo de cada una es información privada. Ordena partir al niño por la mitad y dar una mitad a cada una.</w:t>
+      </w:r>
+    </w:p>
+    <w:p>
+      <w:pPr>
+        <w:numPr>
+          <w:ilvl w:val="0"/>
+          <w:numId w:val="1236"/>
+        </w:numPr>
+      </w:pPr>
+      <w:r>
+        <w:rPr>
+          <w:i/>
+          <w:iCs/>
+        </w:rPr>
+        <w:t xml:space="preserve">Equilibrio</w:t>
+      </w:r>
+      <w:r>
+        <w:t xml:space="preserve">: la verdadera madre, que valora la vida del niño por encima de todo, renuncia a él para salvarlo; la otra acepta el reparto. Con lo que hace, cada una revela su tipo, y el rey entrega el niño a la que renunció (tabla </w:t>
+      </w:r>
+      <w:hyperlink w:anchor="tab_salomon">
+        <w:r>
+          <w:rPr>
+            <w:rStyle w:val="Hyperlink"/>
+          </w:rPr>
+          <w:t xml:space="preserve">16</w:t>
+        </w:r>
+      </w:hyperlink>
+      <w:r>
+        <w:t xml:space="preserve">).</w:t>
+      </w:r>
+    </w:p>
+    <w:p>
+      <w:pPr>
+        <w:numPr>
+          <w:ilvl w:val="0"/>
+          <w:numId w:val="1236"/>
+        </w:numPr>
+      </w:pPr>
+      <w:r>
+        <w:rPr>
+          <w:i/>
+          <w:iCs/>
+        </w:rPr>
+        <w:t xml:space="preserve">Moraleja</w:t>
+      </w:r>
+      <w:r>
         <w:t xml:space="preserve">: es un mecanismo en el que el mensaje (aceptar o renunciar) revela lo que el diseñador no ve. Pero funcionó por sorpresa: si la falsa madre hubiera entendido las reglas, también habría renunciado, y el rey no habría sabido nada. Un mecanismo tiene que funcionar</w:t>
       </w:r>
       <w:r>
@@ -55355,7 +57077,7 @@
       <w:pPr>
         <w:numPr>
           <w:ilvl w:val="0"/>
-          <w:numId w:val="1235"/>
+          <w:numId w:val="1236"/>
         </w:numPr>
       </w:pPr>
       <w:r>
@@ -55456,8 +57178,309 @@
         <w:t xml:space="preserve">.</w:t>
       </w:r>
     </w:p>
-    <w:bookmarkEnd w:id="209"/>
-    <w:bookmarkStart w:id="210" w:name="las_licitaciones_de_petr__leo_del__01077"/>
+    <w:bookmarkStart w:id="234" w:name="tab_salomon"/>
+    <w:p>
+      <w:pPr>
+        <w:pStyle w:val="TableCaption"/>
+      </w:pPr>
+      <w:r>
+        <w:t xml:space="preserve">Tabla 16.–</w:t>
+      </w:r>
+      <w:r>
+        <w:t xml:space="preserve"> </w:t>
+      </w:r>
+      <w:r>
+        <w:t xml:space="preserve">El juicio de</w:t>
+      </w:r>
+      <w:r>
+        <w:t xml:space="preserve"> </w:t>
+      </w:r>
+      <w:r>
+        <w:rPr>
+          <w:smallCaps/>
+        </w:rPr>
+        <w:t xml:space="preserve">Salomón</w:t>
+      </w:r>
+      <w:r>
+        <w:t xml:space="preserve"> </w:t>
+      </w:r>
+      <w:r>
+        <w:t xml:space="preserve">como mecanismo: qué responde cada tipo y qué aprende el rey</w:t>
+      </w:r>
+    </w:p>
+    <w:tbl>
+      <w:tblPr>
+        <w:tblStyle w:val="Table"/>
+        <w:tblW w:type="auto" w:w="0"/>
+        <w:tblLook w:firstRow="1" w:lastRow="0" w:firstColumn="0" w:lastColumn="0" w:noHBand="0" w:noVBand="0" w:val="0020"/>
+        <w:tblCaption w:val="Tabla 16.– El juicio de Salomón como mecanismo: qué responde cada tipo y qué aprende el rey"/>
+      </w:tblPr>
+      <w:tblGrid>
+        <w:gridCol w:w="1980"/>
+        <w:gridCol w:w="1980"/>
+        <w:gridCol w:w="1980"/>
+        <w:gridCol w:w="1980"/>
+      </w:tblGrid>
+      <w:tr>
+        <w:trPr>
+          <w:cantSplit/>
+          <w:tblHeader w:val="on"/>
+        </w:trPr>
+        <w:tc>
+          <w:tcPr>
+            <w:shd w:val="clear" w:color="auto" w:fill="DDEBF7"/>
+          </w:tcPr>
+          <w:tcPr/>
+          <w:p>
+            <w:pPr>
+              <w:pStyle w:val="Celdatceeazulpalido"/>
+              <w:jc w:val="left"/>
+            </w:pPr>
+            <w:r>
+              <w:rPr>
+                <w:b/>
+                <w:bCs/>
+              </w:rPr>
+              <w:t xml:space="preserve">Tipo</w:t>
+            </w:r>
+          </w:p>
+        </w:tc>
+        <w:tc>
+          <w:tcPr>
+            <w:shd w:val="clear" w:color="auto" w:fill="DDEBF7"/>
+          </w:tcPr>
+          <w:tcPr/>
+          <w:p>
+            <w:pPr>
+              <w:pStyle w:val="Celdatceeazulpalido"/>
+              <w:jc w:val="left"/>
+            </w:pPr>
+            <w:r>
+              <w:rPr>
+                <w:b/>
+                <w:bCs/>
+              </w:rPr>
+              <w:t xml:space="preserve">Qué prefiere</w:t>
+            </w:r>
+          </w:p>
+        </w:tc>
+        <w:tc>
+          <w:tcPr>
+            <w:shd w:val="clear" w:color="auto" w:fill="DDEBF7"/>
+          </w:tcPr>
+          <w:tcPr/>
+          <w:p>
+            <w:pPr>
+              <w:pStyle w:val="Celdatceeazulpalido"/>
+              <w:jc w:val="left"/>
+            </w:pPr>
+            <w:r>
+              <w:rPr>
+                <w:b/>
+                <w:bCs/>
+              </w:rPr>
+              <w:t xml:space="preserve">Responde, si la orden la sorprende</w:t>
+            </w:r>
+          </w:p>
+        </w:tc>
+        <w:tc>
+          <w:tcPr>
+            <w:shd w:val="clear" w:color="auto" w:fill="DDEBF7"/>
+          </w:tcPr>
+          <w:tcPr/>
+          <w:p>
+            <w:pPr>
+              <w:pStyle w:val="Celdatceeazulpalido"/>
+              <w:jc w:val="left"/>
+            </w:pPr>
+            <w:r>
+              <w:rPr>
+                <w:b/>
+                <w:bCs/>
+              </w:rPr>
+              <w:t xml:space="preserve">Responde, si entiende el mecanismo</w:t>
+            </w:r>
+          </w:p>
+        </w:tc>
+      </w:tr>
+      <w:tr>
+        <w:trPr>
+          <w:cantSplit/>
+        </w:trPr>
+        <w:tc>
+          <w:tcPr/>
+          <w:p>
+            <w:pPr>
+              <w:pStyle w:val="Compact"/>
+              <w:jc w:val="left"/>
+            </w:pPr>
+            <w:r>
+              <w:t xml:space="preserve">Verdadera madre</w:t>
+            </w:r>
+          </w:p>
+        </w:tc>
+        <w:tc>
+          <w:tcPr/>
+          <w:p>
+            <w:pPr>
+              <w:pStyle w:val="Compact"/>
+              <w:jc w:val="left"/>
+            </w:pPr>
+            <w:r>
+              <w:t xml:space="preserve">que el niño viva, aunque sea con la otra</w:t>
+            </w:r>
+          </w:p>
+        </w:tc>
+        <w:tc>
+          <w:tcPr/>
+          <w:p>
+            <w:pPr>
+              <w:pStyle w:val="Compact"/>
+              <w:jc w:val="left"/>
+            </w:pPr>
+            <w:r>
+              <w:t xml:space="preserve">renuncia</w:t>
+            </w:r>
+          </w:p>
+        </w:tc>
+        <w:tc>
+          <w:tcPr/>
+          <w:p>
+            <w:pPr>
+              <w:pStyle w:val="Compact"/>
+              <w:jc w:val="left"/>
+            </w:pPr>
+            <w:r>
+              <w:t xml:space="preserve">renuncia</w:t>
+            </w:r>
+          </w:p>
+        </w:tc>
+      </w:tr>
+      <w:tr>
+        <w:trPr>
+          <w:cantSplit/>
+        </w:trPr>
+        <w:tc>
+          <w:tcPr/>
+          <w:p>
+            <w:pPr>
+              <w:pStyle w:val="Compact"/>
+              <w:jc w:val="left"/>
+            </w:pPr>
+            <w:r>
+              <w:t xml:space="preserve">Falsa madre</w:t>
+            </w:r>
+          </w:p>
+        </w:tc>
+        <w:tc>
+          <w:tcPr/>
+          <w:p>
+            <w:pPr>
+              <w:pStyle w:val="Compact"/>
+              <w:jc w:val="left"/>
+            </w:pPr>
+            <w:r>
+              <w:t xml:space="preserve">que la otra no se quede con el niño</w:t>
+            </w:r>
+          </w:p>
+        </w:tc>
+        <w:tc>
+          <w:tcPr/>
+          <w:p>
+            <w:pPr>
+              <w:pStyle w:val="Compact"/>
+              <w:jc w:val="left"/>
+            </w:pPr>
+            <w:r>
+              <w:t xml:space="preserve">acepta el reparto</w:t>
+            </w:r>
+          </w:p>
+        </w:tc>
+        <w:tc>
+          <w:tcPr/>
+          <w:p>
+            <w:pPr>
+              <w:pStyle w:val="Compact"/>
+              <w:jc w:val="left"/>
+            </w:pPr>
+            <w:r>
+              <w:t xml:space="preserve">renuncia</w:t>
+            </w:r>
+          </w:p>
+        </w:tc>
+      </w:tr>
+      <w:tr>
+        <w:trPr>
+          <w:cantSplit/>
+        </w:trPr>
+        <w:tc>
+          <w:tcPr/>
+          <w:p>
+            <w:pPr>
+              <w:pStyle w:val="Compact"/>
+              <w:jc w:val="left"/>
+            </w:pPr>
+            <w:r>
+              <w:rPr>
+                <w:b/>
+                <w:bCs/>
+              </w:rPr>
+              <w:t xml:space="preserve">Qué aprende el rey</w:t>
+            </w:r>
+          </w:p>
+        </w:tc>
+        <w:tc>
+          <w:tcPr/>
+          <w:p>
+            <w:pPr>
+              <w:pStyle w:val="Compact"/>
+            </w:pPr>
+          </w:p>
+        </w:tc>
+        <w:tc>
+          <w:tcPr>
+            <w:shd w:val="clear" w:color="auto" w:fill="E2EFD9"/>
+          </w:tcPr>
+          <w:tcPr/>
+          <w:p>
+            <w:pPr>
+              <w:pStyle w:val="Celdatceesalvia"/>
+              <w:jc w:val="left"/>
+            </w:pPr>
+            <w:r>
+              <w:t xml:space="preserve">los mensajes separan los tipos: sabe quién es la madre</w:t>
+            </w:r>
+          </w:p>
+        </w:tc>
+        <w:tc>
+          <w:tcPr/>
+          <w:p>
+            <w:pPr>
+              <w:pStyle w:val="Compact"/>
+              <w:jc w:val="left"/>
+            </w:pPr>
+            <w:r>
+              <w:t xml:space="preserve">no distingue: los 2 mensajes son iguales</w:t>
+            </w:r>
+          </w:p>
+        </w:tc>
+      </w:tr>
+    </w:tbl>
+    <w:bookmarkEnd w:id="234"/>
+    <w:p>
+      <w:pPr>
+        <w:pStyle w:val="BodyText"/>
+      </w:pPr>
+      <w:r>
+        <w:rPr>
+          <w:i/>
+          <w:iCs/>
+        </w:rPr>
+        <w:t xml:space="preserve">Fuente: elaboración propia a partir de 1 Reyes 3, 16-28.</w:t>
+      </w:r>
+    </w:p>
+    <w:bookmarkEnd w:id="235"/>
+    <w:bookmarkStart w:id="240" w:name="las_licitaciones_de_petr__leo_del__01077"/>
     <w:p>
       <w:pPr>
         <w:pStyle w:val="Heading2"/>
@@ -55470,7 +57493,7 @@
       <w:pPr>
         <w:numPr>
           <w:ilvl w:val="0"/>
-          <w:numId w:val="1236"/>
+          <w:numId w:val="1237"/>
         </w:numPr>
       </w:pPr>
       <w:r>
@@ -55556,7 +57579,7 @@
       <w:pPr>
         <w:numPr>
           <w:ilvl w:val="0"/>
-          <w:numId w:val="1236"/>
+          <w:numId w:val="1237"/>
         </w:numPr>
       </w:pPr>
       <w:r>
@@ -55567,7 +57590,41 @@
         <w:t xml:space="preserve">Equilibrio</w:t>
       </w:r>
       <w:r>
-        <w:t xml:space="preserve">: 3 ingenieros de una petrolera observaron que los yacimientos ganados en las subastas de los años 50 y 60 rendían de forma sistemática menos de lo esperado. Gana quien más ha sobrestimado el valor, y quien puja su estimación paga, en promedio, de más; el pujador racional descuenta esa información y puja por debajo de su estimación, y tanto más cuantos más rivales tiene</w:t>
+        <w:t xml:space="preserve">: 3 ingenieros de una petrolera observaron que los yacimientos ganados en las subastas de los años 50 y 60 rendían de forma sistemática menos de lo esperado. Gana quien más ha sobrestimado el valor, y quien puja su estimación paga, en promedio, de más (gráfico </w:t>
+      </w:r>
+      <w:hyperlink w:anchor="fig_maldicion_ganador">
+        <w:r>
+          <w:rPr>
+            <w:rStyle w:val="Hyperlink"/>
+          </w:rPr>
+          <w:t xml:space="preserve">15</w:t>
+        </w:r>
+      </w:hyperlink>
+      <w:r>
+        <w:t xml:space="preserve">: la más alta de 5 estimaciones supera el valor real, en promedio, en</w:t>
+      </w:r>
+      <w:r>
+        <w:t xml:space="preserve"> </w:t>
+      </w:r>
+      <m:oMath>
+        <m:r>
+          <m:t>2</m:t>
+        </m:r>
+        <m:r>
+          <m:rPr>
+            <m:sty m:val="p"/>
+          </m:rPr>
+          <m:t>/</m:t>
+        </m:r>
+        <m:r>
+          <m:t>3</m:t>
+        </m:r>
+      </m:oMath>
+      <w:r>
+        <w:t xml:space="preserve"> </w:t>
+      </w:r>
+      <w:r>
+        <w:t xml:space="preserve">del error máximo); el pujador racional descuenta esa información y puja por debajo de su estimación, y tanto más cuantos más rivales tiene</w:t>
       </w:r>
       <w:r>
         <w:t xml:space="preserve"> </w:t>
@@ -55615,7 +57672,7 @@
       <w:pPr>
         <w:numPr>
           <w:ilvl w:val="0"/>
-          <w:numId w:val="1236"/>
+          <w:numId w:val="1237"/>
         </w:numPr>
       </w:pPr>
       <w:r>
@@ -55686,7 +57743,7 @@
         <w:keepNext/>
         <w:numPr>
           <w:ilvl w:val="0"/>
-          <w:numId w:val="1236"/>
+          <w:numId w:val="1237"/>
         </w:numPr>
       </w:pPr>
       <w:r>
@@ -55704,7 +57761,7 @@
       <w:pPr>
         <w:numPr>
           <w:ilvl w:val="1"/>
-          <w:numId w:val="1237"/>
+          <w:numId w:val="1238"/>
         </w:numPr>
       </w:pPr>
       <w:r>
@@ -55729,7 +57786,7 @@
       <w:pPr>
         <w:numPr>
           <w:ilvl w:val="1"/>
-          <w:numId w:val="1237"/>
+          <w:numId w:val="1238"/>
         </w:numPr>
       </w:pPr>
       <w:r>
@@ -55754,50 +57811,105 @@
       <w:pPr>
         <w:numPr>
           <w:ilvl w:val="1"/>
-          <w:numId w:val="1237"/>
-        </w:numPr>
-      </w:pPr>
-      <w:r>
-        <w:t xml:space="preserve">las subastas de espectro</w:t>
-      </w:r>
-      <w:r>
-        <w:t xml:space="preserve"> </w:t>
-      </w:r>
-      <w:hyperlink r:id="rId167">
-        <w:r>
-          <w:rPr>
-            <w:rStyle w:val="Referenciaatema"/>
-          </w:rPr>
-          <w:t xml:space="preserve">[ver tema 4.A.12]</w:t>
-        </w:r>
-      </w:hyperlink>
-      <w:r>
-        <w:t xml:space="preserve">.</w:t>
-      </w:r>
-    </w:p>
-    <w:bookmarkEnd w:id="210"/>
-    <w:bookmarkStart w:id="211" w:name="la_jarra_de_monedas_la_maldici__n__34283"/>
-    <w:p>
-      <w:pPr>
-        <w:pStyle w:val="Heading2"/>
-      </w:pPr>
-      <w:r>
-        <w:t xml:space="preserve">La jarra de monedas: la maldición del ganador en el aula</w:t>
-      </w:r>
-    </w:p>
-    <w:p>
-      <w:pPr>
-        <w:numPr>
-          <w:ilvl w:val="0"/>
           <w:numId w:val="1238"/>
         </w:numPr>
       </w:pPr>
       <w:r>
-        <w:rPr>
-          <w:i/>
-          <w:iCs/>
-        </w:rPr>
-        <w:t xml:space="preserve">Juego</w:t>
+        <w:t xml:space="preserve">las subastas de espectro</w:t>
+      </w:r>
+      <w:r>
+        <w:t xml:space="preserve"> </w:t>
+      </w:r>
+      <w:hyperlink r:id="rId167">
+        <w:r>
+          <w:rPr>
+            <w:rStyle w:val="Referenciaatema"/>
+          </w:rPr>
+          <w:t xml:space="preserve">[ver tema 4.A.12]</w:t>
+        </w:r>
+      </w:hyperlink>
+      <w:r>
+        <w:t xml:space="preserve">.</w:t>
+      </w:r>
+    </w:p>
+    <w:bookmarkStart w:id="239" w:name="fig_maldicion_ganador"/>
+    <w:p>
+      <w:pPr>
+        <w:pStyle w:val="ImageCaption"/>
+      </w:pPr>
+      <w:r>
+        <w:t xml:space="preserve">Gráfico 15.–</w:t>
+      </w:r>
+      <w:r>
+        <w:t xml:space="preserve"> </w:t>
+      </w:r>
+      <w:r>
+        <w:t xml:space="preserve">La maldición del ganador: la estimación más alta sobrestima el valor común</w:t>
+      </w:r>
+    </w:p>
+    <w:p>
+      <w:pPr>
+        <w:pStyle w:val="CaptionedFigure"/>
+      </w:pPr>
+      <w:r>
+        <w:drawing>
+          <wp:inline>
+            <wp:extent cx="3879850" cy="1921034"/>
+            <wp:effectExtent b="0" l="0" r="0" t="0"/>
+            <wp:docPr descr="Gráfico 15.– La maldición del ganador: la estimación más alta sobrestima el valor común" title="" id="237" name="Picture"/>
+            <a:graphic>
+              <a:graphicData uri="http://schemas.openxmlformats.org/drawingml/2006/picture">
+                <pic:pic>
+                  <pic:nvPicPr>
+                    <pic:cNvPr descr="C:\Users\vgutierrez\Documents\src\victorgutierrezmarcos.github.io-revision\oposicion\temario\fuentes\3A14\graficos/maldicion-ganador.png" id="238" name="Picture"/>
+                    <pic:cNvPicPr>
+                      <a:picLocks noChangeArrowheads="1" noChangeAspect="1"/>
+                    </pic:cNvPicPr>
+                  </pic:nvPicPr>
+                  <pic:blipFill>
+                    <a:blip r:embed="rId236"/>
+                    <a:stretch>
+                      <a:fillRect/>
+                    </a:stretch>
+                  </pic:blipFill>
+                  <pic:spPr bwMode="auto">
+                    <a:xfrm>
+                      <a:off x="0" y="0"/>
+                      <a:ext cx="3879850" cy="1921034"/>
+                    </a:xfrm>
+                    <a:prstGeom prst="rect">
+                      <a:avLst/>
+                    </a:prstGeom>
+                    <a:noFill/>
+                    <a:ln w="9525">
+                      <a:noFill/>
+                      <a:headEnd/>
+                      <a:tailEnd/>
+                    </a:ln>
+                  </pic:spPr>
+                </pic:pic>
+              </a:graphicData>
+            </a:graphic>
+          </wp:inline>
+        </w:drawing>
+      </w:r>
+    </w:p>
+    <w:bookmarkEnd w:id="239"/>
+    <w:p>
+      <w:pPr>
+        <w:pStyle w:val="Piedeimagen"/>
+      </w:pPr>
+      <w:r>
+        <w:t xml:space="preserve">Fuente: elaboración propia a partir de</w:t>
+      </w:r>
+      <w:r>
+        <w:t xml:space="preserve"> </w:t>
+      </w:r>
+      <w:r>
+        <w:rPr>
+          <w:smallCaps/>
+        </w:rPr>
+        <w:t xml:space="preserve">Wilson</w:t>
       </w:r>
       <w:r>
         <w:t xml:space="preserve"> </w:t>
@@ -55805,69 +57917,31 @@
       <w:r>
         <w:t xml:space="preserve">(</w:t>
       </w:r>
-      <w:hyperlink w:anchor="ref_BazermanSamuelson1983Won">
-        <w:r>
-          <w:rPr>
-            <w:rStyle w:val="Hyperlink"/>
-            <w:smallCaps/>
-          </w:rPr>
-          <w:t xml:space="preserve">Bazerman</w:t>
-        </w:r>
-        <w:r>
-          <w:rPr>
-            <w:rStyle w:val="Hyperlink"/>
-          </w:rPr>
-          <w:t xml:space="preserve"> </w:t>
-        </w:r>
-        <w:r>
-          <w:rPr>
-            <w:rStyle w:val="Hyperlink"/>
-          </w:rPr>
-          <w:t xml:space="preserve">y</w:t>
-        </w:r>
-        <w:r>
-          <w:rPr>
-            <w:rStyle w:val="Hyperlink"/>
-          </w:rPr>
-          <w:t xml:space="preserve"> </w:t>
-        </w:r>
-        <w:r>
-          <w:rPr>
-            <w:rStyle w:val="Hyperlink"/>
-            <w:smallCaps/>
-          </w:rPr>
-          <w:t xml:space="preserve">Samuelson</w:t>
-        </w:r>
-        <w:r>
-          <w:rPr>
-            <w:rStyle w:val="Hyperlink"/>
-          </w:rPr>
-          <w:t xml:space="preserve">, 1983</w:t>
+      <w:hyperlink w:anchor="ref_Wilson1977Bidding">
+        <w:r>
+          <w:rPr>
+            <w:rStyle w:val="Hyperlink"/>
+          </w:rPr>
+          <w:t xml:space="preserve">1977</w:t>
         </w:r>
       </w:hyperlink>
       <w:r>
         <w:t xml:space="preserve">)</w:t>
       </w:r>
       <w:r>
-        <w:t xml:space="preserve">: en 12 clases de MBA de la Universidad de Boston se subastaron a sobre cerrado, 4 veces en cada una, jarras de monedas (o de clips) que valían 8 dólares. Cada alumno estimaba a ojo lo que había en la jarra: es un valor común.</w:t>
-      </w:r>
-    </w:p>
-    <w:p>
-      <w:pPr>
-        <w:numPr>
-          <w:ilvl w:val="0"/>
-          <w:numId w:val="1238"/>
-        </w:numPr>
-      </w:pPr>
-      <w:r>
-        <w:rPr>
-          <w:i/>
-          <w:iCs/>
-        </w:rPr>
-        <w:t xml:space="preserve">Qué pasó</w:t>
-      </w:r>
-      <w:r>
-        <w:t xml:space="preserve">: los alumnos estimaban de media que la jarra valía 5,13 dólares, por debajo de su valor, pero la puja ganadora media fue de 10,01: quien ganaba perdía, en promedio, 2,01 dólares</w:t>
+        <w:t xml:space="preserve"> </w:t>
+      </w:r>
+      <w:r>
+        <w:t xml:space="preserve">y</w:t>
+      </w:r>
+      <w:r>
+        <w:t xml:space="preserve"> </w:t>
+      </w:r>
+      <w:r>
+        <w:rPr>
+          <w:smallCaps/>
+        </w:rPr>
+        <w:t xml:space="preserve">Krishna</w:t>
       </w:r>
       <w:r>
         <w:t xml:space="preserve"> </w:t>
@@ -55875,138 +57949,163 @@
       <w:r>
         <w:t xml:space="preserve">(</w:t>
       </w:r>
-      <w:hyperlink w:anchor="ref_Thaler1988Anomalies">
-        <w:r>
-          <w:rPr>
-            <w:rStyle w:val="Hyperlink"/>
-            <w:smallCaps/>
-          </w:rPr>
-          <w:t xml:space="preserve">Thaler</w:t>
-        </w:r>
-        <w:r>
-          <w:rPr>
-            <w:rStyle w:val="Hyperlink"/>
-          </w:rPr>
-          <w:t xml:space="preserve">, 1988</w:t>
+      <w:hyperlink w:anchor="ref_Krishna2010Auction">
+        <w:r>
+          <w:rPr>
+            <w:rStyle w:val="Hyperlink"/>
+          </w:rPr>
+          <w:t xml:space="preserve">2010, cap. 6</w:t>
         </w:r>
       </w:hyperlink>
       <w:r>
         <w:t xml:space="preserve">)</w:t>
       </w:r>
       <w:r>
-        <w:t xml:space="preserve">. Ganaba quien más había sobrestimado, y no lo descontaba al pujar.</w:t>
-      </w:r>
-    </w:p>
-    <w:p>
-      <w:pPr>
-        <w:numPr>
-          <w:ilvl w:val="0"/>
-          <w:numId w:val="1238"/>
-        </w:numPr>
-      </w:pPr>
-      <w:r>
-        <w:rPr>
-          <w:i/>
-          <w:iCs/>
-        </w:rPr>
-        <w:t xml:space="preserve">Moraleja</w:t>
-      </w:r>
-      <w:r>
-        <w:t xml:space="preserve">: la maldición del ganador no es solo cosa de petroleras; aparece en cuanto hay valor común y nadie corrige por el hecho de ganar. En los experimentos, los pujadores sin experiencia caen en ella de forma sistemática</w:t>
-      </w:r>
-      <w:r>
-        <w:t xml:space="preserve"> </w:t>
-      </w:r>
-      <w:r>
-        <w:t xml:space="preserve">(</w:t>
-      </w:r>
-      <w:hyperlink w:anchor="ref_KagelLevin1986Winners">
-        <w:r>
-          <w:rPr>
-            <w:rStyle w:val="Hyperlink"/>
-            <w:smallCaps/>
-          </w:rPr>
-          <w:t xml:space="preserve">Kagel</w:t>
-        </w:r>
-        <w:r>
-          <w:rPr>
-            <w:rStyle w:val="Hyperlink"/>
-          </w:rPr>
-          <w:t xml:space="preserve"> </w:t>
-        </w:r>
-        <w:r>
-          <w:rPr>
-            <w:rStyle w:val="Hyperlink"/>
-          </w:rPr>
-          <w:t xml:space="preserve">y</w:t>
-        </w:r>
-        <w:r>
-          <w:rPr>
-            <w:rStyle w:val="Hyperlink"/>
-          </w:rPr>
-          <w:t xml:space="preserve"> </w:t>
-        </w:r>
-        <w:r>
-          <w:rPr>
-            <w:rStyle w:val="Hyperlink"/>
-            <w:smallCaps/>
-          </w:rPr>
-          <w:t xml:space="preserve">Levin</w:t>
-        </w:r>
-        <w:r>
-          <w:rPr>
-            <w:rStyle w:val="Hyperlink"/>
-          </w:rPr>
-          <w:t xml:space="preserve">, 1986</w:t>
-        </w:r>
-      </w:hyperlink>
-      <w:r>
-        <w:t xml:space="preserve">)</w:t>
-      </w:r>
-      <w:r>
-        <w:t xml:space="preserve">.</w:t>
-      </w:r>
-    </w:p>
-    <w:p>
-      <w:pPr>
-        <w:numPr>
-          <w:ilvl w:val="0"/>
-          <w:numId w:val="1238"/>
-        </w:numPr>
-      </w:pPr>
-      <w:r>
-        <w:rPr>
-          <w:i/>
-          <w:iCs/>
-        </w:rPr>
-        <w:t xml:space="preserve">En el temario</w:t>
-      </w:r>
-      <w:r>
-        <w:t xml:space="preserve">: las desviaciones de la racionalidad en las decisiones con incertidumbre</w:t>
-      </w:r>
-      <w:r>
-        <w:t xml:space="preserve"> </w:t>
-      </w:r>
-      <w:hyperlink r:id="rId26">
-        <w:r>
-          <w:rPr>
-            <w:rStyle w:val="Referenciaatema"/>
-          </w:rPr>
-          <w:t xml:space="preserve">[ver tema 3.A.10]</w:t>
-        </w:r>
-      </w:hyperlink>
-      <w:r>
-        <w:t xml:space="preserve">.</w:t>
-      </w:r>
-    </w:p>
-    <w:bookmarkEnd w:id="211"/>
-    <w:bookmarkStart w:id="212" w:name="las_subastas_del_3g_de_2000_atraer_81492"/>
+        <w:t xml:space="preserve">. Cada estimación es el valor real</w:t>
+      </w:r>
+      <w:r>
+        <w:t xml:space="preserve"> </w:t>
+      </w:r>
+      <m:oMath>
+        <m:r>
+          <m:t>V</m:t>
+        </m:r>
+      </m:oMath>
+      <w:r>
+        <w:t xml:space="preserve"> </w:t>
+      </w:r>
+      <w:r>
+        <w:t xml:space="preserve">más un error uniforme entre</w:t>
+      </w:r>
+      <w:r>
+        <w:t xml:space="preserve"> </w:t>
+      </w:r>
+      <m:oMath>
+        <m:r>
+          <m:rPr>
+            <m:sty m:val="p"/>
+          </m:rPr>
+          <m:t>−</m:t>
+        </m:r>
+        <m:r>
+          <m:t>a</m:t>
+        </m:r>
+      </m:oMath>
+      <w:r>
+        <w:t xml:space="preserve"> </w:t>
+      </w:r>
+      <w:r>
+        <w:t xml:space="preserve">y</w:t>
+      </w:r>
+      <w:r>
+        <w:t xml:space="preserve"> </w:t>
+      </w:r>
+      <m:oMath>
+        <m:r>
+          <m:t>a</m:t>
+        </m:r>
+      </m:oMath>
+      <w:r>
+        <w:t xml:space="preserve">; la más alta de</w:t>
+      </w:r>
+      <w:r>
+        <w:t xml:space="preserve"> </w:t>
+      </w:r>
+      <m:oMath>
+        <m:r>
+          <m:t>n</m:t>
+        </m:r>
+      </m:oMath>
+      <w:r>
+        <w:t xml:space="preserve"> </w:t>
+      </w:r>
+      <w:r>
+        <w:t xml:space="preserve">supera</w:t>
+      </w:r>
+      <w:r>
+        <w:t xml:space="preserve"> </w:t>
+      </w:r>
+      <m:oMath>
+        <m:r>
+          <m:t>V</m:t>
+        </m:r>
+      </m:oMath>
+      <w:r>
+        <w:t xml:space="preserve">, en promedio, en</w:t>
+      </w:r>
+      <w:r>
+        <w:t xml:space="preserve"> </w:t>
+      </w:r>
+      <m:oMath>
+        <m:r>
+          <m:t>a</m:t>
+        </m:r>
+        <m:r>
+          <m:t> </m:t>
+        </m:r>
+        <m:d>
+          <m:dPr>
+            <m:begChr m:val="("/>
+            <m:sepChr m:val=""/>
+            <m:endChr m:val=")"/>
+            <m:grow/>
+          </m:dPr>
+          <m:e>
+            <m:r>
+              <m:t>n</m:t>
+            </m:r>
+            <m:r>
+              <m:rPr>
+                <m:sty m:val="p"/>
+              </m:rPr>
+              <m:t>−</m:t>
+            </m:r>
+            <m:r>
+              <m:t>1</m:t>
+            </m:r>
+          </m:e>
+        </m:d>
+        <m:r>
+          <m:rPr>
+            <m:sty m:val="p"/>
+          </m:rPr>
+          <m:t>/</m:t>
+        </m:r>
+        <m:d>
+          <m:dPr>
+            <m:begChr m:val="("/>
+            <m:sepChr m:val=""/>
+            <m:endChr m:val=")"/>
+            <m:grow/>
+          </m:dPr>
+          <m:e>
+            <m:r>
+              <m:t>n</m:t>
+            </m:r>
+            <m:r>
+              <m:rPr>
+                <m:sty m:val="p"/>
+              </m:rPr>
+              <m:t>+</m:t>
+            </m:r>
+            <m:r>
+              <m:t>1</m:t>
+            </m:r>
+          </m:e>
+        </m:d>
+      </m:oMath>
+      <w:r>
+        <w:t xml:space="preserve">, tanto más cuantos más pujadores.</w:t>
+      </w:r>
+    </w:p>
+    <w:bookmarkEnd w:id="240"/>
+    <w:bookmarkStart w:id="242" w:name="la_jarra_de_monedas_la_maldici__n__34283"/>
     <w:p>
       <w:pPr>
         <w:pStyle w:val="Heading2"/>
       </w:pPr>
       <w:r>
-        <w:t xml:space="preserve">Las subastas del 3G de 2000: atraer pujadores</w:t>
+        <w:t xml:space="preserve">La jarra de monedas: la maldición del ganador en el aula</w:t>
       </w:r>
     </w:p>
     <w:p>
@@ -56024,39 +58123,60 @@
         <w:t xml:space="preserve">Juego</w:t>
       </w:r>
       <w:r>
-        <w:t xml:space="preserve">: en 2000, varios países europeos subastaron las licencias de telefonía móvil de tercera generación. Con un producto parecido y con pocos meses de diferencia, recaudaron cantidades muy distintas: el Reino Unido y Alemania, más de 600 euros por habitante; los Países Bajos, 170, y Suiza, 20</w:t>
-      </w:r>
-      <w:r>
         <w:t xml:space="preserve"> </w:t>
       </w:r>
       <w:r>
         <w:t xml:space="preserve">(</w:t>
       </w:r>
-      <w:hyperlink w:anchor="ref_Klemperer2002WhatReallyMatters">
+      <w:hyperlink w:anchor="ref_BazermanSamuelson1983Won">
         <w:r>
           <w:rPr>
             <w:rStyle w:val="Hyperlink"/>
             <w:smallCaps/>
           </w:rPr>
-          <w:t xml:space="preserve">Klemperer</w:t>
-        </w:r>
-        <w:r>
-          <w:rPr>
-            <w:rStyle w:val="Hyperlink"/>
-          </w:rPr>
-          <w:t xml:space="preserve">, 2002</w:t>
+          <w:t xml:space="preserve">Bazerman</w:t>
+        </w:r>
+        <w:r>
+          <w:rPr>
+            <w:rStyle w:val="Hyperlink"/>
+          </w:rPr>
+          <w:t xml:space="preserve"> </w:t>
+        </w:r>
+        <w:r>
+          <w:rPr>
+            <w:rStyle w:val="Hyperlink"/>
+          </w:rPr>
+          <w:t xml:space="preserve">y</w:t>
+        </w:r>
+        <w:r>
+          <w:rPr>
+            <w:rStyle w:val="Hyperlink"/>
+          </w:rPr>
+          <w:t xml:space="preserve"> </w:t>
+        </w:r>
+        <w:r>
+          <w:rPr>
+            <w:rStyle w:val="Hyperlink"/>
+            <w:smallCaps/>
+          </w:rPr>
+          <w:t xml:space="preserve">Samuelson</w:t>
+        </w:r>
+        <w:r>
+          <w:rPr>
+            <w:rStyle w:val="Hyperlink"/>
+          </w:rPr>
+          <w:t xml:space="preserve">, 1983</w:t>
         </w:r>
       </w:hyperlink>
       <w:r>
         <w:t xml:space="preserve">)</w:t>
       </w:r>
       <w:r>
-        <w:t xml:space="preserve">.</w:t>
-      </w:r>
-    </w:p>
-    <w:p>
-      <w:pPr>
-        <w:keepNext/>
+        <w:t xml:space="preserve">: en 12 clases de MBA de la Universidad de Boston se subastaron a sobre cerrado, 4 veces en cada una, jarras de monedas (o de clips) que valían 8 dólares. Cada alumno estimaba a ojo lo que había en la jarra: es un valor común.</w:t>
+      </w:r>
+    </w:p>
+    <w:p>
+      <w:pPr>
         <w:numPr>
           <w:ilvl w:val="0"/>
           <w:numId w:val="1239"/>
@@ -56070,18 +58190,7 @@
         <w:t xml:space="preserve">Qué pasó</w:t>
       </w:r>
       <w:r>
-        <w:t xml:space="preserve">:</w:t>
-      </w:r>
-    </w:p>
-    <w:p>
-      <w:pPr>
-        <w:numPr>
-          <w:ilvl w:val="1"/>
-          <w:numId w:val="1240"/>
-        </w:numPr>
-      </w:pPr>
-      <w:r>
-        <w:t xml:space="preserve">el Reino Unido sacó 5 licencias para 4 operadores instalados, de modo que al menos una tenía que ir a un entrante, y los entrantes acudieron y pujaron</w:t>
+        <w:t xml:space="preserve">: los alumnos estimaban de media que la jarra valía 5,13 dólares, por debajo de su valor, pero la puja ganadora media fue de 10,01: quien ganaba perdía, en promedio, 2,01 dólares</w:t>
       </w:r>
       <w:r>
         <w:t xml:space="preserve"> </w:t>
@@ -56089,100 +58198,40 @@
       <w:r>
         <w:t xml:space="preserve">(</w:t>
       </w:r>
-      <w:hyperlink w:anchor="ref_BinmoreKlemperer2002Biggest">
+      <w:hyperlink w:anchor="ref_Thaler1988Anomalies">
         <w:r>
           <w:rPr>
             <w:rStyle w:val="Hyperlink"/>
             <w:smallCaps/>
           </w:rPr>
-          <w:t xml:space="preserve">Binmore</w:t>
-        </w:r>
-        <w:r>
-          <w:rPr>
-            <w:rStyle w:val="Hyperlink"/>
-          </w:rPr>
-          <w:t xml:space="preserve"> </w:t>
-        </w:r>
-        <w:r>
-          <w:rPr>
-            <w:rStyle w:val="Hyperlink"/>
-          </w:rPr>
-          <w:t xml:space="preserve">y</w:t>
-        </w:r>
-        <w:r>
-          <w:rPr>
-            <w:rStyle w:val="Hyperlink"/>
-          </w:rPr>
-          <w:t xml:space="preserve"> </w:t>
-        </w:r>
-        <w:r>
-          <w:rPr>
-            <w:rStyle w:val="Hyperlink"/>
-            <w:smallCaps/>
-          </w:rPr>
-          <w:t xml:space="preserve">Klemperer</w:t>
-        </w:r>
-        <w:r>
-          <w:rPr>
-            <w:rStyle w:val="Hyperlink"/>
-          </w:rPr>
-          <w:t xml:space="preserve">, 2002</w:t>
+          <w:t xml:space="preserve">Thaler</w:t>
+        </w:r>
+        <w:r>
+          <w:rPr>
+            <w:rStyle w:val="Hyperlink"/>
+          </w:rPr>
+          <w:t xml:space="preserve">, 1988</w:t>
         </w:r>
       </w:hyperlink>
       <w:r>
         <w:t xml:space="preserve">)</w:t>
       </w:r>
       <w:r>
-        <w:t xml:space="preserve">;</w:t>
-      </w:r>
-    </w:p>
-    <w:p>
-      <w:pPr>
-        <w:numPr>
-          <w:ilvl w:val="1"/>
-          <w:numId w:val="1240"/>
-        </w:numPr>
-      </w:pPr>
-      <w:r>
-        <w:t xml:space="preserve">en los Países Bajos había tantas licencias como operadores instalados, y los entrantes apenas tenían opciones;</w:t>
-      </w:r>
-    </w:p>
-    <w:p>
-      <w:pPr>
-        <w:numPr>
-          <w:ilvl w:val="1"/>
-          <w:numId w:val="1240"/>
-        </w:numPr>
-      </w:pPr>
-      <w:r>
-        <w:t xml:space="preserve">en Suiza, las uniones y retiradas de última hora dejaron tantos pujadores como licencias, y se vendieron casi al precio de salida</w:t>
-      </w:r>
-      <w:r>
-        <w:t xml:space="preserve"> </w:t>
-      </w:r>
-      <w:r>
-        <w:t xml:space="preserve">(</w:t>
-      </w:r>
-      <w:hyperlink w:anchor="ref_Klemperer2002WhatReallyMatters">
-        <w:r>
-          <w:rPr>
-            <w:rStyle w:val="Hyperlink"/>
-            <w:smallCaps/>
-          </w:rPr>
-          <w:t xml:space="preserve">Klemperer</w:t>
-        </w:r>
-        <w:r>
-          <w:rPr>
-            <w:rStyle w:val="Hyperlink"/>
-          </w:rPr>
-          <w:t xml:space="preserve">, 2002</w:t>
+        <w:t xml:space="preserve"> </w:t>
+      </w:r>
+      <w:r>
+        <w:t xml:space="preserve">(tabla </w:t>
+      </w:r>
+      <w:hyperlink w:anchor="tab_jarra">
+        <w:r>
+          <w:rPr>
+            <w:rStyle w:val="Hyperlink"/>
+          </w:rPr>
+          <w:t xml:space="preserve">17</w:t>
         </w:r>
       </w:hyperlink>
       <w:r>
-        <w:t xml:space="preserve">)</w:t>
-      </w:r>
-      <w:r>
-        <w:t xml:space="preserve">.</w:t>
+        <w:t xml:space="preserve">). Ganaba quien más había sobrestimado, y no lo descontaba al pujar.</w:t>
       </w:r>
     </w:p>
     <w:p>
@@ -56200,7 +58249,7 @@
         <w:t xml:space="preserve">Moraleja</w:t>
       </w:r>
       <w:r>
-        <w:t xml:space="preserve">: el teorema de equivalencia da por fijo el número de pujadores; en la práctica, el formato decide cuántos acuden, y un pujador más vale más que cualquier refinamiento del formato</w:t>
+        <w:t xml:space="preserve">: la maldición del ganador no es solo cosa de petroleras; aparece en cuanto hay valor común y nadie corrige por el hecho de ganar. En los experimentos, los pujadores sin experiencia caen en ella de forma sistemática</w:t>
       </w:r>
       <w:r>
         <w:t xml:space="preserve"> </w:t>
@@ -56208,13 +58257,13 @@
       <w:r>
         <w:t xml:space="preserve">(</w:t>
       </w:r>
-      <w:hyperlink w:anchor="ref_BulowKlemperer1996Auctions">
+      <w:hyperlink w:anchor="ref_KagelLevin1986Winners">
         <w:r>
           <w:rPr>
             <w:rStyle w:val="Hyperlink"/>
             <w:smallCaps/>
           </w:rPr>
-          <w:t xml:space="preserve">Bulow</w:t>
+          <w:t xml:space="preserve">Kagel</w:t>
         </w:r>
         <w:r>
           <w:rPr>
@@ -56239,13 +58288,13 @@
             <w:rStyle w:val="Hyperlink"/>
             <w:smallCaps/>
           </w:rPr>
-          <w:t xml:space="preserve">Klemperer</w:t>
-        </w:r>
-        <w:r>
-          <w:rPr>
-            <w:rStyle w:val="Hyperlink"/>
-          </w:rPr>
-          <w:t xml:space="preserve">, 1996</w:t>
+          <w:t xml:space="preserve">Levin</w:t>
+        </w:r>
+        <w:r>
+          <w:rPr>
+            <w:rStyle w:val="Hyperlink"/>
+          </w:rPr>
+          <w:t xml:space="preserve">, 1986</w:t>
         </w:r>
       </w:hyperlink>
       <w:r>
@@ -56270,77 +58319,494 @@
         <w:t xml:space="preserve">En el temario</w:t>
       </w:r>
       <w:r>
-        <w:t xml:space="preserve">: las telecomunicaciones</w:t>
-      </w:r>
-      <w:r>
-        <w:t xml:space="preserve"> </w:t>
-      </w:r>
-      <w:hyperlink r:id="rId167">
+        <w:t xml:space="preserve">: las desviaciones de la racionalidad en las decisiones con incertidumbre</w:t>
+      </w:r>
+      <w:r>
+        <w:t xml:space="preserve"> </w:t>
+      </w:r>
+      <w:hyperlink r:id="rId26">
         <w:r>
           <w:rPr>
             <w:rStyle w:val="Referenciaatema"/>
           </w:rPr>
-          <w:t xml:space="preserve">[ver tema 4.A.12]</w:t>
+          <w:t xml:space="preserve">[ver tema 3.A.10]</w:t>
         </w:r>
       </w:hyperlink>
       <w:r>
-        <w:t xml:space="preserve">, las barreras de entrada</w:t>
-      </w:r>
-      <w:r>
-        <w:t xml:space="preserve"> </w:t>
-      </w:r>
-      <w:hyperlink r:id="rId23">
-        <w:r>
-          <w:rPr>
-            <w:rStyle w:val="Referenciaatema"/>
-          </w:rPr>
-          <w:t xml:space="preserve">[ver tema 3.A.15]</w:t>
+        <w:t xml:space="preserve">.</w:t>
+      </w:r>
+    </w:p>
+    <w:bookmarkStart w:id="241" w:name="tab_jarra"/>
+    <w:p>
+      <w:pPr>
+        <w:pStyle w:val="TableCaption"/>
+      </w:pPr>
+      <w:r>
+        <w:t xml:space="preserve">Tabla 17.–</w:t>
+      </w:r>
+      <w:r>
+        <w:t xml:space="preserve"> </w:t>
+      </w:r>
+      <w:r>
+        <w:t xml:space="preserve">La jarra de monedas: medias de las subastas en clase (dólares)</w:t>
+      </w:r>
+    </w:p>
+    <w:tbl>
+      <w:tblPr>
+        <w:tblStyle w:val="Table"/>
+        <w:tblW w:type="auto" w:w="0"/>
+        <w:tblLook w:firstRow="1" w:lastRow="0" w:firstColumn="0" w:lastColumn="0" w:noHBand="0" w:noVBand="0" w:val="0020"/>
+        <w:tblCaption w:val="Tabla 17.– La jarra de monedas: medias de las subastas en clase (dólares)"/>
+      </w:tblPr>
+      <w:tblGrid>
+        <w:gridCol w:w="3960"/>
+        <w:gridCol w:w="3960"/>
+      </w:tblGrid>
+      <w:tr>
+        <w:trPr>
+          <w:cantSplit/>
+          <w:tblHeader w:val="on"/>
+        </w:trPr>
+        <w:tc>
+          <w:tcPr>
+            <w:shd w:val="clear" w:color="auto" w:fill="DDEBF7"/>
+            <w:vAlign w:val="center"/>
+          </w:tcPr>
+          <w:p>
+            <w:pPr>
+              <w:pStyle w:val="Celdatceeazulpalido"/>
+              <w:jc w:val="left"/>
+            </w:pPr>
+            <w:r>
+              <w:rPr>
+                <w:b/>
+                <w:bCs/>
+              </w:rPr>
+              <w:t xml:space="preserve">Concepto</w:t>
+            </w:r>
+          </w:p>
+        </w:tc>
+        <w:tc>
+          <w:tcPr>
+            <w:shd w:val="clear" w:color="auto" w:fill="DDEBF7"/>
+            <w:vAlign w:val="center"/>
+          </w:tcPr>
+          <w:p>
+            <w:pPr>
+              <w:pStyle w:val="Celdatceeazulpalido"/>
+              <w:jc w:val="center"/>
+            </w:pPr>
+            <w:r>
+              <w:rPr>
+                <w:b/>
+                <w:bCs/>
+              </w:rPr>
+              <w:t xml:space="preserve">Dólares</w:t>
+            </w:r>
+          </w:p>
+        </w:tc>
+      </w:tr>
+      <w:tr>
+        <w:trPr>
+          <w:cantSplit/>
+        </w:trPr>
+        <w:tc>
+          <w:tcPr>
+            <w:vAlign w:val="center"/>
+          </w:tcPr>
+          <w:p>
+            <w:pPr>
+              <w:pStyle w:val="Compact"/>
+              <w:jc w:val="left"/>
+            </w:pPr>
+            <w:r>
+              <w:t xml:space="preserve">Valor de la jarra</w:t>
+            </w:r>
+          </w:p>
+        </w:tc>
+        <w:tc>
+          <w:tcPr>
+            <w:vAlign w:val="center"/>
+          </w:tcPr>
+          <w:p>
+            <w:pPr>
+              <w:pStyle w:val="Compact"/>
+              <w:jc w:val="center"/>
+            </w:pPr>
+            <w:r>
+              <w:t xml:space="preserve">8,00</w:t>
+            </w:r>
+          </w:p>
+        </w:tc>
+      </w:tr>
+      <w:tr>
+        <w:trPr>
+          <w:cantSplit/>
+        </w:trPr>
+        <w:tc>
+          <w:tcPr>
+            <w:vAlign w:val="center"/>
+          </w:tcPr>
+          <w:p>
+            <w:pPr>
+              <w:pStyle w:val="Compact"/>
+              <w:jc w:val="left"/>
+            </w:pPr>
+            <w:r>
+              <w:t xml:space="preserve">Estimación media de los alumnos</w:t>
+            </w:r>
+          </w:p>
+        </w:tc>
+        <w:tc>
+          <w:tcPr>
+            <w:vAlign w:val="center"/>
+          </w:tcPr>
+          <w:p>
+            <w:pPr>
+              <w:pStyle w:val="Compact"/>
+              <w:jc w:val="center"/>
+            </w:pPr>
+            <w:r>
+              <w:t xml:space="preserve">5,13</w:t>
+            </w:r>
+          </w:p>
+        </w:tc>
+      </w:tr>
+      <w:tr>
+        <w:trPr>
+          <w:cantSplit/>
+        </w:trPr>
+        <w:tc>
+          <w:tcPr>
+            <w:vAlign w:val="center"/>
+          </w:tcPr>
+          <w:p>
+            <w:pPr>
+              <w:pStyle w:val="Compact"/>
+              <w:jc w:val="left"/>
+            </w:pPr>
+            <w:r>
+              <w:t xml:space="preserve">Puja ganadora media</w:t>
+            </w:r>
+          </w:p>
+        </w:tc>
+        <w:tc>
+          <w:tcPr>
+            <w:vAlign w:val="center"/>
+          </w:tcPr>
+          <w:p>
+            <w:pPr>
+              <w:pStyle w:val="Compact"/>
+              <w:jc w:val="center"/>
+            </w:pPr>
+            <w:r>
+              <w:t xml:space="preserve">10,01</w:t>
+            </w:r>
+          </w:p>
+        </w:tc>
+      </w:tr>
+      <w:tr>
+        <w:trPr>
+          <w:cantSplit/>
+        </w:trPr>
+        <w:tc>
+          <w:tcPr>
+            <w:shd w:val="clear" w:color="auto" w:fill="E2EFD9"/>
+            <w:vAlign w:val="center"/>
+          </w:tcPr>
+          <w:p>
+            <w:pPr>
+              <w:pStyle w:val="Celdatceesalvia"/>
+              <w:jc w:val="left"/>
+            </w:pPr>
+            <w:r>
+              <w:rPr>
+                <w:b/>
+                <w:bCs/>
+              </w:rPr>
+              <w:t xml:space="preserve">Ganancia media del ganador</w:t>
+            </w:r>
+          </w:p>
+        </w:tc>
+        <w:tc>
+          <w:tcPr>
+            <w:shd w:val="clear" w:color="auto" w:fill="E2EFD9"/>
+            <w:vAlign w:val="center"/>
+          </w:tcPr>
+          <w:p>
+            <w:pPr>
+              <w:pStyle w:val="Celdatceesalvia"/>
+              <w:jc w:val="center"/>
+            </w:pPr>
+            <m:oMath>
+              <m:r>
+                <m:rPr>
+                  <m:sty m:val="p"/>
+                </m:rPr>
+                <m:t>−</m:t>
+              </m:r>
+              <m:r>
+                <m:t>2</m:t>
+              </m:r>
+              <m:r>
+                <m:rPr>
+                  <m:sty m:val="p"/>
+                </m:rPr>
+                <m:t>,</m:t>
+              </m:r>
+              <m:r>
+                <m:t>01</m:t>
+              </m:r>
+            </m:oMath>
+          </w:p>
+        </w:tc>
+      </w:tr>
+    </w:tbl>
+    <w:bookmarkEnd w:id="241"/>
+    <w:p>
+      <w:pPr>
+        <w:pStyle w:val="BodyText"/>
+      </w:pPr>
+      <w:r>
+        <w:rPr>
+          <w:i/>
+          <w:iCs/>
+        </w:rPr>
+        <w:t xml:space="preserve">Fuente:</w:t>
+      </w:r>
+      <w:r>
+        <w:rPr>
+          <w:i/>
+          <w:iCs/>
+        </w:rPr>
+        <w:t xml:space="preserve"> </w:t>
+      </w:r>
+      <w:r>
+        <w:rPr>
+          <w:i/>
+          <w:iCs/>
+          <w:smallCaps/>
+        </w:rPr>
+        <w:t xml:space="preserve">Bazerman</w:t>
+      </w:r>
+      <w:r>
+        <w:rPr>
+          <w:i/>
+          <w:iCs/>
+        </w:rPr>
+        <w:t xml:space="preserve"> </w:t>
+      </w:r>
+      <w:r>
+        <w:rPr>
+          <w:i/>
+          <w:iCs/>
+        </w:rPr>
+        <w:t xml:space="preserve">y</w:t>
+      </w:r>
+      <w:r>
+        <w:rPr>
+          <w:i/>
+          <w:iCs/>
+        </w:rPr>
+        <w:t xml:space="preserve"> </w:t>
+      </w:r>
+      <w:r>
+        <w:rPr>
+          <w:i/>
+          <w:iCs/>
+          <w:smallCaps/>
+        </w:rPr>
+        <w:t xml:space="preserve">Samuelson</w:t>
+      </w:r>
+      <w:r>
+        <w:rPr>
+          <w:i/>
+          <w:iCs/>
+        </w:rPr>
+        <w:t xml:space="preserve"> </w:t>
+      </w:r>
+      <w:r>
+        <w:rPr>
+          <w:i/>
+          <w:iCs/>
+        </w:rPr>
+        <w:t xml:space="preserve">(</w:t>
+      </w:r>
+      <w:hyperlink w:anchor="ref_BazermanSamuelson1983Won">
+        <w:r>
+          <w:rPr>
+            <w:rStyle w:val="Hyperlink"/>
+            <w:i/>
+            <w:iCs/>
+          </w:rPr>
+          <w:t xml:space="preserve">1983</w:t>
         </w:r>
       </w:hyperlink>
       <w:r>
-        <w:t xml:space="preserve"> </w:t>
-      </w:r>
-      <w:r>
-        <w:t xml:space="preserve">y la colusión en el oligopolio</w:t>
-      </w:r>
-      <w:r>
-        <w:t xml:space="preserve"> </w:t>
-      </w:r>
-      <w:hyperlink r:id="rId21">
-        <w:r>
-          <w:rPr>
-            <w:rStyle w:val="Referenciaatema"/>
-          </w:rPr>
-          <w:t xml:space="preserve">[ver tema 3.A.19]</w:t>
+        <w:rPr>
+          <w:i/>
+          <w:iCs/>
+        </w:rPr>
+        <w:t xml:space="preserve">)</w:t>
+      </w:r>
+      <w:r>
+        <w:rPr>
+          <w:i/>
+          <w:iCs/>
+        </w:rPr>
+        <w:t xml:space="preserve">, recogido en</w:t>
+      </w:r>
+      <w:r>
+        <w:rPr>
+          <w:i/>
+          <w:iCs/>
+        </w:rPr>
+        <w:t xml:space="preserve"> </w:t>
+      </w:r>
+      <w:r>
+        <w:rPr>
+          <w:i/>
+          <w:iCs/>
+          <w:smallCaps/>
+        </w:rPr>
+        <w:t xml:space="preserve">Thaler</w:t>
+      </w:r>
+      <w:r>
+        <w:rPr>
+          <w:i/>
+          <w:iCs/>
+        </w:rPr>
+        <w:t xml:space="preserve"> </w:t>
+      </w:r>
+      <w:r>
+        <w:rPr>
+          <w:i/>
+          <w:iCs/>
+        </w:rPr>
+        <w:t xml:space="preserve">(</w:t>
+      </w:r>
+      <w:hyperlink w:anchor="ref_Thaler1988Anomalies">
+        <w:r>
+          <w:rPr>
+            <w:rStyle w:val="Hyperlink"/>
+            <w:i/>
+            <w:iCs/>
+          </w:rPr>
+          <w:t xml:space="preserve">1988</w:t>
         </w:r>
       </w:hyperlink>
       <w:r>
-        <w:t xml:space="preserve">.</w:t>
-      </w:r>
-    </w:p>
-    <w:bookmarkEnd w:id="212"/>
-    <w:bookmarkStart w:id="213" w:name="la_subasta_alemana_de_espectro_de__02641"/>
+        <w:rPr>
+          <w:i/>
+          <w:iCs/>
+        </w:rPr>
+        <w:t xml:space="preserve">)</w:t>
+      </w:r>
+      <w:r>
+        <w:rPr>
+          <w:i/>
+          <w:iCs/>
+        </w:rPr>
+        <w:t xml:space="preserve">: 48 subastas a sobre cerrado en 12 clases de MBA.</w:t>
+      </w:r>
+    </w:p>
+    <w:bookmarkEnd w:id="242"/>
+    <w:bookmarkStart w:id="244" w:name="las_subastas_del_3g_de_2000_atraer_81492"/>
     <w:p>
       <w:pPr>
         <w:pStyle w:val="Heading2"/>
       </w:pPr>
       <w:r>
-        <w:t xml:space="preserve">La subasta alemana de espectro de 1999: pujas que hablan</w:t>
+        <w:t xml:space="preserve">Las subastas del 3G de 2000: atraer pujadores</w:t>
       </w:r>
     </w:p>
     <w:p>
       <w:pPr>
         <w:numPr>
           <w:ilvl w:val="0"/>
+          <w:numId w:val="1240"/>
+        </w:numPr>
+      </w:pPr>
+      <w:r>
+        <w:rPr>
+          <w:i/>
+          <w:iCs/>
+        </w:rPr>
+        <w:t xml:space="preserve">Juego</w:t>
+      </w:r>
+      <w:r>
+        <w:t xml:space="preserve">: en 2000, varios países europeos subastaron las licencias de telefonía móvil de tercera generación. Con un producto parecido y con pocos meses de diferencia, recaudaron cantidades muy distintas: el Reino Unido y Alemania, más de 600 euros por habitante; los Países Bajos, 170, y Suiza, 20</w:t>
+      </w:r>
+      <w:r>
+        <w:t xml:space="preserve"> </w:t>
+      </w:r>
+      <w:r>
+        <w:t xml:space="preserve">(</w:t>
+      </w:r>
+      <w:hyperlink w:anchor="ref_Klemperer2002WhatReallyMatters">
+        <w:r>
+          <w:rPr>
+            <w:rStyle w:val="Hyperlink"/>
+            <w:smallCaps/>
+          </w:rPr>
+          <w:t xml:space="preserve">Klemperer</w:t>
+        </w:r>
+        <w:r>
+          <w:rPr>
+            <w:rStyle w:val="Hyperlink"/>
+          </w:rPr>
+          <w:t xml:space="preserve">, 2002</w:t>
+        </w:r>
+      </w:hyperlink>
+      <w:r>
+        <w:t xml:space="preserve">)</w:t>
+      </w:r>
+      <w:r>
+        <w:t xml:space="preserve"> </w:t>
+      </w:r>
+      <w:r>
+        <w:t xml:space="preserve">(tabla </w:t>
+      </w:r>
+      <w:hyperlink w:anchor="tab_subastas_3g">
+        <w:r>
+          <w:rPr>
+            <w:rStyle w:val="Hyperlink"/>
+          </w:rPr>
+          <w:t xml:space="preserve">18</w:t>
+        </w:r>
+      </w:hyperlink>
+      <w:r>
+        <w:t xml:space="preserve">).</w:t>
+      </w:r>
+    </w:p>
+    <w:p>
+      <w:pPr>
+        <w:keepNext/>
+        <w:numPr>
+          <w:ilvl w:val="0"/>
+          <w:numId w:val="1240"/>
+        </w:numPr>
+      </w:pPr>
+      <w:r>
+        <w:rPr>
+          <w:i/>
+          <w:iCs/>
+        </w:rPr>
+        <w:t xml:space="preserve">Qué pasó</w:t>
+      </w:r>
+      <w:r>
+        <w:t xml:space="preserve">:</w:t>
+      </w:r>
+    </w:p>
+    <w:p>
+      <w:pPr>
+        <w:numPr>
+          <w:ilvl w:val="1"/>
           <w:numId w:val="1241"/>
         </w:numPr>
       </w:pPr>
       <w:r>
-        <w:rPr>
-          <w:i/>
-          <w:iCs/>
-        </w:rPr>
-        <w:t xml:space="preserve">Juego</w:t>
+        <w:t xml:space="preserve">el Reino Unido sacó 5 licencias para 4 operadores instalados, de modo que al menos una tenía que ir a un entrante, y los entrantes acudieron y pujaron</w:t>
       </w:r>
       <w:r>
         <w:t xml:space="preserve"> </w:t>
@@ -56348,6 +58814,80 @@
       <w:r>
         <w:t xml:space="preserve">(</w:t>
       </w:r>
+      <w:hyperlink w:anchor="ref_BinmoreKlemperer2002Biggest">
+        <w:r>
+          <w:rPr>
+            <w:rStyle w:val="Hyperlink"/>
+            <w:smallCaps/>
+          </w:rPr>
+          <w:t xml:space="preserve">Binmore</w:t>
+        </w:r>
+        <w:r>
+          <w:rPr>
+            <w:rStyle w:val="Hyperlink"/>
+          </w:rPr>
+          <w:t xml:space="preserve"> </w:t>
+        </w:r>
+        <w:r>
+          <w:rPr>
+            <w:rStyle w:val="Hyperlink"/>
+          </w:rPr>
+          <w:t xml:space="preserve">y</w:t>
+        </w:r>
+        <w:r>
+          <w:rPr>
+            <w:rStyle w:val="Hyperlink"/>
+          </w:rPr>
+          <w:t xml:space="preserve"> </w:t>
+        </w:r>
+        <w:r>
+          <w:rPr>
+            <w:rStyle w:val="Hyperlink"/>
+            <w:smallCaps/>
+          </w:rPr>
+          <w:t xml:space="preserve">Klemperer</w:t>
+        </w:r>
+        <w:r>
+          <w:rPr>
+            <w:rStyle w:val="Hyperlink"/>
+          </w:rPr>
+          <w:t xml:space="preserve">, 2002</w:t>
+        </w:r>
+      </w:hyperlink>
+      <w:r>
+        <w:t xml:space="preserve">)</w:t>
+      </w:r>
+      <w:r>
+        <w:t xml:space="preserve">;</w:t>
+      </w:r>
+    </w:p>
+    <w:p>
+      <w:pPr>
+        <w:numPr>
+          <w:ilvl w:val="1"/>
+          <w:numId w:val="1241"/>
+        </w:numPr>
+      </w:pPr>
+      <w:r>
+        <w:t xml:space="preserve">en los Países Bajos había tantas licencias como operadores instalados, y los entrantes apenas tenían opciones;</w:t>
+      </w:r>
+    </w:p>
+    <w:p>
+      <w:pPr>
+        <w:numPr>
+          <w:ilvl w:val="1"/>
+          <w:numId w:val="1241"/>
+        </w:numPr>
+      </w:pPr>
+      <w:r>
+        <w:t xml:space="preserve">en Suiza, las uniones y retiradas de última hora dejaron tantos pujadores como licencias, y se vendieron casi al precio de salida</w:t>
+      </w:r>
+      <w:r>
+        <w:t xml:space="preserve"> </w:t>
+      </w:r>
+      <w:r>
+        <w:t xml:space="preserve">(</w:t>
+      </w:r>
       <w:hyperlink w:anchor="ref_Klemperer2002WhatReallyMatters">
         <w:r>
           <w:rPr>
@@ -56367,14 +58907,635 @@
         <w:t xml:space="preserve">)</w:t>
       </w:r>
       <w:r>
-        <w:t xml:space="preserve">: Alemania vendía 10 bloques de espectro en una subasta ascendente, con la regla de que cada nueva puja por un bloque tenía que superar a la anterior en al menos un 10 %. Los 2 grandes pujadores eran Mannesmann y T-Mobil.</w:t>
+        <w:t xml:space="preserve">.</w:t>
       </w:r>
     </w:p>
     <w:p>
       <w:pPr>
         <w:numPr>
           <w:ilvl w:val="0"/>
-          <w:numId w:val="1241"/>
+          <w:numId w:val="1240"/>
+        </w:numPr>
+      </w:pPr>
+      <w:r>
+        <w:rPr>
+          <w:i/>
+          <w:iCs/>
+        </w:rPr>
+        <w:t xml:space="preserve">Moraleja</w:t>
+      </w:r>
+      <w:r>
+        <w:t xml:space="preserve">: el teorema de equivalencia da por fijo el número de pujadores; en la práctica, el formato decide cuántos acuden, y un pujador más vale más que cualquier refinamiento del formato</w:t>
+      </w:r>
+      <w:r>
+        <w:t xml:space="preserve"> </w:t>
+      </w:r>
+      <w:r>
+        <w:t xml:space="preserve">(</w:t>
+      </w:r>
+      <w:hyperlink w:anchor="ref_BulowKlemperer1996Auctions">
+        <w:r>
+          <w:rPr>
+            <w:rStyle w:val="Hyperlink"/>
+            <w:smallCaps/>
+          </w:rPr>
+          <w:t xml:space="preserve">Bulow</w:t>
+        </w:r>
+        <w:r>
+          <w:rPr>
+            <w:rStyle w:val="Hyperlink"/>
+          </w:rPr>
+          <w:t xml:space="preserve"> </w:t>
+        </w:r>
+        <w:r>
+          <w:rPr>
+            <w:rStyle w:val="Hyperlink"/>
+          </w:rPr>
+          <w:t xml:space="preserve">y</w:t>
+        </w:r>
+        <w:r>
+          <w:rPr>
+            <w:rStyle w:val="Hyperlink"/>
+          </w:rPr>
+          <w:t xml:space="preserve"> </w:t>
+        </w:r>
+        <w:r>
+          <w:rPr>
+            <w:rStyle w:val="Hyperlink"/>
+            <w:smallCaps/>
+          </w:rPr>
+          <w:t xml:space="preserve">Klemperer</w:t>
+        </w:r>
+        <w:r>
+          <w:rPr>
+            <w:rStyle w:val="Hyperlink"/>
+          </w:rPr>
+          <w:t xml:space="preserve">, 1996</w:t>
+        </w:r>
+      </w:hyperlink>
+      <w:r>
+        <w:t xml:space="preserve">)</w:t>
+      </w:r>
+      <w:r>
+        <w:t xml:space="preserve">.</w:t>
+      </w:r>
+    </w:p>
+    <w:p>
+      <w:pPr>
+        <w:numPr>
+          <w:ilvl w:val="0"/>
+          <w:numId w:val="1240"/>
+        </w:numPr>
+      </w:pPr>
+      <w:r>
+        <w:rPr>
+          <w:i/>
+          <w:iCs/>
+        </w:rPr>
+        <w:t xml:space="preserve">En el temario</w:t>
+      </w:r>
+      <w:r>
+        <w:t xml:space="preserve">: las telecomunicaciones</w:t>
+      </w:r>
+      <w:r>
+        <w:t xml:space="preserve"> </w:t>
+      </w:r>
+      <w:hyperlink r:id="rId167">
+        <w:r>
+          <w:rPr>
+            <w:rStyle w:val="Referenciaatema"/>
+          </w:rPr>
+          <w:t xml:space="preserve">[ver tema 4.A.12]</w:t>
+        </w:r>
+      </w:hyperlink>
+      <w:r>
+        <w:t xml:space="preserve">, las barreras de entrada</w:t>
+      </w:r>
+      <w:r>
+        <w:t xml:space="preserve"> </w:t>
+      </w:r>
+      <w:hyperlink r:id="rId23">
+        <w:r>
+          <w:rPr>
+            <w:rStyle w:val="Referenciaatema"/>
+          </w:rPr>
+          <w:t xml:space="preserve">[ver tema 3.A.15]</w:t>
+        </w:r>
+      </w:hyperlink>
+      <w:r>
+        <w:t xml:space="preserve"> </w:t>
+      </w:r>
+      <w:r>
+        <w:t xml:space="preserve">y la colusión en el oligopolio</w:t>
+      </w:r>
+      <w:r>
+        <w:t xml:space="preserve"> </w:t>
+      </w:r>
+      <w:hyperlink r:id="rId21">
+        <w:r>
+          <w:rPr>
+            <w:rStyle w:val="Referenciaatema"/>
+          </w:rPr>
+          <w:t xml:space="preserve">[ver tema 3.A.19]</w:t>
+        </w:r>
+      </w:hyperlink>
+      <w:r>
+        <w:t xml:space="preserve">.</w:t>
+      </w:r>
+    </w:p>
+    <w:bookmarkStart w:id="243" w:name="tab_subastas_3g"/>
+    <w:p>
+      <w:pPr>
+        <w:pStyle w:val="TableCaption"/>
+      </w:pPr>
+      <w:r>
+        <w:t xml:space="preserve">Tabla 18.–</w:t>
+      </w:r>
+      <w:r>
+        <w:t xml:space="preserve"> </w:t>
+      </w:r>
+      <w:r>
+        <w:t xml:space="preserve">Las subastas europeas del 3G de 2000: recaudación y número de pujadores</w:t>
+      </w:r>
+    </w:p>
+    <w:tbl>
+      <w:tblPr>
+        <w:tblStyle w:val="Table"/>
+        <w:tblW w:type="auto" w:w="0"/>
+        <w:tblLook w:firstRow="1" w:lastRow="0" w:firstColumn="0" w:lastColumn="0" w:noHBand="0" w:noVBand="0" w:val="0020"/>
+        <w:tblCaption w:val="Tabla 18.– Las subastas europeas del 3G de 2000: recaudación y número de pujadores"/>
+      </w:tblPr>
+      <w:tblGrid>
+        <w:gridCol w:w="2640"/>
+        <w:gridCol w:w="2640"/>
+        <w:gridCol w:w="2640"/>
+      </w:tblGrid>
+      <w:tr>
+        <w:trPr>
+          <w:cantSplit/>
+          <w:tblHeader w:val="on"/>
+        </w:trPr>
+        <w:tc>
+          <w:tcPr>
+            <w:shd w:val="clear" w:color="auto" w:fill="DDEBF7"/>
+            <w:vAlign w:val="center"/>
+          </w:tcPr>
+          <w:p>
+            <w:pPr>
+              <w:pStyle w:val="Celdatceeazulpalido"/>
+              <w:jc w:val="left"/>
+            </w:pPr>
+            <w:r>
+              <w:rPr>
+                <w:b/>
+                <w:bCs/>
+              </w:rPr>
+              <w:t xml:space="preserve">País</w:t>
+            </w:r>
+          </w:p>
+        </w:tc>
+        <w:tc>
+          <w:tcPr>
+            <w:shd w:val="clear" w:color="auto" w:fill="DDEBF7"/>
+            <w:vAlign w:val="center"/>
+          </w:tcPr>
+          <w:p>
+            <w:pPr>
+              <w:pStyle w:val="Celdatceeazulpalido"/>
+              <w:jc w:val="center"/>
+            </w:pPr>
+            <w:r>
+              <w:rPr>
+                <w:b/>
+                <w:bCs/>
+              </w:rPr>
+              <w:t xml:space="preserve">Euros por habitante</w:t>
+            </w:r>
+          </w:p>
+        </w:tc>
+        <w:tc>
+          <w:tcPr>
+            <w:shd w:val="clear" w:color="auto" w:fill="DDEBF7"/>
+            <w:vAlign w:val="center"/>
+          </w:tcPr>
+          <w:p>
+            <w:pPr>
+              <w:pStyle w:val="Celdatceeazulpalido"/>
+              <w:jc w:val="left"/>
+            </w:pPr>
+            <w:r>
+              <w:rPr>
+                <w:b/>
+                <w:bCs/>
+              </w:rPr>
+              <w:t xml:space="preserve">Qué la explica</w:t>
+            </w:r>
+          </w:p>
+        </w:tc>
+      </w:tr>
+      <w:tr>
+        <w:trPr>
+          <w:cantSplit/>
+        </w:trPr>
+        <w:tc>
+          <w:tcPr>
+            <w:vAlign w:val="center"/>
+          </w:tcPr>
+          <w:p>
+            <w:pPr>
+              <w:pStyle w:val="Compact"/>
+              <w:jc w:val="left"/>
+            </w:pPr>
+            <w:r>
+              <w:t xml:space="preserve">Reino Unido</w:t>
+            </w:r>
+          </w:p>
+        </w:tc>
+        <w:tc>
+          <w:tcPr>
+            <w:shd w:val="clear" w:color="auto" w:fill="E2EFD9"/>
+            <w:vAlign w:val="center"/>
+          </w:tcPr>
+          <w:p>
+            <w:pPr>
+              <w:pStyle w:val="Celdatceesalvia"/>
+              <w:jc w:val="center"/>
+            </w:pPr>
+            <w:r>
+              <w:t xml:space="preserve">650</w:t>
+            </w:r>
+          </w:p>
+        </w:tc>
+        <w:tc>
+          <w:tcPr>
+            <w:vAlign w:val="center"/>
+          </w:tcPr>
+          <w:p>
+            <w:pPr>
+              <w:pStyle w:val="Compact"/>
+              <w:jc w:val="left"/>
+            </w:pPr>
+            <w:r>
+              <w:t xml:space="preserve">licencias para 4 instalados: al menos una iba a un entrante, y los entrantes acudieron</w:t>
+            </w:r>
+          </w:p>
+        </w:tc>
+      </w:tr>
+      <w:tr>
+        <w:trPr>
+          <w:cantSplit/>
+        </w:trPr>
+        <w:tc>
+          <w:tcPr>
+            <w:vAlign w:val="center"/>
+          </w:tcPr>
+          <w:p>
+            <w:pPr>
+              <w:pStyle w:val="Compact"/>
+              <w:jc w:val="left"/>
+            </w:pPr>
+            <w:r>
+              <w:t xml:space="preserve">Alemania</w:t>
+            </w:r>
+          </w:p>
+        </w:tc>
+        <w:tc>
+          <w:tcPr>
+            <w:shd w:val="clear" w:color="auto" w:fill="E2EFD9"/>
+            <w:vAlign w:val="center"/>
+          </w:tcPr>
+          <w:p>
+            <w:pPr>
+              <w:pStyle w:val="Celdatceesalvia"/>
+              <w:jc w:val="center"/>
+            </w:pPr>
+            <w:r>
+              <w:t xml:space="preserve">615</w:t>
+            </w:r>
+          </w:p>
+        </w:tc>
+        <w:tc>
+          <w:tcPr>
+            <w:vAlign w:val="center"/>
+          </w:tcPr>
+          <w:p>
+            <w:pPr>
+              <w:pStyle w:val="Compact"/>
+              <w:jc w:val="left"/>
+            </w:pPr>
+            <w:r>
+              <w:t xml:space="preserve">más pujadores que licencias</w:t>
+            </w:r>
+          </w:p>
+        </w:tc>
+      </w:tr>
+      <w:tr>
+        <w:trPr>
+          <w:cantSplit/>
+        </w:trPr>
+        <w:tc>
+          <w:tcPr>
+            <w:vAlign w:val="center"/>
+          </w:tcPr>
+          <w:p>
+            <w:pPr>
+              <w:pStyle w:val="Compact"/>
+              <w:jc w:val="left"/>
+            </w:pPr>
+            <w:r>
+              <w:t xml:space="preserve">Países Bajos</w:t>
+            </w:r>
+          </w:p>
+        </w:tc>
+        <w:tc>
+          <w:tcPr>
+            <w:vAlign w:val="center"/>
+          </w:tcPr>
+          <w:p>
+            <w:pPr>
+              <w:pStyle w:val="Compact"/>
+              <w:jc w:val="center"/>
+            </w:pPr>
+            <w:r>
+              <w:t xml:space="preserve">170</w:t>
+            </w:r>
+          </w:p>
+        </w:tc>
+        <w:tc>
+          <w:tcPr>
+            <w:vAlign w:val="center"/>
+          </w:tcPr>
+          <w:p>
+            <w:pPr>
+              <w:pStyle w:val="Compact"/>
+              <w:jc w:val="left"/>
+            </w:pPr>
+            <w:r>
+              <w:t xml:space="preserve">tantas licencias como instalados: los entrantes apenas tenían opciones</w:t>
+            </w:r>
+          </w:p>
+        </w:tc>
+      </w:tr>
+      <w:tr>
+        <w:trPr>
+          <w:cantSplit/>
+        </w:trPr>
+        <w:tc>
+          <w:tcPr>
+            <w:vAlign w:val="center"/>
+          </w:tcPr>
+          <w:p>
+            <w:pPr>
+              <w:pStyle w:val="Compact"/>
+              <w:jc w:val="left"/>
+            </w:pPr>
+            <w:r>
+              <w:t xml:space="preserve">Suiza</w:t>
+            </w:r>
+          </w:p>
+        </w:tc>
+        <w:tc>
+          <w:tcPr>
+            <w:vAlign w:val="center"/>
+          </w:tcPr>
+          <w:p>
+            <w:pPr>
+              <w:pStyle w:val="Compact"/>
+              <w:jc w:val="center"/>
+            </w:pPr>
+            <w:r>
+              <w:t xml:space="preserve">20</w:t>
+            </w:r>
+          </w:p>
+        </w:tc>
+        <w:tc>
+          <w:tcPr>
+            <w:vAlign w:val="center"/>
+          </w:tcPr>
+          <w:p>
+            <w:pPr>
+              <w:pStyle w:val="Compact"/>
+              <w:jc w:val="left"/>
+            </w:pPr>
+            <w:r>
+              <w:t xml:space="preserve">uniones y retiradas de última hora: tantos pujadores como licencias, casi al precio de salida</w:t>
+            </w:r>
+          </w:p>
+        </w:tc>
+      </w:tr>
+    </w:tbl>
+    <w:bookmarkEnd w:id="243"/>
+    <w:p>
+      <w:pPr>
+        <w:pStyle w:val="BodyText"/>
+      </w:pPr>
+      <w:r>
+        <w:rPr>
+          <w:i/>
+          <w:iCs/>
+        </w:rPr>
+        <w:t xml:space="preserve">Fuente:</w:t>
+      </w:r>
+      <w:r>
+        <w:rPr>
+          <w:i/>
+          <w:iCs/>
+        </w:rPr>
+        <w:t xml:space="preserve"> </w:t>
+      </w:r>
+      <w:r>
+        <w:rPr>
+          <w:i/>
+          <w:iCs/>
+          <w:smallCaps/>
+        </w:rPr>
+        <w:t xml:space="preserve">Klemperer</w:t>
+      </w:r>
+      <w:r>
+        <w:rPr>
+          <w:i/>
+          <w:iCs/>
+        </w:rPr>
+        <w:t xml:space="preserve"> </w:t>
+      </w:r>
+      <w:r>
+        <w:rPr>
+          <w:i/>
+          <w:iCs/>
+        </w:rPr>
+        <w:t xml:space="preserve">(</w:t>
+      </w:r>
+      <w:hyperlink w:anchor="ref_Klemperer2002WhatReallyMatters">
+        <w:r>
+          <w:rPr>
+            <w:rStyle w:val="Hyperlink"/>
+            <w:i/>
+            <w:iCs/>
+          </w:rPr>
+          <w:t xml:space="preserve">2002</w:t>
+        </w:r>
+      </w:hyperlink>
+      <w:r>
+        <w:rPr>
+          <w:i/>
+          <w:iCs/>
+        </w:rPr>
+        <w:t xml:space="preserve">, tabla 1)</w:t>
+      </w:r>
+      <w:r>
+        <w:rPr>
+          <w:i/>
+          <w:iCs/>
+        </w:rPr>
+        <w:t xml:space="preserve"> </w:t>
+      </w:r>
+      <w:r>
+        <w:rPr>
+          <w:i/>
+          <w:iCs/>
+        </w:rPr>
+        <w:t xml:space="preserve">y</w:t>
+      </w:r>
+      <w:r>
+        <w:rPr>
+          <w:i/>
+          <w:iCs/>
+        </w:rPr>
+        <w:t xml:space="preserve"> </w:t>
+      </w:r>
+      <w:r>
+        <w:rPr>
+          <w:i/>
+          <w:iCs/>
+          <w:smallCaps/>
+        </w:rPr>
+        <w:t xml:space="preserve">Binmore</w:t>
+      </w:r>
+      <w:r>
+        <w:rPr>
+          <w:i/>
+          <w:iCs/>
+        </w:rPr>
+        <w:t xml:space="preserve"> </w:t>
+      </w:r>
+      <w:r>
+        <w:rPr>
+          <w:i/>
+          <w:iCs/>
+        </w:rPr>
+        <w:t xml:space="preserve">y</w:t>
+      </w:r>
+      <w:r>
+        <w:rPr>
+          <w:i/>
+          <w:iCs/>
+        </w:rPr>
+        <w:t xml:space="preserve"> </w:t>
+      </w:r>
+      <w:r>
+        <w:rPr>
+          <w:i/>
+          <w:iCs/>
+          <w:smallCaps/>
+        </w:rPr>
+        <w:t xml:space="preserve">Klemperer</w:t>
+      </w:r>
+      <w:r>
+        <w:rPr>
+          <w:i/>
+          <w:iCs/>
+        </w:rPr>
+        <w:t xml:space="preserve"> </w:t>
+      </w:r>
+      <w:r>
+        <w:rPr>
+          <w:i/>
+          <w:iCs/>
+        </w:rPr>
+        <w:t xml:space="preserve">(</w:t>
+      </w:r>
+      <w:hyperlink w:anchor="ref_BinmoreKlemperer2002Biggest">
+        <w:r>
+          <w:rPr>
+            <w:rStyle w:val="Hyperlink"/>
+            <w:i/>
+            <w:iCs/>
+          </w:rPr>
+          <w:t xml:space="preserve">2002</w:t>
+        </w:r>
+      </w:hyperlink>
+      <w:r>
+        <w:rPr>
+          <w:i/>
+          <w:iCs/>
+        </w:rPr>
+        <w:t xml:space="preserve">)</w:t>
+      </w:r>
+      <w:r>
+        <w:rPr>
+          <w:i/>
+          <w:iCs/>
+        </w:rPr>
+        <w:t xml:space="preserve">.</w:t>
+      </w:r>
+    </w:p>
+    <w:bookmarkEnd w:id="244"/>
+    <w:bookmarkStart w:id="246" w:name="la_subasta_alemana_de_espectro_de__02641"/>
+    <w:p>
+      <w:pPr>
+        <w:pStyle w:val="Heading2"/>
+      </w:pPr>
+      <w:r>
+        <w:t xml:space="preserve">La subasta alemana de espectro de 1999: pujas que hablan</w:t>
+      </w:r>
+    </w:p>
+    <w:p>
+      <w:pPr>
+        <w:numPr>
+          <w:ilvl w:val="0"/>
+          <w:numId w:val="1242"/>
+        </w:numPr>
+      </w:pPr>
+      <w:r>
+        <w:rPr>
+          <w:i/>
+          <w:iCs/>
+        </w:rPr>
+        <w:t xml:space="preserve">Juego</w:t>
+      </w:r>
+      <w:r>
+        <w:t xml:space="preserve"> </w:t>
+      </w:r>
+      <w:r>
+        <w:t xml:space="preserve">(</w:t>
+      </w:r>
+      <w:hyperlink w:anchor="ref_Klemperer2002WhatReallyMatters">
+        <w:r>
+          <w:rPr>
+            <w:rStyle w:val="Hyperlink"/>
+            <w:smallCaps/>
+          </w:rPr>
+          <w:t xml:space="preserve">Klemperer</w:t>
+        </w:r>
+        <w:r>
+          <w:rPr>
+            <w:rStyle w:val="Hyperlink"/>
+          </w:rPr>
+          <w:t xml:space="preserve">, 2002</w:t>
+        </w:r>
+      </w:hyperlink>
+      <w:r>
+        <w:t xml:space="preserve">)</w:t>
+      </w:r>
+      <w:r>
+        <w:t xml:space="preserve">: Alemania vendía 10 bloques de espectro en una subasta ascendente, con la regla de que cada nueva puja por un bloque tenía que superar a la anterior en al menos un 10 %. Los 2 grandes pujadores eran Mannesmann y T-Mobil.</w:t>
+      </w:r>
+    </w:p>
+    <w:p>
+      <w:pPr>
+        <w:numPr>
+          <w:ilvl w:val="0"/>
+          <w:numId w:val="1242"/>
         </w:numPr>
       </w:pPr>
       <w:r>
@@ -56456,14 +59617,28 @@
         <w:t xml:space="preserve">)</w:t>
       </w:r>
       <w:r>
-        <w:t xml:space="preserve">.</w:t>
+        <w:t xml:space="preserve"> </w:t>
+      </w:r>
+      <w:r>
+        <w:t xml:space="preserve">(tabla </w:t>
+      </w:r>
+      <w:hyperlink w:anchor="tab_subasta_alemana">
+        <w:r>
+          <w:rPr>
+            <w:rStyle w:val="Hyperlink"/>
+          </w:rPr>
+          <w:t xml:space="preserve">19</w:t>
+        </w:r>
+      </w:hyperlink>
+      <w:r>
+        <w:t xml:space="preserve">).</w:t>
       </w:r>
     </w:p>
     <w:p>
       <w:pPr>
         <w:numPr>
           <w:ilvl w:val="0"/>
-          <w:numId w:val="1241"/>
+          <w:numId w:val="1242"/>
         </w:numPr>
       </w:pPr>
       <w:r>
@@ -56503,7 +59678,7 @@
       <w:pPr>
         <w:numPr>
           <w:ilvl w:val="0"/>
-          <w:numId w:val="1241"/>
+          <w:numId w:val="1242"/>
         </w:numPr>
       </w:pPr>
       <w:r>
@@ -56559,6 +59734,438 @@
         </w:r>
       </w:hyperlink>
       <w:r>
+        <w:t xml:space="preserve">.</w:t>
+      </w:r>
+    </w:p>
+    <w:bookmarkStart w:id="245" w:name="tab_subasta_alemana"/>
+    <w:p>
+      <w:pPr>
+        <w:pStyle w:val="TableCaption"/>
+      </w:pPr>
+      <w:r>
+        <w:t xml:space="preserve">Tabla 19.–</w:t>
+      </w:r>
+      <w:r>
+        <w:t xml:space="preserve"> </w:t>
+      </w:r>
+      <w:r>
+        <w:t xml:space="preserve">La subasta alemana de espectro de 1999, ronda a ronda (millones de marcos por megahercio)</w:t>
+      </w:r>
+    </w:p>
+    <w:tbl>
+      <w:tblPr>
+        <w:tblStyle w:val="Table"/>
+        <w:tblW w:type="auto" w:w="0"/>
+        <w:tblLook w:firstRow="1" w:lastRow="0" w:firstColumn="0" w:lastColumn="0" w:noHBand="0" w:noVBand="0" w:val="0020"/>
+        <w:tblCaption w:val="Tabla 19.– La subasta alemana de espectro de 1999, ronda a ronda (millones de marcos por megahercio)"/>
+      </w:tblPr>
+      <w:tblGrid>
+        <w:gridCol w:w="1584"/>
+        <w:gridCol w:w="1584"/>
+        <w:gridCol w:w="1584"/>
+        <w:gridCol w:w="1584"/>
+        <w:gridCol w:w="1584"/>
+      </w:tblGrid>
+      <w:tr>
+        <w:trPr>
+          <w:cantSplit/>
+          <w:tblHeader w:val="on"/>
+        </w:trPr>
+        <w:tc>
+          <w:tcPr>
+            <w:shd w:val="clear" w:color="auto" w:fill="DDEBF7"/>
+            <w:vAlign w:val="center"/>
+          </w:tcPr>
+          <w:p>
+            <w:pPr>
+              <w:pStyle w:val="Celdatceeazulpalido"/>
+              <w:jc w:val="left"/>
+            </w:pPr>
+            <w:r>
+              <w:rPr>
+                <w:b/>
+                <w:bCs/>
+              </w:rPr>
+              <w:t xml:space="preserve">Ronda</w:t>
+            </w:r>
+          </w:p>
+        </w:tc>
+        <w:tc>
+          <w:tcPr>
+            <w:shd w:val="clear" w:color="auto" w:fill="DDEBF7"/>
+            <w:vAlign w:val="center"/>
+          </w:tcPr>
+          <w:p>
+            <w:pPr>
+              <w:pStyle w:val="Celdatceeazulpalido"/>
+              <w:jc w:val="left"/>
+            </w:pPr>
+            <w:r>
+              <w:rPr>
+                <w:b/>
+                <w:bCs/>
+              </w:rPr>
+              <w:t xml:space="preserve">Puja</w:t>
+            </w:r>
+          </w:p>
+        </w:tc>
+        <w:tc>
+          <w:tcPr>
+            <w:shd w:val="clear" w:color="auto" w:fill="DDEBF7"/>
+            <w:vAlign w:val="center"/>
+          </w:tcPr>
+          <w:p>
+            <w:pPr>
+              <w:pStyle w:val="Celdatceeazulpalido"/>
+              <w:jc w:val="center"/>
+            </w:pPr>
+            <w:r>
+              <w:rPr>
+                <w:b/>
+                <w:bCs/>
+              </w:rPr>
+              <w:t xml:space="preserve">Bloques 1 a 5</w:t>
+            </w:r>
+          </w:p>
+        </w:tc>
+        <w:tc>
+          <w:tcPr>
+            <w:shd w:val="clear" w:color="auto" w:fill="DDEBF7"/>
+            <w:vAlign w:val="center"/>
+          </w:tcPr>
+          <w:p>
+            <w:pPr>
+              <w:pStyle w:val="Celdatceeazulpalido"/>
+              <w:jc w:val="center"/>
+            </w:pPr>
+            <w:r>
+              <w:rPr>
+                <w:b/>
+                <w:bCs/>
+              </w:rPr>
+              <w:t xml:space="preserve">Bloques 6 a 10</w:t>
+            </w:r>
+          </w:p>
+        </w:tc>
+        <w:tc>
+          <w:tcPr>
+            <w:shd w:val="clear" w:color="auto" w:fill="DDEBF7"/>
+            <w:vAlign w:val="center"/>
+          </w:tcPr>
+          <w:p>
+            <w:pPr>
+              <w:pStyle w:val="Celdatceeazulpalido"/>
+              <w:jc w:val="left"/>
+            </w:pPr>
+            <w:r>
+              <w:rPr>
+                <w:b/>
+                <w:bCs/>
+              </w:rPr>
+              <w:t xml:space="preserve">Mensaje</w:t>
+            </w:r>
+          </w:p>
+        </w:tc>
+      </w:tr>
+      <w:tr>
+        <w:trPr>
+          <w:cantSplit/>
+        </w:trPr>
+        <w:tc>
+          <w:tcPr>
+            <w:vAlign w:val="center"/>
+          </w:tcPr>
+          <w:p>
+            <w:pPr>
+              <w:pStyle w:val="Compact"/>
+            </w:pPr>
+          </w:p>
+        </w:tc>
+        <w:tc>
+          <w:tcPr>
+            <w:vAlign w:val="center"/>
+          </w:tcPr>
+          <w:p>
+            <w:pPr>
+              <w:pStyle w:val="Compact"/>
+              <w:jc w:val="left"/>
+            </w:pPr>
+            <w:r>
+              <w:t xml:space="preserve">Mannesmann</w:t>
+            </w:r>
+          </w:p>
+        </w:tc>
+        <w:tc>
+          <w:tcPr>
+            <w:vAlign w:val="center"/>
+          </w:tcPr>
+          <w:p>
+            <w:pPr>
+              <w:pStyle w:val="Compact"/>
+              <w:jc w:val="center"/>
+            </w:pPr>
+            <w:r>
+              <w:t xml:space="preserve">18,18</w:t>
+            </w:r>
+          </w:p>
+        </w:tc>
+        <w:tc>
+          <w:tcPr>
+            <w:vAlign w:val="center"/>
+          </w:tcPr>
+          <w:p>
+            <w:pPr>
+              <w:pStyle w:val="Compact"/>
+              <w:jc w:val="center"/>
+            </w:pPr>
+            <w:r>
+              <w:t xml:space="preserve">20</w:t>
+            </w:r>
+          </w:p>
+        </w:tc>
+        <w:tc>
+          <w:tcPr>
+            <w:vAlign w:val="center"/>
+          </w:tcPr>
+          <w:p>
+            <w:pPr>
+              <w:pStyle w:val="Compact"/>
+              <w:jc w:val="left"/>
+            </w:pPr>
+            <w:r>
+              <w:t xml:space="preserve">«con un 10 % más en los bloques 1 a 5, los 2 pagamos 20»</w:t>
+            </w:r>
+          </w:p>
+        </w:tc>
+      </w:tr>
+      <w:tr>
+        <w:trPr>
+          <w:cantSplit/>
+        </w:trPr>
+        <w:tc>
+          <w:tcPr>
+            <w:vAlign w:val="center"/>
+          </w:tcPr>
+          <w:p>
+            <w:pPr>
+              <w:pStyle w:val="Compact"/>
+            </w:pPr>
+          </w:p>
+        </w:tc>
+        <w:tc>
+          <w:tcPr>
+            <w:vAlign w:val="center"/>
+          </w:tcPr>
+          <w:p>
+            <w:pPr>
+              <w:pStyle w:val="Compact"/>
+              <w:jc w:val="left"/>
+            </w:pPr>
+            <w:r>
+              <w:t xml:space="preserve">T-Mobil</w:t>
+            </w:r>
+          </w:p>
+        </w:tc>
+        <w:tc>
+          <w:tcPr>
+            <w:vAlign w:val="center"/>
+          </w:tcPr>
+          <w:p>
+            <w:pPr>
+              <w:pStyle w:val="Compact"/>
+              <w:jc w:val="center"/>
+            </w:pPr>
+            <w:r>
+              <w:t xml:space="preserve">20</w:t>
+            </w:r>
+          </w:p>
+        </w:tc>
+        <w:tc>
+          <w:tcPr>
+            <w:vAlign w:val="center"/>
+          </w:tcPr>
+          <w:p>
+            <w:pPr>
+              <w:pStyle w:val="Compact"/>
+              <w:jc w:val="center"/>
+            </w:pPr>
+            <w:r>
+              <w:t xml:space="preserve">—</w:t>
+            </w:r>
+          </w:p>
+        </w:tc>
+        <w:tc>
+          <w:tcPr>
+            <w:vAlign w:val="center"/>
+          </w:tcPr>
+          <w:p>
+            <w:pPr>
+              <w:pStyle w:val="Compact"/>
+              <w:jc w:val="left"/>
+            </w:pPr>
+            <w:r>
+              <w:t xml:space="preserve">mensaje recibido</w:t>
+            </w:r>
+          </w:p>
+        </w:tc>
+      </w:tr>
+      <w:tr>
+        <w:trPr>
+          <w:cantSplit/>
+        </w:trPr>
+        <w:tc>
+          <w:tcPr>
+            <w:vAlign w:val="center"/>
+          </w:tcPr>
+          <w:p>
+            <w:pPr>
+              <w:pStyle w:val="Compact"/>
+              <w:jc w:val="left"/>
+            </w:pPr>
+            <w:r>
+              <w:rPr>
+                <w:b/>
+                <w:bCs/>
+              </w:rPr>
+              <w:t xml:space="preserve">Final</w:t>
+            </w:r>
+          </w:p>
+        </w:tc>
+        <w:tc>
+          <w:tcPr>
+            <w:vAlign w:val="center"/>
+          </w:tcPr>
+          <w:p>
+            <w:pPr>
+              <w:pStyle w:val="Compact"/>
+              <w:jc w:val="left"/>
+            </w:pPr>
+            <w:r>
+              <w:t xml:space="preserve">nadie más puja</w:t>
+            </w:r>
+          </w:p>
+        </w:tc>
+        <w:tc>
+          <w:tcPr>
+            <w:shd w:val="clear" w:color="auto" w:fill="E2EFD9"/>
+            <w:vAlign w:val="center"/>
+          </w:tcPr>
+          <w:p>
+            <w:pPr>
+              <w:pStyle w:val="Celdatceesalvia"/>
+              <w:jc w:val="center"/>
+            </w:pPr>
+            <w:r>
+              <w:t xml:space="preserve">T-Mobil,</w:t>
+            </w:r>
+            <w:r>
+              <w:br/>
+            </w:r>
+            <w:r>
+              <w:t xml:space="preserve">a 20</w:t>
+            </w:r>
+          </w:p>
+        </w:tc>
+        <w:tc>
+          <w:tcPr>
+            <w:shd w:val="clear" w:color="auto" w:fill="E2EFD9"/>
+            <w:vAlign w:val="center"/>
+          </w:tcPr>
+          <w:p>
+            <w:pPr>
+              <w:pStyle w:val="Celdatceesalvia"/>
+              <w:jc w:val="center"/>
+            </w:pPr>
+            <w:r>
+              <w:t xml:space="preserve">Mannesmann,</w:t>
+            </w:r>
+            <w:r>
+              <w:br/>
+            </w:r>
+            <w:r>
+              <w:t xml:space="preserve">a 20</w:t>
+            </w:r>
+          </w:p>
+        </w:tc>
+        <w:tc>
+          <w:tcPr>
+            <w:vAlign w:val="center"/>
+          </w:tcPr>
+          <w:p>
+            <w:pPr>
+              <w:pStyle w:val="Compact"/>
+              <w:jc w:val="left"/>
+            </w:pPr>
+            <w:r>
+              <w:t xml:space="preserve">reparto a partes iguales, sin competir</w:t>
+            </w:r>
+          </w:p>
+        </w:tc>
+      </w:tr>
+    </w:tbl>
+    <w:bookmarkEnd w:id="245"/>
+    <w:p>
+      <w:pPr>
+        <w:pStyle w:val="BodyText"/>
+      </w:pPr>
+      <w:r>
+        <w:rPr>
+          <w:i/>
+          <w:iCs/>
+        </w:rPr>
+        <w:t xml:space="preserve">Fuente: elaboración propia a partir de</w:t>
+      </w:r>
+      <w:r>
+        <w:rPr>
+          <w:i/>
+          <w:iCs/>
+        </w:rPr>
+        <w:t xml:space="preserve"> </w:t>
+      </w:r>
+      <w:r>
+        <w:rPr>
+          <w:i/>
+          <w:iCs/>
+          <w:smallCaps/>
+        </w:rPr>
+        <w:t xml:space="preserve">Klemperer</w:t>
+      </w:r>
+      <w:r>
+        <w:rPr>
+          <w:i/>
+          <w:iCs/>
+        </w:rPr>
+        <w:t xml:space="preserve"> </w:t>
+      </w:r>
+      <w:r>
+        <w:rPr>
+          <w:i/>
+          <w:iCs/>
+        </w:rPr>
+        <w:t xml:space="preserve">(</w:t>
+      </w:r>
+      <w:hyperlink w:anchor="ref_Klemperer2002WhatReallyMatters">
+        <w:r>
+          <w:rPr>
+            <w:rStyle w:val="Hyperlink"/>
+            <w:i/>
+            <w:iCs/>
+          </w:rPr>
+          <w:t xml:space="preserve">2002</w:t>
+        </w:r>
+      </w:hyperlink>
+      <w:r>
+        <w:rPr>
+          <w:i/>
+          <w:iCs/>
+        </w:rPr>
+        <w:t xml:space="preserve">)</w:t>
+      </w:r>
+      <w:r>
+        <w:rPr>
+          <w:i/>
+          <w:iCs/>
+        </w:rPr>
         <w:t xml:space="preserve">.</w:t>
       </w:r>
     </w:p>
@@ -56577,9 +60184,9 @@
         </w:sectPr>
       </w:pPr>
     </w:p>
-    <w:bookmarkEnd w:id="213"/>
-    <w:bookmarkEnd w:id="214"/>
-    <w:bookmarkStart w:id="425" w:name="bibliografia"/>
+    <w:bookmarkEnd w:id="246"/>
+    <w:bookmarkEnd w:id="247"/>
+    <w:bookmarkStart w:id="458" w:name="bibliografia"/>
     <w:p>
       <w:pPr>
         <w:pStyle w:val="Heading1"/>
@@ -56588,8 +60195,8 @@
         <w:t xml:space="preserve">Bibliografía</w:t>
       </w:r>
     </w:p>
-    <w:bookmarkStart w:id="424" w:name="refs"/>
-    <w:bookmarkStart w:id="216" w:name="ref_Asker2010Study"/>
+    <w:bookmarkStart w:id="457" w:name="refs"/>
+    <w:bookmarkStart w:id="249" w:name="ref_Asker2010Study"/>
     <w:p>
       <w:pPr>
         <w:pStyle w:val="Bibliography"/>
@@ -56625,7 +60232,7 @@
       <w:r>
         <w:t xml:space="preserve"> </w:t>
       </w:r>
-      <w:hyperlink r:id="rId215">
+      <w:hyperlink r:id="rId248">
         <w:r>
           <w:rPr>
             <w:rStyle w:val="Hyperlink"/>
@@ -56637,8 +60244,8 @@
         <w:t xml:space="preserve">.</w:t>
       </w:r>
     </w:p>
-    <w:bookmarkEnd w:id="216"/>
-    <w:bookmarkStart w:id="217" w:name="ref_Aumann1975Values"/>
+    <w:bookmarkEnd w:id="249"/>
+    <w:bookmarkStart w:id="250" w:name="ref_Aumann1975Values"/>
     <w:p>
       <w:pPr>
         <w:pStyle w:val="Bibliography"/>
@@ -56672,8 +60279,8 @@
         <w:t xml:space="preserve">43 (4): 611-46.</w:t>
       </w:r>
     </w:p>
-    <w:bookmarkEnd w:id="217"/>
-    <w:bookmarkStart w:id="219" w:name="ref_Aumann1976Agreeing"/>
+    <w:bookmarkEnd w:id="250"/>
+    <w:bookmarkStart w:id="252" w:name="ref_Aumann1976Agreeing"/>
     <w:p>
       <w:pPr>
         <w:pStyle w:val="Bibliography"/>
@@ -56709,7 +60316,7 @@
       <w:r>
         <w:t xml:space="preserve"> </w:t>
       </w:r>
-      <w:hyperlink r:id="rId218">
+      <w:hyperlink r:id="rId251">
         <w:r>
           <w:rPr>
             <w:rStyle w:val="Hyperlink"/>
@@ -56721,8 +60328,8 @@
         <w:t xml:space="preserve">.</w:t>
       </w:r>
     </w:p>
-    <w:bookmarkEnd w:id="219"/>
-    <w:bookmarkStart w:id="220" w:name="ref_AusubelCramtonMilgrom2006Clock"/>
+    <w:bookmarkEnd w:id="252"/>
+    <w:bookmarkStart w:id="253" w:name="ref_AusubelCramtonMilgrom2006Clock"/>
     <w:p>
       <w:pPr>
         <w:pStyle w:val="Bibliography"/>
@@ -56753,8 +60360,8 @@
         <w:t xml:space="preserve">, editado por Peter Cramton, Yoav Shoham y Richard Steinberg, 115-38. Cambridge (Massachusetts): MIT Press.</w:t>
       </w:r>
     </w:p>
-    <w:bookmarkEnd w:id="220"/>
-    <w:bookmarkStart w:id="222" w:name="ref_AusubelCramtonPyciaRostekWeret_33606"/>
+    <w:bookmarkEnd w:id="253"/>
+    <w:bookmarkStart w:id="255" w:name="ref_AusubelCramtonPyciaRostekWeret_33606"/>
     <w:p>
       <w:pPr>
         <w:pStyle w:val="Bibliography"/>
@@ -56790,7 +60397,7 @@
       <w:r>
         <w:t xml:space="preserve"> </w:t>
       </w:r>
-      <w:hyperlink r:id="rId221">
+      <w:hyperlink r:id="rId254">
         <w:r>
           <w:rPr>
             <w:rStyle w:val="Hyperlink"/>
@@ -56802,8 +60409,8 @@
         <w:t xml:space="preserve">.</w:t>
       </w:r>
     </w:p>
-    <w:bookmarkEnd w:id="222"/>
-    <w:bookmarkStart w:id="223" w:name="ref_Axelrod1984Evolution"/>
+    <w:bookmarkEnd w:id="255"/>
+    <w:bookmarkStart w:id="256" w:name="ref_Axelrod1984Evolution"/>
     <w:p>
       <w:pPr>
         <w:pStyle w:val="Bibliography"/>
@@ -56825,8 +60432,8 @@
         <w:t xml:space="preserve">. Nueva York: Basic Books.</w:t>
       </w:r>
     </w:p>
-    <w:bookmarkEnd w:id="223"/>
-    <w:bookmarkStart w:id="225" w:name="ref_BCE2012OMT"/>
+    <w:bookmarkEnd w:id="256"/>
+    <w:bookmarkStart w:id="258" w:name="ref_BCE2012OMT"/>
     <w:p>
       <w:pPr>
         <w:pStyle w:val="Bibliography"/>
@@ -56846,7 +60453,7 @@
       <w:r>
         <w:t xml:space="preserve"> </w:t>
       </w:r>
-      <w:hyperlink r:id="rId224">
+      <w:hyperlink r:id="rId257">
         <w:r>
           <w:rPr>
             <w:rStyle w:val="Hyperlink"/>
@@ -56858,8 +60465,8 @@
         <w:t xml:space="preserve">.</w:t>
       </w:r>
     </w:p>
-    <w:bookmarkEnd w:id="225"/>
-    <w:bookmarkStart w:id="227" w:name="ref_BarroGordon1983Rules"/>
+    <w:bookmarkEnd w:id="258"/>
+    <w:bookmarkStart w:id="260" w:name="ref_BarroGordon1983Rules"/>
     <w:p>
       <w:pPr>
         <w:pStyle w:val="Bibliography"/>
@@ -56895,7 +60502,7 @@
       <w:r>
         <w:t xml:space="preserve"> </w:t>
       </w:r>
-      <w:hyperlink r:id="rId226">
+      <w:hyperlink r:id="rId259">
         <w:r>
           <w:rPr>
             <w:rStyle w:val="Hyperlink"/>
@@ -56907,8 +60514,8 @@
         <w:t xml:space="preserve">.</w:t>
       </w:r>
     </w:p>
-    <w:bookmarkEnd w:id="227"/>
-    <w:bookmarkStart w:id="229" w:name="ref_BazermanSamuelson1983Won"/>
+    <w:bookmarkEnd w:id="260"/>
+    <w:bookmarkStart w:id="262" w:name="ref_BazermanSamuelson1983Won"/>
     <w:p>
       <w:pPr>
         <w:pStyle w:val="Bibliography"/>
@@ -56944,7 +60551,7 @@
       <w:r>
         <w:t xml:space="preserve"> </w:t>
       </w:r>
-      <w:hyperlink r:id="rId228">
+      <w:hyperlink r:id="rId261">
         <w:r>
           <w:rPr>
             <w:rStyle w:val="Hyperlink"/>
@@ -56956,8 +60563,8 @@
         <w:t xml:space="preserve">.</w:t>
       </w:r>
     </w:p>
-    <w:bookmarkEnd w:id="229"/>
-    <w:bookmarkStart w:id="231" w:name="ref_BinmoreKlemperer2002Biggest"/>
+    <w:bookmarkEnd w:id="262"/>
+    <w:bookmarkStart w:id="264" w:name="ref_BinmoreKlemperer2002Biggest"/>
     <w:p>
       <w:pPr>
         <w:pStyle w:val="Bibliography"/>
@@ -56993,7 +60600,7 @@
       <w:r>
         <w:t xml:space="preserve"> </w:t>
       </w:r>
-      <w:hyperlink r:id="rId230">
+      <w:hyperlink r:id="rId263">
         <w:r>
           <w:rPr>
             <w:rStyle w:val="Hyperlink"/>
@@ -57005,8 +60612,8 @@
         <w:t xml:space="preserve">.</w:t>
       </w:r>
     </w:p>
-    <w:bookmarkEnd w:id="231"/>
-    <w:bookmarkStart w:id="233" w:name="ref_BinmoreRubinsteinWolinsky1986Nash"/>
+    <w:bookmarkEnd w:id="264"/>
+    <w:bookmarkStart w:id="266" w:name="ref_BinmoreRubinsteinWolinsky1986Nash"/>
     <w:p>
       <w:pPr>
         <w:pStyle w:val="Bibliography"/>
@@ -57042,7 +60649,7 @@
       <w:r>
         <w:t xml:space="preserve"> </w:t>
       </w:r>
-      <w:hyperlink r:id="rId232">
+      <w:hyperlink r:id="rId265">
         <w:r>
           <w:rPr>
             <w:rStyle w:val="Hyperlink"/>
@@ -57054,8 +60661,8 @@
         <w:t xml:space="preserve">.</w:t>
       </w:r>
     </w:p>
-    <w:bookmarkEnd w:id="233"/>
-    <w:bookmarkStart w:id="234" w:name="ref_Bondareva1963Some"/>
+    <w:bookmarkEnd w:id="266"/>
+    <w:bookmarkStart w:id="267" w:name="ref_Bondareva1963Some"/>
     <w:p>
       <w:pPr>
         <w:pStyle w:val="Bibliography"/>
@@ -57089,8 +60696,8 @@
         <w:t xml:space="preserve">10: 119-39.</w:t>
       </w:r>
     </w:p>
-    <w:bookmarkEnd w:id="234"/>
-    <w:bookmarkStart w:id="235" w:name="ref_Bowley1924Mathematical"/>
+    <w:bookmarkEnd w:id="267"/>
+    <w:bookmarkStart w:id="268" w:name="ref_Bowley1924Mathematical"/>
     <w:p>
       <w:pPr>
         <w:pStyle w:val="Bibliography"/>
@@ -57112,8 +60719,8 @@
         <w:t xml:space="preserve">. Oxford: Clarendon Press.</w:t>
       </w:r>
     </w:p>
-    <w:bookmarkEnd w:id="235"/>
-    <w:bookmarkStart w:id="237" w:name="ref_BranderSpencer1985Export"/>
+    <w:bookmarkEnd w:id="268"/>
+    <w:bookmarkStart w:id="270" w:name="ref_BranderSpencer1985Export"/>
     <w:p>
       <w:pPr>
         <w:pStyle w:val="Bibliography"/>
@@ -57149,7 +60756,7 @@
       <w:r>
         <w:t xml:space="preserve"> </w:t>
       </w:r>
-      <w:hyperlink r:id="rId236">
+      <w:hyperlink r:id="rId269">
         <w:r>
           <w:rPr>
             <w:rStyle w:val="Hyperlink"/>
@@ -57161,8 +60768,8 @@
         <w:t xml:space="preserve">.</w:t>
       </w:r>
     </w:p>
-    <w:bookmarkEnd w:id="237"/>
-    <w:bookmarkStart w:id="238" w:name="ref_BulowKlemperer1996Auctions"/>
+    <w:bookmarkEnd w:id="270"/>
+    <w:bookmarkStart w:id="271" w:name="ref_BulowKlemperer1996Auctions"/>
     <w:p>
       <w:pPr>
         <w:pStyle w:val="Bibliography"/>
@@ -57196,8 +60803,8 @@
         <w:t xml:space="preserve">86 (1): 180-94.</w:t>
       </w:r>
     </w:p>
-    <w:bookmarkEnd w:id="238"/>
-    <w:bookmarkStart w:id="240" w:name="ref_CapenClappCampbell1971Competitive"/>
+    <w:bookmarkEnd w:id="271"/>
+    <w:bookmarkStart w:id="273" w:name="ref_CapenClappCampbell1971Competitive"/>
     <w:p>
       <w:pPr>
         <w:pStyle w:val="Bibliography"/>
@@ -57233,7 +60840,7 @@
       <w:r>
         <w:t xml:space="preserve"> </w:t>
       </w:r>
-      <w:hyperlink r:id="rId239">
+      <w:hyperlink r:id="rId272">
         <w:r>
           <w:rPr>
             <w:rStyle w:val="Hyperlink"/>
@@ -57245,8 +60852,8 @@
         <w:t xml:space="preserve">.</w:t>
       </w:r>
     </w:p>
-    <w:bookmarkEnd w:id="240"/>
-    <w:bookmarkStart w:id="241" w:name="ref_ChoKreps1987Signaling"/>
+    <w:bookmarkEnd w:id="273"/>
+    <w:bookmarkStart w:id="274" w:name="ref_ChoKreps1987Signaling"/>
     <w:p>
       <w:pPr>
         <w:pStyle w:val="Bibliography"/>
@@ -57280,8 +60887,8 @@
         <w:t xml:space="preserve">102 (2): 179-221.</w:t>
       </w:r>
     </w:p>
-    <w:bookmarkEnd w:id="241"/>
-    <w:bookmarkStart w:id="243" w:name="ref_Clarke1971Multipart"/>
+    <w:bookmarkEnd w:id="274"/>
+    <w:bookmarkStart w:id="276" w:name="ref_Clarke1971Multipart"/>
     <w:p>
       <w:pPr>
         <w:pStyle w:val="Bibliography"/>
@@ -57317,7 +60924,7 @@
       <w:r>
         <w:t xml:space="preserve"> </w:t>
       </w:r>
-      <w:hyperlink r:id="rId242">
+      <w:hyperlink r:id="rId275">
         <w:r>
           <w:rPr>
             <w:rStyle w:val="Hyperlink"/>
@@ -57329,8 +60936,8 @@
         <w:t xml:space="preserve">.</w:t>
       </w:r>
     </w:p>
-    <w:bookmarkEnd w:id="243"/>
-    <w:bookmarkStart w:id="245" w:name="ref_Coase1972Durability"/>
+    <w:bookmarkEnd w:id="276"/>
+    <w:bookmarkStart w:id="278" w:name="ref_Coase1972Durability"/>
     <w:p>
       <w:pPr>
         <w:pStyle w:val="Bibliography"/>
@@ -57366,7 +60973,7 @@
       <w:r>
         <w:t xml:space="preserve"> </w:t>
       </w:r>
-      <w:hyperlink r:id="rId244">
+      <w:hyperlink r:id="rId277">
         <w:r>
           <w:rPr>
             <w:rStyle w:val="Hyperlink"/>
@@ -57378,8 +60985,8 @@
         <w:t xml:space="preserve">.</w:t>
       </w:r>
     </w:p>
-    <w:bookmarkEnd w:id="245"/>
-    <w:bookmarkStart w:id="247" w:name="ref_UE2023_2830"/>
+    <w:bookmarkEnd w:id="278"/>
+    <w:bookmarkStart w:id="280" w:name="ref_UE2023_2830"/>
     <w:p>
       <w:pPr>
         <w:pStyle w:val="Bibliography"/>
@@ -57399,7 +61006,7 @@
       <w:r>
         <w:t xml:space="preserve"> </w:t>
       </w:r>
-      <w:hyperlink r:id="rId246">
+      <w:hyperlink r:id="rId279">
         <w:r>
           <w:rPr>
             <w:rStyle w:val="Hyperlink"/>
@@ -57411,8 +61018,8 @@
         <w:t xml:space="preserve">.</w:t>
       </w:r>
     </w:p>
-    <w:bookmarkEnd w:id="247"/>
-    <w:bookmarkStart w:id="249" w:name="ref_CNMC2022Constructoras"/>
+    <w:bookmarkEnd w:id="280"/>
+    <w:bookmarkStart w:id="282" w:name="ref_CNMC2022Constructoras"/>
     <w:p>
       <w:pPr>
         <w:pStyle w:val="Bibliography"/>
@@ -57432,7 +61039,7 @@
       <w:r>
         <w:t xml:space="preserve"> </w:t>
       </w:r>
-      <w:hyperlink r:id="rId248">
+      <w:hyperlink r:id="rId281">
         <w:r>
           <w:rPr>
             <w:rStyle w:val="Hyperlink"/>
@@ -57444,8 +61051,8 @@
         <w:t xml:space="preserve">.</w:t>
       </w:r>
     </w:p>
-    <w:bookmarkEnd w:id="249"/>
-    <w:bookmarkStart w:id="251" w:name="ref_Nobel2020Scientific"/>
+    <w:bookmarkEnd w:id="282"/>
+    <w:bookmarkStart w:id="284" w:name="ref_Nobel2020Scientific"/>
     <w:p>
       <w:pPr>
         <w:pStyle w:val="Bibliography"/>
@@ -57465,7 +61072,7 @@
       <w:r>
         <w:t xml:space="preserve"> </w:t>
       </w:r>
-      <w:hyperlink r:id="rId250">
+      <w:hyperlink r:id="rId283">
         <w:r>
           <w:rPr>
             <w:rStyle w:val="Hyperlink"/>
@@ -57477,8 +61084,8 @@
         <w:t xml:space="preserve">.</w:t>
       </w:r>
     </w:p>
-    <w:bookmarkEnd w:id="251"/>
-    <w:bookmarkStart w:id="252" w:name="ref_Cournot1838Recherches"/>
+    <w:bookmarkEnd w:id="284"/>
+    <w:bookmarkStart w:id="285" w:name="ref_Cournot1838Recherches"/>
     <w:p>
       <w:pPr>
         <w:pStyle w:val="Bibliography"/>
@@ -57500,8 +61107,8 @@
         <w:t xml:space="preserve">. París: Hachette.</w:t>
       </w:r>
     </w:p>
-    <w:bookmarkEnd w:id="252"/>
-    <w:bookmarkStart w:id="254" w:name="ref_DalBo2005Cooperation"/>
+    <w:bookmarkEnd w:id="285"/>
+    <w:bookmarkStart w:id="287" w:name="ref_DalBo2005Cooperation"/>
     <w:p>
       <w:pPr>
         <w:pStyle w:val="Bibliography"/>
@@ -57537,7 +61144,7 @@
       <w:r>
         <w:t xml:space="preserve"> </w:t>
       </w:r>
-      <w:hyperlink r:id="rId253">
+      <w:hyperlink r:id="rId286">
         <w:r>
           <w:rPr>
             <w:rStyle w:val="Hyperlink"/>
@@ -57549,8 +61156,8 @@
         <w:t xml:space="preserve">.</w:t>
       </w:r>
     </w:p>
-    <w:bookmarkEnd w:id="254"/>
-    <w:bookmarkStart w:id="255" w:name="ref_DasguptaHammondMaskin1979Imple_66024"/>
+    <w:bookmarkEnd w:id="287"/>
+    <w:bookmarkStart w:id="288" w:name="ref_DasguptaHammondMaskin1979Imple_66024"/>
     <w:p>
       <w:pPr>
         <w:pStyle w:val="Bibliography"/>
@@ -57584,8 +61191,8 @@
         <w:t xml:space="preserve">46 (2): 185-216.</w:t>
       </w:r>
     </w:p>
-    <w:bookmarkEnd w:id="255"/>
-    <w:bookmarkStart w:id="257" w:name="ref_DebreuScarf1963Limit"/>
+    <w:bookmarkEnd w:id="288"/>
+    <w:bookmarkStart w:id="290" w:name="ref_DebreuScarf1963Limit"/>
     <w:p>
       <w:pPr>
         <w:pStyle w:val="Bibliography"/>
@@ -57621,7 +61228,7 @@
       <w:r>
         <w:t xml:space="preserve"> </w:t>
       </w:r>
-      <w:hyperlink r:id="rId256">
+      <w:hyperlink r:id="rId289">
         <w:r>
           <w:rPr>
             <w:rStyle w:val="Hyperlink"/>
@@ -57633,8 +61240,8 @@
         <w:t xml:space="preserve">.</w:t>
       </w:r>
     </w:p>
-    <w:bookmarkEnd w:id="257"/>
-    <w:bookmarkStart w:id="259" w:name="ref_Dixit1980Role"/>
+    <w:bookmarkEnd w:id="290"/>
+    <w:bookmarkStart w:id="292" w:name="ref_Dixit1980Role"/>
     <w:p>
       <w:pPr>
         <w:pStyle w:val="Bibliography"/>
@@ -57670,7 +61277,7 @@
       <w:r>
         <w:t xml:space="preserve"> </w:t>
       </w:r>
-      <w:hyperlink r:id="rId258">
+      <w:hyperlink r:id="rId291">
         <w:r>
           <w:rPr>
             <w:rStyle w:val="Hyperlink"/>
@@ -57682,8 +61289,8 @@
         <w:t xml:space="preserve">.</w:t>
       </w:r>
     </w:p>
-    <w:bookmarkEnd w:id="259"/>
-    <w:bookmarkStart w:id="261" w:name="ref_Friedman1971Supergames"/>
+    <w:bookmarkEnd w:id="292"/>
+    <w:bookmarkStart w:id="294" w:name="ref_Friedman1971Supergames"/>
     <w:p>
       <w:pPr>
         <w:pStyle w:val="Bibliography"/>
@@ -57719,7 +61326,7 @@
       <w:r>
         <w:t xml:space="preserve"> </w:t>
       </w:r>
-      <w:hyperlink r:id="rId260">
+      <w:hyperlink r:id="rId293">
         <w:r>
           <w:rPr>
             <w:rStyle w:val="Hyperlink"/>
@@ -57731,8 +61338,8 @@
         <w:t xml:space="preserve">.</w:t>
       </w:r>
     </w:p>
-    <w:bookmarkEnd w:id="261"/>
-    <w:bookmarkStart w:id="263" w:name="ref_FudenbergMaskin1986Folk"/>
+    <w:bookmarkEnd w:id="294"/>
+    <w:bookmarkStart w:id="296" w:name="ref_FudenbergMaskin1986Folk"/>
     <w:p>
       <w:pPr>
         <w:pStyle w:val="Bibliography"/>
@@ -57768,7 +61375,7 @@
       <w:r>
         <w:t xml:space="preserve"> </w:t>
       </w:r>
-      <w:hyperlink r:id="rId262">
+      <w:hyperlink r:id="rId295">
         <w:r>
           <w:rPr>
             <w:rStyle w:val="Hyperlink"/>
@@ -57780,8 +61387,8 @@
         <w:t xml:space="preserve">.</w:t>
       </w:r>
     </w:p>
-    <w:bookmarkEnd w:id="263"/>
-    <w:bookmarkStart w:id="264" w:name="ref_FudenbergTirole1991Game"/>
+    <w:bookmarkEnd w:id="296"/>
+    <w:bookmarkStart w:id="297" w:name="ref_FudenbergTirole1991Game"/>
     <w:p>
       <w:pPr>
         <w:pStyle w:val="Bibliography"/>
@@ -57803,8 +61410,8 @@
         <w:t xml:space="preserve">. Cambridge (Massachusetts): MIT Press.</w:t>
       </w:r>
     </w:p>
-    <w:bookmarkEnd w:id="264"/>
-    <w:bookmarkStart w:id="266" w:name="ref_GaleShapley1962College"/>
+    <w:bookmarkEnd w:id="297"/>
+    <w:bookmarkStart w:id="299" w:name="ref_GaleShapley1962College"/>
     <w:p>
       <w:pPr>
         <w:pStyle w:val="Bibliography"/>
@@ -57840,7 +61447,7 @@
       <w:r>
         <w:t xml:space="preserve"> </w:t>
       </w:r>
-      <w:hyperlink r:id="rId265">
+      <w:hyperlink r:id="rId298">
         <w:r>
           <w:rPr>
             <w:rStyle w:val="Hyperlink"/>
@@ -57852,8 +61459,8 @@
         <w:t xml:space="preserve">.</w:t>
       </w:r>
     </w:p>
-    <w:bookmarkEnd w:id="266"/>
-    <w:bookmarkStart w:id="268" w:name="ref_Gibbard1973Manipulation"/>
+    <w:bookmarkEnd w:id="299"/>
+    <w:bookmarkStart w:id="301" w:name="ref_Gibbard1973Manipulation"/>
     <w:p>
       <w:pPr>
         <w:pStyle w:val="Bibliography"/>
@@ -57889,7 +61496,7 @@
       <w:r>
         <w:t xml:space="preserve"> </w:t>
       </w:r>
-      <w:hyperlink r:id="rId267">
+      <w:hyperlink r:id="rId300">
         <w:r>
           <w:rPr>
             <w:rStyle w:val="Hyperlink"/>
@@ -57901,8 +61508,8 @@
         <w:t xml:space="preserve">.</w:t>
       </w:r>
     </w:p>
-    <w:bookmarkEnd w:id="268"/>
-    <w:bookmarkStart w:id="270" w:name="ref_Gibbons1992Game"/>
+    <w:bookmarkEnd w:id="301"/>
+    <w:bookmarkStart w:id="303" w:name="ref_Gibbons1992Game"/>
     <w:p>
       <w:pPr>
         <w:pStyle w:val="Bibliography"/>
@@ -57926,7 +61533,7 @@
       <w:r>
         <w:t xml:space="preserve"> </w:t>
       </w:r>
-      <w:hyperlink r:id="rId269">
+      <w:hyperlink r:id="rId302">
         <w:r>
           <w:rPr>
             <w:rStyle w:val="Hyperlink"/>
@@ -57938,8 +61545,8 @@
         <w:t xml:space="preserve">.</w:t>
       </w:r>
     </w:p>
-    <w:bookmarkEnd w:id="270"/>
-    <w:bookmarkStart w:id="271" w:name="ref_Gillies1959Solutions"/>
+    <w:bookmarkEnd w:id="303"/>
+    <w:bookmarkStart w:id="304" w:name="ref_Gillies1959Solutions"/>
     <w:p>
       <w:pPr>
         <w:pStyle w:val="Bibliography"/>
@@ -57970,8 +61577,8 @@
         <w:t xml:space="preserve">, editado por Albert W. Tucker y R. Duncan Luce, 47-85. Annals of Mathematics Studies 40. Princeton: Princeton University Press.</w:t>
       </w:r>
     </w:p>
-    <w:bookmarkEnd w:id="271"/>
-    <w:bookmarkStart w:id="273" w:name="ref_GreenLaffont1977Characterization"/>
+    <w:bookmarkEnd w:id="304"/>
+    <w:bookmarkStart w:id="306" w:name="ref_GreenLaffont1977Characterization"/>
     <w:p>
       <w:pPr>
         <w:pStyle w:val="Bibliography"/>
@@ -58007,7 +61614,7 @@
       <w:r>
         <w:t xml:space="preserve"> </w:t>
       </w:r>
-      <w:hyperlink r:id="rId272">
+      <w:hyperlink r:id="rId305">
         <w:r>
           <w:rPr>
             <w:rStyle w:val="Hyperlink"/>
@@ -58019,8 +61626,8 @@
         <w:t xml:space="preserve">.</w:t>
       </w:r>
     </w:p>
-    <w:bookmarkEnd w:id="273"/>
-    <w:bookmarkStart w:id="275" w:name="ref_Groves1973Incentives"/>
+    <w:bookmarkEnd w:id="306"/>
+    <w:bookmarkStart w:id="308" w:name="ref_Groves1973Incentives"/>
     <w:p>
       <w:pPr>
         <w:pStyle w:val="Bibliography"/>
@@ -58056,7 +61663,7 @@
       <w:r>
         <w:t xml:space="preserve"> </w:t>
       </w:r>
-      <w:hyperlink r:id="rId274">
+      <w:hyperlink r:id="rId307">
         <w:r>
           <w:rPr>
             <w:rStyle w:val="Hyperlink"/>
@@ -58068,8 +61675,8 @@
         <w:t xml:space="preserve">.</w:t>
       </w:r>
     </w:p>
-    <w:bookmarkEnd w:id="275"/>
-    <w:bookmarkStart w:id="277" w:name="ref_GuthSchmittbergerSchwarze1982U_53756"/>
+    <w:bookmarkEnd w:id="308"/>
+    <w:bookmarkStart w:id="310" w:name="ref_GuthSchmittbergerSchwarze1982U_53756"/>
     <w:p>
       <w:pPr>
         <w:pStyle w:val="Bibliography"/>
@@ -58105,7 +61712,7 @@
       <w:r>
         <w:t xml:space="preserve"> </w:t>
       </w:r>
-      <w:hyperlink r:id="rId276">
+      <w:hyperlink r:id="rId309">
         <w:r>
           <w:rPr>
             <w:rStyle w:val="Hyperlink"/>
@@ -58117,8 +61724,8 @@
         <w:t xml:space="preserve">.</w:t>
       </w:r>
     </w:p>
-    <w:bookmarkEnd w:id="277"/>
-    <w:bookmarkStart w:id="278" w:name="ref_Harsanyi1967Games"/>
+    <w:bookmarkEnd w:id="310"/>
+    <w:bookmarkStart w:id="311" w:name="ref_Harsanyi1967Games"/>
     <w:p>
       <w:pPr>
         <w:pStyle w:val="Bibliography"/>
@@ -58164,8 +61771,8 @@
         <w:t xml:space="preserve">14 (3, 5 y 7): 159-82, 320-34, 486-502.</w:t>
       </w:r>
     </w:p>
-    <w:bookmarkEnd w:id="278"/>
-    <w:bookmarkStart w:id="280" w:name="ref_Harsanyi1973Games"/>
+    <w:bookmarkEnd w:id="311"/>
+    <w:bookmarkStart w:id="313" w:name="ref_Harsanyi1973Games"/>
     <w:p>
       <w:pPr>
         <w:pStyle w:val="Bibliography"/>
@@ -58201,7 +61808,7 @@
       <w:r>
         <w:t xml:space="preserve"> </w:t>
       </w:r>
-      <w:hyperlink r:id="rId279">
+      <w:hyperlink r:id="rId312">
         <w:r>
           <w:rPr>
             <w:rStyle w:val="Hyperlink"/>
@@ -58213,8 +61820,8 @@
         <w:t xml:space="preserve">.</w:t>
       </w:r>
     </w:p>
-    <w:bookmarkEnd w:id="280"/>
-    <w:bookmarkStart w:id="282" w:name="ref_Holt1980Competitive"/>
+    <w:bookmarkEnd w:id="313"/>
+    <w:bookmarkStart w:id="315" w:name="ref_Holt1980Competitive"/>
     <w:p>
       <w:pPr>
         <w:pStyle w:val="Bibliography"/>
@@ -58250,7 +61857,7 @@
       <w:r>
         <w:t xml:space="preserve"> </w:t>
       </w:r>
-      <w:hyperlink r:id="rId281">
+      <w:hyperlink r:id="rId314">
         <w:r>
           <w:rPr>
             <w:rStyle w:val="Hyperlink"/>
@@ -58262,8 +61869,8 @@
         <w:t xml:space="preserve">.</w:t>
       </w:r>
     </w:p>
-    <w:bookmarkEnd w:id="282"/>
-    <w:bookmarkStart w:id="283" w:name="ref_Hurwicz1960Optimality"/>
+    <w:bookmarkEnd w:id="315"/>
+    <w:bookmarkStart w:id="316" w:name="ref_Hurwicz1960Optimality"/>
     <w:p>
       <w:pPr>
         <w:pStyle w:val="Bibliography"/>
@@ -58294,8 +61901,8 @@
         <w:t xml:space="preserve">, editado por Kenneth J. Arrow, Samuel Karlin y Patrick Suppes. Stanford: Stanford University Press.</w:t>
       </w:r>
     </w:p>
-    <w:bookmarkEnd w:id="283"/>
-    <w:bookmarkStart w:id="284" w:name="ref_Hurwicz1972Informationally"/>
+    <w:bookmarkEnd w:id="316"/>
+    <w:bookmarkStart w:id="317" w:name="ref_Hurwicz1972Informationally"/>
     <w:p>
       <w:pPr>
         <w:pStyle w:val="Bibliography"/>
@@ -58326,8 +61933,8 @@
         <w:t xml:space="preserve">, editado por C. B. McGuire y Roy Radner, 297-336. Ámsterdam: North-Holland.</w:t>
       </w:r>
     </w:p>
-    <w:bookmarkEnd w:id="284"/>
-    <w:bookmarkStart w:id="286" w:name="ref_Johnson1953Optimum"/>
+    <w:bookmarkEnd w:id="317"/>
+    <w:bookmarkStart w:id="319" w:name="ref_Johnson1953Optimum"/>
     <w:p>
       <w:pPr>
         <w:pStyle w:val="Bibliography"/>
@@ -58363,7 +61970,7 @@
       <w:r>
         <w:t xml:space="preserve"> </w:t>
       </w:r>
-      <w:hyperlink r:id="rId285">
+      <w:hyperlink r:id="rId318">
         <w:r>
           <w:rPr>
             <w:rStyle w:val="Hyperlink"/>
@@ -58375,8 +61982,8 @@
         <w:t xml:space="preserve">.</w:t>
       </w:r>
     </w:p>
-    <w:bookmarkEnd w:id="286"/>
-    <w:bookmarkStart w:id="287" w:name="ref_KagelLevin1986Winners"/>
+    <w:bookmarkEnd w:id="319"/>
+    <w:bookmarkStart w:id="320" w:name="ref_KagelLevin1986Winners"/>
     <w:p>
       <w:pPr>
         <w:pStyle w:val="Bibliography"/>
@@ -58410,8 +62017,8 @@
         <w:t xml:space="preserve">76 (5): 894-920.</w:t>
       </w:r>
     </w:p>
-    <w:bookmarkEnd w:id="287"/>
-    <w:bookmarkStart w:id="289" w:name="ref_KagelLevin1993Independent"/>
+    <w:bookmarkEnd w:id="320"/>
+    <w:bookmarkStart w:id="322" w:name="ref_KagelLevin1993Independent"/>
     <w:p>
       <w:pPr>
         <w:pStyle w:val="Bibliography"/>
@@ -58447,7 +62054,7 @@
       <w:r>
         <w:t xml:space="preserve"> </w:t>
       </w:r>
-      <w:hyperlink r:id="rId288">
+      <w:hyperlink r:id="rId321">
         <w:r>
           <w:rPr>
             <w:rStyle w:val="Hyperlink"/>
@@ -58459,8 +62066,8 @@
         <w:t xml:space="preserve">.</w:t>
       </w:r>
     </w:p>
-    <w:bookmarkEnd w:id="289"/>
-    <w:bookmarkStart w:id="291" w:name="ref_Kakutani1941Generalization"/>
+    <w:bookmarkEnd w:id="322"/>
+    <w:bookmarkStart w:id="324" w:name="ref_Kakutani1941Generalization"/>
     <w:p>
       <w:pPr>
         <w:pStyle w:val="Bibliography"/>
@@ -58496,7 +62103,7 @@
       <w:r>
         <w:t xml:space="preserve"> </w:t>
       </w:r>
-      <w:hyperlink r:id="rId290">
+      <w:hyperlink r:id="rId323">
         <w:r>
           <w:rPr>
             <w:rStyle w:val="Hyperlink"/>
@@ -58508,8 +62115,8 @@
         <w:t xml:space="preserve">.</w:t>
       </w:r>
     </w:p>
-    <w:bookmarkEnd w:id="291"/>
-    <w:bookmarkStart w:id="293" w:name="ref_KalaiSametStanford1988Note"/>
+    <w:bookmarkEnd w:id="324"/>
+    <w:bookmarkStart w:id="326" w:name="ref_KalaiSametStanford1988Note"/>
     <w:p>
       <w:pPr>
         <w:pStyle w:val="Bibliography"/>
@@ -58545,7 +62152,7 @@
       <w:r>
         <w:t xml:space="preserve"> </w:t>
       </w:r>
-      <w:hyperlink r:id="rId292">
+      <w:hyperlink r:id="rId325">
         <w:r>
           <w:rPr>
             <w:rStyle w:val="Hyperlink"/>
@@ -58557,8 +62164,8 @@
         <w:t xml:space="preserve">.</w:t>
       </w:r>
     </w:p>
-    <w:bookmarkEnd w:id="293"/>
-    <w:bookmarkStart w:id="295" w:name="ref_Klemperer2002WhatReallyMatters"/>
+    <w:bookmarkEnd w:id="326"/>
+    <w:bookmarkStart w:id="328" w:name="ref_Klemperer2002WhatReallyMatters"/>
     <w:p>
       <w:pPr>
         <w:pStyle w:val="Bibliography"/>
@@ -58594,7 +62201,7 @@
       <w:r>
         <w:t xml:space="preserve"> </w:t>
       </w:r>
-      <w:hyperlink r:id="rId294">
+      <w:hyperlink r:id="rId327">
         <w:r>
           <w:rPr>
             <w:rStyle w:val="Hyperlink"/>
@@ -58606,8 +62213,8 @@
         <w:t xml:space="preserve">.</w:t>
       </w:r>
     </w:p>
-    <w:bookmarkEnd w:id="295"/>
-    <w:bookmarkStart w:id="297" w:name="ref_Klemperer2004Auctions"/>
+    <w:bookmarkEnd w:id="328"/>
+    <w:bookmarkStart w:id="330" w:name="ref_Klemperer2004Auctions"/>
     <w:p>
       <w:pPr>
         <w:pStyle w:val="Bibliography"/>
@@ -58631,7 +62238,7 @@
       <w:r>
         <w:t xml:space="preserve"> </w:t>
       </w:r>
-      <w:hyperlink r:id="rId296">
+      <w:hyperlink r:id="rId329">
         <w:r>
           <w:rPr>
             <w:rStyle w:val="Hyperlink"/>
@@ -58643,8 +62250,8 @@
         <w:t xml:space="preserve">.</w:t>
       </w:r>
     </w:p>
-    <w:bookmarkEnd w:id="297"/>
-    <w:bookmarkStart w:id="299" w:name="ref_KrepsMilgromRobertsWilson1982R_45641"/>
+    <w:bookmarkEnd w:id="330"/>
+    <w:bookmarkStart w:id="332" w:name="ref_KrepsMilgromRobertsWilson1982R_45641"/>
     <w:p>
       <w:pPr>
         <w:pStyle w:val="Bibliography"/>
@@ -58680,7 +62287,7 @@
       <w:r>
         <w:t xml:space="preserve"> </w:t>
       </w:r>
-      <w:hyperlink r:id="rId298">
+      <w:hyperlink r:id="rId331">
         <w:r>
           <w:rPr>
             <w:rStyle w:val="Hyperlink"/>
@@ -58692,8 +62299,8 @@
         <w:t xml:space="preserve">.</w:t>
       </w:r>
     </w:p>
-    <w:bookmarkEnd w:id="299"/>
-    <w:bookmarkStart w:id="301" w:name="ref_KrepsWilson1982Reputation"/>
+    <w:bookmarkEnd w:id="332"/>
+    <w:bookmarkStart w:id="334" w:name="ref_KrepsWilson1982Reputation"/>
     <w:p>
       <w:pPr>
         <w:pStyle w:val="Bibliography"/>
@@ -58729,7 +62336,7 @@
       <w:r>
         <w:t xml:space="preserve"> </w:t>
       </w:r>
-      <w:hyperlink r:id="rId300">
+      <w:hyperlink r:id="rId333">
         <w:r>
           <w:rPr>
             <w:rStyle w:val="Hyperlink"/>
@@ -58741,8 +62348,8 @@
         <w:t xml:space="preserve">.</w:t>
       </w:r>
     </w:p>
-    <w:bookmarkEnd w:id="301"/>
-    <w:bookmarkStart w:id="303" w:name="ref_KrepsWilson1982Sequential"/>
+    <w:bookmarkEnd w:id="334"/>
+    <w:bookmarkStart w:id="336" w:name="ref_KrepsWilson1982Sequential"/>
     <w:p>
       <w:pPr>
         <w:pStyle w:val="Bibliography"/>
@@ -58778,7 +62385,7 @@
       <w:r>
         <w:t xml:space="preserve"> </w:t>
       </w:r>
-      <w:hyperlink r:id="rId302">
+      <w:hyperlink r:id="rId335">
         <w:r>
           <w:rPr>
             <w:rStyle w:val="Hyperlink"/>
@@ -58790,8 +62397,8 @@
         <w:t xml:space="preserve">.</w:t>
       </w:r>
     </w:p>
-    <w:bookmarkEnd w:id="303"/>
-    <w:bookmarkStart w:id="304" w:name="ref_Krishna2010Auction"/>
+    <w:bookmarkEnd w:id="336"/>
+    <w:bookmarkStart w:id="337" w:name="ref_Krishna2010Auction"/>
     <w:p>
       <w:pPr>
         <w:pStyle w:val="Bibliography"/>
@@ -58813,8 +62420,8 @@
         <w:t xml:space="preserve">. 2.ª ed. San Diego: Academic Press.</w:t>
       </w:r>
     </w:p>
-    <w:bookmarkEnd w:id="304"/>
-    <w:bookmarkStart w:id="305" w:name="ref_Kuhn1953Extensive"/>
+    <w:bookmarkEnd w:id="337"/>
+    <w:bookmarkStart w:id="338" w:name="ref_Kuhn1953Extensive"/>
     <w:p>
       <w:pPr>
         <w:pStyle w:val="Bibliography"/>
@@ -58845,8 +62452,8 @@
         <w:t xml:space="preserve">, editado por Harold W. Kuhn y Albert W. Tucker, 193-216. Annals of Mathematics Studies 28. Princeton: Princeton University Press.</w:t>
       </w:r>
     </w:p>
-    <w:bookmarkEnd w:id="305"/>
-    <w:bookmarkStart w:id="307" w:name="ref_KydlandPrescott1977Rules"/>
+    <w:bookmarkEnd w:id="338"/>
+    <w:bookmarkStart w:id="340" w:name="ref_KydlandPrescott1977Rules"/>
     <w:p>
       <w:pPr>
         <w:pStyle w:val="Bibliography"/>
@@ -58882,7 +62489,7 @@
       <w:r>
         <w:t xml:space="preserve"> </w:t>
       </w:r>
-      <w:hyperlink r:id="rId306">
+      <w:hyperlink r:id="rId339">
         <w:r>
           <w:rPr>
             <w:rStyle w:val="Hyperlink"/>
@@ -58894,8 +62501,8 @@
         <w:t xml:space="preserve">.</w:t>
       </w:r>
     </w:p>
-    <w:bookmarkEnd w:id="307"/>
-    <w:bookmarkStart w:id="308" w:name="ref_LuceRaiffa1957Games"/>
+    <w:bookmarkEnd w:id="340"/>
+    <w:bookmarkStart w:id="341" w:name="ref_LuceRaiffa1957Games"/>
     <w:p>
       <w:pPr>
         <w:pStyle w:val="Bibliography"/>
@@ -58917,8 +62524,8 @@
         <w:t xml:space="preserve">. Nueva York: John Wiley &amp; Sons.</w:t>
       </w:r>
     </w:p>
-    <w:bookmarkEnd w:id="308"/>
-    <w:bookmarkStart w:id="309" w:name="ref_MasColellWhinstonGreen1995"/>
+    <w:bookmarkEnd w:id="341"/>
+    <w:bookmarkStart w:id="342" w:name="ref_MasColellWhinstonGreen1995"/>
     <w:p>
       <w:pPr>
         <w:pStyle w:val="Bibliography"/>
@@ -58940,8 +62547,8 @@
         <w:t xml:space="preserve">. Nueva York: Oxford University Press.</w:t>
       </w:r>
     </w:p>
-    <w:bookmarkEnd w:id="309"/>
-    <w:bookmarkStart w:id="311" w:name="ref_Maskin1999Nash"/>
+    <w:bookmarkEnd w:id="342"/>
+    <w:bookmarkStart w:id="344" w:name="ref_Maskin1999Nash"/>
     <w:p>
       <w:pPr>
         <w:pStyle w:val="Bibliography"/>
@@ -58977,7 +62584,7 @@
       <w:r>
         <w:t xml:space="preserve"> </w:t>
       </w:r>
-      <w:hyperlink r:id="rId310">
+      <w:hyperlink r:id="rId343">
         <w:r>
           <w:rPr>
             <w:rStyle w:val="Hyperlink"/>
@@ -58989,8 +62596,8 @@
         <w:t xml:space="preserve">.</w:t>
       </w:r>
     </w:p>
-    <w:bookmarkEnd w:id="311"/>
-    <w:bookmarkStart w:id="312" w:name="ref_MaskinRiley1984Optimal"/>
+    <w:bookmarkEnd w:id="344"/>
+    <w:bookmarkStart w:id="345" w:name="ref_MaskinRiley1984Optimal"/>
     <w:p>
       <w:pPr>
         <w:pStyle w:val="Bibliography"/>
@@ -59024,8 +62631,8 @@
         <w:t xml:space="preserve">52 (6): 1473-1518.</w:t>
       </w:r>
     </w:p>
-    <w:bookmarkEnd w:id="312"/>
-    <w:bookmarkStart w:id="314" w:name="ref_MaskinRiley2000Asymmetric"/>
+    <w:bookmarkEnd w:id="345"/>
+    <w:bookmarkStart w:id="347" w:name="ref_MaskinRiley2000Asymmetric"/>
     <w:p>
       <w:pPr>
         <w:pStyle w:val="Bibliography"/>
@@ -59061,7 +62668,7 @@
       <w:r>
         <w:t xml:space="preserve"> </w:t>
       </w:r>
-      <w:hyperlink r:id="rId313">
+      <w:hyperlink r:id="rId346">
         <w:r>
           <w:rPr>
             <w:rStyle w:val="Hyperlink"/>
@@ -59073,8 +62680,8 @@
         <w:t xml:space="preserve">.</w:t>
       </w:r>
     </w:p>
-    <w:bookmarkEnd w:id="314"/>
-    <w:bookmarkStart w:id="316" w:name="ref_MaynardSmithPrice1973Logic"/>
+    <w:bookmarkEnd w:id="347"/>
+    <w:bookmarkStart w:id="349" w:name="ref_MaynardSmithPrice1973Logic"/>
     <w:p>
       <w:pPr>
         <w:pStyle w:val="Bibliography"/>
@@ -59110,7 +62717,7 @@
       <w:r>
         <w:t xml:space="preserve"> </w:t>
       </w:r>
-      <w:hyperlink r:id="rId315">
+      <w:hyperlink r:id="rId348">
         <w:r>
           <w:rPr>
             <w:rStyle w:val="Hyperlink"/>
@@ -59122,8 +62729,8 @@
         <w:t xml:space="preserve">.</w:t>
       </w:r>
     </w:p>
-    <w:bookmarkEnd w:id="316"/>
-    <w:bookmarkStart w:id="318" w:name="ref_McKelveyPalfrey1992Experimental"/>
+    <w:bookmarkEnd w:id="349"/>
+    <w:bookmarkStart w:id="351" w:name="ref_McKelveyPalfrey1992Experimental"/>
     <w:p>
       <w:pPr>
         <w:pStyle w:val="Bibliography"/>
@@ -59159,7 +62766,7 @@
       <w:r>
         <w:t xml:space="preserve"> </w:t>
       </w:r>
-      <w:hyperlink r:id="rId317">
+      <w:hyperlink r:id="rId350">
         <w:r>
           <w:rPr>
             <w:rStyle w:val="Hyperlink"/>
@@ -59171,8 +62778,8 @@
         <w:t xml:space="preserve">.</w:t>
       </w:r>
     </w:p>
-    <w:bookmarkEnd w:id="318"/>
-    <w:bookmarkStart w:id="320" w:name="ref_MEDE2026Espana"/>
+    <w:bookmarkEnd w:id="351"/>
+    <w:bookmarkStart w:id="353" w:name="ref_MEDE2026Espana"/>
     <w:p>
       <w:pPr>
         <w:pStyle w:val="Bibliography"/>
@@ -59192,7 +62799,7 @@
       <w:r>
         <w:t xml:space="preserve"> </w:t>
       </w:r>
-      <w:hyperlink r:id="rId319">
+      <w:hyperlink r:id="rId352">
         <w:r>
           <w:rPr>
             <w:rStyle w:val="Hyperlink"/>
@@ -59204,8 +62811,8 @@
         <w:t xml:space="preserve">.</w:t>
       </w:r>
     </w:p>
-    <w:bookmarkEnd w:id="320"/>
-    <w:bookmarkStart w:id="322" w:name="ref_Milgrom2004Putting"/>
+    <w:bookmarkEnd w:id="353"/>
+    <w:bookmarkStart w:id="355" w:name="ref_Milgrom2004Putting"/>
     <w:p>
       <w:pPr>
         <w:pStyle w:val="Bibliography"/>
@@ -59229,7 +62836,7 @@
       <w:r>
         <w:t xml:space="preserve"> </w:t>
       </w:r>
-      <w:hyperlink r:id="rId321">
+      <w:hyperlink r:id="rId354">
         <w:r>
           <w:rPr>
             <w:rStyle w:val="Hyperlink"/>
@@ -59241,8 +62848,8 @@
         <w:t xml:space="preserve">.</w:t>
       </w:r>
     </w:p>
-    <w:bookmarkEnd w:id="322"/>
-    <w:bookmarkStart w:id="324" w:name="ref_MilgromRoberts1982Limit"/>
+    <w:bookmarkEnd w:id="355"/>
+    <w:bookmarkStart w:id="357" w:name="ref_MilgromRoberts1982Limit"/>
     <w:p>
       <w:pPr>
         <w:pStyle w:val="Bibliography"/>
@@ -59278,7 +62885,7 @@
       <w:r>
         <w:t xml:space="preserve"> </w:t>
       </w:r>
-      <w:hyperlink r:id="rId323">
+      <w:hyperlink r:id="rId356">
         <w:r>
           <w:rPr>
             <w:rStyle w:val="Hyperlink"/>
@@ -59290,8 +62897,8 @@
         <w:t xml:space="preserve">.</w:t>
       </w:r>
     </w:p>
-    <w:bookmarkEnd w:id="324"/>
-    <w:bookmarkStart w:id="326" w:name="ref_MilgromRoberts1982Predation"/>
+    <w:bookmarkEnd w:id="357"/>
+    <w:bookmarkStart w:id="359" w:name="ref_MilgromRoberts1982Predation"/>
     <w:p>
       <w:pPr>
         <w:pStyle w:val="Bibliography"/>
@@ -59327,7 +62934,7 @@
       <w:r>
         <w:t xml:space="preserve"> </w:t>
       </w:r>
-      <w:hyperlink r:id="rId325">
+      <w:hyperlink r:id="rId358">
         <w:r>
           <w:rPr>
             <w:rStyle w:val="Hyperlink"/>
@@ -59339,8 +62946,8 @@
         <w:t xml:space="preserve">.</w:t>
       </w:r>
     </w:p>
-    <w:bookmarkEnd w:id="326"/>
-    <w:bookmarkStart w:id="328" w:name="ref_MilgromSegal2020Clock"/>
+    <w:bookmarkEnd w:id="359"/>
+    <w:bookmarkStart w:id="361" w:name="ref_MilgromSegal2020Clock"/>
     <w:p>
       <w:pPr>
         <w:pStyle w:val="Bibliography"/>
@@ -59376,7 +62983,7 @@
       <w:r>
         <w:t xml:space="preserve"> </w:t>
       </w:r>
-      <w:hyperlink r:id="rId327">
+      <w:hyperlink r:id="rId360">
         <w:r>
           <w:rPr>
             <w:rStyle w:val="Hyperlink"/>
@@ -59388,8 +62995,8 @@
         <w:t xml:space="preserve">.</w:t>
       </w:r>
     </w:p>
-    <w:bookmarkEnd w:id="328"/>
-    <w:bookmarkStart w:id="330" w:name="ref_MilgromWeber1982Theory"/>
+    <w:bookmarkEnd w:id="361"/>
+    <w:bookmarkStart w:id="363" w:name="ref_MilgromWeber1982Theory"/>
     <w:p>
       <w:pPr>
         <w:pStyle w:val="Bibliography"/>
@@ -59425,7 +63032,7 @@
       <w:r>
         <w:t xml:space="preserve"> </w:t>
       </w:r>
-      <w:hyperlink r:id="rId329">
+      <w:hyperlink r:id="rId362">
         <w:r>
           <w:rPr>
             <w:rStyle w:val="Hyperlink"/>
@@ -59437,8 +63044,8 @@
         <w:t xml:space="preserve">.</w:t>
       </w:r>
     </w:p>
-    <w:bookmarkEnd w:id="330"/>
-    <w:bookmarkStart w:id="332" w:name="ref_MINECO2021Subasta700"/>
+    <w:bookmarkEnd w:id="363"/>
+    <w:bookmarkStart w:id="365" w:name="ref_MINECO2021Subasta700"/>
     <w:p>
       <w:pPr>
         <w:pStyle w:val="Bibliography"/>
@@ -59458,7 +63065,7 @@
       <w:r>
         <w:t xml:space="preserve"> </w:t>
       </w:r>
-      <w:hyperlink r:id="rId331">
+      <w:hyperlink r:id="rId364">
         <w:r>
           <w:rPr>
             <w:rStyle w:val="Hyperlink"/>
@@ -59470,8 +63077,8 @@
         <w:t xml:space="preserve">.</w:t>
       </w:r>
     </w:p>
-    <w:bookmarkEnd w:id="332"/>
-    <w:bookmarkStart w:id="334" w:name="ref_MINECO2021Subasta700Jornada"/>
+    <w:bookmarkEnd w:id="365"/>
+    <w:bookmarkStart w:id="367" w:name="ref_MINECO2021Subasta700Jornada"/>
     <w:p>
       <w:pPr>
         <w:pStyle w:val="Bibliography"/>
@@ -59491,7 +63098,7 @@
       <w:r>
         <w:t xml:space="preserve"> </w:t>
       </w:r>
-      <w:hyperlink r:id="rId333">
+      <w:hyperlink r:id="rId366">
         <w:r>
           <w:rPr>
             <w:rStyle w:val="Hyperlink"/>
@@ -59503,8 +63110,8 @@
         <w:t xml:space="preserve">.</w:t>
       </w:r>
     </w:p>
-    <w:bookmarkEnd w:id="334"/>
-    <w:bookmarkStart w:id="336" w:name="ref_MINECO2022Subasta26GHz"/>
+    <w:bookmarkEnd w:id="367"/>
+    <w:bookmarkStart w:id="369" w:name="ref_MINECO2022Subasta26GHz"/>
     <w:p>
       <w:pPr>
         <w:pStyle w:val="Bibliography"/>
@@ -59524,7 +63131,7 @@
       <w:r>
         <w:t xml:space="preserve"> </w:t>
       </w:r>
-      <w:hyperlink r:id="rId335">
+      <w:hyperlink r:id="rId368">
         <w:r>
           <w:rPr>
             <w:rStyle w:val="Hyperlink"/>
@@ -59536,8 +63143,8 @@
         <w:t xml:space="preserve">.</w:t>
       </w:r>
     </w:p>
-    <w:bookmarkEnd w:id="336"/>
-    <w:bookmarkStart w:id="338" w:name="ref_BOE2026DeudaEstado"/>
+    <w:bookmarkEnd w:id="369"/>
+    <w:bookmarkStart w:id="371" w:name="ref_BOE2026DeudaEstado"/>
     <w:p>
       <w:pPr>
         <w:pStyle w:val="Bibliography"/>
@@ -59557,7 +63164,7 @@
       <w:r>
         <w:t xml:space="preserve"> </w:t>
       </w:r>
-      <w:hyperlink r:id="rId337">
+      <w:hyperlink r:id="rId370">
         <w:r>
           <w:rPr>
             <w:rStyle w:val="Hyperlink"/>
@@ -59569,8 +63176,8 @@
         <w:t xml:space="preserve">.</w:t>
       </w:r>
     </w:p>
-    <w:bookmarkEnd w:id="338"/>
-    <w:bookmarkStart w:id="340" w:name="ref_MINECO2018Subasta5G"/>
+    <w:bookmarkEnd w:id="371"/>
+    <w:bookmarkStart w:id="373" w:name="ref_MINECO2018Subasta5G"/>
     <w:p>
       <w:pPr>
         <w:pStyle w:val="Bibliography"/>
@@ -59590,7 +63197,7 @@
       <w:r>
         <w:t xml:space="preserve"> </w:t>
       </w:r>
-      <w:hyperlink r:id="rId339">
+      <w:hyperlink r:id="rId372">
         <w:r>
           <w:rPr>
             <w:rStyle w:val="Hyperlink"/>
@@ -59602,8 +63209,8 @@
         <w:t xml:space="preserve">.</w:t>
       </w:r>
     </w:p>
-    <w:bookmarkEnd w:id="340"/>
-    <w:bookmarkStart w:id="342" w:name="ref_BOE2020TED1161"/>
+    <w:bookmarkEnd w:id="373"/>
+    <w:bookmarkStart w:id="375" w:name="ref_BOE2020TED1161"/>
     <w:p>
       <w:pPr>
         <w:pStyle w:val="Bibliography"/>
@@ -59623,7 +63230,7 @@
       <w:r>
         <w:t xml:space="preserve"> </w:t>
       </w:r>
-      <w:hyperlink r:id="rId341">
+      <w:hyperlink r:id="rId374">
         <w:r>
           <w:rPr>
             <w:rStyle w:val="Hyperlink"/>
@@ -59635,8 +63242,8 @@
         <w:t xml:space="preserve">.</w:t>
       </w:r>
     </w:p>
-    <w:bookmarkEnd w:id="342"/>
-    <w:bookmarkStart w:id="344" w:name="ref_BOE2020RD960"/>
+    <w:bookmarkEnd w:id="375"/>
+    <w:bookmarkStart w:id="377" w:name="ref_BOE2020RD960"/>
     <w:p>
       <w:pPr>
         <w:pStyle w:val="Bibliography"/>
@@ -59656,7 +63263,7 @@
       <w:r>
         <w:t xml:space="preserve"> </w:t>
       </w:r>
-      <w:hyperlink r:id="rId343">
+      <w:hyperlink r:id="rId376">
         <w:r>
           <w:rPr>
             <w:rStyle w:val="Hyperlink"/>
@@ -59668,8 +63275,8 @@
         <w:t xml:space="preserve">.</w:t>
       </w:r>
     </w:p>
-    <w:bookmarkEnd w:id="344"/>
-    <w:bookmarkStart w:id="346" w:name="ref_MITECO2021PrimeraSubasta"/>
+    <w:bookmarkEnd w:id="377"/>
+    <w:bookmarkStart w:id="379" w:name="ref_MITECO2021PrimeraSubasta"/>
     <w:p>
       <w:pPr>
         <w:pStyle w:val="Bibliography"/>
@@ -59689,7 +63296,7 @@
       <w:r>
         <w:t xml:space="preserve"> </w:t>
       </w:r>
-      <w:hyperlink r:id="rId345">
+      <w:hyperlink r:id="rId378">
         <w:r>
           <w:rPr>
             <w:rStyle w:val="Hyperlink"/>
@@ -59701,8 +63308,8 @@
         <w:t xml:space="preserve">.</w:t>
       </w:r>
     </w:p>
-    <w:bookmarkEnd w:id="346"/>
-    <w:bookmarkStart w:id="348" w:name="ref_MITECO2022CuartaSubasta"/>
+    <w:bookmarkEnd w:id="379"/>
+    <w:bookmarkStart w:id="381" w:name="ref_MITECO2022CuartaSubasta"/>
     <w:p>
       <w:pPr>
         <w:pStyle w:val="Bibliography"/>
@@ -59722,7 +63329,7 @@
       <w:r>
         <w:t xml:space="preserve"> </w:t>
       </w:r>
-      <w:hyperlink r:id="rId347">
+      <w:hyperlink r:id="rId380">
         <w:r>
           <w:rPr>
             <w:rStyle w:val="Hyperlink"/>
@@ -59734,8 +63341,8 @@
         <w:t xml:space="preserve">.</w:t>
       </w:r>
     </w:p>
-    <w:bookmarkEnd w:id="348"/>
-    <w:bookmarkStart w:id="349" w:name="ref_Myerson1979Incentive"/>
+    <w:bookmarkEnd w:id="381"/>
+    <w:bookmarkStart w:id="382" w:name="ref_Myerson1979Incentive"/>
     <w:p>
       <w:pPr>
         <w:pStyle w:val="Bibliography"/>
@@ -59769,8 +63376,8 @@
         <w:t xml:space="preserve">47 (1): 61-73.</w:t>
       </w:r>
     </w:p>
-    <w:bookmarkEnd w:id="349"/>
-    <w:bookmarkStart w:id="351" w:name="ref_Myerson1981Optimal"/>
+    <w:bookmarkEnd w:id="382"/>
+    <w:bookmarkStart w:id="384" w:name="ref_Myerson1981Optimal"/>
     <w:p>
       <w:pPr>
         <w:pStyle w:val="Bibliography"/>
@@ -59806,7 +63413,7 @@
       <w:r>
         <w:t xml:space="preserve"> </w:t>
       </w:r>
-      <w:hyperlink r:id="rId350">
+      <w:hyperlink r:id="rId383">
         <w:r>
           <w:rPr>
             <w:rStyle w:val="Hyperlink"/>
@@ -59818,8 +63425,8 @@
         <w:t xml:space="preserve">.</w:t>
       </w:r>
     </w:p>
-    <w:bookmarkEnd w:id="351"/>
-    <w:bookmarkStart w:id="353" w:name="ref_MyersonSatterthwaite1983Efficient"/>
+    <w:bookmarkEnd w:id="384"/>
+    <w:bookmarkStart w:id="386" w:name="ref_MyersonSatterthwaite1983Efficient"/>
     <w:p>
       <w:pPr>
         <w:pStyle w:val="Bibliography"/>
@@ -59855,7 +63462,7 @@
       <w:r>
         <w:t xml:space="preserve"> </w:t>
       </w:r>
-      <w:hyperlink r:id="rId352">
+      <w:hyperlink r:id="rId385">
         <w:r>
           <w:rPr>
             <w:rStyle w:val="Hyperlink"/>
@@ -59867,8 +63474,8 @@
         <w:t xml:space="preserve">.</w:t>
       </w:r>
     </w:p>
-    <w:bookmarkEnd w:id="353"/>
-    <w:bookmarkStart w:id="355" w:name="ref_Nash1950Equilibrium"/>
+    <w:bookmarkEnd w:id="386"/>
+    <w:bookmarkStart w:id="388" w:name="ref_Nash1950Equilibrium"/>
     <w:p>
       <w:pPr>
         <w:pStyle w:val="Bibliography"/>
@@ -59904,7 +63511,7 @@
       <w:r>
         <w:t xml:space="preserve"> </w:t>
       </w:r>
-      <w:hyperlink r:id="rId354">
+      <w:hyperlink r:id="rId387">
         <w:r>
           <w:rPr>
             <w:rStyle w:val="Hyperlink"/>
@@ -59916,8 +63523,8 @@
         <w:t xml:space="preserve">.</w:t>
       </w:r>
     </w:p>
-    <w:bookmarkEnd w:id="355"/>
-    <w:bookmarkStart w:id="357" w:name="ref_Nash1950Bargaining"/>
+    <w:bookmarkEnd w:id="388"/>
+    <w:bookmarkStart w:id="390" w:name="ref_Nash1950Bargaining"/>
     <w:p>
       <w:pPr>
         <w:pStyle w:val="Bibliography"/>
@@ -59953,7 +63560,7 @@
       <w:r>
         <w:t xml:space="preserve"> </w:t>
       </w:r>
-      <w:hyperlink r:id="rId356">
+      <w:hyperlink r:id="rId389">
         <w:r>
           <w:rPr>
             <w:rStyle w:val="Hyperlink"/>
@@ -59965,8 +63572,8 @@
         <w:t xml:space="preserve">.</w:t>
       </w:r>
     </w:p>
-    <w:bookmarkEnd w:id="357"/>
-    <w:bookmarkStart w:id="359" w:name="ref_Nash1951NonCooperative"/>
+    <w:bookmarkEnd w:id="390"/>
+    <w:bookmarkStart w:id="392" w:name="ref_Nash1951NonCooperative"/>
     <w:p>
       <w:pPr>
         <w:pStyle w:val="Bibliography"/>
@@ -60002,7 +63609,7 @@
       <w:r>
         <w:t xml:space="preserve"> </w:t>
       </w:r>
-      <w:hyperlink r:id="rId358">
+      <w:hyperlink r:id="rId391">
         <w:r>
           <w:rPr>
             <w:rStyle w:val="Hyperlink"/>
@@ -60014,8 +63621,8 @@
         <w:t xml:space="preserve">.</w:t>
       </w:r>
     </w:p>
-    <w:bookmarkEnd w:id="359"/>
-    <w:bookmarkStart w:id="361" w:name="ref_VonNeumann1928Theorie"/>
+    <w:bookmarkEnd w:id="392"/>
+    <w:bookmarkStart w:id="394" w:name="ref_VonNeumann1928Theorie"/>
     <w:p>
       <w:pPr>
         <w:pStyle w:val="Bibliography"/>
@@ -60051,7 +63658,7 @@
       <w:r>
         <w:t xml:space="preserve"> </w:t>
       </w:r>
-      <w:hyperlink r:id="rId360">
+      <w:hyperlink r:id="rId393">
         <w:r>
           <w:rPr>
             <w:rStyle w:val="Hyperlink"/>
@@ -60063,8 +63670,8 @@
         <w:t xml:space="preserve">.</w:t>
       </w:r>
     </w:p>
-    <w:bookmarkEnd w:id="361"/>
-    <w:bookmarkStart w:id="362" w:name="ref_VonNeumannMorgenstern1944Theory"/>
+    <w:bookmarkEnd w:id="394"/>
+    <w:bookmarkStart w:id="395" w:name="ref_VonNeumannMorgenstern1944Theory"/>
     <w:p>
       <w:pPr>
         <w:pStyle w:val="Bibliography"/>
@@ -60086,8 +63693,8 @@
         <w:t xml:space="preserve">. Princeton: Princeton University Press.</w:t>
       </w:r>
     </w:p>
-    <w:bookmarkEnd w:id="362"/>
-    <w:bookmarkStart w:id="364" w:name="ref_NowakSigmund1993Strategy"/>
+    <w:bookmarkEnd w:id="395"/>
+    <w:bookmarkStart w:id="397" w:name="ref_NowakSigmund1993Strategy"/>
     <w:p>
       <w:pPr>
         <w:pStyle w:val="Bibliography"/>
@@ -60123,7 +63730,7 @@
       <w:r>
         <w:t xml:space="preserve"> </w:t>
       </w:r>
-      <w:hyperlink r:id="rId363">
+      <w:hyperlink r:id="rId396">
         <w:r>
           <w:rPr>
             <w:rStyle w:val="Hyperlink"/>
@@ -60135,8 +63742,8 @@
         <w:t xml:space="preserve">.</w:t>
       </w:r>
     </w:p>
-    <w:bookmarkEnd w:id="364"/>
-    <w:bookmarkStart w:id="366" w:name="ref_PalaciosHuerta2003Professionals"/>
+    <w:bookmarkEnd w:id="397"/>
+    <w:bookmarkStart w:id="399" w:name="ref_PalaciosHuerta2003Professionals"/>
     <w:p>
       <w:pPr>
         <w:pStyle w:val="Bibliography"/>
@@ -60172,7 +63779,7 @@
       <w:r>
         <w:t xml:space="preserve"> </w:t>
       </w:r>
-      <w:hyperlink r:id="rId365">
+      <w:hyperlink r:id="rId398">
         <w:r>
           <w:rPr>
             <w:rStyle w:val="Hyperlink"/>
@@ -60184,8 +63791,8 @@
         <w:t xml:space="preserve">.</w:t>
       </w:r>
     </w:p>
-    <w:bookmarkEnd w:id="366"/>
-    <w:bookmarkStart w:id="368" w:name="ref_Nobel2020PressRelease"/>
+    <w:bookmarkEnd w:id="399"/>
+    <w:bookmarkStart w:id="401" w:name="ref_Nobel2020PressRelease"/>
     <w:p>
       <w:pPr>
         <w:pStyle w:val="Bibliography"/>
@@ -60205,7 +63812,7 @@
       <w:r>
         <w:t xml:space="preserve"> </w:t>
       </w:r>
-      <w:hyperlink r:id="rId367">
+      <w:hyperlink r:id="rId400">
         <w:r>
           <w:rPr>
             <w:rStyle w:val="Hyperlink"/>
@@ -60217,8 +63824,8 @@
         <w:t xml:space="preserve">.</w:t>
       </w:r>
     </w:p>
-    <w:bookmarkEnd w:id="368"/>
-    <w:bookmarkStart w:id="370" w:name="ref_Nobel2020Popular"/>
+    <w:bookmarkEnd w:id="401"/>
+    <w:bookmarkStart w:id="403" w:name="ref_Nobel2020Popular"/>
     <w:p>
       <w:pPr>
         <w:pStyle w:val="Bibliography"/>
@@ -60238,7 +63845,7 @@
       <w:r>
         <w:t xml:space="preserve"> </w:t>
       </w:r>
-      <w:hyperlink r:id="rId369">
+      <w:hyperlink r:id="rId402">
         <w:r>
           <w:rPr>
             <w:rStyle w:val="Hyperlink"/>
@@ -60250,8 +63857,8 @@
         <w:t xml:space="preserve">.</w:t>
       </w:r>
     </w:p>
-    <w:bookmarkEnd w:id="370"/>
-    <w:bookmarkStart w:id="371" w:name="ref_RileySamuelson1981Optimal"/>
+    <w:bookmarkEnd w:id="403"/>
+    <w:bookmarkStart w:id="404" w:name="ref_RileySamuelson1981Optimal"/>
     <w:p>
       <w:pPr>
         <w:pStyle w:val="Bibliography"/>
@@ -60285,8 +63892,8 @@
         <w:t xml:space="preserve">71 (3): 381-92.</w:t>
       </w:r>
     </w:p>
-    <w:bookmarkEnd w:id="371"/>
-    <w:bookmarkStart w:id="373" w:name="ref_Rosenthal1981Games"/>
+    <w:bookmarkEnd w:id="404"/>
+    <w:bookmarkStart w:id="406" w:name="ref_Rosenthal1981Games"/>
     <w:p>
       <w:pPr>
         <w:pStyle w:val="Bibliography"/>
@@ -60322,7 +63929,7 @@
       <w:r>
         <w:t xml:space="preserve"> </w:t>
       </w:r>
-      <w:hyperlink r:id="rId372">
+      <w:hyperlink r:id="rId405">
         <w:r>
           <w:rPr>
             <w:rStyle w:val="Hyperlink"/>
@@ -60334,8 +63941,8 @@
         <w:t xml:space="preserve">.</w:t>
       </w:r>
     </w:p>
-    <w:bookmarkEnd w:id="373"/>
-    <w:bookmarkStart w:id="375" w:name="ref_Rubinstein1982Perfect"/>
+    <w:bookmarkEnd w:id="406"/>
+    <w:bookmarkStart w:id="408" w:name="ref_Rubinstein1982Perfect"/>
     <w:p>
       <w:pPr>
         <w:pStyle w:val="Bibliography"/>
@@ -60371,7 +63978,7 @@
       <w:r>
         <w:t xml:space="preserve"> </w:t>
       </w:r>
-      <w:hyperlink r:id="rId374">
+      <w:hyperlink r:id="rId407">
         <w:r>
           <w:rPr>
             <w:rStyle w:val="Hyperlink"/>
@@ -60383,8 +63990,8 @@
         <w:t xml:space="preserve">.</w:t>
       </w:r>
     </w:p>
-    <w:bookmarkEnd w:id="375"/>
-    <w:bookmarkStart w:id="377" w:name="ref_Satterthwaite1975Strategy"/>
+    <w:bookmarkEnd w:id="408"/>
+    <w:bookmarkStart w:id="410" w:name="ref_Satterthwaite1975Strategy"/>
     <w:p>
       <w:pPr>
         <w:pStyle w:val="Bibliography"/>
@@ -60420,7 +64027,7 @@
       <w:r>
         <w:t xml:space="preserve"> </w:t>
       </w:r>
-      <w:hyperlink r:id="rId376">
+      <w:hyperlink r:id="rId409">
         <w:r>
           <w:rPr>
             <w:rStyle w:val="Hyperlink"/>
@@ -60432,8 +64039,8 @@
         <w:t xml:space="preserve">.</w:t>
       </w:r>
     </w:p>
-    <w:bookmarkEnd w:id="377"/>
-    <w:bookmarkStart w:id="378" w:name="ref_Schelling1960Strategy"/>
+    <w:bookmarkEnd w:id="410"/>
+    <w:bookmarkStart w:id="411" w:name="ref_Schelling1960Strategy"/>
     <w:p>
       <w:pPr>
         <w:pStyle w:val="Bibliography"/>
@@ -60455,8 +64062,8 @@
         <w:t xml:space="preserve">. Cambridge (Massachusetts): Harvard University Press.</w:t>
       </w:r>
     </w:p>
-    <w:bookmarkEnd w:id="378"/>
-    <w:bookmarkStart w:id="379" w:name="ref_Selten1965Spieltheoretische"/>
+    <w:bookmarkEnd w:id="411"/>
+    <w:bookmarkStart w:id="412" w:name="ref_Selten1965Spieltheoretische"/>
     <w:p>
       <w:pPr>
         <w:pStyle w:val="Bibliography"/>
@@ -60490,8 +64097,8 @@
         <w:t xml:space="preserve">121: 301-24.</w:t>
       </w:r>
     </w:p>
-    <w:bookmarkEnd w:id="379"/>
-    <w:bookmarkStart w:id="381" w:name="ref_Selten1975Reexamination"/>
+    <w:bookmarkEnd w:id="412"/>
+    <w:bookmarkStart w:id="414" w:name="ref_Selten1975Reexamination"/>
     <w:p>
       <w:pPr>
         <w:pStyle w:val="Bibliography"/>
@@ -60527,7 +64134,7 @@
       <w:r>
         <w:t xml:space="preserve"> </w:t>
       </w:r>
-      <w:hyperlink r:id="rId380">
+      <w:hyperlink r:id="rId413">
         <w:r>
           <w:rPr>
             <w:rStyle w:val="Hyperlink"/>
@@ -60539,8 +64146,8 @@
         <w:t xml:space="preserve">.</w:t>
       </w:r>
     </w:p>
-    <w:bookmarkEnd w:id="381"/>
-    <w:bookmarkStart w:id="383" w:name="ref_Selten1978Chain"/>
+    <w:bookmarkEnd w:id="414"/>
+    <w:bookmarkStart w:id="416" w:name="ref_Selten1978Chain"/>
     <w:p>
       <w:pPr>
         <w:pStyle w:val="Bibliography"/>
@@ -60576,7 +64183,7 @@
       <w:r>
         <w:t xml:space="preserve"> </w:t>
       </w:r>
-      <w:hyperlink r:id="rId382">
+      <w:hyperlink r:id="rId415">
         <w:r>
           <w:rPr>
             <w:rStyle w:val="Hyperlink"/>
@@ -60588,8 +64195,8 @@
         <w:t xml:space="preserve">.</w:t>
       </w:r>
     </w:p>
-    <w:bookmarkEnd w:id="383"/>
-    <w:bookmarkStart w:id="385" w:name="ref_Shapley1953Value"/>
+    <w:bookmarkEnd w:id="416"/>
+    <w:bookmarkStart w:id="418" w:name="ref_Shapley1953Value"/>
     <w:p>
       <w:pPr>
         <w:pStyle w:val="Bibliography"/>
@@ -60622,7 +64229,7 @@
       <w:r>
         <w:t xml:space="preserve"> </w:t>
       </w:r>
-      <w:hyperlink r:id="rId384">
+      <w:hyperlink r:id="rId417">
         <w:r>
           <w:rPr>
             <w:rStyle w:val="Hyperlink"/>
@@ -60634,8 +64241,8 @@
         <w:t xml:space="preserve">.</w:t>
       </w:r>
     </w:p>
-    <w:bookmarkEnd w:id="385"/>
-    <w:bookmarkStart w:id="387" w:name="ref_Shapley1967Balanced"/>
+    <w:bookmarkEnd w:id="418"/>
+    <w:bookmarkStart w:id="420" w:name="ref_Shapley1967Balanced"/>
     <w:p>
       <w:pPr>
         <w:pStyle w:val="Bibliography"/>
@@ -60671,7 +64278,7 @@
       <w:r>
         <w:t xml:space="preserve"> </w:t>
       </w:r>
-      <w:hyperlink r:id="rId386">
+      <w:hyperlink r:id="rId419">
         <w:r>
           <w:rPr>
             <w:rStyle w:val="Hyperlink"/>
@@ -60683,8 +64290,8 @@
         <w:t xml:space="preserve">.</w:t>
       </w:r>
     </w:p>
-    <w:bookmarkEnd w:id="387"/>
-    <w:bookmarkStart w:id="389" w:name="ref_Shapley1971Cores"/>
+    <w:bookmarkEnd w:id="420"/>
+    <w:bookmarkStart w:id="422" w:name="ref_Shapley1971Cores"/>
     <w:p>
       <w:pPr>
         <w:pStyle w:val="Bibliography"/>
@@ -60720,7 +64327,7 @@
       <w:r>
         <w:t xml:space="preserve"> </w:t>
       </w:r>
-      <w:hyperlink r:id="rId388">
+      <w:hyperlink r:id="rId421">
         <w:r>
           <w:rPr>
             <w:rStyle w:val="Hyperlink"/>
@@ -60732,8 +64339,8 @@
         <w:t xml:space="preserve">.</w:t>
       </w:r>
     </w:p>
-    <w:bookmarkEnd w:id="389"/>
-    <w:bookmarkStart w:id="391" w:name="ref_ShapleyShubik1954Method"/>
+    <w:bookmarkEnd w:id="422"/>
+    <w:bookmarkStart w:id="424" w:name="ref_ShapleyShubik1954Method"/>
     <w:p>
       <w:pPr>
         <w:pStyle w:val="Bibliography"/>
@@ -60769,7 +64376,7 @@
       <w:r>
         <w:t xml:space="preserve"> </w:t>
       </w:r>
-      <w:hyperlink r:id="rId390">
+      <w:hyperlink r:id="rId423">
         <w:r>
           <w:rPr>
             <w:rStyle w:val="Hyperlink"/>
@@ -60781,8 +64388,8 @@
         <w:t xml:space="preserve">.</w:t>
       </w:r>
     </w:p>
-    <w:bookmarkEnd w:id="391"/>
-    <w:bookmarkStart w:id="393" w:name="ref_Spence1977Entry"/>
+    <w:bookmarkEnd w:id="424"/>
+    <w:bookmarkStart w:id="426" w:name="ref_Spence1977Entry"/>
     <w:p>
       <w:pPr>
         <w:pStyle w:val="Bibliography"/>
@@ -60818,7 +64425,7 @@
       <w:r>
         <w:t xml:space="preserve"> </w:t>
       </w:r>
-      <w:hyperlink r:id="rId392">
+      <w:hyperlink r:id="rId425">
         <w:r>
           <w:rPr>
             <w:rStyle w:val="Hyperlink"/>
@@ -60830,8 +64437,8 @@
         <w:t xml:space="preserve">.</w:t>
       </w:r>
     </w:p>
-    <w:bookmarkEnd w:id="393"/>
-    <w:bookmarkStart w:id="395" w:name="ref_Spence1973Job"/>
+    <w:bookmarkEnd w:id="426"/>
+    <w:bookmarkStart w:id="428" w:name="ref_Spence1973Job"/>
     <w:p>
       <w:pPr>
         <w:pStyle w:val="Bibliography"/>
@@ -60867,7 +64474,7 @@
       <w:r>
         <w:t xml:space="preserve"> </w:t>
       </w:r>
-      <w:hyperlink r:id="rId394">
+      <w:hyperlink r:id="rId427">
         <w:r>
           <w:rPr>
             <w:rStyle w:val="Hyperlink"/>
@@ -60879,8 +64486,8 @@
         <w:t xml:space="preserve">.</w:t>
       </w:r>
     </w:p>
-    <w:bookmarkEnd w:id="395"/>
-    <w:bookmarkStart w:id="397" w:name="ref_Tesoro2026Estrategia"/>
+    <w:bookmarkEnd w:id="428"/>
+    <w:bookmarkStart w:id="430" w:name="ref_Tesoro2026Estrategia"/>
     <w:p>
       <w:pPr>
         <w:pStyle w:val="Bibliography"/>
@@ -60900,7 +64507,7 @@
       <w:r>
         <w:t xml:space="preserve"> </w:t>
       </w:r>
-      <w:hyperlink r:id="rId396">
+      <w:hyperlink r:id="rId429">
         <w:r>
           <w:rPr>
             <w:rStyle w:val="Hyperlink"/>
@@ -60912,8 +64519,8 @@
         <w:t xml:space="preserve">.</w:t>
       </w:r>
     </w:p>
-    <w:bookmarkEnd w:id="397"/>
-    <w:bookmarkStart w:id="399" w:name="ref_Tesoro2026Subasta"/>
+    <w:bookmarkEnd w:id="430"/>
+    <w:bookmarkStart w:id="432" w:name="ref_Tesoro2026Subasta"/>
     <w:p>
       <w:pPr>
         <w:pStyle w:val="Bibliography"/>
@@ -60933,7 +64540,7 @@
       <w:r>
         <w:t xml:space="preserve"> </w:t>
       </w:r>
-      <w:hyperlink r:id="rId398">
+      <w:hyperlink r:id="rId431">
         <w:r>
           <w:rPr>
             <w:rStyle w:val="Hyperlink"/>
@@ -60945,8 +64552,8 @@
         <w:t xml:space="preserve">.</w:t>
       </w:r>
     </w:p>
-    <w:bookmarkEnd w:id="399"/>
-    <w:bookmarkStart w:id="401" w:name="ref_Thaler1988Anomalies"/>
+    <w:bookmarkEnd w:id="432"/>
+    <w:bookmarkStart w:id="434" w:name="ref_Thaler1988Anomalies"/>
     <w:p>
       <w:pPr>
         <w:pStyle w:val="Bibliography"/>
@@ -60982,7 +64589,7 @@
       <w:r>
         <w:t xml:space="preserve"> </w:t>
       </w:r>
-      <w:hyperlink r:id="rId400">
+      <w:hyperlink r:id="rId433">
         <w:r>
           <w:rPr>
             <w:rStyle w:val="Hyperlink"/>
@@ -60994,8 +64601,8 @@
         <w:t xml:space="preserve">.</w:t>
       </w:r>
     </w:p>
-    <w:bookmarkEnd w:id="401"/>
-    <w:bookmarkStart w:id="403" w:name="ref_Nobel1994Nash"/>
+    <w:bookmarkEnd w:id="434"/>
+    <w:bookmarkStart w:id="436" w:name="ref_Nobel1994Nash"/>
     <w:p>
       <w:pPr>
         <w:pStyle w:val="Bibliography"/>
@@ -61015,7 +64622,7 @@
       <w:r>
         <w:t xml:space="preserve"> </w:t>
       </w:r>
-      <w:hyperlink r:id="rId402">
+      <w:hyperlink r:id="rId435">
         <w:r>
           <w:rPr>
             <w:rStyle w:val="Hyperlink"/>
@@ -61027,8 +64634,8 @@
         <w:t xml:space="preserve">.</w:t>
       </w:r>
     </w:p>
-    <w:bookmarkEnd w:id="403"/>
-    <w:bookmarkStart w:id="405" w:name="ref_Nobel1996MirrleesVickrey"/>
+    <w:bookmarkEnd w:id="436"/>
+    <w:bookmarkStart w:id="438" w:name="ref_Nobel1996MirrleesVickrey"/>
     <w:p>
       <w:pPr>
         <w:pStyle w:val="Bibliography"/>
@@ -61048,7 +64655,7 @@
       <w:r>
         <w:t xml:space="preserve"> </w:t>
       </w:r>
-      <w:hyperlink r:id="rId404">
+      <w:hyperlink r:id="rId437">
         <w:r>
           <w:rPr>
             <w:rStyle w:val="Hyperlink"/>
@@ -61060,8 +64667,8 @@
         <w:t xml:space="preserve">.</w:t>
       </w:r>
     </w:p>
-    <w:bookmarkEnd w:id="405"/>
-    <w:bookmarkStart w:id="407" w:name="ref_Nobel2005AumannSchelling"/>
+    <w:bookmarkEnd w:id="438"/>
+    <w:bookmarkStart w:id="440" w:name="ref_Nobel2005AumannSchelling"/>
     <w:p>
       <w:pPr>
         <w:pStyle w:val="Bibliography"/>
@@ -61081,7 +64688,7 @@
       <w:r>
         <w:t xml:space="preserve"> </w:t>
       </w:r>
-      <w:hyperlink r:id="rId406">
+      <w:hyperlink r:id="rId439">
         <w:r>
           <w:rPr>
             <w:rStyle w:val="Hyperlink"/>
@@ -61093,8 +64700,8 @@
         <w:t xml:space="preserve">.</w:t>
       </w:r>
     </w:p>
-    <w:bookmarkEnd w:id="407"/>
-    <w:bookmarkStart w:id="409" w:name="ref_Nobel2007HurwiczMaskinMyerson"/>
+    <w:bookmarkEnd w:id="440"/>
+    <w:bookmarkStart w:id="442" w:name="ref_Nobel2007HurwiczMaskinMyerson"/>
     <w:p>
       <w:pPr>
         <w:pStyle w:val="Bibliography"/>
@@ -61114,7 +64721,7 @@
       <w:r>
         <w:t xml:space="preserve"> </w:t>
       </w:r>
-      <w:hyperlink r:id="rId408">
+      <w:hyperlink r:id="rId441">
         <w:r>
           <w:rPr>
             <w:rStyle w:val="Hyperlink"/>
@@ -61126,8 +64733,8 @@
         <w:t xml:space="preserve">.</w:t>
       </w:r>
     </w:p>
-    <w:bookmarkEnd w:id="409"/>
-    <w:bookmarkStart w:id="411" w:name="ref_Nobel2012RothShapley"/>
+    <w:bookmarkEnd w:id="442"/>
+    <w:bookmarkStart w:id="444" w:name="ref_Nobel2012RothShapley"/>
     <w:p>
       <w:pPr>
         <w:pStyle w:val="Bibliography"/>
@@ -61147,7 +64754,7 @@
       <w:r>
         <w:t xml:space="preserve"> </w:t>
       </w:r>
-      <w:hyperlink r:id="rId410">
+      <w:hyperlink r:id="rId443">
         <w:r>
           <w:rPr>
             <w:rStyle w:val="Hyperlink"/>
@@ -61159,8 +64766,8 @@
         <w:t xml:space="preserve">.</w:t>
       </w:r>
     </w:p>
-    <w:bookmarkEnd w:id="411"/>
-    <w:bookmarkStart w:id="413" w:name="ref_Nobel2020MilgromWilson"/>
+    <w:bookmarkEnd w:id="444"/>
+    <w:bookmarkStart w:id="446" w:name="ref_Nobel2020MilgromWilson"/>
     <w:p>
       <w:pPr>
         <w:pStyle w:val="Bibliography"/>
@@ -61180,7 +64787,7 @@
       <w:r>
         <w:t xml:space="preserve"> </w:t>
       </w:r>
-      <w:hyperlink r:id="rId412">
+      <w:hyperlink r:id="rId445">
         <w:r>
           <w:rPr>
             <w:rStyle w:val="Hyperlink"/>
@@ -61192,8 +64799,8 @@
         <w:t xml:space="preserve">.</w:t>
       </w:r>
     </w:p>
-    <w:bookmarkEnd w:id="413"/>
-    <w:bookmarkStart w:id="414" w:name="ref_Tirole1988Theory"/>
+    <w:bookmarkEnd w:id="446"/>
+    <w:bookmarkStart w:id="447" w:name="ref_Tirole1988Theory"/>
     <w:p>
       <w:pPr>
         <w:pStyle w:val="Bibliography"/>
@@ -61215,8 +64822,8 @@
         <w:t xml:space="preserve">. Cambridge (Massachusetts): MIT Press.</w:t>
       </w:r>
     </w:p>
-    <w:bookmarkEnd w:id="414"/>
-    <w:bookmarkStart w:id="415" w:name="ref_Tucker1950TwoPerson"/>
+    <w:bookmarkEnd w:id="447"/>
+    <w:bookmarkStart w:id="448" w:name="ref_Tucker1950TwoPerson"/>
     <w:p>
       <w:pPr>
         <w:pStyle w:val="Bibliography"/>
@@ -61234,8 +64841,8 @@
         <w:t xml:space="preserve">.</w:t>
       </w:r>
     </w:p>
-    <w:bookmarkEnd w:id="415"/>
-    <w:bookmarkStart w:id="417" w:name="ref_Vickrey1961Counterspeculation"/>
+    <w:bookmarkEnd w:id="448"/>
+    <w:bookmarkStart w:id="450" w:name="ref_Vickrey1961Counterspeculation"/>
     <w:p>
       <w:pPr>
         <w:pStyle w:val="Bibliography"/>
@@ -61271,7 +64878,7 @@
       <w:r>
         <w:t xml:space="preserve"> </w:t>
       </w:r>
-      <w:hyperlink r:id="rId416">
+      <w:hyperlink r:id="rId449">
         <w:r>
           <w:rPr>
             <w:rStyle w:val="Hyperlink"/>
@@ -61283,8 +64890,8 @@
         <w:t xml:space="preserve">.</w:t>
       </w:r>
     </w:p>
-    <w:bookmarkEnd w:id="417"/>
-    <w:bookmarkStart w:id="419" w:name="ref_Wilson1969Competitive"/>
+    <w:bookmarkEnd w:id="450"/>
+    <w:bookmarkStart w:id="452" w:name="ref_Wilson1969Competitive"/>
     <w:p>
       <w:pPr>
         <w:pStyle w:val="Bibliography"/>
@@ -61320,7 +64927,7 @@
       <w:r>
         <w:t xml:space="preserve"> </w:t>
       </w:r>
-      <w:hyperlink r:id="rId418">
+      <w:hyperlink r:id="rId451">
         <w:r>
           <w:rPr>
             <w:rStyle w:val="Hyperlink"/>
@@ -61332,8 +64939,8 @@
         <w:t xml:space="preserve">.</w:t>
       </w:r>
     </w:p>
-    <w:bookmarkEnd w:id="419"/>
-    <w:bookmarkStart w:id="421" w:name="ref_Wilson1977Bidding"/>
+    <w:bookmarkEnd w:id="452"/>
+    <w:bookmarkStart w:id="454" w:name="ref_Wilson1977Bidding"/>
     <w:p>
       <w:pPr>
         <w:pStyle w:val="Bibliography"/>
@@ -61369,7 +64976,7 @@
       <w:r>
         <w:t xml:space="preserve"> </w:t>
       </w:r>
-      <w:hyperlink r:id="rId420">
+      <w:hyperlink r:id="rId453">
         <w:r>
           <w:rPr>
             <w:rStyle w:val="Hyperlink"/>
@@ -61381,8 +64988,8 @@
         <w:t xml:space="preserve">.</w:t>
       </w:r>
     </w:p>
-    <w:bookmarkEnd w:id="421"/>
-    <w:bookmarkStart w:id="422" w:name="ref_Wilson1993Nonlinear"/>
+    <w:bookmarkEnd w:id="454"/>
+    <w:bookmarkStart w:id="455" w:name="ref_Wilson1993Nonlinear"/>
     <w:p>
       <w:pPr>
         <w:pStyle w:val="Bibliography"/>
@@ -61404,8 +65011,8 @@
         <w:t xml:space="preserve">. Nueva York: Oxford University Press.</w:t>
       </w:r>
     </w:p>
-    <w:bookmarkEnd w:id="422"/>
-    <w:bookmarkStart w:id="423" w:name="ref_Zermelo1913Anwendung"/>
+    <w:bookmarkEnd w:id="455"/>
+    <w:bookmarkStart w:id="456" w:name="ref_Zermelo1913Anwendung"/>
     <w:p>
       <w:pPr>
         <w:pStyle w:val="Bibliography"/>
@@ -61436,9 +65043,9 @@
         <w:t xml:space="preserve">, 2:501-4. Cambridge: Cambridge University Press.</w:t>
       </w:r>
     </w:p>
-    <w:bookmarkEnd w:id="423"/>
-    <w:bookmarkEnd w:id="424"/>
-    <w:bookmarkEnd w:id="425"/>
+    <w:bookmarkEnd w:id="456"/>
+    <w:bookmarkEnd w:id="457"/>
+    <w:bookmarkEnd w:id="458"/>
     <w:sectPr>
       <w:headerReference r:id="rId9" w:type="default"/>
       <w:footerReference r:id="rIdTceeB" w:type="default"/>
@@ -63402,6 +67009,9 @@
     <w:abstractNumId w:val="991"/>
   </w:num>
   <w:num w:numId="1241">
+    <w:abstractNumId w:val="991"/>
+  </w:num>
+  <w:num w:numId="1242">
     <w:abstractNumId w:val="991"/>
   </w:num>
 </w:numbering>

--- a/oposicion/temario/tercer-ejercicio/3A14.docx
+++ b/oposicion/temario/tercer-ejercicio/3A14.docx
@@ -4496,9 +4496,19 @@
         </w:trPr>
         <w:tc>
           <w:tcPr>
+            <w:shd w:val="clear" w:color="auto" w:fill="DDEBF7"/>
             <w:vAlign w:val="center"/>
           </w:tcPr>
-          <w:p/>
+          <w:p>
+            <w:pPr>
+              <w:pStyle w:val="Celdatceeazulpalido"/>
+              <w:keepNext/>
+              <w:jc w:val="center"/>
+            </w:pPr>
+            <w:r>
+              <w:t/>
+            </w:r>
+          </w:p>
         </w:tc>
         <w:tc>
           <w:tcPr>
@@ -4508,6 +4518,7 @@
           <w:p>
             <w:pPr>
               <w:pStyle w:val="Celdatceeazulpalido"/>
+              <w:keepNext/>
               <w:jc w:val="center"/>
             </w:pPr>
             <w:r>
@@ -4533,6 +4544,7 @@
           <w:p>
             <w:pPr>
               <w:pStyle w:val="Celdatceeazulpalido"/>
+              <w:keepNext/>
               <w:jc w:val="center"/>
             </w:pPr>
             <w:r>
@@ -14663,6 +14675,7 @@
           <w:p>
             <w:pPr>
               <w:pStyle w:val="Celdatceeazulpalido"/>
+              <w:keepNext/>
               <w:jc w:val="left"/>
             </w:pPr>
             <w:r>
@@ -14682,6 +14695,7 @@
           <w:p>
             <w:pPr>
               <w:pStyle w:val="Celdatceeazulpalido"/>
+              <w:keepNext/>
               <w:jc w:val="left"/>
             </w:pPr>
             <w:r>
@@ -14701,6 +14715,7 @@
           <w:p>
             <w:pPr>
               <w:pStyle w:val="Celdatceeazulpalido"/>
+              <w:keepNext/>
               <w:jc w:val="center"/>
             </w:pPr>
             <w:r>
@@ -26030,6 +26045,7 @@
           <w:p>
             <w:pPr>
               <w:pStyle w:val="Celdatceeazulpalido"/>
+              <w:keepNext/>
               <w:jc w:val="center"/>
             </w:pPr>
             <w:r>
@@ -26049,6 +26065,7 @@
           <w:p>
             <w:pPr>
               <w:pStyle w:val="Celdatceeazulpalido"/>
+              <w:keepNext/>
               <w:jc w:val="center"/>
             </w:pPr>
             <m:oMath>
@@ -26082,6 +26099,7 @@
           <w:p>
             <w:pPr>
               <w:pStyle w:val="Celdatceeazulpalido"/>
+              <w:keepNext/>
               <w:jc w:val="center"/>
             </w:pPr>
             <m:oMath>
@@ -26115,6 +26133,7 @@
           <w:p>
             <w:pPr>
               <w:pStyle w:val="Celdatceeazulpalido"/>
+              <w:keepNext/>
               <w:jc w:val="center"/>
             </w:pPr>
             <m:oMath>
@@ -26148,6 +26167,7 @@
           <w:p>
             <w:pPr>
               <w:pStyle w:val="Celdatceeazulpalido"/>
+              <w:keepNext/>
               <w:jc w:val="center"/>
             </w:pPr>
             <m:oMath>
@@ -26194,6 +26214,7 @@
           <w:p>
             <w:pPr>
               <w:pStyle w:val="Celdatceeazulpalido"/>
+              <w:keepNext/>
               <w:jc w:val="center"/>
             </w:pPr>
             <m:oMath>
@@ -26240,6 +26261,7 @@
           <w:p>
             <w:pPr>
               <w:pStyle w:val="Celdatceeazulpalido"/>
+              <w:keepNext/>
               <w:jc w:val="center"/>
             </w:pPr>
             <m:oMath>
@@ -26286,6 +26308,7 @@
           <w:p>
             <w:pPr>
               <w:pStyle w:val="Celdatceeazulpalido"/>
+              <w:keepNext/>
               <w:jc w:val="center"/>
             </w:pPr>
             <m:oMath>
@@ -31834,6 +31857,7 @@
           <w:p>
             <w:pPr>
               <w:pStyle w:val="Celdatceeazulpalido"/>
+              <w:keepNext/>
               <w:jc w:val="center"/>
             </w:pPr>
             <w:r>
@@ -31853,6 +31877,7 @@
           <w:p>
             <w:pPr>
               <w:pStyle w:val="Celdatceeazulpalido"/>
+              <w:keepNext/>
               <w:jc w:val="center"/>
             </w:pPr>
             <w:r>
@@ -31872,6 +31897,7 @@
           <w:p>
             <w:pPr>
               <w:pStyle w:val="Celdatceeazulpalido"/>
+              <w:keepNext/>
               <w:jc w:val="center"/>
             </w:pPr>
             <w:r>
@@ -31891,6 +31917,7 @@
           <w:p>
             <w:pPr>
               <w:pStyle w:val="Celdatceeazulpalido"/>
+              <w:keepNext/>
               <w:jc w:val="center"/>
             </w:pPr>
             <w:r>
@@ -34697,9 +34724,19 @@
         </w:trPr>
         <w:tc>
           <w:tcPr>
+            <w:shd w:val="clear" w:color="auto" w:fill="DDEBF7"/>
             <w:vAlign w:val="center"/>
           </w:tcPr>
-          <w:p/>
+          <w:p>
+            <w:pPr>
+              <w:pStyle w:val="Celdatceeazulpalido"/>
+              <w:keepNext/>
+              <w:jc w:val="left"/>
+            </w:pPr>
+            <w:r>
+              <w:t/>
+            </w:r>
+          </w:p>
         </w:tc>
         <w:tc>
           <w:tcPr>
@@ -34709,6 +34746,7 @@
           <w:p>
             <w:pPr>
               <w:pStyle w:val="Celdatceeazulpalido"/>
+              <w:keepNext/>
               <w:jc w:val="center"/>
             </w:pPr>
             <w:r>
@@ -34728,6 +34766,7 @@
           <w:p>
             <w:pPr>
               <w:pStyle w:val="Celdatceeazulpalido"/>
+              <w:keepNext/>
               <w:jc w:val="center"/>
             </w:pPr>
             <w:r>
@@ -34747,6 +34786,7 @@
           <w:p>
             <w:pPr>
               <w:pStyle w:val="Celdatceeazulpalido"/>
+              <w:keepNext/>
               <w:jc w:val="center"/>
             </w:pPr>
             <w:r>
@@ -34766,6 +34806,7 @@
           <w:p>
             <w:pPr>
               <w:pStyle w:val="Celdatceeazulpalido"/>
+              <w:keepNext/>
               <w:jc w:val="center"/>
             </w:pPr>
             <w:r>
@@ -34785,6 +34826,7 @@
           <w:p>
             <w:pPr>
               <w:pStyle w:val="Celdatceeazulpalido"/>
+              <w:keepNext/>
               <w:jc w:val="center"/>
             </w:pPr>
             <w:r>
@@ -34810,6 +34852,7 @@
           <w:p>
             <w:pPr>
               <w:pStyle w:val="Celdatceeazulpalido"/>
+              <w:keepNext/>
               <w:jc w:val="center"/>
             </w:pPr>
             <w:r>
@@ -35328,27 +35371,63 @@
         </w:tc>
         <w:tc>
           <w:tcPr>
+            <w:shd w:val="clear" w:color="auto" w:fill="E2EFD9"/>
             <w:vAlign w:val="center"/>
           </w:tcPr>
-          <w:p/>
+          <w:p>
+            <w:pPr>
+              <w:pStyle w:val="Celdatceesalvia"/>
+              <w:jc w:val="center"/>
+            </w:pPr>
+            <w:r>
+              <w:t/>
+            </w:r>
+          </w:p>
         </w:tc>
         <w:tc>
           <w:tcPr>
+            <w:shd w:val="clear" w:color="auto" w:fill="E2EFD9"/>
             <w:vAlign w:val="center"/>
           </w:tcPr>
-          <w:p/>
+          <w:p>
+            <w:pPr>
+              <w:pStyle w:val="Celdatceesalvia"/>
+              <w:jc w:val="center"/>
+            </w:pPr>
+            <w:r>
+              <w:t/>
+            </w:r>
+          </w:p>
         </w:tc>
         <w:tc>
           <w:tcPr>
+            <w:shd w:val="clear" w:color="auto" w:fill="E2EFD9"/>
             <w:vAlign w:val="center"/>
           </w:tcPr>
-          <w:p/>
+          <w:p>
+            <w:pPr>
+              <w:pStyle w:val="Celdatceesalvia"/>
+              <w:jc w:val="center"/>
+            </w:pPr>
+            <w:r>
+              <w:t/>
+            </w:r>
+          </w:p>
         </w:tc>
         <w:tc>
           <w:tcPr>
+            <w:shd w:val="clear" w:color="auto" w:fill="E2EFD9"/>
             <w:vAlign w:val="center"/>
           </w:tcPr>
-          <w:p/>
+          <w:p>
+            <w:pPr>
+              <w:pStyle w:val="Celdatceesalvia"/>
+              <w:jc w:val="center"/>
+            </w:pPr>
+            <w:r>
+              <w:t/>
+            </w:r>
+          </w:p>
         </w:tc>
         <w:tc>
           <w:tcPr>
@@ -35367,9 +35446,18 @@
         </w:tc>
         <w:tc>
           <w:tcPr>
+            <w:shd w:val="clear" w:color="auto" w:fill="E2EFD9"/>
             <w:vAlign w:val="center"/>
           </w:tcPr>
-          <w:p/>
+          <w:p>
+            <w:pPr>
+              <w:pStyle w:val="Celdatceesalvia"/>
+              <w:jc w:val="center"/>
+            </w:pPr>
+            <w:r>
+              <w:t/>
+            </w:r>
+          </w:p>
         </w:tc>
       </w:tr>
     </w:tbl>
@@ -38185,7 +38273,7 @@
           <w:rPr>
             <w:rStyle w:val="Hyperlink"/>
           </w:rPr>
-          <w:t xml:space="preserve">2002</w:t>
+          <w:t xml:space="preserve">2002b</w:t>
         </w:r>
       </w:hyperlink>
       <w:r>
@@ -38444,7 +38532,7 @@
           <w:rPr>
             <w:rStyle w:val="Hyperlink"/>
           </w:rPr>
-          <w:t xml:space="preserve">, 2002</w:t>
+          <w:t xml:space="preserve">, 2002b</w:t>
         </w:r>
       </w:hyperlink>
       <w:r>
@@ -40407,6 +40495,7 @@
           <w:p>
             <w:pPr>
               <w:pStyle w:val="Celdatceeazulpalido"/>
+              <w:keepNext/>
               <w:jc w:val="left"/>
             </w:pPr>
             <w:r>
@@ -40426,6 +40515,7 @@
           <w:p>
             <w:pPr>
               <w:pStyle w:val="Celdatceeazulpalido"/>
+              <w:keepNext/>
               <w:jc w:val="center"/>
             </w:pPr>
             <w:r>
@@ -40445,6 +40535,7 @@
           <w:p>
             <w:pPr>
               <w:pStyle w:val="Celdatceeazulpalido"/>
+              <w:keepNext/>
               <w:jc w:val="center"/>
             </w:pPr>
             <w:r>
@@ -40464,6 +40555,7 @@
           <w:p>
             <w:pPr>
               <w:pStyle w:val="Celdatceeazulpalido"/>
+              <w:keepNext/>
               <w:jc w:val="center"/>
             </w:pPr>
             <w:r>
@@ -40483,6 +40575,7 @@
           <w:p>
             <w:pPr>
               <w:pStyle w:val="Celdatceeazulpalido"/>
+              <w:keepNext/>
               <w:jc w:val="center"/>
             </w:pPr>
             <w:r>
@@ -40502,6 +40595,7 @@
           <w:p>
             <w:pPr>
               <w:pStyle w:val="Celdatceeazulpalido"/>
+              <w:keepNext/>
               <w:jc w:val="center"/>
             </w:pPr>
             <w:r>
@@ -40521,6 +40615,7 @@
           <w:p>
             <w:pPr>
               <w:pStyle w:val="Celdatceeazulpalido"/>
+              <w:keepNext/>
               <w:jc w:val="center"/>
             </w:pPr>
             <w:r>
@@ -41052,7 +41147,7 @@
           <w:rPr>
             <w:rStyle w:val="Hyperlink"/>
           </w:rPr>
-          <w:t xml:space="preserve">, 2002</w:t>
+          <w:t xml:space="preserve">, 2002b</w:t>
         </w:r>
       </w:hyperlink>
       <w:r>
@@ -41205,7 +41300,7 @@
           <w:rPr>
             <w:rStyle w:val="Hyperlink"/>
           </w:rPr>
-          <w:t xml:space="preserve">, 2002</w:t>
+          <w:t xml:space="preserve">, 2002b</w:t>
         </w:r>
       </w:hyperlink>
       <w:r>
@@ -42017,7 +42112,7 @@
           <w:rPr>
             <w:rStyle w:val="Hyperlink"/>
           </w:rPr>
-          <w:t xml:space="preserve">, 2002</w:t>
+          <w:t xml:space="preserve">, 2002b</w:t>
         </w:r>
       </w:hyperlink>
       <w:r>
@@ -48248,6 +48343,7 @@
           <w:p>
             <w:pPr>
               <w:pStyle w:val="Celdatceeazulpalido"/>
+              <w:keepNext/>
               <w:jc w:val="center"/>
             </w:pPr>
             <w:r>
@@ -48270,6 +48366,7 @@
           <w:p>
             <w:pPr>
               <w:pStyle w:val="Celdatceeazulpalido"/>
+              <w:keepNext/>
               <w:jc w:val="center"/>
             </w:pPr>
             <w:r>
@@ -48289,6 +48386,7 @@
           <w:p>
             <w:pPr>
               <w:pStyle w:val="Celdatceeazulpalido"/>
+              <w:keepNext/>
               <w:jc w:val="center"/>
             </w:pPr>
             <w:r>
@@ -48308,6 +48406,7 @@
           <w:p>
             <w:pPr>
               <w:pStyle w:val="Celdatceeazulpalido"/>
+              <w:keepNext/>
               <w:jc w:val="center"/>
             </w:pPr>
             <w:r>
@@ -57234,6 +57333,7 @@
           <w:p>
             <w:pPr>
               <w:pStyle w:val="Celdatceeazulpalido"/>
+              <w:keepNext/>
               <w:jc w:val="left"/>
             </w:pPr>
             <w:r>
@@ -57253,6 +57353,7 @@
           <w:p>
             <w:pPr>
               <w:pStyle w:val="Celdatceeazulpalido"/>
+              <w:keepNext/>
               <w:jc w:val="left"/>
             </w:pPr>
             <w:r>
@@ -57272,6 +57373,7 @@
           <w:p>
             <w:pPr>
               <w:pStyle w:val="Celdatceeazulpalido"/>
+              <w:keepNext/>
               <w:jc w:val="left"/>
             </w:pPr>
             <w:r>
@@ -57291,6 +57393,7 @@
           <w:p>
             <w:pPr>
               <w:pStyle w:val="Celdatceeazulpalido"/>
+              <w:keepNext/>
               <w:jc w:val="left"/>
             </w:pPr>
             <w:r>
@@ -58375,6 +58478,7 @@
           <w:p>
             <w:pPr>
               <w:pStyle w:val="Celdatceeazulpalido"/>
+              <w:keepNext/>
               <w:jc w:val="left"/>
             </w:pPr>
             <w:r>
@@ -58394,6 +58498,7 @@
           <w:p>
             <w:pPr>
               <w:pStyle w:val="Celdatceeazulpalido"/>
+              <w:keepNext/>
               <w:jc w:val="center"/>
             </w:pPr>
             <w:r>
@@ -58755,7 +58860,7 @@
           <w:rPr>
             <w:rStyle w:val="Hyperlink"/>
           </w:rPr>
-          <w:t xml:space="preserve">, 2002</w:t>
+          <w:t xml:space="preserve">, 2002b, 169</w:t>
         </w:r>
       </w:hyperlink>
       <w:r>
@@ -58900,7 +59005,7 @@
           <w:rPr>
             <w:rStyle w:val="Hyperlink"/>
           </w:rPr>
-          <w:t xml:space="preserve">, 2002</w:t>
+          <w:t xml:space="preserve">, 2002b</w:t>
         </w:r>
       </w:hyperlink>
       <w:r>
@@ -59083,6 +59188,7 @@
           <w:p>
             <w:pPr>
               <w:pStyle w:val="Celdatceeazulpalido"/>
+              <w:keepNext/>
               <w:jc w:val="left"/>
             </w:pPr>
             <w:r>
@@ -59102,6 +59208,7 @@
           <w:p>
             <w:pPr>
               <w:pStyle w:val="Celdatceeazulpalido"/>
+              <w:keepNext/>
               <w:jc w:val="center"/>
             </w:pPr>
             <w:r>
@@ -59121,6 +59228,7 @@
           <w:p>
             <w:pPr>
               <w:pStyle w:val="Celdatceeazulpalido"/>
+              <w:keepNext/>
               <w:jc w:val="left"/>
             </w:pPr>
             <w:r>
@@ -59224,7 +59332,7 @@
               <w:jc w:val="left"/>
             </w:pPr>
             <w:r>
-              <w:t xml:space="preserve">más pujadores que licencias</w:t>
+              <w:t xml:space="preserve">pujadores para entre 4 y 6 licencias, en el primer diseño de ese tipo: Deutsche Telekom subió el precio antes de aceptar 6 ganadores</w:t>
             </w:r>
           </w:p>
         </w:tc>
@@ -59365,14 +59473,14 @@
         </w:rPr>
         <w:t xml:space="preserve">(</w:t>
       </w:r>
-      <w:hyperlink w:anchor="ref_Klemperer2002WhatReallyMatters">
+      <w:hyperlink w:anchor="ref_Klemperer2002HowNot">
         <w:r>
           <w:rPr>
             <w:rStyle w:val="Hyperlink"/>
             <w:i/>
             <w:iCs/>
           </w:rPr>
-          <w:t xml:space="preserve">2002</w:t>
+          <w:t xml:space="preserve">2002a</w:t>
         </w:r>
       </w:hyperlink>
       <w:r>
@@ -59381,6 +59489,59 @@
           <w:iCs/>
         </w:rPr>
         <w:t xml:space="preserve">, tabla 1)</w:t>
+      </w:r>
+      <w:r>
+        <w:rPr>
+          <w:i/>
+          <w:iCs/>
+        </w:rPr>
+        <w:t xml:space="preserve">,</w:t>
+      </w:r>
+      <w:r>
+        <w:rPr>
+          <w:i/>
+          <w:iCs/>
+        </w:rPr>
+        <w:t xml:space="preserve"> </w:t>
+      </w:r>
+      <w:r>
+        <w:rPr>
+          <w:i/>
+          <w:iCs/>
+          <w:smallCaps/>
+        </w:rPr>
+        <w:t xml:space="preserve">Klemperer</w:t>
+      </w:r>
+      <w:r>
+        <w:rPr>
+          <w:i/>
+          <w:iCs/>
+        </w:rPr>
+        <w:t xml:space="preserve"> </w:t>
+      </w:r>
+      <w:r>
+        <w:rPr>
+          <w:i/>
+          <w:iCs/>
+        </w:rPr>
+        <w:t xml:space="preserve">(</w:t>
+      </w:r>
+      <w:hyperlink w:anchor="ref_Klemperer2002WhatReallyMatters">
+        <w:r>
+          <w:rPr>
+            <w:rStyle w:val="Hyperlink"/>
+            <w:i/>
+            <w:iCs/>
+          </w:rPr>
+          <w:t xml:space="preserve">2002b</w:t>
+        </w:r>
+      </w:hyperlink>
+      <w:r>
+        <w:rPr>
+          <w:i/>
+          <w:iCs/>
+        </w:rPr>
+        <w:t xml:space="preserve">)</w:t>
       </w:r>
       <w:r>
         <w:rPr>
@@ -59521,7 +59682,7 @@
           <w:rPr>
             <w:rStyle w:val="Hyperlink"/>
           </w:rPr>
-          <w:t xml:space="preserve">, 2002</w:t>
+          <w:t xml:space="preserve">, 2002b</w:t>
         </w:r>
       </w:hyperlink>
       <w:r>
@@ -59610,7 +59771,7 @@
           <w:rPr>
             <w:rStyle w:val="Hyperlink"/>
           </w:rPr>
-          <w:t xml:space="preserve">, 2002</w:t>
+          <w:t xml:space="preserve">, 2002b</w:t>
         </w:r>
       </w:hyperlink>
       <w:r>
@@ -59779,6 +59940,7 @@
           <w:p>
             <w:pPr>
               <w:pStyle w:val="Celdatceeazulpalido"/>
+              <w:keepNext/>
               <w:jc w:val="left"/>
             </w:pPr>
             <w:r>
@@ -59798,6 +59960,7 @@
           <w:p>
             <w:pPr>
               <w:pStyle w:val="Celdatceeazulpalido"/>
+              <w:keepNext/>
               <w:jc w:val="left"/>
             </w:pPr>
             <w:r>
@@ -59817,6 +59980,7 @@
           <w:p>
             <w:pPr>
               <w:pStyle w:val="Celdatceeazulpalido"/>
+              <w:keepNext/>
               <w:jc w:val="center"/>
             </w:pPr>
             <w:r>
@@ -59836,6 +60000,7 @@
           <w:p>
             <w:pPr>
               <w:pStyle w:val="Celdatceeazulpalido"/>
+              <w:keepNext/>
               <w:jc w:val="center"/>
             </w:pPr>
             <w:r>
@@ -59855,6 +60020,7 @@
           <w:p>
             <w:pPr>
               <w:pStyle w:val="Celdatceeazulpalido"/>
+              <w:keepNext/>
               <w:jc w:val="left"/>
             </w:pPr>
             <w:r>
@@ -59891,7 +60057,7 @@
               <w:jc w:val="left"/>
             </w:pPr>
             <w:r>
-              <w:t xml:space="preserve">Mannesmann</w:t>
+              <w:t xml:space="preserve">Mannesmann (T-Mobil puja menos)</w:t>
             </w:r>
           </w:p>
         </w:tc>
@@ -60151,7 +60317,7 @@
             <w:i/>
             <w:iCs/>
           </w:rPr>
-          <w:t xml:space="preserve">2002</w:t>
+          <w:t xml:space="preserve">2002b</w:t>
         </w:r>
       </w:hyperlink>
       <w:r>
@@ -60186,7 +60352,7 @@
     </w:p>
     <w:bookmarkEnd w:id="246"/>
     <w:bookmarkEnd w:id="247"/>
-    <w:bookmarkStart w:id="458" w:name="bibliografia"/>
+    <w:bookmarkStart w:id="460" w:name="bibliografia"/>
     <w:p>
       <w:pPr>
         <w:pStyle w:val="Heading1"/>
@@ -60195,7 +60361,7 @@
         <w:t xml:space="preserve">Bibliografía</w:t>
       </w:r>
     </w:p>
-    <w:bookmarkStart w:id="457" w:name="refs"/>
+    <w:bookmarkStart w:id="459" w:name="refs"/>
     <w:bookmarkStart w:id="249" w:name="ref_Asker2010Study"/>
     <w:p>
       <w:pPr>
@@ -62165,13 +62331,80 @@
       </w:r>
     </w:p>
     <w:bookmarkEnd w:id="326"/>
-    <w:bookmarkStart w:id="328" w:name="ref_Klemperer2002WhatReallyMatters"/>
+    <w:bookmarkStart w:id="328" w:name="ref_Klemperer2002HowNot"/>
     <w:p>
       <w:pPr>
         <w:pStyle w:val="Bibliography"/>
       </w:pPr>
       <w:r>
-        <w:t xml:space="preserve">Klemperer, Paul (2002).</w:t>
+        <w:t xml:space="preserve">Klemperer, Paul (2002a).</w:t>
+      </w:r>
+      <w:r>
+        <w:t xml:space="preserve"> </w:t>
+      </w:r>
+      <w:r>
+        <w:t xml:space="preserve">«How (Not) to Run Auctions: The</w:t>
+      </w:r>
+      <w:r>
+        <w:t xml:space="preserve"> </w:t>
+      </w:r>
+      <w:r>
+        <w:t xml:space="preserve">European</w:t>
+      </w:r>
+      <w:r>
+        <w:t xml:space="preserve"> </w:t>
+      </w:r>
+      <w:r>
+        <w:t xml:space="preserve">3G</w:t>
+      </w:r>
+      <w:r>
+        <w:t xml:space="preserve"> </w:t>
+      </w:r>
+      <w:r>
+        <w:t xml:space="preserve">Telecom Auctions»</w:t>
+      </w:r>
+      <w:r>
+        <w:t xml:space="preserve">.</w:t>
+      </w:r>
+      <w:r>
+        <w:t xml:space="preserve"> </w:t>
+      </w:r>
+      <w:r>
+        <w:rPr>
+          <w:i/>
+          <w:iCs/>
+        </w:rPr>
+        <w:t xml:space="preserve">European Economic Review</w:t>
+      </w:r>
+      <w:r>
+        <w:t xml:space="preserve"> </w:t>
+      </w:r>
+      <w:r>
+        <w:t xml:space="preserve">46 (4–5): 829-45.</w:t>
+      </w:r>
+      <w:r>
+        <w:t xml:space="preserve"> </w:t>
+      </w:r>
+      <w:hyperlink r:id="rId327">
+        <w:r>
+          <w:rPr>
+            <w:rStyle w:val="Hyperlink"/>
+          </w:rPr>
+          <w:t xml:space="preserve">https://doi.org/10.1016/S0014-2921(01)00218-5</w:t>
+        </w:r>
+      </w:hyperlink>
+      <w:r>
+        <w:t xml:space="preserve">.</w:t>
+      </w:r>
+    </w:p>
+    <w:bookmarkEnd w:id="328"/>
+    <w:bookmarkStart w:id="330" w:name="ref_Klemperer2002WhatReallyMatters"/>
+    <w:p>
+      <w:pPr>
+        <w:pStyle w:val="Bibliography"/>
+      </w:pPr>
+      <w:r>
+        <w:t xml:space="preserve">Klemperer, Paul (2002b).</w:t>
       </w:r>
       <w:r>
         <w:t xml:space="preserve"> </w:t>
@@ -62201,7 +62434,7 @@
       <w:r>
         <w:t xml:space="preserve"> </w:t>
       </w:r>
-      <w:hyperlink r:id="rId327">
+      <w:hyperlink r:id="rId329">
         <w:r>
           <w:rPr>
             <w:rStyle w:val="Hyperlink"/>
@@ -62213,8 +62446,8 @@
         <w:t xml:space="preserve">.</w:t>
       </w:r>
     </w:p>
-    <w:bookmarkEnd w:id="328"/>
-    <w:bookmarkStart w:id="330" w:name="ref_Klemperer2004Auctions"/>
+    <w:bookmarkEnd w:id="330"/>
+    <w:bookmarkStart w:id="332" w:name="ref_Klemperer2004Auctions"/>
     <w:p>
       <w:pPr>
         <w:pStyle w:val="Bibliography"/>
@@ -62238,7 +62471,7 @@
       <w:r>
         <w:t xml:space="preserve"> </w:t>
       </w:r>
-      <w:hyperlink r:id="rId329">
+      <w:hyperlink r:id="rId331">
         <w:r>
           <w:rPr>
             <w:rStyle w:val="Hyperlink"/>
@@ -62250,8 +62483,8 @@
         <w:t xml:space="preserve">.</w:t>
       </w:r>
     </w:p>
-    <w:bookmarkEnd w:id="330"/>
-    <w:bookmarkStart w:id="332" w:name="ref_KrepsMilgromRobertsWilson1982R_45641"/>
+    <w:bookmarkEnd w:id="332"/>
+    <w:bookmarkStart w:id="334" w:name="ref_KrepsMilgromRobertsWilson1982R_45641"/>
     <w:p>
       <w:pPr>
         <w:pStyle w:val="Bibliography"/>
@@ -62287,7 +62520,7 @@
       <w:r>
         <w:t xml:space="preserve"> </w:t>
       </w:r>
-      <w:hyperlink r:id="rId331">
+      <w:hyperlink r:id="rId333">
         <w:r>
           <w:rPr>
             <w:rStyle w:val="Hyperlink"/>
@@ -62299,8 +62532,8 @@
         <w:t xml:space="preserve">.</w:t>
       </w:r>
     </w:p>
-    <w:bookmarkEnd w:id="332"/>
-    <w:bookmarkStart w:id="334" w:name="ref_KrepsWilson1982Reputation"/>
+    <w:bookmarkEnd w:id="334"/>
+    <w:bookmarkStart w:id="336" w:name="ref_KrepsWilson1982Reputation"/>
     <w:p>
       <w:pPr>
         <w:pStyle w:val="Bibliography"/>
@@ -62336,7 +62569,7 @@
       <w:r>
         <w:t xml:space="preserve"> </w:t>
       </w:r>
-      <w:hyperlink r:id="rId333">
+      <w:hyperlink r:id="rId335">
         <w:r>
           <w:rPr>
             <w:rStyle w:val="Hyperlink"/>
@@ -62348,8 +62581,8 @@
         <w:t xml:space="preserve">.</w:t>
       </w:r>
     </w:p>
-    <w:bookmarkEnd w:id="334"/>
-    <w:bookmarkStart w:id="336" w:name="ref_KrepsWilson1982Sequential"/>
+    <w:bookmarkEnd w:id="336"/>
+    <w:bookmarkStart w:id="338" w:name="ref_KrepsWilson1982Sequential"/>
     <w:p>
       <w:pPr>
         <w:pStyle w:val="Bibliography"/>
@@ -62385,7 +62618,7 @@
       <w:r>
         <w:t xml:space="preserve"> </w:t>
       </w:r>
-      <w:hyperlink r:id="rId335">
+      <w:hyperlink r:id="rId337">
         <w:r>
           <w:rPr>
             <w:rStyle w:val="Hyperlink"/>
@@ -62397,8 +62630,8 @@
         <w:t xml:space="preserve">.</w:t>
       </w:r>
     </w:p>
-    <w:bookmarkEnd w:id="336"/>
-    <w:bookmarkStart w:id="337" w:name="ref_Krishna2010Auction"/>
+    <w:bookmarkEnd w:id="338"/>
+    <w:bookmarkStart w:id="339" w:name="ref_Krishna2010Auction"/>
     <w:p>
       <w:pPr>
         <w:pStyle w:val="Bibliography"/>
@@ -62420,8 +62653,8 @@
         <w:t xml:space="preserve">. 2.ª ed. San Diego: Academic Press.</w:t>
       </w:r>
     </w:p>
-    <w:bookmarkEnd w:id="337"/>
-    <w:bookmarkStart w:id="338" w:name="ref_Kuhn1953Extensive"/>
+    <w:bookmarkEnd w:id="339"/>
+    <w:bookmarkStart w:id="340" w:name="ref_Kuhn1953Extensive"/>
     <w:p>
       <w:pPr>
         <w:pStyle w:val="Bibliography"/>
@@ -62452,8 +62685,8 @@
         <w:t xml:space="preserve">, editado por Harold W. Kuhn y Albert W. Tucker, 193-216. Annals of Mathematics Studies 28. Princeton: Princeton University Press.</w:t>
       </w:r>
     </w:p>
-    <w:bookmarkEnd w:id="338"/>
-    <w:bookmarkStart w:id="340" w:name="ref_KydlandPrescott1977Rules"/>
+    <w:bookmarkEnd w:id="340"/>
+    <w:bookmarkStart w:id="342" w:name="ref_KydlandPrescott1977Rules"/>
     <w:p>
       <w:pPr>
         <w:pStyle w:val="Bibliography"/>
@@ -62489,7 +62722,7 @@
       <w:r>
         <w:t xml:space="preserve"> </w:t>
       </w:r>
-      <w:hyperlink r:id="rId339">
+      <w:hyperlink r:id="rId341">
         <w:r>
           <w:rPr>
             <w:rStyle w:val="Hyperlink"/>
@@ -62501,8 +62734,8 @@
         <w:t xml:space="preserve">.</w:t>
       </w:r>
     </w:p>
-    <w:bookmarkEnd w:id="340"/>
-    <w:bookmarkStart w:id="341" w:name="ref_LuceRaiffa1957Games"/>
+    <w:bookmarkEnd w:id="342"/>
+    <w:bookmarkStart w:id="343" w:name="ref_LuceRaiffa1957Games"/>
     <w:p>
       <w:pPr>
         <w:pStyle w:val="Bibliography"/>
@@ -62524,8 +62757,8 @@
         <w:t xml:space="preserve">. Nueva York: John Wiley &amp; Sons.</w:t>
       </w:r>
     </w:p>
-    <w:bookmarkEnd w:id="341"/>
-    <w:bookmarkStart w:id="342" w:name="ref_MasColellWhinstonGreen1995"/>
+    <w:bookmarkEnd w:id="343"/>
+    <w:bookmarkStart w:id="344" w:name="ref_MasColellWhinstonGreen1995"/>
     <w:p>
       <w:pPr>
         <w:pStyle w:val="Bibliography"/>
@@ -62547,8 +62780,8 @@
         <w:t xml:space="preserve">. Nueva York: Oxford University Press.</w:t>
       </w:r>
     </w:p>
-    <w:bookmarkEnd w:id="342"/>
-    <w:bookmarkStart w:id="344" w:name="ref_Maskin1999Nash"/>
+    <w:bookmarkEnd w:id="344"/>
+    <w:bookmarkStart w:id="346" w:name="ref_Maskin1999Nash"/>
     <w:p>
       <w:pPr>
         <w:pStyle w:val="Bibliography"/>
@@ -62584,7 +62817,7 @@
       <w:r>
         <w:t xml:space="preserve"> </w:t>
       </w:r>
-      <w:hyperlink r:id="rId343">
+      <w:hyperlink r:id="rId345">
         <w:r>
           <w:rPr>
             <w:rStyle w:val="Hyperlink"/>
@@ -62596,8 +62829,8 @@
         <w:t xml:space="preserve">.</w:t>
       </w:r>
     </w:p>
-    <w:bookmarkEnd w:id="344"/>
-    <w:bookmarkStart w:id="345" w:name="ref_MaskinRiley1984Optimal"/>
+    <w:bookmarkEnd w:id="346"/>
+    <w:bookmarkStart w:id="347" w:name="ref_MaskinRiley1984Optimal"/>
     <w:p>
       <w:pPr>
         <w:pStyle w:val="Bibliography"/>
@@ -62631,8 +62864,8 @@
         <w:t xml:space="preserve">52 (6): 1473-1518.</w:t>
       </w:r>
     </w:p>
-    <w:bookmarkEnd w:id="345"/>
-    <w:bookmarkStart w:id="347" w:name="ref_MaskinRiley2000Asymmetric"/>
+    <w:bookmarkEnd w:id="347"/>
+    <w:bookmarkStart w:id="349" w:name="ref_MaskinRiley2000Asymmetric"/>
     <w:p>
       <w:pPr>
         <w:pStyle w:val="Bibliography"/>
@@ -62668,7 +62901,7 @@
       <w:r>
         <w:t xml:space="preserve"> </w:t>
       </w:r>
-      <w:hyperlink r:id="rId346">
+      <w:hyperlink r:id="rId348">
         <w:r>
           <w:rPr>
             <w:rStyle w:val="Hyperlink"/>
@@ -62680,8 +62913,8 @@
         <w:t xml:space="preserve">.</w:t>
       </w:r>
     </w:p>
-    <w:bookmarkEnd w:id="347"/>
-    <w:bookmarkStart w:id="349" w:name="ref_MaynardSmithPrice1973Logic"/>
+    <w:bookmarkEnd w:id="349"/>
+    <w:bookmarkStart w:id="351" w:name="ref_MaynardSmithPrice1973Logic"/>
     <w:p>
       <w:pPr>
         <w:pStyle w:val="Bibliography"/>
@@ -62717,7 +62950,7 @@
       <w:r>
         <w:t xml:space="preserve"> </w:t>
       </w:r>
-      <w:hyperlink r:id="rId348">
+      <w:hyperlink r:id="rId350">
         <w:r>
           <w:rPr>
             <w:rStyle w:val="Hyperlink"/>
@@ -62729,8 +62962,8 @@
         <w:t xml:space="preserve">.</w:t>
       </w:r>
     </w:p>
-    <w:bookmarkEnd w:id="349"/>
-    <w:bookmarkStart w:id="351" w:name="ref_McKelveyPalfrey1992Experimental"/>
+    <w:bookmarkEnd w:id="351"/>
+    <w:bookmarkStart w:id="353" w:name="ref_McKelveyPalfrey1992Experimental"/>
     <w:p>
       <w:pPr>
         <w:pStyle w:val="Bibliography"/>
@@ -62766,7 +62999,7 @@
       <w:r>
         <w:t xml:space="preserve"> </w:t>
       </w:r>
-      <w:hyperlink r:id="rId350">
+      <w:hyperlink r:id="rId352">
         <w:r>
           <w:rPr>
             <w:rStyle w:val="Hyperlink"/>
@@ -62778,8 +63011,8 @@
         <w:t xml:space="preserve">.</w:t>
       </w:r>
     </w:p>
-    <w:bookmarkEnd w:id="351"/>
-    <w:bookmarkStart w:id="353" w:name="ref_MEDE2026Espana"/>
+    <w:bookmarkEnd w:id="353"/>
+    <w:bookmarkStart w:id="355" w:name="ref_MEDE2026Espana"/>
     <w:p>
       <w:pPr>
         <w:pStyle w:val="Bibliography"/>
@@ -62799,7 +63032,7 @@
       <w:r>
         <w:t xml:space="preserve"> </w:t>
       </w:r>
-      <w:hyperlink r:id="rId352">
+      <w:hyperlink r:id="rId354">
         <w:r>
           <w:rPr>
             <w:rStyle w:val="Hyperlink"/>
@@ -62811,8 +63044,8 @@
         <w:t xml:space="preserve">.</w:t>
       </w:r>
     </w:p>
-    <w:bookmarkEnd w:id="353"/>
-    <w:bookmarkStart w:id="355" w:name="ref_Milgrom2004Putting"/>
+    <w:bookmarkEnd w:id="355"/>
+    <w:bookmarkStart w:id="357" w:name="ref_Milgrom2004Putting"/>
     <w:p>
       <w:pPr>
         <w:pStyle w:val="Bibliography"/>
@@ -62836,7 +63069,7 @@
       <w:r>
         <w:t xml:space="preserve"> </w:t>
       </w:r>
-      <w:hyperlink r:id="rId354">
+      <w:hyperlink r:id="rId356">
         <w:r>
           <w:rPr>
             <w:rStyle w:val="Hyperlink"/>
@@ -62848,8 +63081,8 @@
         <w:t xml:space="preserve">.</w:t>
       </w:r>
     </w:p>
-    <w:bookmarkEnd w:id="355"/>
-    <w:bookmarkStart w:id="357" w:name="ref_MilgromRoberts1982Limit"/>
+    <w:bookmarkEnd w:id="357"/>
+    <w:bookmarkStart w:id="359" w:name="ref_MilgromRoberts1982Limit"/>
     <w:p>
       <w:pPr>
         <w:pStyle w:val="Bibliography"/>
@@ -62885,7 +63118,7 @@
       <w:r>
         <w:t xml:space="preserve"> </w:t>
       </w:r>
-      <w:hyperlink r:id="rId356">
+      <w:hyperlink r:id="rId358">
         <w:r>
           <w:rPr>
             <w:rStyle w:val="Hyperlink"/>
@@ -62897,8 +63130,8 @@
         <w:t xml:space="preserve">.</w:t>
       </w:r>
     </w:p>
-    <w:bookmarkEnd w:id="357"/>
-    <w:bookmarkStart w:id="359" w:name="ref_MilgromRoberts1982Predation"/>
+    <w:bookmarkEnd w:id="359"/>
+    <w:bookmarkStart w:id="361" w:name="ref_MilgromRoberts1982Predation"/>
     <w:p>
       <w:pPr>
         <w:pStyle w:val="Bibliography"/>
@@ -62934,7 +63167,7 @@
       <w:r>
         <w:t xml:space="preserve"> </w:t>
       </w:r>
-      <w:hyperlink r:id="rId358">
+      <w:hyperlink r:id="rId360">
         <w:r>
           <w:rPr>
             <w:rStyle w:val="Hyperlink"/>
@@ -62946,8 +63179,8 @@
         <w:t xml:space="preserve">.</w:t>
       </w:r>
     </w:p>
-    <w:bookmarkEnd w:id="359"/>
-    <w:bookmarkStart w:id="361" w:name="ref_MilgromSegal2020Clock"/>
+    <w:bookmarkEnd w:id="361"/>
+    <w:bookmarkStart w:id="363" w:name="ref_MilgromSegal2020Clock"/>
     <w:p>
       <w:pPr>
         <w:pStyle w:val="Bibliography"/>
@@ -62983,7 +63216,7 @@
       <w:r>
         <w:t xml:space="preserve"> </w:t>
       </w:r>
-      <w:hyperlink r:id="rId360">
+      <w:hyperlink r:id="rId362">
         <w:r>
           <w:rPr>
             <w:rStyle w:val="Hyperlink"/>
@@ -62995,8 +63228,8 @@
         <w:t xml:space="preserve">.</w:t>
       </w:r>
     </w:p>
-    <w:bookmarkEnd w:id="361"/>
-    <w:bookmarkStart w:id="363" w:name="ref_MilgromWeber1982Theory"/>
+    <w:bookmarkEnd w:id="363"/>
+    <w:bookmarkStart w:id="365" w:name="ref_MilgromWeber1982Theory"/>
     <w:p>
       <w:pPr>
         <w:pStyle w:val="Bibliography"/>
@@ -63032,7 +63265,7 @@
       <w:r>
         <w:t xml:space="preserve"> </w:t>
       </w:r>
-      <w:hyperlink r:id="rId362">
+      <w:hyperlink r:id="rId364">
         <w:r>
           <w:rPr>
             <w:rStyle w:val="Hyperlink"/>
@@ -63044,8 +63277,8 @@
         <w:t xml:space="preserve">.</w:t>
       </w:r>
     </w:p>
-    <w:bookmarkEnd w:id="363"/>
-    <w:bookmarkStart w:id="365" w:name="ref_MINECO2021Subasta700"/>
+    <w:bookmarkEnd w:id="365"/>
+    <w:bookmarkStart w:id="367" w:name="ref_MINECO2021Subasta700"/>
     <w:p>
       <w:pPr>
         <w:pStyle w:val="Bibliography"/>
@@ -63065,7 +63298,7 @@
       <w:r>
         <w:t xml:space="preserve"> </w:t>
       </w:r>
-      <w:hyperlink r:id="rId364">
+      <w:hyperlink r:id="rId366">
         <w:r>
           <w:rPr>
             <w:rStyle w:val="Hyperlink"/>
@@ -63077,8 +63310,8 @@
         <w:t xml:space="preserve">.</w:t>
       </w:r>
     </w:p>
-    <w:bookmarkEnd w:id="365"/>
-    <w:bookmarkStart w:id="367" w:name="ref_MINECO2021Subasta700Jornada"/>
+    <w:bookmarkEnd w:id="367"/>
+    <w:bookmarkStart w:id="369" w:name="ref_MINECO2021Subasta700Jornada"/>
     <w:p>
       <w:pPr>
         <w:pStyle w:val="Bibliography"/>
@@ -63098,7 +63331,7 @@
       <w:r>
         <w:t xml:space="preserve"> </w:t>
       </w:r>
-      <w:hyperlink r:id="rId366">
+      <w:hyperlink r:id="rId368">
         <w:r>
           <w:rPr>
             <w:rStyle w:val="Hyperlink"/>
@@ -63110,8 +63343,8 @@
         <w:t xml:space="preserve">.</w:t>
       </w:r>
     </w:p>
-    <w:bookmarkEnd w:id="367"/>
-    <w:bookmarkStart w:id="369" w:name="ref_MINECO2022Subasta26GHz"/>
+    <w:bookmarkEnd w:id="369"/>
+    <w:bookmarkStart w:id="371" w:name="ref_MINECO2022Subasta26GHz"/>
     <w:p>
       <w:pPr>
         <w:pStyle w:val="Bibliography"/>
@@ -63131,7 +63364,7 @@
       <w:r>
         <w:t xml:space="preserve"> </w:t>
       </w:r>
-      <w:hyperlink r:id="rId368">
+      <w:hyperlink r:id="rId370">
         <w:r>
           <w:rPr>
             <w:rStyle w:val="Hyperlink"/>
@@ -63143,8 +63376,8 @@
         <w:t xml:space="preserve">.</w:t>
       </w:r>
     </w:p>
-    <w:bookmarkEnd w:id="369"/>
-    <w:bookmarkStart w:id="371" w:name="ref_BOE2026DeudaEstado"/>
+    <w:bookmarkEnd w:id="371"/>
+    <w:bookmarkStart w:id="373" w:name="ref_BOE2026DeudaEstado"/>
     <w:p>
       <w:pPr>
         <w:pStyle w:val="Bibliography"/>
@@ -63164,7 +63397,7 @@
       <w:r>
         <w:t xml:space="preserve"> </w:t>
       </w:r>
-      <w:hyperlink r:id="rId370">
+      <w:hyperlink r:id="rId372">
         <w:r>
           <w:rPr>
             <w:rStyle w:val="Hyperlink"/>
@@ -63176,8 +63409,8 @@
         <w:t xml:space="preserve">.</w:t>
       </w:r>
     </w:p>
-    <w:bookmarkEnd w:id="371"/>
-    <w:bookmarkStart w:id="373" w:name="ref_MINECO2018Subasta5G"/>
+    <w:bookmarkEnd w:id="373"/>
+    <w:bookmarkStart w:id="375" w:name="ref_MINECO2018Subasta5G"/>
     <w:p>
       <w:pPr>
         <w:pStyle w:val="Bibliography"/>
@@ -63197,7 +63430,7 @@
       <w:r>
         <w:t xml:space="preserve"> </w:t>
       </w:r>
-      <w:hyperlink r:id="rId372">
+      <w:hyperlink r:id="rId374">
         <w:r>
           <w:rPr>
             <w:rStyle w:val="Hyperlink"/>
@@ -63209,8 +63442,8 @@
         <w:t xml:space="preserve">.</w:t>
       </w:r>
     </w:p>
-    <w:bookmarkEnd w:id="373"/>
-    <w:bookmarkStart w:id="375" w:name="ref_BOE2020TED1161"/>
+    <w:bookmarkEnd w:id="375"/>
+    <w:bookmarkStart w:id="377" w:name="ref_BOE2020TED1161"/>
     <w:p>
       <w:pPr>
         <w:pStyle w:val="Bibliography"/>
@@ -63230,7 +63463,7 @@
       <w:r>
         <w:t xml:space="preserve"> </w:t>
       </w:r>
-      <w:hyperlink r:id="rId374">
+      <w:hyperlink r:id="rId376">
         <w:r>
           <w:rPr>
             <w:rStyle w:val="Hyperlink"/>
@@ -63242,8 +63475,8 @@
         <w:t xml:space="preserve">.</w:t>
       </w:r>
     </w:p>
-    <w:bookmarkEnd w:id="375"/>
-    <w:bookmarkStart w:id="377" w:name="ref_BOE2020RD960"/>
+    <w:bookmarkEnd w:id="377"/>
+    <w:bookmarkStart w:id="379" w:name="ref_BOE2020RD960"/>
     <w:p>
       <w:pPr>
         <w:pStyle w:val="Bibliography"/>
@@ -63263,7 +63496,7 @@
       <w:r>
         <w:t xml:space="preserve"> </w:t>
       </w:r>
-      <w:hyperlink r:id="rId376">
+      <w:hyperlink r:id="rId378">
         <w:r>
           <w:rPr>
             <w:rStyle w:val="Hyperlink"/>
@@ -63275,8 +63508,8 @@
         <w:t xml:space="preserve">.</w:t>
       </w:r>
     </w:p>
-    <w:bookmarkEnd w:id="377"/>
-    <w:bookmarkStart w:id="379" w:name="ref_MITECO2021PrimeraSubasta"/>
+    <w:bookmarkEnd w:id="379"/>
+    <w:bookmarkStart w:id="381" w:name="ref_MITECO2021PrimeraSubasta"/>
     <w:p>
       <w:pPr>
         <w:pStyle w:val="Bibliography"/>
@@ -63296,7 +63529,7 @@
       <w:r>
         <w:t xml:space="preserve"> </w:t>
       </w:r>
-      <w:hyperlink r:id="rId378">
+      <w:hyperlink r:id="rId380">
         <w:r>
           <w:rPr>
             <w:rStyle w:val="Hyperlink"/>
@@ -63308,8 +63541,8 @@
         <w:t xml:space="preserve">.</w:t>
       </w:r>
     </w:p>
-    <w:bookmarkEnd w:id="379"/>
-    <w:bookmarkStart w:id="381" w:name="ref_MITECO2022CuartaSubasta"/>
+    <w:bookmarkEnd w:id="381"/>
+    <w:bookmarkStart w:id="383" w:name="ref_MITECO2022CuartaSubasta"/>
     <w:p>
       <w:pPr>
         <w:pStyle w:val="Bibliography"/>
@@ -63329,7 +63562,7 @@
       <w:r>
         <w:t xml:space="preserve"> </w:t>
       </w:r>
-      <w:hyperlink r:id="rId380">
+      <w:hyperlink r:id="rId382">
         <w:r>
           <w:rPr>
             <w:rStyle w:val="Hyperlink"/>
@@ -63341,8 +63574,8 @@
         <w:t xml:space="preserve">.</w:t>
       </w:r>
     </w:p>
-    <w:bookmarkEnd w:id="381"/>
-    <w:bookmarkStart w:id="382" w:name="ref_Myerson1979Incentive"/>
+    <w:bookmarkEnd w:id="383"/>
+    <w:bookmarkStart w:id="384" w:name="ref_Myerson1979Incentive"/>
     <w:p>
       <w:pPr>
         <w:pStyle w:val="Bibliography"/>
@@ -63376,8 +63609,8 @@
         <w:t xml:space="preserve">47 (1): 61-73.</w:t>
       </w:r>
     </w:p>
-    <w:bookmarkEnd w:id="382"/>
-    <w:bookmarkStart w:id="384" w:name="ref_Myerson1981Optimal"/>
+    <w:bookmarkEnd w:id="384"/>
+    <w:bookmarkStart w:id="386" w:name="ref_Myerson1981Optimal"/>
     <w:p>
       <w:pPr>
         <w:pStyle w:val="Bibliography"/>
@@ -63413,7 +63646,7 @@
       <w:r>
         <w:t xml:space="preserve"> </w:t>
       </w:r>
-      <w:hyperlink r:id="rId383">
+      <w:hyperlink r:id="rId385">
         <w:r>
           <w:rPr>
             <w:rStyle w:val="Hyperlink"/>
@@ -63425,8 +63658,8 @@
         <w:t xml:space="preserve">.</w:t>
       </w:r>
     </w:p>
-    <w:bookmarkEnd w:id="384"/>
-    <w:bookmarkStart w:id="386" w:name="ref_MyersonSatterthwaite1983Efficient"/>
+    <w:bookmarkEnd w:id="386"/>
+    <w:bookmarkStart w:id="388" w:name="ref_MyersonSatterthwaite1983Efficient"/>
     <w:p>
       <w:pPr>
         <w:pStyle w:val="Bibliography"/>
@@ -63462,7 +63695,7 @@
       <w:r>
         <w:t xml:space="preserve"> </w:t>
       </w:r>
-      <w:hyperlink r:id="rId385">
+      <w:hyperlink r:id="rId387">
         <w:r>
           <w:rPr>
             <w:rStyle w:val="Hyperlink"/>
@@ -63474,8 +63707,8 @@
         <w:t xml:space="preserve">.</w:t>
       </w:r>
     </w:p>
-    <w:bookmarkEnd w:id="386"/>
-    <w:bookmarkStart w:id="388" w:name="ref_Nash1950Equilibrium"/>
+    <w:bookmarkEnd w:id="388"/>
+    <w:bookmarkStart w:id="390" w:name="ref_Nash1950Equilibrium"/>
     <w:p>
       <w:pPr>
         <w:pStyle w:val="Bibliography"/>
@@ -63511,7 +63744,7 @@
       <w:r>
         <w:t xml:space="preserve"> </w:t>
       </w:r>
-      <w:hyperlink r:id="rId387">
+      <w:hyperlink r:id="rId389">
         <w:r>
           <w:rPr>
             <w:rStyle w:val="Hyperlink"/>
@@ -63523,8 +63756,8 @@
         <w:t xml:space="preserve">.</w:t>
       </w:r>
     </w:p>
-    <w:bookmarkEnd w:id="388"/>
-    <w:bookmarkStart w:id="390" w:name="ref_Nash1950Bargaining"/>
+    <w:bookmarkEnd w:id="390"/>
+    <w:bookmarkStart w:id="392" w:name="ref_Nash1950Bargaining"/>
     <w:p>
       <w:pPr>
         <w:pStyle w:val="Bibliography"/>
@@ -63560,7 +63793,7 @@
       <w:r>
         <w:t xml:space="preserve"> </w:t>
       </w:r>
-      <w:hyperlink r:id="rId389">
+      <w:hyperlink r:id="rId391">
         <w:r>
           <w:rPr>
             <w:rStyle w:val="Hyperlink"/>
@@ -63572,8 +63805,8 @@
         <w:t xml:space="preserve">.</w:t>
       </w:r>
     </w:p>
-    <w:bookmarkEnd w:id="390"/>
-    <w:bookmarkStart w:id="392" w:name="ref_Nash1951NonCooperative"/>
+    <w:bookmarkEnd w:id="392"/>
+    <w:bookmarkStart w:id="394" w:name="ref_Nash1951NonCooperative"/>
     <w:p>
       <w:pPr>
         <w:pStyle w:val="Bibliography"/>
@@ -63609,7 +63842,7 @@
       <w:r>
         <w:t xml:space="preserve"> </w:t>
       </w:r>
-      <w:hyperlink r:id="rId391">
+      <w:hyperlink r:id="rId393">
         <w:r>
           <w:rPr>
             <w:rStyle w:val="Hyperlink"/>
@@ -63621,8 +63854,8 @@
         <w:t xml:space="preserve">.</w:t>
       </w:r>
     </w:p>
-    <w:bookmarkEnd w:id="392"/>
-    <w:bookmarkStart w:id="394" w:name="ref_VonNeumann1928Theorie"/>
+    <w:bookmarkEnd w:id="394"/>
+    <w:bookmarkStart w:id="396" w:name="ref_VonNeumann1928Theorie"/>
     <w:p>
       <w:pPr>
         <w:pStyle w:val="Bibliography"/>
@@ -63658,7 +63891,7 @@
       <w:r>
         <w:t xml:space="preserve"> </w:t>
       </w:r>
-      <w:hyperlink r:id="rId393">
+      <w:hyperlink r:id="rId395">
         <w:r>
           <w:rPr>
             <w:rStyle w:val="Hyperlink"/>
@@ -63670,8 +63903,8 @@
         <w:t xml:space="preserve">.</w:t>
       </w:r>
     </w:p>
-    <w:bookmarkEnd w:id="394"/>
-    <w:bookmarkStart w:id="395" w:name="ref_VonNeumannMorgenstern1944Theory"/>
+    <w:bookmarkEnd w:id="396"/>
+    <w:bookmarkStart w:id="397" w:name="ref_VonNeumannMorgenstern1944Theory"/>
     <w:p>
       <w:pPr>
         <w:pStyle w:val="Bibliography"/>
@@ -63693,8 +63926,8 @@
         <w:t xml:space="preserve">. Princeton: Princeton University Press.</w:t>
       </w:r>
     </w:p>
-    <w:bookmarkEnd w:id="395"/>
-    <w:bookmarkStart w:id="397" w:name="ref_NowakSigmund1993Strategy"/>
+    <w:bookmarkEnd w:id="397"/>
+    <w:bookmarkStart w:id="399" w:name="ref_NowakSigmund1993Strategy"/>
     <w:p>
       <w:pPr>
         <w:pStyle w:val="Bibliography"/>
@@ -63730,7 +63963,7 @@
       <w:r>
         <w:t xml:space="preserve"> </w:t>
       </w:r>
-      <w:hyperlink r:id="rId396">
+      <w:hyperlink r:id="rId398">
         <w:r>
           <w:rPr>
             <w:rStyle w:val="Hyperlink"/>
@@ -63742,8 +63975,8 @@
         <w:t xml:space="preserve">.</w:t>
       </w:r>
     </w:p>
-    <w:bookmarkEnd w:id="397"/>
-    <w:bookmarkStart w:id="399" w:name="ref_PalaciosHuerta2003Professionals"/>
+    <w:bookmarkEnd w:id="399"/>
+    <w:bookmarkStart w:id="401" w:name="ref_PalaciosHuerta2003Professionals"/>
     <w:p>
       <w:pPr>
         <w:pStyle w:val="Bibliography"/>
@@ -63779,7 +64012,7 @@
       <w:r>
         <w:t xml:space="preserve"> </w:t>
       </w:r>
-      <w:hyperlink r:id="rId398">
+      <w:hyperlink r:id="rId400">
         <w:r>
           <w:rPr>
             <w:rStyle w:val="Hyperlink"/>
@@ -63791,8 +64024,8 @@
         <w:t xml:space="preserve">.</w:t>
       </w:r>
     </w:p>
-    <w:bookmarkEnd w:id="399"/>
-    <w:bookmarkStart w:id="401" w:name="ref_Nobel2020PressRelease"/>
+    <w:bookmarkEnd w:id="401"/>
+    <w:bookmarkStart w:id="403" w:name="ref_Nobel2020PressRelease"/>
     <w:p>
       <w:pPr>
         <w:pStyle w:val="Bibliography"/>
@@ -63812,7 +64045,7 @@
       <w:r>
         <w:t xml:space="preserve"> </w:t>
       </w:r>
-      <w:hyperlink r:id="rId400">
+      <w:hyperlink r:id="rId402">
         <w:r>
           <w:rPr>
             <w:rStyle w:val="Hyperlink"/>
@@ -63824,8 +64057,8 @@
         <w:t xml:space="preserve">.</w:t>
       </w:r>
     </w:p>
-    <w:bookmarkEnd w:id="401"/>
-    <w:bookmarkStart w:id="403" w:name="ref_Nobel2020Popular"/>
+    <w:bookmarkEnd w:id="403"/>
+    <w:bookmarkStart w:id="405" w:name="ref_Nobel2020Popular"/>
     <w:p>
       <w:pPr>
         <w:pStyle w:val="Bibliography"/>
@@ -63845,7 +64078,7 @@
       <w:r>
         <w:t xml:space="preserve"> </w:t>
       </w:r>
-      <w:hyperlink r:id="rId402">
+      <w:hyperlink r:id="rId404">
         <w:r>
           <w:rPr>
             <w:rStyle w:val="Hyperlink"/>
@@ -63857,8 +64090,8 @@
         <w:t xml:space="preserve">.</w:t>
       </w:r>
     </w:p>
-    <w:bookmarkEnd w:id="403"/>
-    <w:bookmarkStart w:id="404" w:name="ref_RileySamuelson1981Optimal"/>
+    <w:bookmarkEnd w:id="405"/>
+    <w:bookmarkStart w:id="406" w:name="ref_RileySamuelson1981Optimal"/>
     <w:p>
       <w:pPr>
         <w:pStyle w:val="Bibliography"/>
@@ -63892,8 +64125,8 @@
         <w:t xml:space="preserve">71 (3): 381-92.</w:t>
       </w:r>
     </w:p>
-    <w:bookmarkEnd w:id="404"/>
-    <w:bookmarkStart w:id="406" w:name="ref_Rosenthal1981Games"/>
+    <w:bookmarkEnd w:id="406"/>
+    <w:bookmarkStart w:id="408" w:name="ref_Rosenthal1981Games"/>
     <w:p>
       <w:pPr>
         <w:pStyle w:val="Bibliography"/>
@@ -63929,7 +64162,7 @@
       <w:r>
         <w:t xml:space="preserve"> </w:t>
       </w:r>
-      <w:hyperlink r:id="rId405">
+      <w:hyperlink r:id="rId407">
         <w:r>
           <w:rPr>
             <w:rStyle w:val="Hyperlink"/>
@@ -63941,8 +64174,8 @@
         <w:t xml:space="preserve">.</w:t>
       </w:r>
     </w:p>
-    <w:bookmarkEnd w:id="406"/>
-    <w:bookmarkStart w:id="408" w:name="ref_Rubinstein1982Perfect"/>
+    <w:bookmarkEnd w:id="408"/>
+    <w:bookmarkStart w:id="410" w:name="ref_Rubinstein1982Perfect"/>
     <w:p>
       <w:pPr>
         <w:pStyle w:val="Bibliography"/>
@@ -63978,7 +64211,7 @@
       <w:r>
         <w:t xml:space="preserve"> </w:t>
       </w:r>
-      <w:hyperlink r:id="rId407">
+      <w:hyperlink r:id="rId409">
         <w:r>
           <w:rPr>
             <w:rStyle w:val="Hyperlink"/>
@@ -63990,8 +64223,8 @@
         <w:t xml:space="preserve">.</w:t>
       </w:r>
     </w:p>
-    <w:bookmarkEnd w:id="408"/>
-    <w:bookmarkStart w:id="410" w:name="ref_Satterthwaite1975Strategy"/>
+    <w:bookmarkEnd w:id="410"/>
+    <w:bookmarkStart w:id="412" w:name="ref_Satterthwaite1975Strategy"/>
     <w:p>
       <w:pPr>
         <w:pStyle w:val="Bibliography"/>
@@ -64027,7 +64260,7 @@
       <w:r>
         <w:t xml:space="preserve"> </w:t>
       </w:r>
-      <w:hyperlink r:id="rId409">
+      <w:hyperlink r:id="rId411">
         <w:r>
           <w:rPr>
             <w:rStyle w:val="Hyperlink"/>
@@ -64039,8 +64272,8 @@
         <w:t xml:space="preserve">.</w:t>
       </w:r>
     </w:p>
-    <w:bookmarkEnd w:id="410"/>
-    <w:bookmarkStart w:id="411" w:name="ref_Schelling1960Strategy"/>
+    <w:bookmarkEnd w:id="412"/>
+    <w:bookmarkStart w:id="413" w:name="ref_Schelling1960Strategy"/>
     <w:p>
       <w:pPr>
         <w:pStyle w:val="Bibliography"/>
@@ -64062,8 +64295,8 @@
         <w:t xml:space="preserve">. Cambridge (Massachusetts): Harvard University Press.</w:t>
       </w:r>
     </w:p>
-    <w:bookmarkEnd w:id="411"/>
-    <w:bookmarkStart w:id="412" w:name="ref_Selten1965Spieltheoretische"/>
+    <w:bookmarkEnd w:id="413"/>
+    <w:bookmarkStart w:id="414" w:name="ref_Selten1965Spieltheoretische"/>
     <w:p>
       <w:pPr>
         <w:pStyle w:val="Bibliography"/>
@@ -64097,8 +64330,8 @@
         <w:t xml:space="preserve">121: 301-24.</w:t>
       </w:r>
     </w:p>
-    <w:bookmarkEnd w:id="412"/>
-    <w:bookmarkStart w:id="414" w:name="ref_Selten1975Reexamination"/>
+    <w:bookmarkEnd w:id="414"/>
+    <w:bookmarkStart w:id="416" w:name="ref_Selten1975Reexamination"/>
     <w:p>
       <w:pPr>
         <w:pStyle w:val="Bibliography"/>
@@ -64134,7 +64367,7 @@
       <w:r>
         <w:t xml:space="preserve"> </w:t>
       </w:r>
-      <w:hyperlink r:id="rId413">
+      <w:hyperlink r:id="rId415">
         <w:r>
           <w:rPr>
             <w:rStyle w:val="Hyperlink"/>
@@ -64146,8 +64379,8 @@
         <w:t xml:space="preserve">.</w:t>
       </w:r>
     </w:p>
-    <w:bookmarkEnd w:id="414"/>
-    <w:bookmarkStart w:id="416" w:name="ref_Selten1978Chain"/>
+    <w:bookmarkEnd w:id="416"/>
+    <w:bookmarkStart w:id="418" w:name="ref_Selten1978Chain"/>
     <w:p>
       <w:pPr>
         <w:pStyle w:val="Bibliography"/>
@@ -64183,7 +64416,7 @@
       <w:r>
         <w:t xml:space="preserve"> </w:t>
       </w:r>
-      <w:hyperlink r:id="rId415">
+      <w:hyperlink r:id="rId417">
         <w:r>
           <w:rPr>
             <w:rStyle w:val="Hyperlink"/>
@@ -64195,8 +64428,8 @@
         <w:t xml:space="preserve">.</w:t>
       </w:r>
     </w:p>
-    <w:bookmarkEnd w:id="416"/>
-    <w:bookmarkStart w:id="418" w:name="ref_Shapley1953Value"/>
+    <w:bookmarkEnd w:id="418"/>
+    <w:bookmarkStart w:id="420" w:name="ref_Shapley1953Value"/>
     <w:p>
       <w:pPr>
         <w:pStyle w:val="Bibliography"/>
@@ -64229,7 +64462,7 @@
       <w:r>
         <w:t xml:space="preserve"> </w:t>
       </w:r>
-      <w:hyperlink r:id="rId417">
+      <w:hyperlink r:id="rId419">
         <w:r>
           <w:rPr>
             <w:rStyle w:val="Hyperlink"/>
@@ -64241,8 +64474,8 @@
         <w:t xml:space="preserve">.</w:t>
       </w:r>
     </w:p>
-    <w:bookmarkEnd w:id="418"/>
-    <w:bookmarkStart w:id="420" w:name="ref_Shapley1967Balanced"/>
+    <w:bookmarkEnd w:id="420"/>
+    <w:bookmarkStart w:id="422" w:name="ref_Shapley1967Balanced"/>
     <w:p>
       <w:pPr>
         <w:pStyle w:val="Bibliography"/>
@@ -64278,7 +64511,7 @@
       <w:r>
         <w:t xml:space="preserve"> </w:t>
       </w:r>
-      <w:hyperlink r:id="rId419">
+      <w:hyperlink r:id="rId421">
         <w:r>
           <w:rPr>
             <w:rStyle w:val="Hyperlink"/>
@@ -64290,8 +64523,8 @@
         <w:t xml:space="preserve">.</w:t>
       </w:r>
     </w:p>
-    <w:bookmarkEnd w:id="420"/>
-    <w:bookmarkStart w:id="422" w:name="ref_Shapley1971Cores"/>
+    <w:bookmarkEnd w:id="422"/>
+    <w:bookmarkStart w:id="424" w:name="ref_Shapley1971Cores"/>
     <w:p>
       <w:pPr>
         <w:pStyle w:val="Bibliography"/>
@@ -64327,7 +64560,7 @@
       <w:r>
         <w:t xml:space="preserve"> </w:t>
       </w:r>
-      <w:hyperlink r:id="rId421">
+      <w:hyperlink r:id="rId423">
         <w:r>
           <w:rPr>
             <w:rStyle w:val="Hyperlink"/>
@@ -64339,8 +64572,8 @@
         <w:t xml:space="preserve">.</w:t>
       </w:r>
     </w:p>
-    <w:bookmarkEnd w:id="422"/>
-    <w:bookmarkStart w:id="424" w:name="ref_ShapleyShubik1954Method"/>
+    <w:bookmarkEnd w:id="424"/>
+    <w:bookmarkStart w:id="426" w:name="ref_ShapleyShubik1954Method"/>
     <w:p>
       <w:pPr>
         <w:pStyle w:val="Bibliography"/>
@@ -64376,7 +64609,7 @@
       <w:r>
         <w:t xml:space="preserve"> </w:t>
       </w:r>
-      <w:hyperlink r:id="rId423">
+      <w:hyperlink r:id="rId425">
         <w:r>
           <w:rPr>
             <w:rStyle w:val="Hyperlink"/>
@@ -64388,8 +64621,8 @@
         <w:t xml:space="preserve">.</w:t>
       </w:r>
     </w:p>
-    <w:bookmarkEnd w:id="424"/>
-    <w:bookmarkStart w:id="426" w:name="ref_Spence1977Entry"/>
+    <w:bookmarkEnd w:id="426"/>
+    <w:bookmarkStart w:id="428" w:name="ref_Spence1977Entry"/>
     <w:p>
       <w:pPr>
         <w:pStyle w:val="Bibliography"/>
@@ -64425,7 +64658,7 @@
       <w:r>
         <w:t xml:space="preserve"> </w:t>
       </w:r>
-      <w:hyperlink r:id="rId425">
+      <w:hyperlink r:id="rId427">
         <w:r>
           <w:rPr>
             <w:rStyle w:val="Hyperlink"/>
@@ -64437,8 +64670,8 @@
         <w:t xml:space="preserve">.</w:t>
       </w:r>
     </w:p>
-    <w:bookmarkEnd w:id="426"/>
-    <w:bookmarkStart w:id="428" w:name="ref_Spence1973Job"/>
+    <w:bookmarkEnd w:id="428"/>
+    <w:bookmarkStart w:id="430" w:name="ref_Spence1973Job"/>
     <w:p>
       <w:pPr>
         <w:pStyle w:val="Bibliography"/>
@@ -64474,7 +64707,7 @@
       <w:r>
         <w:t xml:space="preserve"> </w:t>
       </w:r>
-      <w:hyperlink r:id="rId427">
+      <w:hyperlink r:id="rId429">
         <w:r>
           <w:rPr>
             <w:rStyle w:val="Hyperlink"/>
@@ -64486,8 +64719,8 @@
         <w:t xml:space="preserve">.</w:t>
       </w:r>
     </w:p>
-    <w:bookmarkEnd w:id="428"/>
-    <w:bookmarkStart w:id="430" w:name="ref_Tesoro2026Estrategia"/>
+    <w:bookmarkEnd w:id="430"/>
+    <w:bookmarkStart w:id="432" w:name="ref_Tesoro2026Estrategia"/>
     <w:p>
       <w:pPr>
         <w:pStyle w:val="Bibliography"/>
@@ -64507,7 +64740,7 @@
       <w:r>
         <w:t xml:space="preserve"> </w:t>
       </w:r>
-      <w:hyperlink r:id="rId429">
+      <w:hyperlink r:id="rId431">
         <w:r>
           <w:rPr>
             <w:rStyle w:val="Hyperlink"/>
@@ -64519,8 +64752,8 @@
         <w:t xml:space="preserve">.</w:t>
       </w:r>
     </w:p>
-    <w:bookmarkEnd w:id="430"/>
-    <w:bookmarkStart w:id="432" w:name="ref_Tesoro2026Subasta"/>
+    <w:bookmarkEnd w:id="432"/>
+    <w:bookmarkStart w:id="434" w:name="ref_Tesoro2026Subasta"/>
     <w:p>
       <w:pPr>
         <w:pStyle w:val="Bibliography"/>
@@ -64540,7 +64773,7 @@
       <w:r>
         <w:t xml:space="preserve"> </w:t>
       </w:r>
-      <w:hyperlink r:id="rId431">
+      <w:hyperlink r:id="rId433">
         <w:r>
           <w:rPr>
             <w:rStyle w:val="Hyperlink"/>
@@ -64552,8 +64785,8 @@
         <w:t xml:space="preserve">.</w:t>
       </w:r>
     </w:p>
-    <w:bookmarkEnd w:id="432"/>
-    <w:bookmarkStart w:id="434" w:name="ref_Thaler1988Anomalies"/>
+    <w:bookmarkEnd w:id="434"/>
+    <w:bookmarkStart w:id="436" w:name="ref_Thaler1988Anomalies"/>
     <w:p>
       <w:pPr>
         <w:pStyle w:val="Bibliography"/>
@@ -64589,7 +64822,7 @@
       <w:r>
         <w:t xml:space="preserve"> </w:t>
       </w:r>
-      <w:hyperlink r:id="rId433">
+      <w:hyperlink r:id="rId435">
         <w:r>
           <w:rPr>
             <w:rStyle w:val="Hyperlink"/>
@@ -64601,8 +64834,8 @@
         <w:t xml:space="preserve">.</w:t>
       </w:r>
     </w:p>
-    <w:bookmarkEnd w:id="434"/>
-    <w:bookmarkStart w:id="436" w:name="ref_Nobel1994Nash"/>
+    <w:bookmarkEnd w:id="436"/>
+    <w:bookmarkStart w:id="438" w:name="ref_Nobel1994Nash"/>
     <w:p>
       <w:pPr>
         <w:pStyle w:val="Bibliography"/>
@@ -64622,7 +64855,7 @@
       <w:r>
         <w:t xml:space="preserve"> </w:t>
       </w:r>
-      <w:hyperlink r:id="rId435">
+      <w:hyperlink r:id="rId437">
         <w:r>
           <w:rPr>
             <w:rStyle w:val="Hyperlink"/>
@@ -64634,8 +64867,8 @@
         <w:t xml:space="preserve">.</w:t>
       </w:r>
     </w:p>
-    <w:bookmarkEnd w:id="436"/>
-    <w:bookmarkStart w:id="438" w:name="ref_Nobel1996MirrleesVickrey"/>
+    <w:bookmarkEnd w:id="438"/>
+    <w:bookmarkStart w:id="440" w:name="ref_Nobel1996MirrleesVickrey"/>
     <w:p>
       <w:pPr>
         <w:pStyle w:val="Bibliography"/>
@@ -64655,7 +64888,7 @@
       <w:r>
         <w:t xml:space="preserve"> </w:t>
       </w:r>
-      <w:hyperlink r:id="rId437">
+      <w:hyperlink r:id="rId439">
         <w:r>
           <w:rPr>
             <w:rStyle w:val="Hyperlink"/>
@@ -64667,8 +64900,8 @@
         <w:t xml:space="preserve">.</w:t>
       </w:r>
     </w:p>
-    <w:bookmarkEnd w:id="438"/>
-    <w:bookmarkStart w:id="440" w:name="ref_Nobel2005AumannSchelling"/>
+    <w:bookmarkEnd w:id="440"/>
+    <w:bookmarkStart w:id="442" w:name="ref_Nobel2005AumannSchelling"/>
     <w:p>
       <w:pPr>
         <w:pStyle w:val="Bibliography"/>
@@ -64688,7 +64921,7 @@
       <w:r>
         <w:t xml:space="preserve"> </w:t>
       </w:r>
-      <w:hyperlink r:id="rId439">
+      <w:hyperlink r:id="rId441">
         <w:r>
           <w:rPr>
             <w:rStyle w:val="Hyperlink"/>
@@ -64700,8 +64933,8 @@
         <w:t xml:space="preserve">.</w:t>
       </w:r>
     </w:p>
-    <w:bookmarkEnd w:id="440"/>
-    <w:bookmarkStart w:id="442" w:name="ref_Nobel2007HurwiczMaskinMyerson"/>
+    <w:bookmarkEnd w:id="442"/>
+    <w:bookmarkStart w:id="444" w:name="ref_Nobel2007HurwiczMaskinMyerson"/>
     <w:p>
       <w:pPr>
         <w:pStyle w:val="Bibliography"/>
@@ -64721,7 +64954,7 @@
       <w:r>
         <w:t xml:space="preserve"> </w:t>
       </w:r>
-      <w:hyperlink r:id="rId441">
+      <w:hyperlink r:id="rId443">
         <w:r>
           <w:rPr>
             <w:rStyle w:val="Hyperlink"/>
@@ -64733,8 +64966,8 @@
         <w:t xml:space="preserve">.</w:t>
       </w:r>
     </w:p>
-    <w:bookmarkEnd w:id="442"/>
-    <w:bookmarkStart w:id="444" w:name="ref_Nobel2012RothShapley"/>
+    <w:bookmarkEnd w:id="444"/>
+    <w:bookmarkStart w:id="446" w:name="ref_Nobel2012RothShapley"/>
     <w:p>
       <w:pPr>
         <w:pStyle w:val="Bibliography"/>
@@ -64754,7 +64987,7 @@
       <w:r>
         <w:t xml:space="preserve"> </w:t>
       </w:r>
-      <w:hyperlink r:id="rId443">
+      <w:hyperlink r:id="rId445">
         <w:r>
           <w:rPr>
             <w:rStyle w:val="Hyperlink"/>
@@ -64766,8 +64999,8 @@
         <w:t xml:space="preserve">.</w:t>
       </w:r>
     </w:p>
-    <w:bookmarkEnd w:id="444"/>
-    <w:bookmarkStart w:id="446" w:name="ref_Nobel2020MilgromWilson"/>
+    <w:bookmarkEnd w:id="446"/>
+    <w:bookmarkStart w:id="448" w:name="ref_Nobel2020MilgromWilson"/>
     <w:p>
       <w:pPr>
         <w:pStyle w:val="Bibliography"/>
@@ -64787,7 +65020,7 @@
       <w:r>
         <w:t xml:space="preserve"> </w:t>
       </w:r>
-      <w:hyperlink r:id="rId445">
+      <w:hyperlink r:id="rId447">
         <w:r>
           <w:rPr>
             <w:rStyle w:val="Hyperlink"/>
@@ -64799,8 +65032,8 @@
         <w:t xml:space="preserve">.</w:t>
       </w:r>
     </w:p>
-    <w:bookmarkEnd w:id="446"/>
-    <w:bookmarkStart w:id="447" w:name="ref_Tirole1988Theory"/>
+    <w:bookmarkEnd w:id="448"/>
+    <w:bookmarkStart w:id="449" w:name="ref_Tirole1988Theory"/>
     <w:p>
       <w:pPr>
         <w:pStyle w:val="Bibliography"/>
@@ -64822,8 +65055,8 @@
         <w:t xml:space="preserve">. Cambridge (Massachusetts): MIT Press.</w:t>
       </w:r>
     </w:p>
-    <w:bookmarkEnd w:id="447"/>
-    <w:bookmarkStart w:id="448" w:name="ref_Tucker1950TwoPerson"/>
+    <w:bookmarkEnd w:id="449"/>
+    <w:bookmarkStart w:id="450" w:name="ref_Tucker1950TwoPerson"/>
     <w:p>
       <w:pPr>
         <w:pStyle w:val="Bibliography"/>
@@ -64841,8 +65074,8 @@
         <w:t xml:space="preserve">.</w:t>
       </w:r>
     </w:p>
-    <w:bookmarkEnd w:id="448"/>
-    <w:bookmarkStart w:id="450" w:name="ref_Vickrey1961Counterspeculation"/>
+    <w:bookmarkEnd w:id="450"/>
+    <w:bookmarkStart w:id="452" w:name="ref_Vickrey1961Counterspeculation"/>
     <w:p>
       <w:pPr>
         <w:pStyle w:val="Bibliography"/>
@@ -64878,7 +65111,7 @@
       <w:r>
         <w:t xml:space="preserve"> </w:t>
       </w:r>
-      <w:hyperlink r:id="rId449">
+      <w:hyperlink r:id="rId451">
         <w:r>
           <w:rPr>
             <w:rStyle w:val="Hyperlink"/>
@@ -64890,8 +65123,8 @@
         <w:t xml:space="preserve">.</w:t>
       </w:r>
     </w:p>
-    <w:bookmarkEnd w:id="450"/>
-    <w:bookmarkStart w:id="452" w:name="ref_Wilson1969Competitive"/>
+    <w:bookmarkEnd w:id="452"/>
+    <w:bookmarkStart w:id="454" w:name="ref_Wilson1969Competitive"/>
     <w:p>
       <w:pPr>
         <w:pStyle w:val="Bibliography"/>
@@ -64927,7 +65160,7 @@
       <w:r>
         <w:t xml:space="preserve"> </w:t>
       </w:r>
-      <w:hyperlink r:id="rId451">
+      <w:hyperlink r:id="rId453">
         <w:r>
           <w:rPr>
             <w:rStyle w:val="Hyperlink"/>
@@ -64939,8 +65172,8 @@
         <w:t xml:space="preserve">.</w:t>
       </w:r>
     </w:p>
-    <w:bookmarkEnd w:id="452"/>
-    <w:bookmarkStart w:id="454" w:name="ref_Wilson1977Bidding"/>
+    <w:bookmarkEnd w:id="454"/>
+    <w:bookmarkStart w:id="456" w:name="ref_Wilson1977Bidding"/>
     <w:p>
       <w:pPr>
         <w:pStyle w:val="Bibliography"/>
@@ -64976,7 +65209,7 @@
       <w:r>
         <w:t xml:space="preserve"> </w:t>
       </w:r>
-      <w:hyperlink r:id="rId453">
+      <w:hyperlink r:id="rId455">
         <w:r>
           <w:rPr>
             <w:rStyle w:val="Hyperlink"/>
@@ -64988,8 +65221,8 @@
         <w:t xml:space="preserve">.</w:t>
       </w:r>
     </w:p>
-    <w:bookmarkEnd w:id="454"/>
-    <w:bookmarkStart w:id="455" w:name="ref_Wilson1993Nonlinear"/>
+    <w:bookmarkEnd w:id="456"/>
+    <w:bookmarkStart w:id="457" w:name="ref_Wilson1993Nonlinear"/>
     <w:p>
       <w:pPr>
         <w:pStyle w:val="Bibliography"/>
@@ -65011,8 +65244,8 @@
         <w:t xml:space="preserve">. Nueva York: Oxford University Press.</w:t>
       </w:r>
     </w:p>
-    <w:bookmarkEnd w:id="455"/>
-    <w:bookmarkStart w:id="456" w:name="ref_Zermelo1913Anwendung"/>
+    <w:bookmarkEnd w:id="457"/>
+    <w:bookmarkStart w:id="458" w:name="ref_Zermelo1913Anwendung"/>
     <w:p>
       <w:pPr>
         <w:pStyle w:val="Bibliography"/>
@@ -65043,9 +65276,9 @@
         <w:t xml:space="preserve">, 2:501-4. Cambridge: Cambridge University Press.</w:t>
       </w:r>
     </w:p>
-    <w:bookmarkEnd w:id="456"/>
-    <w:bookmarkEnd w:id="457"/>
     <w:bookmarkEnd w:id="458"/>
+    <w:bookmarkEnd w:id="459"/>
+    <w:bookmarkEnd w:id="460"/>
     <w:sectPr>
       <w:headerReference r:id="rId9" w:type="default"/>
       <w:footerReference r:id="rIdTceeB" w:type="default"/>
@@ -65540,7 +65773,7 @@
           <wp:inline>
             <wp:extent cx="3581400" cy="1514383"/>
             <wp:effectExtent b="0" l="0" r="0" t="0"/>
-            <wp:docPr descr="" title="" id="75" name="Picture"/>
+            <wp:docPr descr="Gráfico de la nota: Gráficamente, con los pagos de cada etapa ya descontados, βtu, se comparan 2 áreas" title="" id="75" name="Picture"/>
             <a:graphic>
               <a:graphicData uri="http://schemas.openxmlformats.org/drawingml/2006/picture">
                 <pic:pic>
@@ -67964,7 +68197,7 @@
     </w:pPr>
     <w:rPr>
       <w:rFonts w:ascii="TeX Gyre Pagella" w:cs="TeX Gyre Pagella" w:eastAsia="TeX Gyre Pagella" w:hAnsi="TeX Gyre Pagella"/>
-      <w:sz w:val="20"/>
+      <w:sz w:val="22"/>
     </w:rPr>
   </w:style>
   <w:style w:customStyle="1" w:styleId="Celdatceeazulpalido" w:type="paragraph">
@@ -67978,7 +68211,7 @@
     </w:pPr>
     <w:rPr>
       <w:rFonts w:ascii="TeX Gyre Pagella" w:cs="TeX Gyre Pagella" w:eastAsia="TeX Gyre Pagella" w:hAnsi="TeX Gyre Pagella"/>
-      <w:sz w:val="20"/>
+      <w:sz w:val="22"/>
     </w:rPr>
   </w:style>
   <w:style w:customStyle="1" w:styleId="Celdatceesalmon" w:type="paragraph">
@@ -67992,7 +68225,7 @@
     </w:pPr>
     <w:rPr>
       <w:rFonts w:ascii="TeX Gyre Pagella" w:cs="TeX Gyre Pagella" w:eastAsia="TeX Gyre Pagella" w:hAnsi="TeX Gyre Pagella"/>
-      <w:sz w:val="20"/>
+      <w:sz w:val="22"/>
     </w:rPr>
   </w:style>
   <w:style w:customStyle="1" w:styleId="Celdatceemoradopalido" w:type="paragraph">
@@ -68006,7 +68239,7 @@
     </w:pPr>
     <w:rPr>
       <w:rFonts w:ascii="TeX Gyre Pagella" w:cs="TeX Gyre Pagella" w:eastAsia="TeX Gyre Pagella" w:hAnsi="TeX Gyre Pagella"/>
-      <w:sz w:val="20"/>
+      <w:sz w:val="22"/>
     </w:rPr>
   </w:style>
   <w:style w:customStyle="1" w:styleId="Celdatceegrisclaro" w:type="paragraph">
@@ -68020,7 +68253,7 @@
     </w:pPr>
     <w:rPr>
       <w:rFonts w:ascii="TeX Gyre Pagella" w:cs="TeX Gyre Pagella" w:eastAsia="TeX Gyre Pagella" w:hAnsi="TeX Gyre Pagella"/>
-      <w:sz w:val="20"/>
+      <w:sz w:val="22"/>
     </w:rPr>
   </w:style>
   <w:style w:customStyle="1" w:styleId="Celdatceecrema" w:type="paragraph">
@@ -68034,7 +68267,7 @@
     </w:pPr>
     <w:rPr>
       <w:rFonts w:ascii="TeX Gyre Pagella" w:cs="TeX Gyre Pagella" w:eastAsia="TeX Gyre Pagella" w:hAnsi="TeX Gyre Pagella"/>
-      <w:sz w:val="20"/>
+      <w:sz w:val="22"/>
     </w:rPr>
   </w:style>
   <w:style w:customStyle="1" w:styleId="Celdatceemorado" w:type="paragraph">
@@ -68049,7 +68282,7 @@
     <w:rPr>
       <w:rFonts w:ascii="TeX Gyre Pagella" w:cs="TeX Gyre Pagella" w:eastAsia="TeX Gyre Pagella" w:hAnsi="TeX Gyre Pagella"/>
       <w:color w:val="FFFFFF"/>
-      <w:sz w:val="20"/>
+      <w:sz w:val="22"/>
     </w:rPr>
   </w:style>
   <w:style w:customStyle="1" w:styleId="Celdatceeverde" w:type="paragraph">
@@ -68064,7 +68297,7 @@
     <w:rPr>
       <w:rFonts w:ascii="TeX Gyre Pagella" w:cs="TeX Gyre Pagella" w:eastAsia="TeX Gyre Pagella" w:hAnsi="TeX Gyre Pagella"/>
       <w:color w:val="FFFFFF"/>
-      <w:sz w:val="20"/>
+      <w:sz w:val="22"/>
     </w:rPr>
   </w:style>
   <w:style w:customStyle="1" w:styleId="Celdatceeazul" w:type="paragraph">
@@ -68079,7 +68312,7 @@
     <w:rPr>
       <w:rFonts w:ascii="TeX Gyre Pagella" w:cs="TeX Gyre Pagella" w:eastAsia="TeX Gyre Pagella" w:hAnsi="TeX Gyre Pagella"/>
       <w:color w:val="FFFFFF"/>
-      <w:sz w:val="20"/>
+      <w:sz w:val="22"/>
     </w:rPr>
   </w:style>
   <w:style w:customStyle="1" w:styleId="Celdatceerojo" w:type="paragraph">
@@ -68094,7 +68327,7 @@
     <w:rPr>
       <w:rFonts w:ascii="TeX Gyre Pagella" w:cs="TeX Gyre Pagella" w:eastAsia="TeX Gyre Pagella" w:hAnsi="TeX Gyre Pagella"/>
       <w:color w:val="FFFFFF"/>
-      <w:sz w:val="20"/>
+      <w:sz w:val="22"/>
     </w:rPr>
   </w:style>
   <w:style w:customStyle="1" w:styleId="Celdatceedorado" w:type="paragraph">
@@ -68109,7 +68342,7 @@
     <w:rPr>
       <w:rFonts w:ascii="TeX Gyre Pagella" w:cs="TeX Gyre Pagella" w:eastAsia="TeX Gyre Pagella" w:hAnsi="TeX Gyre Pagella"/>
       <w:color w:val="FFFFFF"/>
-      <w:sz w:val="20"/>
+      <w:sz w:val="22"/>
     </w:rPr>
   </w:style>
   <w:style w:customStyle="1" w:styleId="Celdatceenaranja" w:type="paragraph">
@@ -68124,7 +68357,7 @@
     <w:rPr>
       <w:rFonts w:ascii="TeX Gyre Pagella" w:cs="TeX Gyre Pagella" w:eastAsia="TeX Gyre Pagella" w:hAnsi="TeX Gyre Pagella"/>
       <w:color w:val="FFFFFF"/>
-      <w:sz w:val="20"/>
+      <w:sz w:val="22"/>
     </w:rPr>
   </w:style>
   <w:style w:customStyle="1" w:styleId="Celdatceegris" w:type="paragraph">
@@ -68139,7 +68372,7 @@
     <w:rPr>
       <w:rFonts w:ascii="TeX Gyre Pagella" w:cs="TeX Gyre Pagella" w:eastAsia="TeX Gyre Pagella" w:hAnsi="TeX Gyre Pagella"/>
       <w:color w:val="FFFFFF"/>
-      <w:sz w:val="20"/>
+      <w:sz w:val="22"/>
     </w:rPr>
   </w:style>
   <w:style w:customStyle="1" w:styleId="Textomorado" w:type="character">

--- a/oposicion/temario/tercer-ejercicio/3A14.docx
+++ b/oposicion/temario/tercer-ejercicio/3A14.docx
@@ -14,6 +14,28 @@
       </w:r>
       <w:r>
         <w:t xml:space="preserve">Aplicaciones, con especial referencia a las subastas.</w:t>
+      </w:r>
+    </w:p>
+    <w:p>
+      <w:pPr>
+        <w:spacing w:before="0" w:after="200"/>
+      </w:pPr>
+      <w:r>
+        <w:rPr>
+          <w:b/>
+          <w:smallCaps/>
+          <w:color w:val="5F2987"/>
+          <w:sz w:val="16"/>
+        </w:rPr>
+        <w:t xml:space="preserve">Exclusivo · uso personal. </w:t>
+      </w:r>
+      <w:r>
+        <w:rPr>
+          <w:i/>
+          <w:color w:val="767171"/>
+          <w:sz w:val="16"/>
+        </w:rPr>
+        <w:t xml:space="preserve">Material exclusivo de victorgutierrezmarcos.es y la app Oposición TCEE · DCE. Puedes usarlo libremente para tu estudio personal. No se autoriza su incorporación a otras plataformas, aplicaciones o servicios. Condiciones: https://www.victorgutierrezmarcos.es/condiciones-materiales.html</w:t>
       </w:r>
     </w:p>
     <w:p>
@@ -65313,7 +65335,7 @@
         <w:color w:val="767171"/>
         <w:sz w:val="14"/>
       </w:rPr>
-      <w:t xml:space="preserve">© 2026 Víctor Gutiérrez Marcos · CC BY-NC-ND 4.0</w:t>
+      <w:t xml:space="preserve">© 2026 Víctor Gutiérrez Marcos · Exclusivo de victorgutierrezmarcos.es y la app Oposición TCEE · DCE</w:t>
     </w:r>
     <w:r>
       <w:tab/>
@@ -65371,7 +65393,7 @@
         <w:color w:val="767171"/>
         <w:sz w:val="14"/>
       </w:rPr>
-      <w:t xml:space="preserve">© 2026 Víctor Gutiérrez Marcos · CC BY-NC-ND 4.0</w:t>
+      <w:t xml:space="preserve">© 2026 Víctor Gutiérrez Marcos · Exclusivo de victorgutierrezmarcos.es y la app Oposición TCEE · DCE</w:t>
     </w:r>
     <w:r>
       <w:tab/>
@@ -65437,7 +65459,7 @@
         <w:color w:val="767171"/>
         <w:sz w:val="14"/>
       </w:rPr>
-      <w:t xml:space="preserve">© 2026 Víctor Gutiérrez Marcos · CC BY-NC-ND 4.0</w:t>
+      <w:t xml:space="preserve">© 2026 Víctor Gutiérrez Marcos · Exclusivo de victorgutierrezmarcos.es y la app Oposición TCEE · DCE</w:t>
     </w:r>
     <w:r>
       <w:tab/>
